--- a/docs/final-technical-report.docx
+++ b/docs/final-technical-report.docx
@@ -4,15 +4,11 @@
   <w:body>
     <w:p>
       <w:pPr>
+        <w:pStyle w:val="Title"/>
         <w:jc w:val="center"/>
       </w:pPr>
       <w:r>
-        <w:rPr>
-          <w:b/>
-          <w:color w:val="1F4E79"/>
-          <w:sz w:val="48"/>
-        </w:rPr>
-        <w:t>LSI Document Base</w:t>
+        <w:t>LSI Document Base - Step-by-Step Technical Report</w:t>
       </w:r>
     </w:p>
     <w:p>
@@ -21,786 +17,8269 @@
       </w:pPr>
       <w:r>
         <w:rPr>
-          <w:i/>
-          <w:sz w:val="28"/>
-        </w:rPr>
-        <w:t>College Student Mental Health and Wellbeing</w:t>
-      </w:r>
-    </w:p>
-    <w:p>
-      <w:pPr>
-        <w:jc w:val="center"/>
-      </w:pPr>
-      <w:r>
-        <w:rPr>
+          <w:rFonts w:ascii="Arial" w:hAnsi="Arial"/>
+          <w:color w:val="595959"/>
           <w:sz w:val="22"/>
         </w:rPr>
-        <w:t>Advanced Databases | Final Technical Report</w:t>
+        <w:t>Output traceability, data sources, and LSI process</w:t>
+      </w:r>
+    </w:p>
+    <w:p>
+      <w:pPr>
+        <w:pStyle w:val="Heading1"/>
+      </w:pPr>
+      <w:r>
+        <w:t>1. Report Purpose</w:t>
+      </w:r>
+    </w:p>
+    <w:p>
+      <w:pPr>
+        <w:spacing w:after="100"/>
+      </w:pPr>
+      <w:r>
+        <w:rPr>
+          <w:rFonts w:ascii="Arial" w:hAnsi="Arial"/>
+          <w:sz w:val="21"/>
+        </w:rPr>
+        <w:t xml:space="preserve">This report explains everything that happens from the moment </w:t>
+      </w:r>
+      <w:r>
+        <w:rPr>
+          <w:rFonts w:ascii="Consolas" w:hAnsi="Consolas"/>
+          <w:color w:val="2563EB"/>
+          <w:sz w:val="19"/>
+        </w:rPr>
+        <w:t>main</w:t>
+      </w:r>
+      <w:r>
+        <w:rPr>
+          <w:rFonts w:ascii="Arial" w:hAnsi="Arial"/>
+          <w:sz w:val="21"/>
+        </w:rPr>
+        <w:t xml:space="preserve"> is executed until the results appear in the console. It also clarifies where each data item comes from, which files are read, which classes participate, what is calculated internally, and why the output demonstrates that the system works.</w:t>
+      </w:r>
+    </w:p>
+    <w:p>
+      <w:pPr>
+        <w:spacing w:after="100"/>
+      </w:pPr>
+      <w:r>
+        <w:rPr>
+          <w:rFonts w:ascii="Arial" w:hAnsi="Arial"/>
+          <w:sz w:val="21"/>
+        </w:rPr>
+        <w:t>The system does not print isolated data without processing. The demonstration document base does come from a controlled CSV corpus, but the terms shown in the console are produced by a full pipeline: preprocessing, semantic normalization, FrecT construction, SVD/LSI reduction, and similarity/dissimilarity queries.</w:t>
+      </w:r>
+    </w:p>
+    <w:p>
+      <w:pPr>
+        <w:spacing w:after="100"/>
+      </w:pPr>
+      <w:r>
+        <w:rPr>
+          <w:rFonts w:ascii="Arial" w:hAnsi="Arial"/>
+          <w:sz w:val="21"/>
+        </w:rPr>
+        <w:t>Main command:</w:t>
+      </w:r>
+    </w:p>
+    <w:p>
+      <w:pPr>
+        <w:spacing w:after="20"/>
+        <w:ind w:left="259"/>
+        <w:shd w:fill="F3F6FA"/>
+      </w:pPr>
+      <w:r>
+        <w:rPr>
+          <w:rFonts w:ascii="Consolas" w:hAnsi="Consolas"/>
+          <w:color w:val="333333"/>
+          <w:sz w:val="17"/>
+        </w:rPr>
+        <w:t>mvn exec:java "-Dexec.mainClass=com.lsi.App"</w:t>
+      </w:r>
+    </w:p>
+    <w:p>
+      <w:pPr>
+        <w:spacing w:after="100"/>
+      </w:pPr>
+      <w:r>
+        <w:rPr>
+          <w:rFonts w:ascii="Arial" w:hAnsi="Arial"/>
+          <w:sz w:val="21"/>
+        </w:rPr>
+        <w:t>Equivalent explicit command:</w:t>
+      </w:r>
+    </w:p>
+    <w:p>
+      <w:pPr>
+        <w:spacing w:after="20"/>
+        <w:ind w:left="259"/>
+        <w:shd w:fill="F3F6FA"/>
+      </w:pPr>
+      <w:r>
+        <w:rPr>
+          <w:rFonts w:ascii="Consolas" w:hAnsi="Consolas"/>
+          <w:color w:val="333333"/>
+          <w:sz w:val="17"/>
+        </w:rPr>
+        <w:t>mvn exec:java "-Dexec.mainClass=com.lsi.App" "-Dexec.args=final-demo --k 3 --terms 10 --top 5"</w:t>
       </w:r>
     </w:p>
     <w:p/>
     <w:p>
       <w:pPr>
-        <w:jc w:val="center"/>
-      </w:pPr>
-      <w:r>
-        <w:rPr>
-          <w:b/>
-        </w:rPr>
-        <w:t>Java 21 | PostgreSQL | Flyway | EJML SVD | LSI | SQL Query Verification</w:t>
-      </w:r>
-    </w:p>
-    <w:p>
-      <w:r>
-        <w:br w:type="page"/>
-      </w:r>
-    </w:p>
-    <w:p>
-      <w:pPr>
         <w:pStyle w:val="Heading1"/>
       </w:pPr>
       <w:r>
-        <w:t>1. Title of the project</w:t>
-      </w:r>
-    </w:p>
-    <w:p>
-      <w:pPr>
-        <w:spacing w:after="80" w:line="252" w:lineRule="auto"/>
-      </w:pPr>
-      <w:r>
-        <w:t>LSI Document Base for College Student Mental Health and Wellbeing</w:t>
-      </w:r>
-    </w:p>
+        <w:t>2. Direct Answer About Hardcoding</w:t>
+      </w:r>
+    </w:p>
+    <w:p>
+      <w:pPr>
+        <w:spacing w:after="100"/>
+      </w:pPr>
+      <w:r>
+        <w:rPr>
+          <w:rFonts w:ascii="Arial" w:hAnsi="Arial"/>
+          <w:sz w:val="21"/>
+        </w:rPr>
+        <w:t>There are two separate levels:</w:t>
+      </w:r>
+    </w:p>
+    <w:p>
+      <w:pPr>
+        <w:pStyle w:val="ListNumber"/>
+      </w:pPr>
+      <w:r>
+        <w:rPr>
+          <w:rFonts w:ascii="Arial" w:hAnsi="Arial"/>
+          <w:sz w:val="21"/>
+        </w:rPr>
+        <w:t xml:space="preserve">Demonstration corpus: the 10 base documents come from </w:t>
+      </w:r>
+      <w:r>
+        <w:rPr>
+          <w:rFonts w:ascii="Consolas" w:hAnsi="Consolas"/>
+          <w:color w:val="2563EB"/>
+          <w:sz w:val="19"/>
+        </w:rPr>
+        <w:t>data/fixtures/query/document_terms.csv</w:t>
+      </w:r>
+      <w:r>
+        <w:rPr>
+          <w:rFonts w:ascii="Arial" w:hAnsi="Arial"/>
+          <w:sz w:val="21"/>
+        </w:rPr>
+        <w:t>. This is intentional so the execution is stable and reproducible for the professor.</w:t>
+      </w:r>
+    </w:p>
+    <w:p>
+      <w:pPr>
+        <w:pStyle w:val="ListNumber"/>
+      </w:pPr>
+      <w:r>
+        <w:rPr>
+          <w:rFonts w:ascii="Arial" w:hAnsi="Arial"/>
+          <w:sz w:val="21"/>
+        </w:rPr>
+        <w:t>Term processing: the system does perform filtering, stemming, synonym normalization, and polysemy handling by itself. That part is not printed directly from the CSV.</w:t>
+      </w:r>
+    </w:p>
+    <w:p>
+      <w:pPr>
+        <w:spacing w:after="100"/>
+      </w:pPr>
+      <w:r>
+        <w:rPr>
+          <w:rFonts w:ascii="Arial" w:hAnsi="Arial"/>
+          <w:sz w:val="21"/>
+        </w:rPr>
+        <w:t>In this version, the normal execution path loads linguistic resources from:</w:t>
+      </w:r>
+    </w:p>
+    <w:p>
+      <w:pPr>
+        <w:pStyle w:val="ListBullet"/>
+      </w:pPr>
+      <w:r>
+        <w:rPr>
+          <w:rFonts w:ascii="Consolas" w:hAnsi="Consolas"/>
+          <w:color w:val="2563EB"/>
+          <w:sz w:val="19"/>
+        </w:rPr>
+        <w:t>src/main/resources/stopwords.txt</w:t>
+      </w:r>
+    </w:p>
+    <w:p>
+      <w:pPr>
+        <w:pStyle w:val="ListBullet"/>
+      </w:pPr>
+      <w:r>
+        <w:rPr>
+          <w:rFonts w:ascii="Consolas" w:hAnsi="Consolas"/>
+          <w:color w:val="2563EB"/>
+          <w:sz w:val="19"/>
+        </w:rPr>
+        <w:t>src/main/resources/suffixes.txt</w:t>
+      </w:r>
+    </w:p>
+    <w:p>
+      <w:pPr>
+        <w:pStyle w:val="ListBullet"/>
+      </w:pPr>
+      <w:r>
+        <w:rPr>
+          <w:rFonts w:ascii="Consolas" w:hAnsi="Consolas"/>
+          <w:color w:val="2563EB"/>
+          <w:sz w:val="19"/>
+        </w:rPr>
+        <w:t>src/main/resources/synonyms.csv</w:t>
+      </w:r>
+    </w:p>
+    <w:p>
+      <w:pPr>
+        <w:pStyle w:val="ListBullet"/>
+      </w:pPr>
+      <w:r>
+        <w:rPr>
+          <w:rFonts w:ascii="Consolas" w:hAnsi="Consolas"/>
+          <w:color w:val="2563EB"/>
+          <w:sz w:val="19"/>
+        </w:rPr>
+        <w:t>src/main/resources/polysemy_rules.csv</w:t>
+      </w:r>
+    </w:p>
+    <w:p>
+      <w:pPr>
+        <w:spacing w:after="100"/>
+      </w:pPr>
+      <w:r>
+        <w:rPr>
+          <w:rFonts w:ascii="Arial" w:hAnsi="Arial"/>
+          <w:sz w:val="21"/>
+        </w:rPr>
+        <w:t xml:space="preserve">The classes keep internal fallback values only to prevent the program from failing if a resource is unavailable. In the normal Maven execution, those files are copied to </w:t>
+      </w:r>
+      <w:r>
+        <w:rPr>
+          <w:rFonts w:ascii="Consolas" w:hAnsi="Consolas"/>
+          <w:color w:val="2563EB"/>
+          <w:sz w:val="19"/>
+        </w:rPr>
+        <w:t>target/classes</w:t>
+      </w:r>
+      <w:r>
+        <w:rPr>
+          <w:rFonts w:ascii="Arial" w:hAnsi="Arial"/>
+          <w:sz w:val="21"/>
+        </w:rPr>
+        <w:t xml:space="preserve"> and read from the classpath.</w:t>
+      </w:r>
+    </w:p>
+    <w:p>
+      <w:pPr>
+        <w:spacing w:after="100"/>
+      </w:pPr>
+      <w:r>
+        <w:rPr>
+          <w:rFonts w:ascii="Arial" w:hAnsi="Arial"/>
+          <w:sz w:val="21"/>
+        </w:rPr>
+        <w:t>Real example:</w:t>
+      </w:r>
+    </w:p>
+    <w:p>
+      <w:pPr>
+        <w:spacing w:after="20"/>
+        <w:ind w:left="259"/>
+        <w:shd w:fill="F3F6FA"/>
+      </w:pPr>
+      <w:r>
+        <w:rPr>
+          <w:rFonts w:ascii="Consolas" w:hAnsi="Consolas"/>
+          <w:color w:val="333333"/>
+          <w:sz w:val="17"/>
+        </w:rPr>
+        <w:t>D1 in document_terms.csv:</w:t>
+      </w:r>
+    </w:p>
+    <w:p>
+      <w:pPr>
+        <w:spacing w:after="20"/>
+        <w:ind w:left="259"/>
+        <w:shd w:fill="F3F6FA"/>
+      </w:pPr>
+      <w:r>
+        <w:rPr>
+          <w:rFonts w:ascii="Consolas" w:hAnsi="Consolas"/>
+          <w:color w:val="333333"/>
+          <w:sz w:val="17"/>
+        </w:rPr>
+        <w:t>academic stress student university pressure</w:t>
+      </w:r>
+    </w:p>
+    <w:p>
+      <w:pPr>
+        <w:spacing w:after="20"/>
+        <w:ind w:left="259"/>
+        <w:shd w:fill="F3F6FA"/>
+      </w:pPr>
+      <w:r>
+        <w:rPr>
+          <w:rFonts w:ascii="Consolas" w:hAnsi="Consolas"/>
+          <w:color w:val="333333"/>
+          <w:sz w:val="17"/>
+        </w:rPr>
+        <w:t xml:space="preserve"> </w:t>
+      </w:r>
+    </w:p>
+    <w:p>
+      <w:pPr>
+        <w:spacing w:after="20"/>
+        <w:ind w:left="259"/>
+        <w:shd w:fill="F3F6FA"/>
+      </w:pPr>
+      <w:r>
+        <w:rPr>
+          <w:rFonts w:ascii="Consolas" w:hAnsi="Consolas"/>
+          <w:color w:val="333333"/>
+          <w:sz w:val="17"/>
+        </w:rPr>
+        <w:t>Canonical console output:</w:t>
+      </w:r>
+    </w:p>
+    <w:p>
+      <w:pPr>
+        <w:spacing w:after="20"/>
+        <w:ind w:left="259"/>
+        <w:shd w:fill="F3F6FA"/>
+      </w:pPr>
+      <w:r>
+        <w:rPr>
+          <w:rFonts w:ascii="Consolas" w:hAnsi="Consolas"/>
+          <w:color w:val="333333"/>
+          <w:sz w:val="17"/>
+        </w:rPr>
+        <w:t>[academic_stress, student, university, stress]</w:t>
+      </w:r>
+    </w:p>
+    <w:p>
+      <w:pPr>
+        <w:spacing w:after="100"/>
+      </w:pPr>
+      <w:r>
+        <w:rPr>
+          <w:rFonts w:ascii="Arial" w:hAnsi="Arial"/>
+          <w:sz w:val="21"/>
+        </w:rPr>
+        <w:t xml:space="preserve">That result is not a literal copy of the CSV. The system detects </w:t>
+      </w:r>
+      <w:r>
+        <w:rPr>
+          <w:rFonts w:ascii="Consolas" w:hAnsi="Consolas"/>
+          <w:color w:val="2563EB"/>
+          <w:sz w:val="19"/>
+        </w:rPr>
+        <w:t>academic + stress</w:t>
+      </w:r>
+      <w:r>
+        <w:rPr>
+          <w:rFonts w:ascii="Arial" w:hAnsi="Arial"/>
+          <w:sz w:val="21"/>
+        </w:rPr>
+        <w:t xml:space="preserve"> as a semantic phrase/polysemy rule and maps </w:t>
+      </w:r>
+      <w:r>
+        <w:rPr>
+          <w:rFonts w:ascii="Consolas" w:hAnsi="Consolas"/>
+          <w:color w:val="2563EB"/>
+          <w:sz w:val="19"/>
+        </w:rPr>
+        <w:t>pressure</w:t>
+      </w:r>
+      <w:r>
+        <w:rPr>
+          <w:rFonts w:ascii="Arial" w:hAnsi="Arial"/>
+          <w:sz w:val="21"/>
+        </w:rPr>
+        <w:t xml:space="preserve"> to </w:t>
+      </w:r>
+      <w:r>
+        <w:rPr>
+          <w:rFonts w:ascii="Consolas" w:hAnsi="Consolas"/>
+          <w:color w:val="2563EB"/>
+          <w:sz w:val="19"/>
+        </w:rPr>
+        <w:t>stress</w:t>
+      </w:r>
+      <w:r>
+        <w:rPr>
+          <w:rFonts w:ascii="Arial" w:hAnsi="Arial"/>
+          <w:sz w:val="21"/>
+        </w:rPr>
+        <w:t xml:space="preserve"> through the synonym resource.</w:t>
+      </w:r>
+    </w:p>
+    <w:p/>
     <w:p>
       <w:pPr>
         <w:pStyle w:val="Heading1"/>
       </w:pPr>
       <w:r>
-        <w:t>2. Brief description</w:t>
-      </w:r>
-    </w:p>
-    <w:p>
-      <w:pPr>
-        <w:spacing w:after="80" w:line="252" w:lineRule="auto"/>
-      </w:pPr>
-      <w:r>
-        <w:t>This project implements a document base that indexes and queries a corpus about college student mental health, wellbeing, academic stress, sleep quality, counseling, and institutional support. The system applies preprocessing, semantic normalization, frequency matrix construction, Singular Value Decomposition (SVD), Latent Semantic Indexing (LSI), and SQL/Java query operations to retrieve relevant documents and compare document similarity.</w:t>
-      </w:r>
-    </w:p>
+        <w:t>3. Second 0 - Program Startup</w:t>
+      </w:r>
+    </w:p>
+    <w:p>
+      <w:pPr>
+        <w:spacing w:after="100"/>
+      </w:pPr>
+      <w:r>
+        <w:rPr>
+          <w:rFonts w:ascii="Arial" w:hAnsi="Arial"/>
+          <w:sz w:val="21"/>
+        </w:rPr>
+        <w:t>Entry file:</w:t>
+      </w:r>
+    </w:p>
+    <w:p>
+      <w:pPr>
+        <w:pStyle w:val="ListBullet"/>
+      </w:pPr>
+      <w:r>
+        <w:rPr>
+          <w:rFonts w:ascii="Consolas" w:hAnsi="Consolas"/>
+          <w:color w:val="2563EB"/>
+          <w:sz w:val="19"/>
+        </w:rPr>
+        <w:t>src/main/java/com/lsi/App.java</w:t>
+      </w:r>
+    </w:p>
+    <w:p>
+      <w:pPr>
+        <w:spacing w:after="100"/>
+      </w:pPr>
+      <w:r>
+        <w:rPr>
+          <w:rFonts w:ascii="Arial" w:hAnsi="Arial"/>
+          <w:sz w:val="21"/>
+        </w:rPr>
+        <w:t>Flow:</w:t>
+      </w:r>
+    </w:p>
+    <w:p>
+      <w:pPr>
+        <w:pStyle w:val="ListNumber"/>
+      </w:pPr>
+      <w:r>
+        <w:rPr>
+          <w:rFonts w:ascii="Arial" w:hAnsi="Arial"/>
+          <w:sz w:val="21"/>
+        </w:rPr>
+        <w:t xml:space="preserve">The JVM starts the </w:t>
+      </w:r>
+      <w:r>
+        <w:rPr>
+          <w:rFonts w:ascii="Consolas" w:hAnsi="Consolas"/>
+          <w:color w:val="2563EB"/>
+          <w:sz w:val="19"/>
+        </w:rPr>
+        <w:t>com.lsi.App</w:t>
+      </w:r>
+      <w:r>
+        <w:rPr>
+          <w:rFonts w:ascii="Arial" w:hAnsi="Arial"/>
+          <w:sz w:val="21"/>
+        </w:rPr>
+        <w:t xml:space="preserve"> class.</w:t>
+      </w:r>
+    </w:p>
+    <w:p>
+      <w:pPr>
+        <w:pStyle w:val="ListNumber"/>
+      </w:pPr>
+      <w:r>
+        <w:rPr>
+          <w:rFonts w:ascii="Consolas" w:hAnsi="Consolas"/>
+          <w:color w:val="2563EB"/>
+          <w:sz w:val="19"/>
+        </w:rPr>
+        <w:t>App.main(String[] args)</w:t>
+      </w:r>
+      <w:r>
+        <w:rPr>
+          <w:rFonts w:ascii="Arial" w:hAnsi="Arial"/>
+          <w:sz w:val="21"/>
+        </w:rPr>
+        <w:t xml:space="preserve"> is executed.</w:t>
+      </w:r>
+    </w:p>
+    <w:p>
+      <w:pPr>
+        <w:pStyle w:val="ListNumber"/>
+      </w:pPr>
+      <w:r>
+        <w:rPr>
+          <w:rFonts w:ascii="Consolas" w:hAnsi="Consolas"/>
+          <w:color w:val="2563EB"/>
+          <w:sz w:val="19"/>
+        </w:rPr>
+        <w:t>App.main</w:t>
+      </w:r>
+      <w:r>
+        <w:rPr>
+          <w:rFonts w:ascii="Arial" w:hAnsi="Arial"/>
+          <w:sz w:val="21"/>
+        </w:rPr>
+        <w:t xml:space="preserve"> creates a </w:t>
+      </w:r>
+      <w:r>
+        <w:rPr>
+          <w:rFonts w:ascii="Consolas" w:hAnsi="Consolas"/>
+          <w:color w:val="2563EB"/>
+          <w:sz w:val="19"/>
+        </w:rPr>
+        <w:t>CommandLineInterface</w:t>
+      </w:r>
+      <w:r>
+        <w:rPr>
+          <w:rFonts w:ascii="Arial" w:hAnsi="Arial"/>
+          <w:sz w:val="21"/>
+        </w:rPr>
+        <w:t xml:space="preserve"> instance.</w:t>
+      </w:r>
+    </w:p>
+    <w:p>
+      <w:pPr>
+        <w:pStyle w:val="ListNumber"/>
+      </w:pPr>
+      <w:r>
+        <w:rPr>
+          <w:rFonts w:ascii="Consolas" w:hAnsi="Consolas"/>
+          <w:color w:val="2563EB"/>
+          <w:sz w:val="19"/>
+        </w:rPr>
+        <w:t>App.main</w:t>
+      </w:r>
+      <w:r>
+        <w:rPr>
+          <w:rFonts w:ascii="Arial" w:hAnsi="Arial"/>
+          <w:sz w:val="21"/>
+        </w:rPr>
+        <w:t xml:space="preserve"> delegates control to </w:t>
+      </w:r>
+      <w:r>
+        <w:rPr>
+          <w:rFonts w:ascii="Consolas" w:hAnsi="Consolas"/>
+          <w:color w:val="2563EB"/>
+          <w:sz w:val="19"/>
+        </w:rPr>
+        <w:t>CommandLineInterface.run(args)</w:t>
+      </w:r>
+      <w:r>
+        <w:rPr>
+          <w:rFonts w:ascii="Arial" w:hAnsi="Arial"/>
+          <w:sz w:val="21"/>
+        </w:rPr>
+        <w:t>.</w:t>
+      </w:r>
+    </w:p>
+    <w:p>
+      <w:pPr>
+        <w:pStyle w:val="ListNumber"/>
+      </w:pPr>
+      <w:r>
+        <w:rPr>
+          <w:rFonts w:ascii="Arial" w:hAnsi="Arial"/>
+          <w:sz w:val="21"/>
+        </w:rPr>
+        <w:t xml:space="preserve">If the exit code is different from zero, </w:t>
+      </w:r>
+      <w:r>
+        <w:rPr>
+          <w:rFonts w:ascii="Consolas" w:hAnsi="Consolas"/>
+          <w:color w:val="2563EB"/>
+          <w:sz w:val="19"/>
+        </w:rPr>
+        <w:t>System.exit(exitCode)</w:t>
+      </w:r>
+      <w:r>
+        <w:rPr>
+          <w:rFonts w:ascii="Arial" w:hAnsi="Arial"/>
+          <w:sz w:val="21"/>
+        </w:rPr>
+        <w:t xml:space="preserve"> is invoked.</w:t>
+      </w:r>
+    </w:p>
+    <w:p>
+      <w:pPr>
+        <w:spacing w:after="100"/>
+      </w:pPr>
+      <w:r>
+        <w:rPr>
+          <w:rFonts w:ascii="Arial" w:hAnsi="Arial"/>
+          <w:sz w:val="21"/>
+        </w:rPr>
+        <w:t>Console coordinator:</w:t>
+      </w:r>
+    </w:p>
+    <w:p>
+      <w:pPr>
+        <w:pStyle w:val="ListBullet"/>
+      </w:pPr>
+      <w:r>
+        <w:rPr>
+          <w:rFonts w:ascii="Consolas" w:hAnsi="Consolas"/>
+          <w:color w:val="2563EB"/>
+          <w:sz w:val="19"/>
+        </w:rPr>
+        <w:t>src/main/java/com/lsi/ui/CommandLineInterface.java</w:t>
+      </w:r>
+    </w:p>
+    <w:p>
+      <w:pPr>
+        <w:spacing w:after="100"/>
+      </w:pPr>
+      <w:r>
+        <w:rPr>
+          <w:rFonts w:ascii="Arial" w:hAnsi="Arial"/>
+          <w:sz w:val="21"/>
+        </w:rPr>
+        <w:t xml:space="preserve">Because the user normally runs </w:t>
+      </w:r>
+      <w:r>
+        <w:rPr>
+          <w:rFonts w:ascii="Consolas" w:hAnsi="Consolas"/>
+          <w:color w:val="2563EB"/>
+          <w:sz w:val="19"/>
+        </w:rPr>
+        <w:t>main</w:t>
+      </w:r>
+      <w:r>
+        <w:rPr>
+          <w:rFonts w:ascii="Arial" w:hAnsi="Arial"/>
+          <w:sz w:val="21"/>
+        </w:rPr>
+        <w:t xml:space="preserve"> without arguments, </w:t>
+      </w:r>
+      <w:r>
+        <w:rPr>
+          <w:rFonts w:ascii="Consolas" w:hAnsi="Consolas"/>
+          <w:color w:val="2563EB"/>
+          <w:sz w:val="19"/>
+        </w:rPr>
+        <w:t>CommandLineInterface.run(args)</w:t>
+      </w:r>
+      <w:r>
+        <w:rPr>
+          <w:rFonts w:ascii="Arial" w:hAnsi="Arial"/>
+          <w:sz w:val="21"/>
+        </w:rPr>
+        <w:t xml:space="preserve"> detects </w:t>
+      </w:r>
+      <w:r>
+        <w:rPr>
+          <w:rFonts w:ascii="Consolas" w:hAnsi="Consolas"/>
+          <w:color w:val="2563EB"/>
+          <w:sz w:val="19"/>
+        </w:rPr>
+        <w:t>args.length == 0</w:t>
+      </w:r>
+      <w:r>
+        <w:rPr>
+          <w:rFonts w:ascii="Arial" w:hAnsi="Arial"/>
+          <w:sz w:val="21"/>
+        </w:rPr>
+        <w:t xml:space="preserve"> and automatically calls:</w:t>
+      </w:r>
+    </w:p>
+    <w:p>
+      <w:pPr>
+        <w:spacing w:after="20"/>
+        <w:ind w:left="259"/>
+        <w:shd w:fill="F3F6FA"/>
+      </w:pPr>
+      <w:r>
+        <w:rPr>
+          <w:rFonts w:ascii="Consolas" w:hAnsi="Consolas"/>
+          <w:color w:val="333333"/>
+          <w:sz w:val="17"/>
+        </w:rPr>
+        <w:t>runFinalDemo(Map.of())</w:t>
+      </w:r>
+    </w:p>
+    <w:p>
+      <w:pPr>
+        <w:spacing w:after="100"/>
+      </w:pPr>
+      <w:r>
+        <w:rPr>
+          <w:rFonts w:ascii="Arial" w:hAnsi="Arial"/>
+          <w:sz w:val="21"/>
+        </w:rPr>
+        <w:t>This means the default mode is no longer only the help screen; it now runs the full technical demonstration.</w:t>
+      </w:r>
+    </w:p>
+    <w:p/>
     <w:p>
       <w:pPr>
         <w:pStyle w:val="Heading1"/>
       </w:pPr>
       <w:r>
-        <w:t>3. Feasibility analysis</w:t>
-      </w:r>
-    </w:p>
-    <w:p>
-      <w:pPr>
-        <w:spacing w:after="80" w:line="252" w:lineRule="auto"/>
-      </w:pPr>
-      <w:r>
-        <w:t>The solution is technically feasible because it uses Java, Maven, PostgreSQL, JDBC/HikariCP, Flyway migrations, and EJML for SVD. The corpus is available as local PDF sources and controlled fixtures. PostgreSQL stores the relational representation of documents, terms, frequencies, LSI vectors, and query logs. The main operational constraint is that repository integration tests require a running PostgreSQL instance at the configured host and port.</w:t>
-      </w:r>
-    </w:p>
+        <w:t>4. Initial Demo Configuration</w:t>
+      </w:r>
+    </w:p>
+    <w:p>
+      <w:pPr>
+        <w:spacing w:after="100"/>
+      </w:pPr>
+      <w:r>
+        <w:rPr>
+          <w:rFonts w:ascii="Arial" w:hAnsi="Arial"/>
+          <w:sz w:val="21"/>
+        </w:rPr>
+        <w:t xml:space="preserve">Inside </w:t>
+      </w:r>
+      <w:r>
+        <w:rPr>
+          <w:rFonts w:ascii="Consolas" w:hAnsi="Consolas"/>
+          <w:color w:val="2563EB"/>
+          <w:sz w:val="19"/>
+        </w:rPr>
+        <w:t>runFinalDemo</w:t>
+      </w:r>
+      <w:r>
+        <w:rPr>
+          <w:rFonts w:ascii="Arial" w:hAnsi="Arial"/>
+          <w:sz w:val="21"/>
+        </w:rPr>
+        <w:t>, the main parameters are prepared:</w:t>
+      </w:r>
+    </w:p>
+    <w:p>
+      <w:pPr>
+        <w:pStyle w:val="ListBullet"/>
+      </w:pPr>
+      <w:r>
+        <w:rPr>
+          <w:rFonts w:ascii="Consolas" w:hAnsi="Consolas"/>
+          <w:color w:val="2563EB"/>
+          <w:sz w:val="19"/>
+        </w:rPr>
+        <w:t>k</w:t>
+      </w:r>
+      <w:r>
+        <w:rPr>
+          <w:rFonts w:ascii="Arial" w:hAnsi="Arial"/>
+          <w:sz w:val="21"/>
+        </w:rPr>
+        <w:t xml:space="preserve">: number of latent dimensions for LSI. Default value: </w:t>
+      </w:r>
+      <w:r>
+        <w:rPr>
+          <w:rFonts w:ascii="Consolas" w:hAnsi="Consolas"/>
+          <w:color w:val="2563EB"/>
+          <w:sz w:val="19"/>
+        </w:rPr>
+        <w:t>3</w:t>
+      </w:r>
+      <w:r>
+        <w:rPr>
+          <w:rFonts w:ascii="Arial" w:hAnsi="Arial"/>
+          <w:sz w:val="21"/>
+        </w:rPr>
+        <w:t>.</w:t>
+      </w:r>
+    </w:p>
+    <w:p>
+      <w:pPr>
+        <w:pStyle w:val="ListBullet"/>
+      </w:pPr>
+      <w:r>
+        <w:rPr>
+          <w:rFonts w:ascii="Consolas" w:hAnsi="Consolas"/>
+          <w:color w:val="2563EB"/>
+          <w:sz w:val="19"/>
+        </w:rPr>
+        <w:t>terms</w:t>
+      </w:r>
+      <w:r>
+        <w:rPr>
+          <w:rFonts w:ascii="Arial" w:hAnsi="Arial"/>
+          <w:sz w:val="21"/>
+        </w:rPr>
+        <w:t xml:space="preserve">: number of significant terms to print. Default value: </w:t>
+      </w:r>
+      <w:r>
+        <w:rPr>
+          <w:rFonts w:ascii="Consolas" w:hAnsi="Consolas"/>
+          <w:color w:val="2563EB"/>
+          <w:sz w:val="19"/>
+        </w:rPr>
+        <w:t>10</w:t>
+      </w:r>
+      <w:r>
+        <w:rPr>
+          <w:rFonts w:ascii="Arial" w:hAnsi="Arial"/>
+          <w:sz w:val="21"/>
+        </w:rPr>
+        <w:t>.</w:t>
+      </w:r>
+    </w:p>
+    <w:p>
+      <w:pPr>
+        <w:pStyle w:val="ListBullet"/>
+      </w:pPr>
+      <w:r>
+        <w:rPr>
+          <w:rFonts w:ascii="Consolas" w:hAnsi="Consolas"/>
+          <w:color w:val="2563EB"/>
+          <w:sz w:val="19"/>
+        </w:rPr>
+        <w:t>top</w:t>
+      </w:r>
+      <w:r>
+        <w:rPr>
+          <w:rFonts w:ascii="Arial" w:hAnsi="Arial"/>
+          <w:sz w:val="21"/>
+        </w:rPr>
+        <w:t xml:space="preserve">: number of documents retrieved per query. Default value: </w:t>
+      </w:r>
+      <w:r>
+        <w:rPr>
+          <w:rFonts w:ascii="Consolas" w:hAnsi="Consolas"/>
+          <w:color w:val="2563EB"/>
+          <w:sz w:val="19"/>
+        </w:rPr>
+        <w:t>5</w:t>
+      </w:r>
+      <w:r>
+        <w:rPr>
+          <w:rFonts w:ascii="Arial" w:hAnsi="Arial"/>
+          <w:sz w:val="21"/>
+        </w:rPr>
+        <w:t>.</w:t>
+      </w:r>
+    </w:p>
+    <w:p>
+      <w:pPr>
+        <w:pStyle w:val="ListBullet"/>
+      </w:pPr>
+      <w:r>
+        <w:rPr>
+          <w:rFonts w:ascii="Consolas" w:hAnsi="Consolas"/>
+          <w:color w:val="2563EB"/>
+          <w:sz w:val="19"/>
+        </w:rPr>
+        <w:t>matrix</w:t>
+      </w:r>
+      <w:r>
+        <w:rPr>
+          <w:rFonts w:ascii="Arial" w:hAnsi="Arial"/>
+          <w:sz w:val="21"/>
+        </w:rPr>
+        <w:t xml:space="preserve">: FrecT printing mode. By default it prints a preview; with </w:t>
+      </w:r>
+      <w:r>
+        <w:rPr>
+          <w:rFonts w:ascii="Consolas" w:hAnsi="Consolas"/>
+          <w:color w:val="2563EB"/>
+          <w:sz w:val="19"/>
+        </w:rPr>
+        <w:t>--matrix full</w:t>
+      </w:r>
+      <w:r>
+        <w:rPr>
+          <w:rFonts w:ascii="Arial" w:hAnsi="Arial"/>
+          <w:sz w:val="21"/>
+        </w:rPr>
+        <w:t xml:space="preserve"> it prints the full matrix.</w:t>
+      </w:r>
+    </w:p>
+    <w:p>
+      <w:pPr>
+        <w:spacing w:after="100"/>
+      </w:pPr>
+      <w:r>
+        <w:rPr>
+          <w:rFonts w:ascii="Arial" w:hAnsi="Arial"/>
+          <w:sz w:val="21"/>
+        </w:rPr>
+        <w:t>These values are read from arguments when provided. Otherwise, defaults are used.</w:t>
+      </w:r>
+    </w:p>
+    <w:p>
+      <w:pPr>
+        <w:spacing w:after="100"/>
+      </w:pPr>
+      <w:r>
+        <w:rPr>
+          <w:rFonts w:ascii="Arial" w:hAnsi="Arial"/>
+          <w:sz w:val="21"/>
+        </w:rPr>
+        <w:t>Example:</w:t>
+      </w:r>
+    </w:p>
+    <w:p>
+      <w:pPr>
+        <w:spacing w:after="20"/>
+        <w:ind w:left="259"/>
+        <w:shd w:fill="F3F6FA"/>
+      </w:pPr>
+      <w:r>
+        <w:rPr>
+          <w:rFonts w:ascii="Consolas" w:hAnsi="Consolas"/>
+          <w:color w:val="333333"/>
+          <w:sz w:val="17"/>
+        </w:rPr>
+        <w:t>final-demo --k 3 --terms 10 --top 5 --matrix preview</w:t>
+      </w:r>
+    </w:p>
+    <w:p/>
     <w:p>
       <w:pPr>
         <w:pStyle w:val="Heading1"/>
       </w:pPr>
       <w:r>
-        <w:t>4. Objectives, goals, and hypotheses</w:t>
-      </w:r>
-    </w:p>
-    <w:p>
-      <w:pPr>
-        <w:spacing w:after="80" w:line="252" w:lineRule="auto"/>
-      </w:pPr>
-      <w:r>
-        <w:t>The objective is to create a document base that can represent and consult at least ten documents using LSI. The goals are to reduce lexical noise, capture semantic equivalences, construct FrecT, persist the document base in a DBMS, reduce the representation with SVD, compare documents, and retrieve the top-n documents for a query. The hypothesis is that LSI plus semantic normalization improves retrieval by grouping related concepts such as worry to anxiety, therapy to counseling, and contextual terms such as university support to institutional_support.</w:t>
-      </w:r>
-    </w:p>
+        <w:t>5. Loading the Document Base</w:t>
+      </w:r>
+    </w:p>
+    <w:p>
+      <w:pPr>
+        <w:spacing w:after="100"/>
+      </w:pPr>
+      <w:r>
+        <w:rPr>
+          <w:rFonts w:ascii="Arial" w:hAnsi="Arial"/>
+          <w:sz w:val="21"/>
+        </w:rPr>
+        <w:t>Data file:</w:t>
+      </w:r>
+    </w:p>
+    <w:p>
+      <w:pPr>
+        <w:pStyle w:val="ListBullet"/>
+      </w:pPr>
+      <w:r>
+        <w:rPr>
+          <w:rFonts w:ascii="Consolas" w:hAnsi="Consolas"/>
+          <w:color w:val="2563EB"/>
+          <w:sz w:val="19"/>
+        </w:rPr>
+        <w:t>data/fixtures/query/document_terms.csv</w:t>
+      </w:r>
+    </w:p>
+    <w:p>
+      <w:pPr>
+        <w:spacing w:after="100"/>
+      </w:pPr>
+      <w:r>
+        <w:rPr>
+          <w:rFonts w:ascii="Arial" w:hAnsi="Arial"/>
+          <w:sz w:val="21"/>
+        </w:rPr>
+        <w:t>Columns:</w:t>
+      </w:r>
+    </w:p>
+    <w:p>
+      <w:pPr>
+        <w:pStyle w:val="ListBullet"/>
+      </w:pPr>
+      <w:r>
+        <w:rPr>
+          <w:rFonts w:ascii="Consolas" w:hAnsi="Consolas"/>
+          <w:color w:val="2563EB"/>
+          <w:sz w:val="19"/>
+        </w:rPr>
+        <w:t>code</w:t>
+      </w:r>
+      <w:r>
+        <w:rPr>
+          <w:rFonts w:ascii="Arial" w:hAnsi="Arial"/>
+          <w:sz w:val="21"/>
+        </w:rPr>
+        <w:t xml:space="preserve">: document identifier, for example </w:t>
+      </w:r>
+      <w:r>
+        <w:rPr>
+          <w:rFonts w:ascii="Consolas" w:hAnsi="Consolas"/>
+          <w:color w:val="2563EB"/>
+          <w:sz w:val="19"/>
+        </w:rPr>
+        <w:t>D1</w:t>
+      </w:r>
+      <w:r>
+        <w:rPr>
+          <w:rFonts w:ascii="Arial" w:hAnsi="Arial"/>
+          <w:sz w:val="21"/>
+        </w:rPr>
+        <w:t>.</w:t>
+      </w:r>
+    </w:p>
+    <w:p>
+      <w:pPr>
+        <w:pStyle w:val="ListBullet"/>
+      </w:pPr>
+      <w:r>
+        <w:rPr>
+          <w:rFonts w:ascii="Consolas" w:hAnsi="Consolas"/>
+          <w:color w:val="2563EB"/>
+          <w:sz w:val="19"/>
+        </w:rPr>
+        <w:t>title</w:t>
+      </w:r>
+      <w:r>
+        <w:rPr>
+          <w:rFonts w:ascii="Arial" w:hAnsi="Arial"/>
+          <w:sz w:val="21"/>
+        </w:rPr>
+        <w:t>: human-readable document title.</w:t>
+      </w:r>
+    </w:p>
+    <w:p>
+      <w:pPr>
+        <w:pStyle w:val="ListBullet"/>
+      </w:pPr>
+      <w:r>
+        <w:rPr>
+          <w:rFonts w:ascii="Consolas" w:hAnsi="Consolas"/>
+          <w:color w:val="2563EB"/>
+          <w:sz w:val="19"/>
+        </w:rPr>
+        <w:t>terms</w:t>
+      </w:r>
+      <w:r>
+        <w:rPr>
+          <w:rFonts w:ascii="Arial" w:hAnsi="Arial"/>
+          <w:sz w:val="21"/>
+        </w:rPr>
+        <w:t>: base text representing the document content used for the demo.</w:t>
+      </w:r>
+    </w:p>
+    <w:p>
+      <w:pPr>
+        <w:spacing w:after="100"/>
+      </w:pPr>
+      <w:r>
+        <w:rPr>
+          <w:rFonts w:ascii="Arial" w:hAnsi="Arial"/>
+          <w:sz w:val="21"/>
+        </w:rPr>
+        <w:t>Class that loads the file:</w:t>
+      </w:r>
+    </w:p>
+    <w:p>
+      <w:pPr>
+        <w:pStyle w:val="ListBullet"/>
+      </w:pPr>
+      <w:r>
+        <w:rPr>
+          <w:rFonts w:ascii="Consolas" w:hAnsi="Consolas"/>
+          <w:color w:val="2563EB"/>
+          <w:sz w:val="19"/>
+        </w:rPr>
+        <w:t>src/main/java/com/lsi/indexing/IndexingService.java</w:t>
+      </w:r>
+    </w:p>
+    <w:p>
+      <w:pPr>
+        <w:spacing w:after="100"/>
+      </w:pPr>
+      <w:r>
+        <w:rPr>
+          <w:rFonts w:ascii="Arial" w:hAnsi="Arial"/>
+          <w:sz w:val="21"/>
+        </w:rPr>
+        <w:t>Method:</w:t>
+      </w:r>
+    </w:p>
+    <w:p>
+      <w:pPr>
+        <w:spacing w:after="20"/>
+        <w:ind w:left="259"/>
+        <w:shd w:fill="F3F6FA"/>
+      </w:pPr>
+      <w:r>
+        <w:rPr>
+          <w:rFonts w:ascii="Consolas" w:hAnsi="Consolas"/>
+          <w:color w:val="333333"/>
+          <w:sz w:val="17"/>
+        </w:rPr>
+        <w:t>loadDocumentsFromQueryFixture(Path fixtureDir)</w:t>
+      </w:r>
+    </w:p>
+    <w:p>
+      <w:pPr>
+        <w:spacing w:after="100"/>
+      </w:pPr>
+      <w:r>
+        <w:rPr>
+          <w:rFonts w:ascii="Arial" w:hAnsi="Arial"/>
+          <w:sz w:val="21"/>
+        </w:rPr>
+        <w:t>Process:</w:t>
+      </w:r>
+    </w:p>
+    <w:p>
+      <w:pPr>
+        <w:pStyle w:val="ListNumber"/>
+      </w:pPr>
+      <w:r>
+        <w:rPr>
+          <w:rFonts w:ascii="Arial" w:hAnsi="Arial"/>
+          <w:sz w:val="21"/>
+        </w:rPr>
+        <w:t xml:space="preserve">The path </w:t>
+      </w:r>
+      <w:r>
+        <w:rPr>
+          <w:rFonts w:ascii="Consolas" w:hAnsi="Consolas"/>
+          <w:color w:val="2563EB"/>
+          <w:sz w:val="19"/>
+        </w:rPr>
+        <w:t>data/fixtures/query/document_terms.csv</w:t>
+      </w:r>
+      <w:r>
+        <w:rPr>
+          <w:rFonts w:ascii="Arial" w:hAnsi="Arial"/>
+          <w:sz w:val="21"/>
+        </w:rPr>
+        <w:t xml:space="preserve"> is resolved.</w:t>
+      </w:r>
+    </w:p>
+    <w:p>
+      <w:pPr>
+        <w:pStyle w:val="ListNumber"/>
+      </w:pPr>
+      <w:r>
+        <w:rPr>
+          <w:rFonts w:ascii="Arial" w:hAnsi="Arial"/>
+          <w:sz w:val="21"/>
+        </w:rPr>
+        <w:t>All file lines are read with UTF-8.</w:t>
+      </w:r>
+    </w:p>
+    <w:p>
+      <w:pPr>
+        <w:pStyle w:val="ListNumber"/>
+      </w:pPr>
+      <w:r>
+        <w:rPr>
+          <w:rFonts w:ascii="Arial" w:hAnsi="Arial"/>
+          <w:sz w:val="21"/>
+        </w:rPr>
+        <w:t>The first line is skipped because it is the CSV header.</w:t>
+      </w:r>
+    </w:p>
+    <w:p>
+      <w:pPr>
+        <w:pStyle w:val="ListNumber"/>
+      </w:pPr>
+      <w:r>
+        <w:rPr>
+          <w:rFonts w:ascii="Arial" w:hAnsi="Arial"/>
+          <w:sz w:val="21"/>
+        </w:rPr>
+        <w:t>Each row is split into three parts: code, title, and terms.</w:t>
+      </w:r>
+    </w:p>
+    <w:p>
+      <w:pPr>
+        <w:pStyle w:val="ListNumber"/>
+      </w:pPr>
+      <w:r>
+        <w:rPr>
+          <w:rFonts w:ascii="Arial" w:hAnsi="Arial"/>
+          <w:sz w:val="21"/>
+        </w:rPr>
+        <w:t xml:space="preserve">Each row is converted into a </w:t>
+      </w:r>
+      <w:r>
+        <w:rPr>
+          <w:rFonts w:ascii="Consolas" w:hAnsi="Consolas"/>
+          <w:color w:val="2563EB"/>
+          <w:sz w:val="19"/>
+        </w:rPr>
+        <w:t>Document</w:t>
+      </w:r>
+      <w:r>
+        <w:rPr>
+          <w:rFonts w:ascii="Arial" w:hAnsi="Arial"/>
+          <w:sz w:val="21"/>
+        </w:rPr>
+        <w:t xml:space="preserve"> object.</w:t>
+      </w:r>
+    </w:p>
+    <w:p>
+      <w:pPr>
+        <w:pStyle w:val="ListNumber"/>
+      </w:pPr>
+      <w:r>
+        <w:rPr>
+          <w:rFonts w:ascii="Arial" w:hAnsi="Arial"/>
+          <w:sz w:val="21"/>
+        </w:rPr>
+        <w:t xml:space="preserve">The </w:t>
+      </w:r>
+      <w:r>
+        <w:rPr>
+          <w:rFonts w:ascii="Consolas" w:hAnsi="Consolas"/>
+          <w:color w:val="2563EB"/>
+          <w:sz w:val="19"/>
+        </w:rPr>
+        <w:t>Document</w:t>
+      </w:r>
+      <w:r>
+        <w:rPr>
+          <w:rFonts w:ascii="Arial" w:hAnsi="Arial"/>
+          <w:sz w:val="21"/>
+        </w:rPr>
+        <w:t xml:space="preserve"> object stores:</w:t>
+      </w:r>
+    </w:p>
+    <w:p>
+      <w:pPr>
+        <w:spacing w:after="100"/>
+      </w:pPr>
+      <w:r>
+        <w:rPr>
+          <w:rFonts w:ascii="Arial" w:hAnsi="Arial"/>
+          <w:sz w:val="21"/>
+        </w:rPr>
+        <w:t xml:space="preserve">   - code;</w:t>
+      </w:r>
+    </w:p>
+    <w:p>
+      <w:pPr>
+        <w:spacing w:after="100"/>
+      </w:pPr>
+      <w:r>
+        <w:rPr>
+          <w:rFonts w:ascii="Arial" w:hAnsi="Arial"/>
+          <w:sz w:val="21"/>
+        </w:rPr>
+        <w:t xml:space="preserve">   - title;</w:t>
+      </w:r>
+    </w:p>
+    <w:p>
+      <w:pPr>
+        <w:spacing w:after="100"/>
+      </w:pPr>
+      <w:r>
+        <w:rPr>
+          <w:rFonts w:ascii="Arial" w:hAnsi="Arial"/>
+          <w:sz w:val="21"/>
+        </w:rPr>
+        <w:t xml:space="preserve">   - source path;</w:t>
+      </w:r>
+    </w:p>
+    <w:p>
+      <w:pPr>
+        <w:spacing w:after="100"/>
+      </w:pPr>
+      <w:r>
+        <w:rPr>
+          <w:rFonts w:ascii="Arial" w:hAnsi="Arial"/>
+          <w:sz w:val="21"/>
+        </w:rPr>
+        <w:t xml:space="preserve">   - original text;</w:t>
+      </w:r>
+    </w:p>
+    <w:p>
+      <w:pPr>
+        <w:spacing w:after="100"/>
+      </w:pPr>
+      <w:r>
+        <w:rPr>
+          <w:rFonts w:ascii="Arial" w:hAnsi="Arial"/>
+          <w:sz w:val="21"/>
+        </w:rPr>
+        <w:t xml:space="preserve">   - text for processing.</w:t>
+      </w:r>
+    </w:p>
+    <w:p>
+      <w:pPr>
+        <w:spacing w:after="100"/>
+      </w:pPr>
+      <w:r>
+        <w:rPr>
+          <w:rFonts w:ascii="Arial" w:hAnsi="Arial"/>
+          <w:sz w:val="21"/>
+        </w:rPr>
+        <w:t>Input example:</w:t>
+      </w:r>
+    </w:p>
+    <w:p>
+      <w:pPr>
+        <w:spacing w:after="20"/>
+        <w:ind w:left="259"/>
+        <w:shd w:fill="F3F6FA"/>
+      </w:pPr>
+      <w:r>
+        <w:rPr>
+          <w:rFonts w:ascii="Consolas" w:hAnsi="Consolas"/>
+          <w:color w:val="333333"/>
+          <w:sz w:val="17"/>
+        </w:rPr>
+        <w:t>D8,University psychological support services,university support counseling therapy student</w:t>
+      </w:r>
+    </w:p>
+    <w:p>
+      <w:pPr>
+        <w:spacing w:after="100"/>
+      </w:pPr>
+      <w:r>
+        <w:rPr>
+          <w:rFonts w:ascii="Arial" w:hAnsi="Arial"/>
+          <w:sz w:val="21"/>
+        </w:rPr>
+        <w:t xml:space="preserve">That row is converted into a </w:t>
+      </w:r>
+      <w:r>
+        <w:rPr>
+          <w:rFonts w:ascii="Consolas" w:hAnsi="Consolas"/>
+          <w:color w:val="2563EB"/>
+          <w:sz w:val="19"/>
+        </w:rPr>
+        <w:t>Document</w:t>
+      </w:r>
+      <w:r>
+        <w:rPr>
+          <w:rFonts w:ascii="Arial" w:hAnsi="Arial"/>
+          <w:sz w:val="21"/>
+        </w:rPr>
+        <w:t xml:space="preserve"> with code </w:t>
+      </w:r>
+      <w:r>
+        <w:rPr>
+          <w:rFonts w:ascii="Consolas" w:hAnsi="Consolas"/>
+          <w:color w:val="2563EB"/>
+          <w:sz w:val="19"/>
+        </w:rPr>
+        <w:t>D8</w:t>
+      </w:r>
+      <w:r>
+        <w:rPr>
+          <w:rFonts w:ascii="Arial" w:hAnsi="Arial"/>
+          <w:sz w:val="21"/>
+        </w:rPr>
+        <w:t xml:space="preserve">, title </w:t>
+      </w:r>
+      <w:r>
+        <w:rPr>
+          <w:rFonts w:ascii="Consolas" w:hAnsi="Consolas"/>
+          <w:color w:val="2563EB"/>
+          <w:sz w:val="19"/>
+        </w:rPr>
+        <w:t>University psychological support services</w:t>
+      </w:r>
+      <w:r>
+        <w:rPr>
+          <w:rFonts w:ascii="Arial" w:hAnsi="Arial"/>
+          <w:sz w:val="21"/>
+        </w:rPr>
+        <w:t xml:space="preserve">, and processable text </w:t>
+      </w:r>
+      <w:r>
+        <w:rPr>
+          <w:rFonts w:ascii="Consolas" w:hAnsi="Consolas"/>
+          <w:color w:val="2563EB"/>
+          <w:sz w:val="19"/>
+        </w:rPr>
+        <w:t>university support counseling therapy student</w:t>
+      </w:r>
+      <w:r>
+        <w:rPr>
+          <w:rFonts w:ascii="Arial" w:hAnsi="Arial"/>
+          <w:sz w:val="21"/>
+        </w:rPr>
+        <w:t>.</w:t>
+      </w:r>
+    </w:p>
+    <w:p/>
     <w:p>
       <w:pPr>
         <w:pStyle w:val="Heading1"/>
       </w:pPr>
       <w:r>
-        <w:t>5. Technical specifications</w:t>
+        <w:t>6. Corpus Indexing</w:t>
+      </w:r>
+    </w:p>
+    <w:p>
+      <w:pPr>
+        <w:spacing w:after="100"/>
+      </w:pPr>
+      <w:r>
+        <w:rPr>
+          <w:rFonts w:ascii="Arial" w:hAnsi="Arial"/>
+          <w:sz w:val="21"/>
+        </w:rPr>
+        <w:t>Main method:</w:t>
+      </w:r>
+    </w:p>
+    <w:p>
+      <w:pPr>
+        <w:spacing w:after="20"/>
+        <w:ind w:left="259"/>
+        <w:shd w:fill="F3F6FA"/>
+      </w:pPr>
+      <w:r>
+        <w:rPr>
+          <w:rFonts w:ascii="Consolas" w:hAnsi="Consolas"/>
+          <w:color w:val="333333"/>
+          <w:sz w:val="17"/>
+        </w:rPr>
+        <w:t>IndexingService.index(List&lt;Document&gt; documents, int dimensions, boolean useTfIdf)</w:t>
+      </w:r>
+    </w:p>
+    <w:p>
+      <w:pPr>
+        <w:spacing w:after="100"/>
+      </w:pPr>
+      <w:r>
+        <w:rPr>
+          <w:rFonts w:ascii="Arial" w:hAnsi="Arial"/>
+          <w:sz w:val="21"/>
+        </w:rPr>
+        <w:t>This method coordinates the full document process:</w:t>
+      </w:r>
+    </w:p>
+    <w:p>
+      <w:pPr>
+        <w:pStyle w:val="ListNumber"/>
+      </w:pPr>
+      <w:r>
+        <w:rPr>
+          <w:rFonts w:ascii="Arial" w:hAnsi="Arial"/>
+          <w:sz w:val="21"/>
+        </w:rPr>
+        <w:t>It validates that the document list is not null or empty.</w:t>
+      </w:r>
+    </w:p>
+    <w:p>
+      <w:pPr>
+        <w:pStyle w:val="ListNumber"/>
+      </w:pPr>
+      <w:r>
+        <w:rPr>
+          <w:rFonts w:ascii="Arial" w:hAnsi="Arial"/>
+          <w:sz w:val="21"/>
+        </w:rPr>
+        <w:t xml:space="preserve">It creates a list of </w:t>
+      </w:r>
+      <w:r>
+        <w:rPr>
+          <w:rFonts w:ascii="Consolas" w:hAnsi="Consolas"/>
+          <w:color w:val="2563EB"/>
+          <w:sz w:val="19"/>
+        </w:rPr>
+        <w:t>SemanticDocument</w:t>
+      </w:r>
+      <w:r>
+        <w:rPr>
+          <w:rFonts w:ascii="Arial" w:hAnsi="Arial"/>
+          <w:sz w:val="21"/>
+        </w:rPr>
+        <w:t>.</w:t>
+      </w:r>
+    </w:p>
+    <w:p>
+      <w:pPr>
+        <w:pStyle w:val="ListNumber"/>
+      </w:pPr>
+      <w:r>
+        <w:rPr>
+          <w:rFonts w:ascii="Arial" w:hAnsi="Arial"/>
+          <w:sz w:val="21"/>
+        </w:rPr>
+        <w:t xml:space="preserve">It creates a </w:t>
+      </w:r>
+      <w:r>
+        <w:rPr>
+          <w:rFonts w:ascii="Consolas" w:hAnsi="Consolas"/>
+          <w:color w:val="2563EB"/>
+          <w:sz w:val="19"/>
+        </w:rPr>
+        <w:t>titlesByCode</w:t>
+      </w:r>
+      <w:r>
+        <w:rPr>
+          <w:rFonts w:ascii="Arial" w:hAnsi="Arial"/>
+          <w:sz w:val="21"/>
+        </w:rPr>
+        <w:t xml:space="preserve"> map to preserve each document title.</w:t>
+      </w:r>
+    </w:p>
+    <w:p>
+      <w:pPr>
+        <w:pStyle w:val="ListNumber"/>
+      </w:pPr>
+      <w:r>
+        <w:rPr>
+          <w:rFonts w:ascii="Arial" w:hAnsi="Arial"/>
+          <w:sz w:val="21"/>
+        </w:rPr>
+        <w:t xml:space="preserve">It processes each document with </w:t>
+      </w:r>
+      <w:r>
+        <w:rPr>
+          <w:rFonts w:ascii="Consolas" w:hAnsi="Consolas"/>
+          <w:color w:val="2563EB"/>
+          <w:sz w:val="19"/>
+        </w:rPr>
+        <w:t>PreprocessingPipeline</w:t>
+      </w:r>
+      <w:r>
+        <w:rPr>
+          <w:rFonts w:ascii="Arial" w:hAnsi="Arial"/>
+          <w:sz w:val="21"/>
+        </w:rPr>
+        <w:t>.</w:t>
+      </w:r>
+    </w:p>
+    <w:p>
+      <w:pPr>
+        <w:pStyle w:val="ListNumber"/>
+      </w:pPr>
+      <w:r>
+        <w:rPr>
+          <w:rFonts w:ascii="Arial" w:hAnsi="Arial"/>
+          <w:sz w:val="21"/>
+        </w:rPr>
+        <w:t xml:space="preserve">It processes the resulting tokens with </w:t>
+      </w:r>
+      <w:r>
+        <w:rPr>
+          <w:rFonts w:ascii="Consolas" w:hAnsi="Consolas"/>
+          <w:color w:val="2563EB"/>
+          <w:sz w:val="19"/>
+        </w:rPr>
+        <w:t>SemanticPipeline</w:t>
+      </w:r>
+      <w:r>
+        <w:rPr>
+          <w:rFonts w:ascii="Arial" w:hAnsi="Arial"/>
+          <w:sz w:val="21"/>
+        </w:rPr>
+        <w:t>.</w:t>
+      </w:r>
+    </w:p>
+    <w:p>
+      <w:pPr>
+        <w:pStyle w:val="ListNumber"/>
+      </w:pPr>
+      <w:r>
+        <w:rPr>
+          <w:rFonts w:ascii="Arial" w:hAnsi="Arial"/>
+          <w:sz w:val="21"/>
+        </w:rPr>
+        <w:t>It converts each original document into a semantic document.</w:t>
+      </w:r>
+    </w:p>
+    <w:p>
+      <w:pPr>
+        <w:pStyle w:val="ListNumber"/>
+      </w:pPr>
+      <w:r>
+        <w:rPr>
+          <w:rFonts w:ascii="Arial" w:hAnsi="Arial"/>
+          <w:sz w:val="21"/>
+        </w:rPr>
+        <w:t>It builds the FrecT matrix.</w:t>
+      </w:r>
+    </w:p>
+    <w:p>
+      <w:pPr>
+        <w:pStyle w:val="ListNumber"/>
+      </w:pPr>
+      <w:r>
+        <w:rPr>
+          <w:rFonts w:ascii="Arial" w:hAnsi="Arial"/>
+          <w:sz w:val="21"/>
+        </w:rPr>
+        <w:t>It applies SVD/LSI.</w:t>
+      </w:r>
+    </w:p>
+    <w:p>
+      <w:pPr>
+        <w:pStyle w:val="ListNumber"/>
+      </w:pPr>
+      <w:r>
+        <w:rPr>
+          <w:rFonts w:ascii="Arial" w:hAnsi="Arial"/>
+          <w:sz w:val="21"/>
+        </w:rPr>
+        <w:t xml:space="preserve">It returns an </w:t>
+      </w:r>
+      <w:r>
+        <w:rPr>
+          <w:rFonts w:ascii="Consolas" w:hAnsi="Consolas"/>
+          <w:color w:val="2563EB"/>
+          <w:sz w:val="19"/>
+        </w:rPr>
+        <w:t>IndexedCorpus</w:t>
+      </w:r>
+      <w:r>
+        <w:rPr>
+          <w:rFonts w:ascii="Arial" w:hAnsi="Arial"/>
+          <w:sz w:val="21"/>
+        </w:rPr>
+        <w:t xml:space="preserve"> containing semantic documents, the matrix, the latent model, and document titles.</w:t>
+      </w:r>
+    </w:p>
+    <w:p>
+      <w:pPr>
+        <w:spacing w:after="100"/>
+      </w:pPr>
+      <w:r>
+        <w:rPr>
+          <w:rFonts w:ascii="Arial" w:hAnsi="Arial"/>
+          <w:sz w:val="21"/>
+        </w:rPr>
+        <w:t xml:space="preserve">The final </w:t>
+      </w:r>
+      <w:r>
+        <w:rPr>
+          <w:rFonts w:ascii="Consolas" w:hAnsi="Consolas"/>
+          <w:color w:val="2563EB"/>
+          <w:sz w:val="19"/>
+        </w:rPr>
+        <w:t>IndexedCorpus</w:t>
+      </w:r>
+      <w:r>
+        <w:rPr>
+          <w:rFonts w:ascii="Arial" w:hAnsi="Arial"/>
+          <w:sz w:val="21"/>
+        </w:rPr>
+        <w:t xml:space="preserve"> object is what the console and the query processor use.</w:t>
+      </w:r>
+    </w:p>
+    <w:p/>
+    <w:p>
+      <w:pPr>
+        <w:pStyle w:val="Heading1"/>
+      </w:pPr>
+      <w:r>
+        <w:t>7. Linguistic Preprocessing</w:t>
+      </w:r>
+    </w:p>
+    <w:p>
+      <w:pPr>
+        <w:spacing w:after="100"/>
+      </w:pPr>
+      <w:r>
+        <w:rPr>
+          <w:rFonts w:ascii="Arial" w:hAnsi="Arial"/>
+          <w:sz w:val="21"/>
+        </w:rPr>
+        <w:t>Coordinator class:</w:t>
       </w:r>
     </w:p>
     <w:p>
       <w:pPr>
         <w:pStyle w:val="ListBullet"/>
+      </w:pPr>
+      <w:r>
+        <w:rPr>
+          <w:rFonts w:ascii="Consolas" w:hAnsi="Consolas"/>
+          <w:color w:val="2563EB"/>
+          <w:sz w:val="19"/>
+        </w:rPr>
+        <w:t>src/main/java/com/lsi/preprocessing/PreprocessingPipeline.java</w:t>
+      </w:r>
+    </w:p>
+    <w:p>
+      <w:pPr>
+        <w:spacing w:after="100"/>
+      </w:pPr>
+      <w:r>
+        <w:rPr>
+          <w:rFonts w:ascii="Arial" w:hAnsi="Arial"/>
+          <w:sz w:val="21"/>
+        </w:rPr>
+        <w:t>Method:</w:t>
+      </w:r>
+    </w:p>
+    <w:p>
+      <w:pPr>
         <w:spacing w:after="20"/>
-      </w:pPr>
-      <w:r>
-        <w:t>Language: Java 21.</w:t>
+        <w:ind w:left="259"/>
+        <w:shd w:fill="F3F6FA"/>
+      </w:pPr>
+      <w:r>
+        <w:rPr>
+          <w:rFonts w:ascii="Consolas" w:hAnsi="Consolas"/>
+          <w:color w:val="333333"/>
+          <w:sz w:val="17"/>
+        </w:rPr>
+        <w:t>process(String rawText)</w:t>
+      </w:r>
+    </w:p>
+    <w:p>
+      <w:pPr>
+        <w:spacing w:after="100"/>
+      </w:pPr>
+      <w:r>
+        <w:rPr>
+          <w:rFonts w:ascii="Arial" w:hAnsi="Arial"/>
+          <w:sz w:val="21"/>
+        </w:rPr>
+        <w:t>Preprocessing happens in four stages.</w:t>
+      </w:r>
+    </w:p>
+    <w:p>
+      <w:pPr>
+        <w:pStyle w:val="Heading2"/>
+      </w:pPr>
+      <w:r>
+        <w:t>7.1 Normalization</w:t>
+      </w:r>
+    </w:p>
+    <w:p>
+      <w:pPr>
+        <w:spacing w:after="100"/>
+      </w:pPr>
+      <w:r>
+        <w:rPr>
+          <w:rFonts w:ascii="Arial" w:hAnsi="Arial"/>
+          <w:sz w:val="21"/>
+        </w:rPr>
+        <w:t>Class:</w:t>
       </w:r>
     </w:p>
     <w:p>
       <w:pPr>
         <w:pStyle w:val="ListBullet"/>
+      </w:pPr>
+      <w:r>
+        <w:rPr>
+          <w:rFonts w:ascii="Consolas" w:hAnsi="Consolas"/>
+          <w:color w:val="2563EB"/>
+          <w:sz w:val="19"/>
+        </w:rPr>
+        <w:t>src/main/java/com/lsi/preprocessing/TextNormalizer.java</w:t>
+      </w:r>
+    </w:p>
+    <w:p>
+      <w:pPr>
+        <w:spacing w:after="100"/>
+      </w:pPr>
+      <w:r>
+        <w:rPr>
+          <w:rFonts w:ascii="Arial" w:hAnsi="Arial"/>
+          <w:sz w:val="21"/>
+        </w:rPr>
+        <w:t>Process:</w:t>
+      </w:r>
+    </w:p>
+    <w:p>
+      <w:pPr>
+        <w:pStyle w:val="ListNumber"/>
+      </w:pPr>
+      <w:r>
+        <w:rPr>
+          <w:rFonts w:ascii="Arial" w:hAnsi="Arial"/>
+          <w:sz w:val="21"/>
+        </w:rPr>
+        <w:t>Converts the text to lowercase.</w:t>
+      </w:r>
+    </w:p>
+    <w:p>
+      <w:pPr>
+        <w:pStyle w:val="ListNumber"/>
+      </w:pPr>
+      <w:r>
+        <w:rPr>
+          <w:rFonts w:ascii="Arial" w:hAnsi="Arial"/>
+          <w:sz w:val="21"/>
+        </w:rPr>
+        <w:t xml:space="preserve">Removes accents using </w:t>
+      </w:r>
+      <w:r>
+        <w:rPr>
+          <w:rFonts w:ascii="Consolas" w:hAnsi="Consolas"/>
+          <w:color w:val="2563EB"/>
+          <w:sz w:val="19"/>
+        </w:rPr>
+        <w:t>Normalizer</w:t>
+      </w:r>
+      <w:r>
+        <w:rPr>
+          <w:rFonts w:ascii="Arial" w:hAnsi="Arial"/>
+          <w:sz w:val="21"/>
+        </w:rPr>
+        <w:t>.</w:t>
+      </w:r>
+    </w:p>
+    <w:p>
+      <w:pPr>
+        <w:pStyle w:val="ListNumber"/>
+      </w:pPr>
+      <w:r>
+        <w:rPr>
+          <w:rFonts w:ascii="Arial" w:hAnsi="Arial"/>
+          <w:sz w:val="21"/>
+        </w:rPr>
+        <w:t>Replaces punctuation and non-alphanumeric characters with spaces.</w:t>
+      </w:r>
+    </w:p>
+    <w:p>
+      <w:pPr>
+        <w:pStyle w:val="ListNumber"/>
+      </w:pPr>
+      <w:r>
+        <w:rPr>
+          <w:rFonts w:ascii="Arial" w:hAnsi="Arial"/>
+          <w:sz w:val="21"/>
+        </w:rPr>
+        <w:t>Collapses repeated spaces.</w:t>
+      </w:r>
+    </w:p>
+    <w:p>
+      <w:pPr>
+        <w:pStyle w:val="ListNumber"/>
+      </w:pPr>
+      <w:r>
+        <w:rPr>
+          <w:rFonts w:ascii="Arial" w:hAnsi="Arial"/>
+          <w:sz w:val="21"/>
+        </w:rPr>
+        <w:t>Returns a normalized string.</w:t>
+      </w:r>
+    </w:p>
+    <w:p>
+      <w:pPr>
+        <w:spacing w:after="100"/>
+      </w:pPr>
+      <w:r>
+        <w:rPr>
+          <w:rFonts w:ascii="Arial" w:hAnsi="Arial"/>
+          <w:sz w:val="21"/>
+        </w:rPr>
+        <w:t>Example:</w:t>
+      </w:r>
+    </w:p>
+    <w:p>
+      <w:pPr>
         <w:spacing w:after="20"/>
-      </w:pPr>
-      <w:r>
-        <w:t>Build tool: Maven.</w:t>
+        <w:ind w:left="259"/>
+        <w:shd w:fill="F3F6FA"/>
+      </w:pPr>
+      <w:r>
+        <w:rPr>
+          <w:rFonts w:ascii="Consolas" w:hAnsi="Consolas"/>
+          <w:color w:val="333333"/>
+          <w:sz w:val="17"/>
+        </w:rPr>
+        <w:t>"Anxiety and school performance"</w:t>
+      </w:r>
+    </w:p>
+    <w:p>
+      <w:pPr>
+        <w:spacing w:after="20"/>
+        <w:ind w:left="259"/>
+        <w:shd w:fill="F3F6FA"/>
+      </w:pPr>
+      <w:r>
+        <w:rPr>
+          <w:rFonts w:ascii="Consolas" w:hAnsi="Consolas"/>
+          <w:color w:val="333333"/>
+          <w:sz w:val="17"/>
+        </w:rPr>
+        <w:t>-&gt; "anxiety and school performance"</w:t>
+      </w:r>
+    </w:p>
+    <w:p>
+      <w:pPr>
+        <w:pStyle w:val="Heading2"/>
+      </w:pPr>
+      <w:r>
+        <w:t>7.2 Tokenization</w:t>
+      </w:r>
+    </w:p>
+    <w:p>
+      <w:pPr>
+        <w:spacing w:after="100"/>
+      </w:pPr>
+      <w:r>
+        <w:rPr>
+          <w:rFonts w:ascii="Arial" w:hAnsi="Arial"/>
+          <w:sz w:val="21"/>
+        </w:rPr>
+        <w:t>Class:</w:t>
       </w:r>
     </w:p>
     <w:p>
       <w:pPr>
         <w:pStyle w:val="ListBullet"/>
+      </w:pPr>
+      <w:r>
+        <w:rPr>
+          <w:rFonts w:ascii="Consolas" w:hAnsi="Consolas"/>
+          <w:color w:val="2563EB"/>
+          <w:sz w:val="19"/>
+        </w:rPr>
+        <w:t>src/main/java/com/lsi/preprocessing/Tokenizer.java</w:t>
+      </w:r>
+    </w:p>
+    <w:p>
+      <w:pPr>
+        <w:spacing w:after="100"/>
+      </w:pPr>
+      <w:r>
+        <w:rPr>
+          <w:rFonts w:ascii="Arial" w:hAnsi="Arial"/>
+          <w:sz w:val="21"/>
+        </w:rPr>
+        <w:t>Process:</w:t>
+      </w:r>
+    </w:p>
+    <w:p>
+      <w:pPr>
+        <w:pStyle w:val="ListNumber"/>
+      </w:pPr>
+      <w:r>
+        <w:rPr>
+          <w:rFonts w:ascii="Arial" w:hAnsi="Arial"/>
+          <w:sz w:val="21"/>
+        </w:rPr>
+        <w:t>Receives the normalized text.</w:t>
+      </w:r>
+    </w:p>
+    <w:p>
+      <w:pPr>
+        <w:pStyle w:val="ListNumber"/>
+      </w:pPr>
+      <w:r>
+        <w:rPr>
+          <w:rFonts w:ascii="Arial" w:hAnsi="Arial"/>
+          <w:sz w:val="21"/>
+        </w:rPr>
+        <w:t>Splits it by spaces.</w:t>
+      </w:r>
+    </w:p>
+    <w:p>
+      <w:pPr>
+        <w:pStyle w:val="ListNumber"/>
+      </w:pPr>
+      <w:r>
+        <w:rPr>
+          <w:rFonts w:ascii="Arial" w:hAnsi="Arial"/>
+          <w:sz w:val="21"/>
+        </w:rPr>
+        <w:t>Removes empty tokens.</w:t>
+      </w:r>
+    </w:p>
+    <w:p>
+      <w:pPr>
+        <w:pStyle w:val="ListNumber"/>
+      </w:pPr>
+      <w:r>
+        <w:rPr>
+          <w:rFonts w:ascii="Arial" w:hAnsi="Arial"/>
+          <w:sz w:val="21"/>
+        </w:rPr>
+        <w:t>Returns a list of words.</w:t>
+      </w:r>
+    </w:p>
+    <w:p>
+      <w:pPr>
+        <w:spacing w:after="100"/>
+      </w:pPr>
+      <w:r>
+        <w:rPr>
+          <w:rFonts w:ascii="Arial" w:hAnsi="Arial"/>
+          <w:sz w:val="21"/>
+        </w:rPr>
+        <w:t>Example:</w:t>
+      </w:r>
+    </w:p>
+    <w:p>
+      <w:pPr>
         <w:spacing w:after="20"/>
-      </w:pPr>
-      <w:r>
-        <w:t>DBMS: PostgreSQL.</w:t>
+        <w:ind w:left="259"/>
+        <w:shd w:fill="F3F6FA"/>
+      </w:pPr>
+      <w:r>
+        <w:rPr>
+          <w:rFonts w:ascii="Consolas" w:hAnsi="Consolas"/>
+          <w:color w:val="333333"/>
+          <w:sz w:val="17"/>
+        </w:rPr>
+        <w:t>"anxiety and school performance"</w:t>
+      </w:r>
+    </w:p>
+    <w:p>
+      <w:pPr>
+        <w:spacing w:after="20"/>
+        <w:ind w:left="259"/>
+        <w:shd w:fill="F3F6FA"/>
+      </w:pPr>
+      <w:r>
+        <w:rPr>
+          <w:rFonts w:ascii="Consolas" w:hAnsi="Consolas"/>
+          <w:color w:val="333333"/>
+          <w:sz w:val="17"/>
+        </w:rPr>
+        <w:t>-&gt; [anxiety, and, school, performance]</w:t>
+      </w:r>
+    </w:p>
+    <w:p>
+      <w:pPr>
+        <w:pStyle w:val="Heading2"/>
+      </w:pPr>
+      <w:r>
+        <w:t>7.3 Stop List</w:t>
+      </w:r>
+    </w:p>
+    <w:p>
+      <w:pPr>
+        <w:spacing w:after="100"/>
+      </w:pPr>
+      <w:r>
+        <w:rPr>
+          <w:rFonts w:ascii="Arial" w:hAnsi="Arial"/>
+          <w:sz w:val="21"/>
+        </w:rPr>
+        <w:t>Class:</w:t>
       </w:r>
     </w:p>
     <w:p>
       <w:pPr>
         <w:pStyle w:val="ListBullet"/>
+      </w:pPr>
+      <w:r>
+        <w:rPr>
+          <w:rFonts w:ascii="Consolas" w:hAnsi="Consolas"/>
+          <w:color w:val="2563EB"/>
+          <w:sz w:val="19"/>
+        </w:rPr>
+        <w:t>src/main/java/com/lsi/preprocessing/StopWordFilter.java</w:t>
+      </w:r>
+    </w:p>
+    <w:p>
+      <w:pPr>
+        <w:spacing w:after="100"/>
+      </w:pPr>
+      <w:r>
+        <w:rPr>
+          <w:rFonts w:ascii="Arial" w:hAnsi="Arial"/>
+          <w:sz w:val="21"/>
+        </w:rPr>
+        <w:t>File used:</w:t>
+      </w:r>
+    </w:p>
+    <w:p>
+      <w:pPr>
+        <w:pStyle w:val="ListBullet"/>
+      </w:pPr>
+      <w:r>
+        <w:rPr>
+          <w:rFonts w:ascii="Consolas" w:hAnsi="Consolas"/>
+          <w:color w:val="2563EB"/>
+          <w:sz w:val="19"/>
+        </w:rPr>
+        <w:t>src/main/resources/stopwords.txt</w:t>
+      </w:r>
+    </w:p>
+    <w:p>
+      <w:pPr>
+        <w:spacing w:after="100"/>
+      </w:pPr>
+      <w:r>
+        <w:rPr>
+          <w:rFonts w:ascii="Arial" w:hAnsi="Arial"/>
+          <w:sz w:val="21"/>
+        </w:rPr>
+        <w:t>Process:</w:t>
+      </w:r>
+    </w:p>
+    <w:p>
+      <w:pPr>
+        <w:pStyle w:val="ListNumber"/>
+      </w:pPr>
+      <w:r>
+        <w:rPr>
+          <w:rFonts w:ascii="Arial" w:hAnsi="Arial"/>
+          <w:sz w:val="21"/>
+        </w:rPr>
+        <w:t xml:space="preserve">When </w:t>
+      </w:r>
+      <w:r>
+        <w:rPr>
+          <w:rFonts w:ascii="Consolas" w:hAnsi="Consolas"/>
+          <w:color w:val="2563EB"/>
+          <w:sz w:val="19"/>
+        </w:rPr>
+        <w:t>StopWordFilter</w:t>
+      </w:r>
+      <w:r>
+        <w:rPr>
+          <w:rFonts w:ascii="Arial" w:hAnsi="Arial"/>
+          <w:sz w:val="21"/>
+        </w:rPr>
+        <w:t xml:space="preserve"> is created, its constructor tries to load </w:t>
+      </w:r>
+      <w:r>
+        <w:rPr>
+          <w:rFonts w:ascii="Consolas" w:hAnsi="Consolas"/>
+          <w:color w:val="2563EB"/>
+          <w:sz w:val="19"/>
+        </w:rPr>
+        <w:t>/stopwords.txt</w:t>
+      </w:r>
+      <w:r>
+        <w:rPr>
+          <w:rFonts w:ascii="Arial" w:hAnsi="Arial"/>
+          <w:sz w:val="21"/>
+        </w:rPr>
+        <w:t xml:space="preserve"> from the classpath.</w:t>
+      </w:r>
+    </w:p>
+    <w:p>
+      <w:pPr>
+        <w:pStyle w:val="ListNumber"/>
+      </w:pPr>
+      <w:r>
+        <w:rPr>
+          <w:rFonts w:ascii="Arial" w:hAnsi="Arial"/>
+          <w:sz w:val="21"/>
+        </w:rPr>
+        <w:t xml:space="preserve">Maven copies that file from </w:t>
+      </w:r>
+      <w:r>
+        <w:rPr>
+          <w:rFonts w:ascii="Consolas" w:hAnsi="Consolas"/>
+          <w:color w:val="2563EB"/>
+          <w:sz w:val="19"/>
+        </w:rPr>
+        <w:t>src/main/resources</w:t>
+      </w:r>
+      <w:r>
+        <w:rPr>
+          <w:rFonts w:ascii="Arial" w:hAnsi="Arial"/>
+          <w:sz w:val="21"/>
+        </w:rPr>
+        <w:t xml:space="preserve"> to </w:t>
+      </w:r>
+      <w:r>
+        <w:rPr>
+          <w:rFonts w:ascii="Consolas" w:hAnsi="Consolas"/>
+          <w:color w:val="2563EB"/>
+          <w:sz w:val="19"/>
+        </w:rPr>
+        <w:t>target/classes</w:t>
+      </w:r>
+      <w:r>
+        <w:rPr>
+          <w:rFonts w:ascii="Arial" w:hAnsi="Arial"/>
+          <w:sz w:val="21"/>
+        </w:rPr>
+        <w:t>.</w:t>
+      </w:r>
+    </w:p>
+    <w:p>
+      <w:pPr>
+        <w:pStyle w:val="ListNumber"/>
+      </w:pPr>
+      <w:r>
+        <w:rPr>
+          <w:rFonts w:ascii="Arial" w:hAnsi="Arial"/>
+          <w:sz w:val="21"/>
+        </w:rPr>
+        <w:t>Each non-empty line in the file is registered as a stop word.</w:t>
+      </w:r>
+    </w:p>
+    <w:p>
+      <w:pPr>
+        <w:pStyle w:val="ListNumber"/>
+      </w:pPr>
+      <w:r>
+        <w:rPr>
+          <w:rFonts w:ascii="Arial" w:hAnsi="Arial"/>
+          <w:sz w:val="21"/>
+        </w:rPr>
+        <w:t>During filtering, tokens present in the stop list are removed.</w:t>
+      </w:r>
+    </w:p>
+    <w:p>
+      <w:pPr>
+        <w:spacing w:after="100"/>
+      </w:pPr>
+      <w:r>
+        <w:rPr>
+          <w:rFonts w:ascii="Arial" w:hAnsi="Arial"/>
+          <w:sz w:val="21"/>
+        </w:rPr>
+        <w:t>Example:</w:t>
+      </w:r>
+    </w:p>
+    <w:p>
+      <w:pPr>
         <w:spacing w:after="20"/>
-      </w:pPr>
-      <w:r>
-        <w:t>Persistence: JDBC, HikariCP, Flyway.</w:t>
+        <w:ind w:left="259"/>
+        <w:shd w:fill="F3F6FA"/>
+      </w:pPr>
+      <w:r>
+        <w:rPr>
+          <w:rFonts w:ascii="Consolas" w:hAnsi="Consolas"/>
+          <w:color w:val="333333"/>
+          <w:sz w:val="17"/>
+        </w:rPr>
+        <w:t>[anxiety, and, school, performance]</w:t>
+      </w:r>
+    </w:p>
+    <w:p>
+      <w:pPr>
+        <w:spacing w:after="20"/>
+        <w:ind w:left="259"/>
+        <w:shd w:fill="F3F6FA"/>
+      </w:pPr>
+      <w:r>
+        <w:rPr>
+          <w:rFonts w:ascii="Consolas" w:hAnsi="Consolas"/>
+          <w:color w:val="333333"/>
+          <w:sz w:val="17"/>
+        </w:rPr>
+        <w:t>-&gt; [anxiety, school, performance]</w:t>
+      </w:r>
+    </w:p>
+    <w:p>
+      <w:pPr>
+        <w:pStyle w:val="Heading2"/>
+      </w:pPr>
+      <w:r>
+        <w:t>7.4 Suffix List and Stemming</w:t>
+      </w:r>
+    </w:p>
+    <w:p>
+      <w:pPr>
+        <w:spacing w:after="100"/>
+      </w:pPr>
+      <w:r>
+        <w:rPr>
+          <w:rFonts w:ascii="Arial" w:hAnsi="Arial"/>
+          <w:sz w:val="21"/>
+        </w:rPr>
+        <w:t>Class:</w:t>
       </w:r>
     </w:p>
     <w:p>
       <w:pPr>
         <w:pStyle w:val="ListBullet"/>
+      </w:pPr>
+      <w:r>
+        <w:rPr>
+          <w:rFonts w:ascii="Consolas" w:hAnsi="Consolas"/>
+          <w:color w:val="2563EB"/>
+          <w:sz w:val="19"/>
+        </w:rPr>
+        <w:t>src/main/java/com/lsi/preprocessing/Stemmer.java</w:t>
+      </w:r>
+    </w:p>
+    <w:p>
+      <w:pPr>
+        <w:spacing w:after="100"/>
+      </w:pPr>
+      <w:r>
+        <w:rPr>
+          <w:rFonts w:ascii="Arial" w:hAnsi="Arial"/>
+          <w:sz w:val="21"/>
+        </w:rPr>
+        <w:t>File used:</w:t>
+      </w:r>
+    </w:p>
+    <w:p>
+      <w:pPr>
+        <w:pStyle w:val="ListBullet"/>
+      </w:pPr>
+      <w:r>
+        <w:rPr>
+          <w:rFonts w:ascii="Consolas" w:hAnsi="Consolas"/>
+          <w:color w:val="2563EB"/>
+          <w:sz w:val="19"/>
+        </w:rPr>
+        <w:t>src/main/resources/suffixes.txt</w:t>
+      </w:r>
+    </w:p>
+    <w:p>
+      <w:pPr>
+        <w:spacing w:after="100"/>
+      </w:pPr>
+      <w:r>
+        <w:rPr>
+          <w:rFonts w:ascii="Arial" w:hAnsi="Arial"/>
+          <w:sz w:val="21"/>
+        </w:rPr>
+        <w:t>Process:</w:t>
+      </w:r>
+    </w:p>
+    <w:p>
+      <w:pPr>
+        <w:pStyle w:val="ListNumber"/>
+      </w:pPr>
+      <w:r>
+        <w:rPr>
+          <w:rFonts w:ascii="Arial" w:hAnsi="Arial"/>
+          <w:sz w:val="21"/>
+        </w:rPr>
+        <w:t xml:space="preserve">When </w:t>
+      </w:r>
+      <w:r>
+        <w:rPr>
+          <w:rFonts w:ascii="Consolas" w:hAnsi="Consolas"/>
+          <w:color w:val="2563EB"/>
+          <w:sz w:val="19"/>
+        </w:rPr>
+        <w:t>Stemmer</w:t>
+      </w:r>
+      <w:r>
+        <w:rPr>
+          <w:rFonts w:ascii="Arial" w:hAnsi="Arial"/>
+          <w:sz w:val="21"/>
+        </w:rPr>
+        <w:t xml:space="preserve"> is created, its constructor tries to load </w:t>
+      </w:r>
+      <w:r>
+        <w:rPr>
+          <w:rFonts w:ascii="Consolas" w:hAnsi="Consolas"/>
+          <w:color w:val="2563EB"/>
+          <w:sz w:val="19"/>
+        </w:rPr>
+        <w:t>/suffixes.txt</w:t>
+      </w:r>
+      <w:r>
+        <w:rPr>
+          <w:rFonts w:ascii="Arial" w:hAnsi="Arial"/>
+          <w:sz w:val="21"/>
+        </w:rPr>
+        <w:t>.</w:t>
+      </w:r>
+    </w:p>
+    <w:p>
+      <w:pPr>
+        <w:pStyle w:val="ListNumber"/>
+      </w:pPr>
+      <w:r>
+        <w:rPr>
+          <w:rFonts w:ascii="Arial" w:hAnsi="Arial"/>
+          <w:sz w:val="21"/>
+        </w:rPr>
+        <w:t xml:space="preserve">Each line is interpreted as </w:t>
+      </w:r>
+      <w:r>
+        <w:rPr>
+          <w:rFonts w:ascii="Consolas" w:hAnsi="Consolas"/>
+          <w:color w:val="2563EB"/>
+          <w:sz w:val="19"/>
+        </w:rPr>
+        <w:t>suffix=replacement</w:t>
+      </w:r>
+      <w:r>
+        <w:rPr>
+          <w:rFonts w:ascii="Arial" w:hAnsi="Arial"/>
+          <w:sz w:val="21"/>
+        </w:rPr>
+        <w:t>.</w:t>
+      </w:r>
+    </w:p>
+    <w:p>
+      <w:pPr>
+        <w:pStyle w:val="ListNumber"/>
+      </w:pPr>
+      <w:r>
+        <w:rPr>
+          <w:rFonts w:ascii="Arial" w:hAnsi="Arial"/>
+          <w:sz w:val="21"/>
+        </w:rPr>
+        <w:t>For each token, the configured suffixes are checked.</w:t>
+      </w:r>
+    </w:p>
+    <w:p>
+      <w:pPr>
+        <w:pStyle w:val="ListNumber"/>
+      </w:pPr>
+      <w:r>
+        <w:rPr>
+          <w:rFonts w:ascii="Arial" w:hAnsi="Arial"/>
+          <w:sz w:val="21"/>
+        </w:rPr>
+        <w:t>If the token ends with a suffix and has enough length, that suffix is replaced.</w:t>
+      </w:r>
+    </w:p>
+    <w:p>
+      <w:pPr>
+        <w:spacing w:after="100"/>
+      </w:pPr>
+      <w:r>
+        <w:rPr>
+          <w:rFonts w:ascii="Arial" w:hAnsi="Arial"/>
+          <w:sz w:val="21"/>
+        </w:rPr>
+        <w:t>Observable examples:</w:t>
+      </w:r>
+    </w:p>
+    <w:p>
+      <w:pPr>
         <w:spacing w:after="20"/>
-      </w:pPr>
-      <w:r>
-        <w:t>Linear algebra: EJML.</w:t>
+        <w:ind w:left="259"/>
+        <w:shd w:fill="F3F6FA"/>
+      </w:pPr>
+      <w:r>
+        <w:rPr>
+          <w:rFonts w:ascii="Consolas" w:hAnsi="Consolas"/>
+          <w:color w:val="333333"/>
+          <w:sz w:val="17"/>
+        </w:rPr>
+        <w:t>breathing -&gt; breath</w:t>
+      </w:r>
+    </w:p>
+    <w:p>
+      <w:pPr>
+        <w:spacing w:after="20"/>
+        <w:ind w:left="259"/>
+        <w:shd w:fill="F3F6FA"/>
+      </w:pPr>
+      <w:r>
+        <w:rPr>
+          <w:rFonts w:ascii="Consolas" w:hAnsi="Consolas"/>
+          <w:color w:val="333333"/>
+          <w:sz w:val="17"/>
+        </w:rPr>
+        <w:t>emotional -&gt; emotion</w:t>
+      </w:r>
+    </w:p>
+    <w:p>
+      <w:pPr>
+        <w:spacing w:after="20"/>
+        <w:ind w:left="259"/>
+        <w:shd w:fill="F3F6FA"/>
+      </w:pPr>
+      <w:r>
+        <w:rPr>
+          <w:rFonts w:ascii="Consolas" w:hAnsi="Consolas"/>
+          <w:color w:val="333333"/>
+          <w:sz w:val="17"/>
+        </w:rPr>
+        <w:t>focus -&gt; focu</w:t>
+      </w:r>
+    </w:p>
+    <w:p>
+      <w:pPr>
+        <w:spacing w:after="20"/>
+        <w:ind w:left="259"/>
+        <w:shd w:fill="F3F6FA"/>
+      </w:pPr>
+      <w:r>
+        <w:rPr>
+          <w:rFonts w:ascii="Consolas" w:hAnsi="Consolas"/>
+          <w:color w:val="333333"/>
+          <w:sz w:val="17"/>
+        </w:rPr>
+        <w:t>wellbeing -&gt; wellbe</w:t>
+      </w:r>
+    </w:p>
+    <w:p>
+      <w:pPr>
+        <w:spacing w:after="100"/>
+      </w:pPr>
+      <w:r>
+        <w:rPr>
+          <w:rFonts w:ascii="Arial" w:hAnsi="Arial"/>
+          <w:sz w:val="21"/>
+        </w:rPr>
+        <w:t>This explains why some printed terms look like simplified stems. They are not printing errors; they are the result of rule-based stemming.</w:t>
+      </w:r>
+    </w:p>
+    <w:p/>
+    <w:p>
+      <w:pPr>
+        <w:pStyle w:val="Heading1"/>
+      </w:pPr>
+      <w:r>
+        <w:t>8. Semantic Normalization</w:t>
+      </w:r>
+    </w:p>
+    <w:p>
+      <w:pPr>
+        <w:spacing w:after="100"/>
+      </w:pPr>
+      <w:r>
+        <w:rPr>
+          <w:rFonts w:ascii="Arial" w:hAnsi="Arial"/>
+          <w:sz w:val="21"/>
+        </w:rPr>
+        <w:t>Coordinator class:</w:t>
       </w:r>
     </w:p>
     <w:p>
       <w:pPr>
         <w:pStyle w:val="ListBullet"/>
+      </w:pPr>
+      <w:r>
+        <w:rPr>
+          <w:rFonts w:ascii="Consolas" w:hAnsi="Consolas"/>
+          <w:color w:val="2563EB"/>
+          <w:sz w:val="19"/>
+        </w:rPr>
+        <w:t>src/main/java/com/lsi/semantic/SemanticPipeline.java</w:t>
+      </w:r>
+    </w:p>
+    <w:p>
+      <w:pPr>
+        <w:spacing w:after="100"/>
+      </w:pPr>
+      <w:r>
+        <w:rPr>
+          <w:rFonts w:ascii="Arial" w:hAnsi="Arial"/>
+          <w:sz w:val="21"/>
+        </w:rPr>
+        <w:t>Method:</w:t>
+      </w:r>
+    </w:p>
+    <w:p>
+      <w:pPr>
         <w:spacing w:after="20"/>
-      </w:pPr>
-      <w:r>
-        <w:t>Testing: JUnit 5.</w:t>
+        <w:ind w:left="259"/>
+        <w:shd w:fill="F3F6FA"/>
+      </w:pPr>
+      <w:r>
+        <w:rPr>
+          <w:rFonts w:ascii="Consolas" w:hAnsi="Consolas"/>
+          <w:color w:val="333333"/>
+          <w:sz w:val="17"/>
+        </w:rPr>
+        <w:t>process(List&lt;String&gt; tokens)</w:t>
+      </w:r>
+    </w:p>
+    <w:p>
+      <w:pPr>
+        <w:spacing w:after="100"/>
+      </w:pPr>
+      <w:r>
+        <w:rPr>
+          <w:rFonts w:ascii="Arial" w:hAnsi="Arial"/>
+          <w:sz w:val="21"/>
+        </w:rPr>
+        <w:t>The semantic flow happens after preprocessing.</w:t>
+      </w:r>
+    </w:p>
+    <w:p>
+      <w:pPr>
+        <w:pStyle w:val="Heading2"/>
+      </w:pPr>
+      <w:r>
+        <w:t>8.1 Polysemy and Domain Phrase Resolution</w:t>
+      </w:r>
+    </w:p>
+    <w:p>
+      <w:pPr>
+        <w:spacing w:after="100"/>
+      </w:pPr>
+      <w:r>
+        <w:rPr>
+          <w:rFonts w:ascii="Arial" w:hAnsi="Arial"/>
+          <w:sz w:val="21"/>
+        </w:rPr>
+        <w:t>Class:</w:t>
       </w:r>
     </w:p>
     <w:p>
       <w:pPr>
         <w:pStyle w:val="ListBullet"/>
+      </w:pPr>
+      <w:r>
+        <w:rPr>
+          <w:rFonts w:ascii="Consolas" w:hAnsi="Consolas"/>
+          <w:color w:val="2563EB"/>
+          <w:sz w:val="19"/>
+        </w:rPr>
+        <w:t>src/main/java/com/lsi/semantic/PolysemyResolver.java</w:t>
+      </w:r>
+    </w:p>
+    <w:p>
+      <w:pPr>
+        <w:spacing w:after="100"/>
+      </w:pPr>
+      <w:r>
+        <w:rPr>
+          <w:rFonts w:ascii="Arial" w:hAnsi="Arial"/>
+          <w:sz w:val="21"/>
+        </w:rPr>
+        <w:t>File used:</w:t>
+      </w:r>
+    </w:p>
+    <w:p>
+      <w:pPr>
+        <w:pStyle w:val="ListBullet"/>
+      </w:pPr>
+      <w:r>
+        <w:rPr>
+          <w:rFonts w:ascii="Consolas" w:hAnsi="Consolas"/>
+          <w:color w:val="2563EB"/>
+          <w:sz w:val="19"/>
+        </w:rPr>
+        <w:t>src/main/resources/polysemy_rules.csv</w:t>
+      </w:r>
+    </w:p>
+    <w:p>
+      <w:pPr>
+        <w:spacing w:after="100"/>
+      </w:pPr>
+      <w:r>
+        <w:rPr>
+          <w:rFonts w:ascii="Arial" w:hAnsi="Arial"/>
+          <w:sz w:val="21"/>
+        </w:rPr>
+        <w:t>Process:</w:t>
+      </w:r>
+    </w:p>
+    <w:p>
+      <w:pPr>
+        <w:pStyle w:val="ListNumber"/>
+      </w:pPr>
+      <w:r>
+        <w:rPr>
+          <w:rFonts w:ascii="Arial" w:hAnsi="Arial"/>
+          <w:sz w:val="21"/>
+        </w:rPr>
+        <w:t xml:space="preserve">When </w:t>
+      </w:r>
+      <w:r>
+        <w:rPr>
+          <w:rFonts w:ascii="Consolas" w:hAnsi="Consolas"/>
+          <w:color w:val="2563EB"/>
+          <w:sz w:val="19"/>
+        </w:rPr>
+        <w:t>PolysemyResolver</w:t>
+      </w:r>
+      <w:r>
+        <w:rPr>
+          <w:rFonts w:ascii="Arial" w:hAnsi="Arial"/>
+          <w:sz w:val="21"/>
+        </w:rPr>
+        <w:t xml:space="preserve"> is created, </w:t>
+      </w:r>
+      <w:r>
+        <w:rPr>
+          <w:rFonts w:ascii="Consolas" w:hAnsi="Consolas"/>
+          <w:color w:val="2563EB"/>
+          <w:sz w:val="19"/>
+        </w:rPr>
+        <w:t>/polysemy_rules.csv</w:t>
+      </w:r>
+      <w:r>
+        <w:rPr>
+          <w:rFonts w:ascii="Arial" w:hAnsi="Arial"/>
+          <w:sz w:val="21"/>
+        </w:rPr>
+        <w:t xml:space="preserve"> is loaded.</w:t>
+      </w:r>
+    </w:p>
+    <w:p>
+      <w:pPr>
+        <w:pStyle w:val="ListNumber"/>
+      </w:pPr>
+      <w:r>
+        <w:rPr>
+          <w:rFonts w:ascii="Arial" w:hAnsi="Arial"/>
+          <w:sz w:val="21"/>
+        </w:rPr>
+        <w:t>Each rule contains:</w:t>
+      </w:r>
+    </w:p>
+    <w:p>
+      <w:pPr>
+        <w:spacing w:after="100"/>
+      </w:pPr>
+      <w:r>
+        <w:rPr>
+          <w:rFonts w:ascii="Arial" w:hAnsi="Arial"/>
+          <w:sz w:val="21"/>
+        </w:rPr>
+        <w:t xml:space="preserve">   - ambiguous term;</w:t>
+      </w:r>
+    </w:p>
+    <w:p>
+      <w:pPr>
+        <w:spacing w:after="100"/>
+      </w:pPr>
+      <w:r>
+        <w:rPr>
+          <w:rFonts w:ascii="Arial" w:hAnsi="Arial"/>
+          <w:sz w:val="21"/>
+        </w:rPr>
+        <w:t xml:space="preserve">   - context token;</w:t>
+      </w:r>
+    </w:p>
+    <w:p>
+      <w:pPr>
+        <w:spacing w:after="100"/>
+      </w:pPr>
+      <w:r>
+        <w:rPr>
+          <w:rFonts w:ascii="Arial" w:hAnsi="Arial"/>
+          <w:sz w:val="21"/>
+        </w:rPr>
+        <w:t xml:space="preserve">   - assigned sense;</w:t>
+      </w:r>
+    </w:p>
+    <w:p>
+      <w:pPr>
+        <w:spacing w:after="100"/>
+      </w:pPr>
+      <w:r>
+        <w:rPr>
+          <w:rFonts w:ascii="Arial" w:hAnsi="Arial"/>
+          <w:sz w:val="21"/>
+        </w:rPr>
+        <w:t xml:space="preserve">   - priority.</w:t>
+      </w:r>
+    </w:p>
+    <w:p>
+      <w:pPr>
+        <w:pStyle w:val="ListNumber"/>
+      </w:pPr>
+      <w:r>
+        <w:rPr>
+          <w:rFonts w:ascii="Arial" w:hAnsi="Arial"/>
+          <w:sz w:val="21"/>
+        </w:rPr>
+        <w:t>The resolver checks consecutive token pairs.</w:t>
+      </w:r>
+    </w:p>
+    <w:p>
+      <w:pPr>
+        <w:pStyle w:val="ListNumber"/>
+      </w:pPr>
+      <w:r>
+        <w:rPr>
+          <w:rFonts w:ascii="Arial" w:hAnsi="Arial"/>
+          <w:sz w:val="21"/>
+        </w:rPr>
+        <w:t>If a rule is found, the pair is replaced by a canonical term.</w:t>
+      </w:r>
+    </w:p>
+    <w:p>
+      <w:pPr>
+        <w:pStyle w:val="ListNumber"/>
+      </w:pPr>
+      <w:r>
+        <w:rPr>
+          <w:rFonts w:ascii="Arial" w:hAnsi="Arial"/>
+          <w:sz w:val="21"/>
+        </w:rPr>
+        <w:t>The rule is registered symmetrically so both token orders can be recognized.</w:t>
+      </w:r>
+    </w:p>
+    <w:p>
+      <w:pPr>
+        <w:spacing w:after="100"/>
+      </w:pPr>
+      <w:r>
+        <w:rPr>
+          <w:rFonts w:ascii="Arial" w:hAnsi="Arial"/>
+          <w:sz w:val="21"/>
+        </w:rPr>
+        <w:t>Examples:</w:t>
+      </w:r>
+    </w:p>
+    <w:p>
+      <w:pPr>
         <w:spacing w:after="20"/>
-      </w:pPr>
-      <w:r>
-        <w:t>Data model: documents, terms, document-term frequencies, LSI models, latent vectors, query logs, and query results.</w:t>
+        <w:ind w:left="259"/>
+        <w:shd w:fill="F3F6FA"/>
+      </w:pPr>
+      <w:r>
+        <w:rPr>
+          <w:rFonts w:ascii="Consolas" w:hAnsi="Consolas"/>
+          <w:color w:val="333333"/>
+          <w:sz w:val="17"/>
+        </w:rPr>
+        <w:t>academic + stress -&gt; academic_stress</w:t>
+      </w:r>
+    </w:p>
+    <w:p>
+      <w:pPr>
+        <w:spacing w:after="20"/>
+        <w:ind w:left="259"/>
+        <w:shd w:fill="F3F6FA"/>
+      </w:pPr>
+      <w:r>
+        <w:rPr>
+          <w:rFonts w:ascii="Consolas" w:hAnsi="Consolas"/>
+          <w:color w:val="333333"/>
+          <w:sz w:val="17"/>
+        </w:rPr>
+        <w:t>mental + health -&gt; mental_health</w:t>
+      </w:r>
+    </w:p>
+    <w:p>
+      <w:pPr>
+        <w:spacing w:after="20"/>
+        <w:ind w:left="259"/>
+        <w:shd w:fill="F3F6FA"/>
+      </w:pPr>
+      <w:r>
+        <w:rPr>
+          <w:rFonts w:ascii="Consolas" w:hAnsi="Consolas"/>
+          <w:color w:val="333333"/>
+          <w:sz w:val="17"/>
+        </w:rPr>
+        <w:t>university + support -&gt; institutional_support</w:t>
+      </w:r>
+    </w:p>
+    <w:p>
+      <w:pPr>
+        <w:spacing w:after="20"/>
+        <w:ind w:left="259"/>
+        <w:shd w:fill="F3F6FA"/>
+      </w:pPr>
+      <w:r>
+        <w:rPr>
+          <w:rFonts w:ascii="Consolas" w:hAnsi="Consolas"/>
+          <w:color w:val="333333"/>
+          <w:sz w:val="17"/>
+        </w:rPr>
+        <w:t>social + media -&gt; social_media</w:t>
+      </w:r>
+    </w:p>
+    <w:p>
+      <w:pPr>
+        <w:pStyle w:val="Heading2"/>
+      </w:pPr>
+      <w:r>
+        <w:t>8.2 Synonyms</w:t>
+      </w:r>
+    </w:p>
+    <w:p>
+      <w:pPr>
+        <w:spacing w:after="100"/>
+      </w:pPr>
+      <w:r>
+        <w:rPr>
+          <w:rFonts w:ascii="Arial" w:hAnsi="Arial"/>
+          <w:sz w:val="21"/>
+        </w:rPr>
+        <w:t>Class:</w:t>
       </w:r>
     </w:p>
     <w:p>
       <w:pPr>
         <w:pStyle w:val="ListBullet"/>
+      </w:pPr>
+      <w:r>
+        <w:rPr>
+          <w:rFonts w:ascii="Consolas" w:hAnsi="Consolas"/>
+          <w:color w:val="2563EB"/>
+          <w:sz w:val="19"/>
+        </w:rPr>
+        <w:t>src/main/java/com/lsi/semantic/SynonymExpander.java</w:t>
+      </w:r>
+    </w:p>
+    <w:p>
+      <w:pPr>
+        <w:spacing w:after="100"/>
+      </w:pPr>
+      <w:r>
+        <w:rPr>
+          <w:rFonts w:ascii="Arial" w:hAnsi="Arial"/>
+          <w:sz w:val="21"/>
+        </w:rPr>
+        <w:t>File used:</w:t>
+      </w:r>
+    </w:p>
+    <w:p>
+      <w:pPr>
+        <w:pStyle w:val="ListBullet"/>
+      </w:pPr>
+      <w:r>
+        <w:rPr>
+          <w:rFonts w:ascii="Consolas" w:hAnsi="Consolas"/>
+          <w:color w:val="2563EB"/>
+          <w:sz w:val="19"/>
+        </w:rPr>
+        <w:t>src/main/resources/synonyms.csv</w:t>
+      </w:r>
+    </w:p>
+    <w:p>
+      <w:pPr>
+        <w:spacing w:after="100"/>
+      </w:pPr>
+      <w:r>
+        <w:rPr>
+          <w:rFonts w:ascii="Arial" w:hAnsi="Arial"/>
+          <w:sz w:val="21"/>
+        </w:rPr>
+        <w:t>Process:</w:t>
+      </w:r>
+    </w:p>
+    <w:p>
+      <w:pPr>
+        <w:pStyle w:val="ListNumber"/>
+      </w:pPr>
+      <w:r>
+        <w:rPr>
+          <w:rFonts w:ascii="Arial" w:hAnsi="Arial"/>
+          <w:sz w:val="21"/>
+        </w:rPr>
+        <w:t xml:space="preserve">When </w:t>
+      </w:r>
+      <w:r>
+        <w:rPr>
+          <w:rFonts w:ascii="Consolas" w:hAnsi="Consolas"/>
+          <w:color w:val="2563EB"/>
+          <w:sz w:val="19"/>
+        </w:rPr>
+        <w:t>SynonymExpander</w:t>
+      </w:r>
+      <w:r>
+        <w:rPr>
+          <w:rFonts w:ascii="Arial" w:hAnsi="Arial"/>
+          <w:sz w:val="21"/>
+        </w:rPr>
+        <w:t xml:space="preserve"> is created, </w:t>
+      </w:r>
+      <w:r>
+        <w:rPr>
+          <w:rFonts w:ascii="Consolas" w:hAnsi="Consolas"/>
+          <w:color w:val="2563EB"/>
+          <w:sz w:val="19"/>
+        </w:rPr>
+        <w:t>/synonyms.csv</w:t>
+      </w:r>
+      <w:r>
+        <w:rPr>
+          <w:rFonts w:ascii="Arial" w:hAnsi="Arial"/>
+          <w:sz w:val="21"/>
+        </w:rPr>
+        <w:t xml:space="preserve"> is loaded.</w:t>
+      </w:r>
+    </w:p>
+    <w:p>
+      <w:pPr>
+        <w:pStyle w:val="ListNumber"/>
+      </w:pPr>
+      <w:r>
+        <w:rPr>
+          <w:rFonts w:ascii="Arial" w:hAnsi="Arial"/>
+          <w:sz w:val="21"/>
+        </w:rPr>
+        <w:t>Each row connects a canonical term with a synonym.</w:t>
+      </w:r>
+    </w:p>
+    <w:p>
+      <w:pPr>
+        <w:pStyle w:val="ListNumber"/>
+      </w:pPr>
+      <w:r>
+        <w:rPr>
+          <w:rFonts w:ascii="Arial" w:hAnsi="Arial"/>
+          <w:sz w:val="21"/>
+        </w:rPr>
+        <w:t>The system normalizes each term to the canonical form when a rule exists.</w:t>
+      </w:r>
+    </w:p>
+    <w:p>
+      <w:pPr>
+        <w:spacing w:after="100"/>
+      </w:pPr>
+      <w:r>
+        <w:rPr>
+          <w:rFonts w:ascii="Arial" w:hAnsi="Arial"/>
+          <w:sz w:val="21"/>
+        </w:rPr>
+        <w:t>Examples:</w:t>
+      </w:r>
+    </w:p>
+    <w:p>
+      <w:pPr>
         <w:spacing w:after="20"/>
-      </w:pPr>
-      <w:r>
-        <w:t>Query functions: cosine similarity, Jaccard similarity, and Euclidean distance.</w:t>
-      </w:r>
-    </w:p>
+        <w:ind w:left="259"/>
+        <w:shd w:fill="F3F6FA"/>
+      </w:pPr>
+      <w:r>
+        <w:rPr>
+          <w:rFonts w:ascii="Consolas" w:hAnsi="Consolas"/>
+          <w:color w:val="333333"/>
+          <w:sz w:val="17"/>
+        </w:rPr>
+        <w:t>worry -&gt; anxiety</w:t>
+      </w:r>
+    </w:p>
+    <w:p>
+      <w:pPr>
+        <w:spacing w:after="20"/>
+        <w:ind w:left="259"/>
+        <w:shd w:fill="F3F6FA"/>
+      </w:pPr>
+      <w:r>
+        <w:rPr>
+          <w:rFonts w:ascii="Consolas" w:hAnsi="Consolas"/>
+          <w:color w:val="333333"/>
+          <w:sz w:val="17"/>
+        </w:rPr>
+        <w:t>therapy -&gt; counseling</w:t>
+      </w:r>
+    </w:p>
+    <w:p>
+      <w:pPr>
+        <w:spacing w:after="20"/>
+        <w:ind w:left="259"/>
+        <w:shd w:fill="F3F6FA"/>
+      </w:pPr>
+      <w:r>
+        <w:rPr>
+          <w:rFonts w:ascii="Consolas" w:hAnsi="Consolas"/>
+          <w:color w:val="333333"/>
+          <w:sz w:val="17"/>
+        </w:rPr>
+        <w:t>pressure -&gt; stress</w:t>
+      </w:r>
+    </w:p>
+    <w:p>
+      <w:pPr>
+        <w:spacing w:after="20"/>
+        <w:ind w:left="259"/>
+        <w:shd w:fill="F3F6FA"/>
+      </w:pPr>
+      <w:r>
+        <w:rPr>
+          <w:rFonts w:ascii="Consolas" w:hAnsi="Consolas"/>
+          <w:color w:val="333333"/>
+          <w:sz w:val="17"/>
+        </w:rPr>
+        <w:t>rest -&gt; sleep</w:t>
+      </w:r>
+    </w:p>
+    <w:p>
+      <w:pPr>
+        <w:spacing w:after="20"/>
+        <w:ind w:left="259"/>
+        <w:shd w:fill="F3F6FA"/>
+      </w:pPr>
+      <w:r>
+        <w:rPr>
+          <w:rFonts w:ascii="Consolas" w:hAnsi="Consolas"/>
+          <w:color w:val="333333"/>
+          <w:sz w:val="17"/>
+        </w:rPr>
+        <w:t>network -&gt; social_media</w:t>
+      </w:r>
+    </w:p>
+    <w:p/>
     <w:p>
       <w:pPr>
         <w:pStyle w:val="Heading1"/>
       </w:pPr>
       <w:r>
-        <w:t>6. Database design</w:t>
-      </w:r>
-    </w:p>
-    <w:p>
-      <w:pPr>
-        <w:spacing w:after="80" w:line="252" w:lineRule="auto"/>
-      </w:pPr>
-      <w:r>
-        <w:t>The database schema is defined in sql/migrations. It contains tables for documents, linguistic resources, terms, document_terms, latent_models, latent_document_vectors, latent_query_vectors, query_runs, and query_results. FrecT is represented as a sparse relational matrix in document_terms, avoiding dynamic matrix columns and allowing SQL verification queries.</w:t>
-      </w:r>
-    </w:p>
+        <w:t>9. Semantic Document Creation</w:t>
+      </w:r>
+    </w:p>
+    <w:p>
+      <w:pPr>
+        <w:spacing w:after="100"/>
+      </w:pPr>
+      <w:r>
+        <w:rPr>
+          <w:rFonts w:ascii="Arial" w:hAnsi="Arial"/>
+          <w:sz w:val="21"/>
+        </w:rPr>
+        <w:t>Model class:</w:t>
+      </w:r>
+    </w:p>
+    <w:p>
+      <w:pPr>
+        <w:pStyle w:val="ListBullet"/>
+      </w:pPr>
+      <w:r>
+        <w:rPr>
+          <w:rFonts w:ascii="Consolas" w:hAnsi="Consolas"/>
+          <w:color w:val="2563EB"/>
+          <w:sz w:val="19"/>
+        </w:rPr>
+        <w:t>src/main/java/com/lsi/model/SemanticDocument.java</w:t>
+      </w:r>
+    </w:p>
+    <w:p>
+      <w:pPr>
+        <w:spacing w:after="100"/>
+      </w:pPr>
+      <w:r>
+        <w:rPr>
+          <w:rFonts w:ascii="Arial" w:hAnsi="Arial"/>
+          <w:sz w:val="21"/>
+        </w:rPr>
+        <w:t>Each original document becomes a semantic document with:</w:t>
+      </w:r>
+    </w:p>
+    <w:p>
+      <w:pPr>
+        <w:pStyle w:val="ListBullet"/>
+      </w:pPr>
+      <w:r>
+        <w:rPr>
+          <w:rFonts w:ascii="Arial" w:hAnsi="Arial"/>
+          <w:sz w:val="21"/>
+        </w:rPr>
+        <w:t>code;</w:t>
+      </w:r>
+    </w:p>
+    <w:p>
+      <w:pPr>
+        <w:pStyle w:val="ListBullet"/>
+      </w:pPr>
+      <w:r>
+        <w:rPr>
+          <w:rFonts w:ascii="Arial" w:hAnsi="Arial"/>
+          <w:sz w:val="21"/>
+        </w:rPr>
+        <w:t>canonical term list;</w:t>
+      </w:r>
+    </w:p>
+    <w:p>
+      <w:pPr>
+        <w:pStyle w:val="ListBullet"/>
+      </w:pPr>
+      <w:r>
+        <w:rPr>
+          <w:rFonts w:ascii="Arial" w:hAnsi="Arial"/>
+          <w:sz w:val="21"/>
+        </w:rPr>
+        <w:t>metadata such as title and source.</w:t>
+      </w:r>
+    </w:p>
+    <w:p>
+      <w:pPr>
+        <w:spacing w:after="100"/>
+      </w:pPr>
+      <w:r>
+        <w:rPr>
+          <w:rFonts w:ascii="Arial" w:hAnsi="Arial"/>
+          <w:sz w:val="21"/>
+        </w:rPr>
+        <w:t>Real example:</w:t>
+      </w:r>
+    </w:p>
+    <w:p>
+      <w:pPr>
+        <w:spacing w:after="20"/>
+        <w:ind w:left="259"/>
+        <w:shd w:fill="F3F6FA"/>
+      </w:pPr>
+      <w:r>
+        <w:rPr>
+          <w:rFonts w:ascii="Consolas" w:hAnsi="Consolas"/>
+          <w:color w:val="333333"/>
+          <w:sz w:val="17"/>
+        </w:rPr>
+        <w:t>D8 input:</w:t>
+      </w:r>
+    </w:p>
+    <w:p>
+      <w:pPr>
+        <w:spacing w:after="20"/>
+        <w:ind w:left="259"/>
+        <w:shd w:fill="F3F6FA"/>
+      </w:pPr>
+      <w:r>
+        <w:rPr>
+          <w:rFonts w:ascii="Consolas" w:hAnsi="Consolas"/>
+          <w:color w:val="333333"/>
+          <w:sz w:val="17"/>
+        </w:rPr>
+        <w:t>university support counseling therapy student</w:t>
+      </w:r>
+    </w:p>
+    <w:p>
+      <w:pPr>
+        <w:spacing w:after="20"/>
+        <w:ind w:left="259"/>
+        <w:shd w:fill="F3F6FA"/>
+      </w:pPr>
+      <w:r>
+        <w:rPr>
+          <w:rFonts w:ascii="Consolas" w:hAnsi="Consolas"/>
+          <w:color w:val="333333"/>
+          <w:sz w:val="17"/>
+        </w:rPr>
+        <w:t xml:space="preserve"> </w:t>
+      </w:r>
+    </w:p>
+    <w:p>
+      <w:pPr>
+        <w:spacing w:after="20"/>
+        <w:ind w:left="259"/>
+        <w:shd w:fill="F3F6FA"/>
+      </w:pPr>
+      <w:r>
+        <w:rPr>
+          <w:rFonts w:ascii="Consolas" w:hAnsi="Consolas"/>
+          <w:color w:val="333333"/>
+          <w:sz w:val="17"/>
+        </w:rPr>
+        <w:t>After preprocessing and semantics:</w:t>
+      </w:r>
+    </w:p>
+    <w:p>
+      <w:pPr>
+        <w:spacing w:after="20"/>
+        <w:ind w:left="259"/>
+        <w:shd w:fill="F3F6FA"/>
+      </w:pPr>
+      <w:r>
+        <w:rPr>
+          <w:rFonts w:ascii="Consolas" w:hAnsi="Consolas"/>
+          <w:color w:val="333333"/>
+          <w:sz w:val="17"/>
+        </w:rPr>
+        <w:t>[institutional_support, counsel, counseling, student]</w:t>
+      </w:r>
+    </w:p>
+    <w:p>
+      <w:pPr>
+        <w:spacing w:after="100"/>
+      </w:pPr>
+      <w:r>
+        <w:rPr>
+          <w:rFonts w:ascii="Arial" w:hAnsi="Arial"/>
+          <w:sz w:val="21"/>
+        </w:rPr>
+        <w:t>Explanation:</w:t>
+      </w:r>
+    </w:p>
+    <w:p>
+      <w:pPr>
+        <w:pStyle w:val="ListNumber"/>
+      </w:pPr>
+      <w:r>
+        <w:rPr>
+          <w:rFonts w:ascii="Consolas" w:hAnsi="Consolas"/>
+          <w:color w:val="2563EB"/>
+          <w:sz w:val="19"/>
+        </w:rPr>
+        <w:t>university support</w:t>
+      </w:r>
+      <w:r>
+        <w:rPr>
+          <w:rFonts w:ascii="Arial" w:hAnsi="Arial"/>
+          <w:sz w:val="21"/>
+        </w:rPr>
+        <w:t xml:space="preserve"> activates a polysemy rule and becomes </w:t>
+      </w:r>
+      <w:r>
+        <w:rPr>
+          <w:rFonts w:ascii="Consolas" w:hAnsi="Consolas"/>
+          <w:color w:val="2563EB"/>
+          <w:sz w:val="19"/>
+        </w:rPr>
+        <w:t>institutional_support</w:t>
+      </w:r>
+      <w:r>
+        <w:rPr>
+          <w:rFonts w:ascii="Arial" w:hAnsi="Arial"/>
+          <w:sz w:val="21"/>
+        </w:rPr>
+        <w:t>.</w:t>
+      </w:r>
+    </w:p>
+    <w:p>
+      <w:pPr>
+        <w:pStyle w:val="ListNumber"/>
+      </w:pPr>
+      <w:r>
+        <w:rPr>
+          <w:rFonts w:ascii="Consolas" w:hAnsi="Consolas"/>
+          <w:color w:val="2563EB"/>
+          <w:sz w:val="19"/>
+        </w:rPr>
+        <w:t>therapy</w:t>
+      </w:r>
+      <w:r>
+        <w:rPr>
+          <w:rFonts w:ascii="Arial" w:hAnsi="Arial"/>
+          <w:sz w:val="21"/>
+        </w:rPr>
+        <w:t xml:space="preserve"> is normalized to </w:t>
+      </w:r>
+      <w:r>
+        <w:rPr>
+          <w:rFonts w:ascii="Consolas" w:hAnsi="Consolas"/>
+          <w:color w:val="2563EB"/>
+          <w:sz w:val="19"/>
+        </w:rPr>
+        <w:t>counseling</w:t>
+      </w:r>
+      <w:r>
+        <w:rPr>
+          <w:rFonts w:ascii="Arial" w:hAnsi="Arial"/>
+          <w:sz w:val="21"/>
+        </w:rPr>
+        <w:t>.</w:t>
+      </w:r>
+    </w:p>
+    <w:p>
+      <w:pPr>
+        <w:pStyle w:val="ListNumber"/>
+      </w:pPr>
+      <w:r>
+        <w:rPr>
+          <w:rFonts w:ascii="Consolas" w:hAnsi="Consolas"/>
+          <w:color w:val="2563EB"/>
+          <w:sz w:val="19"/>
+        </w:rPr>
+        <w:t>counseling</w:t>
+      </w:r>
+      <w:r>
+        <w:rPr>
+          <w:rFonts w:ascii="Arial" w:hAnsi="Arial"/>
+          <w:sz w:val="21"/>
+        </w:rPr>
+        <w:t xml:space="preserve"> goes through stemming and may also appear as </w:t>
+      </w:r>
+      <w:r>
+        <w:rPr>
+          <w:rFonts w:ascii="Consolas" w:hAnsi="Consolas"/>
+          <w:color w:val="2563EB"/>
+          <w:sz w:val="19"/>
+        </w:rPr>
+        <w:t>counsel</w:t>
+      </w:r>
+      <w:r>
+        <w:rPr>
+          <w:rFonts w:ascii="Arial" w:hAnsi="Arial"/>
+          <w:sz w:val="21"/>
+        </w:rPr>
+        <w:t>.</w:t>
+      </w:r>
+    </w:p>
+    <w:p>
+      <w:pPr>
+        <w:pStyle w:val="ListNumber"/>
+      </w:pPr>
+      <w:r>
+        <w:rPr>
+          <w:rFonts w:ascii="Consolas" w:hAnsi="Consolas"/>
+          <w:color w:val="2563EB"/>
+          <w:sz w:val="19"/>
+        </w:rPr>
+        <w:t>student</w:t>
+      </w:r>
+      <w:r>
+        <w:rPr>
+          <w:rFonts w:ascii="Arial" w:hAnsi="Arial"/>
+          <w:sz w:val="21"/>
+        </w:rPr>
+        <w:t xml:space="preserve"> remains as a document term.</w:t>
+      </w:r>
+    </w:p>
+    <w:p>
+      <w:pPr>
+        <w:spacing w:after="100"/>
+      </w:pPr>
+      <w:r>
+        <w:rPr>
+          <w:rFonts w:ascii="Arial" w:hAnsi="Arial"/>
+          <w:sz w:val="21"/>
+        </w:rPr>
+        <w:t>This shows that what is printed is not literal CSV text; it comes from the pipeline.</w:t>
+      </w:r>
+    </w:p>
+    <w:p/>
     <w:p>
       <w:pPr>
         <w:pStyle w:val="Heading1"/>
       </w:pPr>
       <w:r>
-        <w:t>7. System functions and platform</w:t>
-      </w:r>
-    </w:p>
-    <w:p>
-      <w:pPr>
-        <w:spacing w:after="80" w:line="252" w:lineRule="auto"/>
-      </w:pPr>
-      <w:r>
-        <w:t>The system runs from com.lsi.App. Main commands:</w:t>
-      </w:r>
-    </w:p>
-    <w:p>
-      <w:pPr>
-        <w:spacing w:after="40"/>
+        <w:t>10. FrecT Construction</w:t>
+      </w:r>
+    </w:p>
+    <w:p>
+      <w:pPr>
+        <w:spacing w:after="100"/>
+      </w:pPr>
+      <w:r>
+        <w:rPr>
+          <w:rFonts w:ascii="Arial" w:hAnsi="Arial"/>
+          <w:sz w:val="21"/>
+        </w:rPr>
+        <w:t>Class:</w:t>
+      </w:r>
+    </w:p>
+    <w:p>
+      <w:pPr>
+        <w:pStyle w:val="ListBullet"/>
       </w:pPr>
       <w:r>
         <w:rPr>
           <w:rFonts w:ascii="Consolas" w:hAnsi="Consolas"/>
-          <w:sz w:val="16"/>
-        </w:rPr>
-        <w:t>mvn exec:java "-Dexec.mainClass=com.lsi.App" "-Dexec.args=demo-pipeline --k 3 --terms 8"</w:t>
-      </w:r>
-    </w:p>
-    <w:p>
-      <w:pPr>
-        <w:spacing w:after="40"/>
+          <w:color w:val="2563EB"/>
+          <w:sz w:val="19"/>
+        </w:rPr>
+        <w:t>src/main/java/com/lsi/indexing/FrequencyMatrixBuilder.java</w:t>
+      </w:r>
+    </w:p>
+    <w:p>
+      <w:pPr>
+        <w:spacing w:after="100"/>
+      </w:pPr>
+      <w:r>
+        <w:rPr>
+          <w:rFonts w:ascii="Arial" w:hAnsi="Arial"/>
+          <w:sz w:val="21"/>
+        </w:rPr>
+        <w:t>Model:</w:t>
+      </w:r>
+    </w:p>
+    <w:p>
+      <w:pPr>
+        <w:pStyle w:val="ListBullet"/>
       </w:pPr>
       <w:r>
         <w:rPr>
           <w:rFonts w:ascii="Consolas" w:hAnsi="Consolas"/>
-          <w:sz w:val="16"/>
-        </w:rPr>
-        <w:t>mvn exec:java "-Dexec.mainClass=com.lsi.App" "-Dexec.args=inspect-lsi --k 3 --terms 10"</w:t>
-      </w:r>
-    </w:p>
-    <w:p>
-      <w:pPr>
-        <w:spacing w:after="40"/>
-      </w:pPr>
+          <w:color w:val="2563EB"/>
+          <w:sz w:val="19"/>
+        </w:rPr>
+        <w:t>src/main/java/com/lsi/model/FrequencyMatrix.java</w:t>
+      </w:r>
+    </w:p>
+    <w:p>
+      <w:pPr>
+        <w:spacing w:after="100"/>
+      </w:pPr>
+      <w:r>
+        <w:rPr>
+          <w:rFonts w:ascii="Arial" w:hAnsi="Arial"/>
+          <w:sz w:val="21"/>
+        </w:rPr>
+        <w:t>Process:</w:t>
+      </w:r>
+    </w:p>
+    <w:p>
+      <w:pPr>
+        <w:pStyle w:val="ListNumber"/>
+      </w:pPr>
+      <w:r>
+        <w:rPr>
+          <w:rFonts w:ascii="Arial" w:hAnsi="Arial"/>
+          <w:sz w:val="21"/>
+        </w:rPr>
+        <w:t xml:space="preserve">All </w:t>
+      </w:r>
       <w:r>
         <w:rPr>
           <w:rFonts w:ascii="Consolas" w:hAnsi="Consolas"/>
-          <w:sz w:val="16"/>
-        </w:rPr>
-        <w:t>mvn exec:java "-Dexec.mainClass=com.lsi.App" "-Dexec.args=compare-docs --d1 D1 --d2 D3"</w:t>
-      </w:r>
-    </w:p>
-    <w:p>
-      <w:pPr>
-        <w:spacing w:after="40"/>
-      </w:pPr>
+          <w:color w:val="2563EB"/>
+          <w:sz w:val="19"/>
+        </w:rPr>
+        <w:t>SemanticDocument</w:t>
+      </w:r>
+      <w:r>
+        <w:rPr>
+          <w:rFonts w:ascii="Arial" w:hAnsi="Arial"/>
+          <w:sz w:val="21"/>
+        </w:rPr>
+        <w:t xml:space="preserve"> instances are received.</w:t>
+      </w:r>
+    </w:p>
+    <w:p>
+      <w:pPr>
+        <w:pStyle w:val="ListNumber"/>
+      </w:pPr>
+      <w:r>
+        <w:rPr>
+          <w:rFonts w:ascii="Arial" w:hAnsi="Arial"/>
+          <w:sz w:val="21"/>
+        </w:rPr>
+        <w:t>A global vocabulary is built from all canonical terms.</w:t>
+      </w:r>
+    </w:p>
+    <w:p>
+      <w:pPr>
+        <w:pStyle w:val="ListNumber"/>
+      </w:pPr>
+      <w:r>
+        <w:rPr>
+          <w:rFonts w:ascii="Arial" w:hAnsi="Arial"/>
+          <w:sz w:val="21"/>
+        </w:rPr>
+        <w:t>The vocabulary is sorted so the matrix is reproducible.</w:t>
+      </w:r>
+    </w:p>
+    <w:p>
+      <w:pPr>
+        <w:pStyle w:val="ListNumber"/>
+      </w:pPr>
+      <w:r>
+        <w:rPr>
+          <w:rFonts w:ascii="Arial" w:hAnsi="Arial"/>
+          <w:sz w:val="21"/>
+        </w:rPr>
+        <w:t>A matrix is created with terms as rows and documents as columns.</w:t>
+      </w:r>
+    </w:p>
+    <w:p>
+      <w:pPr>
+        <w:pStyle w:val="ListNumber"/>
+      </w:pPr>
+      <w:r>
+        <w:rPr>
+          <w:rFonts w:ascii="Arial" w:hAnsi="Arial"/>
+          <w:sz w:val="21"/>
+        </w:rPr>
+        <w:t>For each term-document pair, frequency is counted.</w:t>
+      </w:r>
+    </w:p>
+    <w:p>
+      <w:pPr>
+        <w:pStyle w:val="ListNumber"/>
+      </w:pPr>
+      <w:r>
+        <w:rPr>
+          <w:rFonts w:ascii="Arial" w:hAnsi="Arial"/>
+          <w:sz w:val="21"/>
+        </w:rPr>
+        <w:t xml:space="preserve">If </w:t>
+      </w:r>
       <w:r>
         <w:rPr>
           <w:rFonts w:ascii="Consolas" w:hAnsi="Consolas"/>
-          <w:sz w:val="16"/>
-        </w:rPr>
-        <w:t>mvn exec:java "-Dexec.mainClass=com.lsi.App" "-Dexec.args=query --text academic --top 3 --metric cosine"</w:t>
-      </w:r>
-    </w:p>
-    <w:p>
-      <w:pPr>
-        <w:spacing w:after="80" w:line="252" w:lineRule="auto"/>
-      </w:pPr>
-      <w:r>
-        <w:t>The integrated pipeline performs preprocessing, semantic normalization, FrecT construction, SVD/LSI reduction, term selection, and ranking.</w:t>
-      </w:r>
-    </w:p>
+          <w:color w:val="2563EB"/>
+          <w:sz w:val="19"/>
+        </w:rPr>
+        <w:t>useTfIdf = true</w:t>
+      </w:r>
+      <w:r>
+        <w:rPr>
+          <w:rFonts w:ascii="Arial" w:hAnsi="Arial"/>
+          <w:sz w:val="21"/>
+        </w:rPr>
+        <w:t>, TF-IDF weighting is applied.</w:t>
+      </w:r>
+    </w:p>
+    <w:p>
+      <w:pPr>
+        <w:pStyle w:val="ListNumber"/>
+      </w:pPr>
+      <w:r>
+        <w:rPr>
+          <w:rFonts w:ascii="Arial" w:hAnsi="Arial"/>
+          <w:sz w:val="21"/>
+        </w:rPr>
+        <w:t xml:space="preserve">A </w:t>
+      </w:r>
+      <w:r>
+        <w:rPr>
+          <w:rFonts w:ascii="Consolas" w:hAnsi="Consolas"/>
+          <w:color w:val="2563EB"/>
+          <w:sz w:val="19"/>
+        </w:rPr>
+        <w:t>FrequencyMatrix</w:t>
+      </w:r>
+      <w:r>
+        <w:rPr>
+          <w:rFonts w:ascii="Arial" w:hAnsi="Arial"/>
+          <w:sz w:val="21"/>
+        </w:rPr>
+        <w:t xml:space="preserve"> is returned.</w:t>
+      </w:r>
+    </w:p>
+    <w:p>
+      <w:pPr>
+        <w:spacing w:after="100"/>
+      </w:pPr>
+      <w:r>
+        <w:rPr>
+          <w:rFonts w:ascii="Arial" w:hAnsi="Arial"/>
+          <w:sz w:val="21"/>
+        </w:rPr>
+        <w:t>FrecT interpretation:</w:t>
+      </w:r>
+    </w:p>
+    <w:p>
+      <w:pPr>
+        <w:pStyle w:val="ListBullet"/>
+      </w:pPr>
+      <w:r>
+        <w:rPr>
+          <w:rFonts w:ascii="Arial" w:hAnsi="Arial"/>
+          <w:sz w:val="21"/>
+        </w:rPr>
+        <w:t>Each row represents a term.</w:t>
+      </w:r>
+    </w:p>
+    <w:p>
+      <w:pPr>
+        <w:pStyle w:val="ListBullet"/>
+      </w:pPr>
+      <w:r>
+        <w:rPr>
+          <w:rFonts w:ascii="Arial" w:hAnsi="Arial"/>
+          <w:sz w:val="21"/>
+        </w:rPr>
+        <w:t>Each column represents a document.</w:t>
+      </w:r>
+    </w:p>
+    <w:p>
+      <w:pPr>
+        <w:pStyle w:val="ListBullet"/>
+      </w:pPr>
+      <w:r>
+        <w:rPr>
+          <w:rFonts w:ascii="Arial" w:hAnsi="Arial"/>
+          <w:sz w:val="21"/>
+        </w:rPr>
+        <w:t>Each cell represents the term weight inside the document.</w:t>
+      </w:r>
+    </w:p>
+    <w:p>
+      <w:pPr>
+        <w:spacing w:after="100"/>
+      </w:pPr>
+      <w:r>
+        <w:rPr>
+          <w:rFonts w:ascii="Arial" w:hAnsi="Arial"/>
+          <w:sz w:val="21"/>
+        </w:rPr>
+        <w:t>Observable console example:</w:t>
+      </w:r>
+    </w:p>
+    <w:p>
+      <w:pPr>
+        <w:spacing w:after="20"/>
+        <w:ind w:left="259"/>
+        <w:shd w:fill="F3F6FA"/>
+      </w:pPr>
+      <w:r>
+        <w:rPr>
+          <w:rFonts w:ascii="Consolas" w:hAnsi="Consolas"/>
+          <w:color w:val="333333"/>
+          <w:sz w:val="17"/>
+        </w:rPr>
+        <w:t>FrecT dimensions: 33 terms x 10 documents.</w:t>
+      </w:r>
+    </w:p>
+    <w:p>
+      <w:pPr>
+        <w:spacing w:after="20"/>
+        <w:ind w:left="259"/>
+        <w:shd w:fill="F3F6FA"/>
+      </w:pPr>
+      <w:r>
+        <w:rPr>
+          <w:rFonts w:ascii="Consolas" w:hAnsi="Consolas"/>
+          <w:color w:val="333333"/>
+          <w:sz w:val="17"/>
+        </w:rPr>
+        <w:t>term                            D1        D2        ...</w:t>
+      </w:r>
+    </w:p>
+    <w:p>
+      <w:pPr>
+        <w:spacing w:after="20"/>
+        <w:ind w:left="259"/>
+        <w:shd w:fill="F3F6FA"/>
+      </w:pPr>
+      <w:r>
+        <w:rPr>
+          <w:rFonts w:ascii="Consolas" w:hAnsi="Consolas"/>
+          <w:color w:val="333333"/>
+          <w:sz w:val="17"/>
+        </w:rPr>
+        <w:t>academic_stress              2.705     0.000        ...</w:t>
+      </w:r>
+    </w:p>
+    <w:p>
+      <w:pPr>
+        <w:spacing w:after="20"/>
+        <w:ind w:left="259"/>
+        <w:shd w:fill="F3F6FA"/>
+      </w:pPr>
+      <w:r>
+        <w:rPr>
+          <w:rFonts w:ascii="Consolas" w:hAnsi="Consolas"/>
+          <w:color w:val="333333"/>
+          <w:sz w:val="17"/>
+        </w:rPr>
+        <w:t>anxiety                      0.000     2.299        ...</w:t>
+      </w:r>
+    </w:p>
+    <w:p>
+      <w:pPr>
+        <w:spacing w:after="100"/>
+      </w:pPr>
+      <w:r>
+        <w:rPr>
+          <w:rFonts w:ascii="Arial" w:hAnsi="Arial"/>
+          <w:sz w:val="21"/>
+        </w:rPr>
+        <w:t>To see the full matrix:</w:t>
+      </w:r>
+    </w:p>
+    <w:p>
+      <w:pPr>
+        <w:spacing w:after="20"/>
+        <w:ind w:left="259"/>
+        <w:shd w:fill="F3F6FA"/>
+      </w:pPr>
+      <w:r>
+        <w:rPr>
+          <w:rFonts w:ascii="Consolas" w:hAnsi="Consolas"/>
+          <w:color w:val="333333"/>
+          <w:sz w:val="17"/>
+        </w:rPr>
+        <w:t>mvn exec:java "-Dexec.mainClass=com.lsi.App" "-Dexec.args=final-demo --matrix full"</w:t>
+      </w:r>
+    </w:p>
+    <w:p/>
     <w:p>
       <w:pPr>
         <w:pStyle w:val="Heading1"/>
       </w:pPr>
       <w:r>
-        <w:t>8. Standards and regulations</w:t>
-      </w:r>
-    </w:p>
-    <w:p>
-      <w:pPr>
-        <w:spacing w:after="80" w:line="252" w:lineRule="auto"/>
-      </w:pPr>
-      <w:r>
-        <w:t>The project follows ISO/IEC 12207:2008 concepts by separating the software life cycle into requirements, design, implementation, verification, integration, and maintenance artifacts. The repository includes modular source packages, migration scripts, tests, verification queries, architecture notes, and a repeatable Maven build.</w:t>
-      </w:r>
-    </w:p>
+        <w:t>11. SVD / LSI Reduction</w:t>
+      </w:r>
+    </w:p>
+    <w:p>
+      <w:pPr>
+        <w:spacing w:after="100"/>
+      </w:pPr>
+      <w:r>
+        <w:rPr>
+          <w:rFonts w:ascii="Arial" w:hAnsi="Arial"/>
+          <w:sz w:val="21"/>
+        </w:rPr>
+        <w:t>Classes:</w:t>
+      </w:r>
+    </w:p>
+    <w:p>
+      <w:pPr>
+        <w:pStyle w:val="ListBullet"/>
+      </w:pPr>
+      <w:r>
+        <w:rPr>
+          <w:rFonts w:ascii="Consolas" w:hAnsi="Consolas"/>
+          <w:color w:val="2563EB"/>
+          <w:sz w:val="19"/>
+        </w:rPr>
+        <w:t>src/main/java/com/lsi/lsi/LsiReducer.java</w:t>
+      </w:r>
+    </w:p>
+    <w:p>
+      <w:pPr>
+        <w:pStyle w:val="ListBullet"/>
+      </w:pPr>
+      <w:r>
+        <w:rPr>
+          <w:rFonts w:ascii="Consolas" w:hAnsi="Consolas"/>
+          <w:color w:val="2563EB"/>
+          <w:sz w:val="19"/>
+        </w:rPr>
+        <w:t>src/main/java/com/lsi/lsi/SvdDecomposer.java</w:t>
+      </w:r>
+    </w:p>
+    <w:p>
+      <w:pPr>
+        <w:pStyle w:val="ListBullet"/>
+      </w:pPr>
+      <w:r>
+        <w:rPr>
+          <w:rFonts w:ascii="Consolas" w:hAnsi="Consolas"/>
+          <w:color w:val="2563EB"/>
+          <w:sz w:val="19"/>
+        </w:rPr>
+        <w:t>src/main/java/com/lsi/model/LatentSpaceModel.java</w:t>
+      </w:r>
+    </w:p>
+    <w:p>
+      <w:pPr>
+        <w:spacing w:after="100"/>
+      </w:pPr>
+      <w:r>
+        <w:rPr>
+          <w:rFonts w:ascii="Arial" w:hAnsi="Arial"/>
+          <w:sz w:val="21"/>
+        </w:rPr>
+        <w:t>Process:</w:t>
+      </w:r>
+    </w:p>
+    <w:p>
+      <w:pPr>
+        <w:pStyle w:val="ListNumber"/>
+      </w:pPr>
+      <w:r>
+        <w:rPr>
+          <w:rFonts w:ascii="Consolas" w:hAnsi="Consolas"/>
+          <w:color w:val="2563EB"/>
+          <w:sz w:val="19"/>
+        </w:rPr>
+        <w:t>LsiReducer.reduce(FrequencyMatrix, k)</w:t>
+      </w:r>
+      <w:r>
+        <w:rPr>
+          <w:rFonts w:ascii="Arial" w:hAnsi="Arial"/>
+          <w:sz w:val="21"/>
+        </w:rPr>
+        <w:t xml:space="preserve"> receives FrecT.</w:t>
+      </w:r>
+    </w:p>
+    <w:p>
+      <w:pPr>
+        <w:pStyle w:val="ListNumber"/>
+      </w:pPr>
+      <w:r>
+        <w:rPr>
+          <w:rFonts w:ascii="Arial" w:hAnsi="Arial"/>
+          <w:sz w:val="21"/>
+        </w:rPr>
+        <w:t xml:space="preserve">FrecT is transformed into a numeric matrix </w:t>
+      </w:r>
+      <w:r>
+        <w:rPr>
+          <w:rFonts w:ascii="Consolas" w:hAnsi="Consolas"/>
+          <w:color w:val="2563EB"/>
+          <w:sz w:val="19"/>
+        </w:rPr>
+        <w:t>A</w:t>
+      </w:r>
+      <w:r>
+        <w:rPr>
+          <w:rFonts w:ascii="Arial" w:hAnsi="Arial"/>
+          <w:sz w:val="21"/>
+        </w:rPr>
+        <w:t xml:space="preserve"> of terms by documents.</w:t>
+      </w:r>
+    </w:p>
+    <w:p>
+      <w:pPr>
+        <w:pStyle w:val="ListNumber"/>
+      </w:pPr>
+      <w:r>
+        <w:rPr>
+          <w:rFonts w:ascii="Consolas" w:hAnsi="Consolas"/>
+          <w:color w:val="2563EB"/>
+          <w:sz w:val="19"/>
+        </w:rPr>
+        <w:t>SvdDecomposer</w:t>
+      </w:r>
+      <w:r>
+        <w:rPr>
+          <w:rFonts w:ascii="Arial" w:hAnsi="Arial"/>
+          <w:sz w:val="21"/>
+        </w:rPr>
+        <w:t xml:space="preserve"> uses EJML to calculate SVD.</w:t>
+      </w:r>
+    </w:p>
+    <w:p>
+      <w:pPr>
+        <w:pStyle w:val="ListNumber"/>
+      </w:pPr>
+      <w:r>
+        <w:rPr>
+          <w:rFonts w:ascii="Arial" w:hAnsi="Arial"/>
+          <w:sz w:val="21"/>
+        </w:rPr>
+        <w:t>The matrix is decomposed as:</w:t>
+      </w:r>
+    </w:p>
+    <w:p>
+      <w:pPr>
+        <w:spacing w:after="20"/>
+        <w:ind w:left="259"/>
+        <w:shd w:fill="F3F6FA"/>
+      </w:pPr>
+      <w:r>
+        <w:rPr>
+          <w:rFonts w:ascii="Consolas" w:hAnsi="Consolas"/>
+          <w:color w:val="333333"/>
+          <w:sz w:val="17"/>
+        </w:rPr>
+        <w:t>A = U * S * V^T</w:t>
+      </w:r>
+    </w:p>
+    <w:p>
+      <w:pPr>
+        <w:pStyle w:val="ListNumber"/>
+      </w:pPr>
+      <w:r>
+        <w:rPr>
+          <w:rFonts w:ascii="Arial" w:hAnsi="Arial"/>
+          <w:sz w:val="21"/>
+        </w:rPr>
+        <w:t xml:space="preserve">Only the first </w:t>
+      </w:r>
+      <w:r>
+        <w:rPr>
+          <w:rFonts w:ascii="Consolas" w:hAnsi="Consolas"/>
+          <w:color w:val="2563EB"/>
+          <w:sz w:val="19"/>
+        </w:rPr>
+        <w:t>k</w:t>
+      </w:r>
+      <w:r>
+        <w:rPr>
+          <w:rFonts w:ascii="Arial" w:hAnsi="Arial"/>
+          <w:sz w:val="21"/>
+        </w:rPr>
+        <w:t xml:space="preserve"> latent dimensions are kept.</w:t>
+      </w:r>
+    </w:p>
+    <w:p>
+      <w:pPr>
+        <w:pStyle w:val="ListNumber"/>
+      </w:pPr>
+      <w:r>
+        <w:rPr>
+          <w:rFonts w:ascii="Arial" w:hAnsi="Arial"/>
+          <w:sz w:val="21"/>
+        </w:rPr>
+        <w:t>Latent term vectors are calculated.</w:t>
+      </w:r>
+    </w:p>
+    <w:p>
+      <w:pPr>
+        <w:pStyle w:val="ListNumber"/>
+      </w:pPr>
+      <w:r>
+        <w:rPr>
+          <w:rFonts w:ascii="Arial" w:hAnsi="Arial"/>
+          <w:sz w:val="21"/>
+        </w:rPr>
+        <w:t>Latent document vectors are calculated.</w:t>
+      </w:r>
+    </w:p>
+    <w:p>
+      <w:pPr>
+        <w:pStyle w:val="ListNumber"/>
+      </w:pPr>
+      <w:r>
+        <w:rPr>
+          <w:rFonts w:ascii="Arial" w:hAnsi="Arial"/>
+          <w:sz w:val="21"/>
+        </w:rPr>
+        <w:t xml:space="preserve">A </w:t>
+      </w:r>
+      <w:r>
+        <w:rPr>
+          <w:rFonts w:ascii="Consolas" w:hAnsi="Consolas"/>
+          <w:color w:val="2563EB"/>
+          <w:sz w:val="19"/>
+        </w:rPr>
+        <w:t>LatentSpaceModel</w:t>
+      </w:r>
+      <w:r>
+        <w:rPr>
+          <w:rFonts w:ascii="Arial" w:hAnsi="Arial"/>
+          <w:sz w:val="21"/>
+        </w:rPr>
+        <w:t xml:space="preserve"> is created.</w:t>
+      </w:r>
+    </w:p>
+    <w:p>
+      <w:pPr>
+        <w:spacing w:after="100"/>
+      </w:pPr>
+      <w:r>
+        <w:rPr>
+          <w:rFonts w:ascii="Arial" w:hAnsi="Arial"/>
+          <w:sz w:val="21"/>
+        </w:rPr>
+        <w:t>The latent model contains:</w:t>
+      </w:r>
+    </w:p>
+    <w:p>
+      <w:pPr>
+        <w:pStyle w:val="ListBullet"/>
+      </w:pPr>
+      <w:r>
+        <w:rPr>
+          <w:rFonts w:ascii="Consolas" w:hAnsi="Consolas"/>
+          <w:color w:val="2563EB"/>
+          <w:sz w:val="19"/>
+        </w:rPr>
+        <w:t>k</w:t>
+      </w:r>
+      <w:r>
+        <w:rPr>
+          <w:rFonts w:ascii="Arial" w:hAnsi="Arial"/>
+          <w:sz w:val="21"/>
+        </w:rPr>
+        <w:t>;</w:t>
+      </w:r>
+    </w:p>
+    <w:p>
+      <w:pPr>
+        <w:pStyle w:val="ListBullet"/>
+      </w:pPr>
+      <w:r>
+        <w:rPr>
+          <w:rFonts w:ascii="Arial" w:hAnsi="Arial"/>
+          <w:sz w:val="21"/>
+        </w:rPr>
+        <w:t>document codes;</w:t>
+      </w:r>
+    </w:p>
+    <w:p>
+      <w:pPr>
+        <w:pStyle w:val="ListBullet"/>
+      </w:pPr>
+      <w:r>
+        <w:rPr>
+          <w:rFonts w:ascii="Arial" w:hAnsi="Arial"/>
+          <w:sz w:val="21"/>
+        </w:rPr>
+        <w:t>vocabulary;</w:t>
+      </w:r>
+    </w:p>
+    <w:p>
+      <w:pPr>
+        <w:pStyle w:val="ListBullet"/>
+      </w:pPr>
+      <w:r>
+        <w:rPr>
+          <w:rFonts w:ascii="Arial" w:hAnsi="Arial"/>
+          <w:sz w:val="21"/>
+        </w:rPr>
+        <w:t>singular values;</w:t>
+      </w:r>
+    </w:p>
+    <w:p>
+      <w:pPr>
+        <w:pStyle w:val="ListBullet"/>
+      </w:pPr>
+      <w:r>
+        <w:rPr>
+          <w:rFonts w:ascii="Arial" w:hAnsi="Arial"/>
+          <w:sz w:val="21"/>
+        </w:rPr>
+        <w:t>term vectors;</w:t>
+      </w:r>
+    </w:p>
+    <w:p>
+      <w:pPr>
+        <w:pStyle w:val="ListBullet"/>
+      </w:pPr>
+      <w:r>
+        <w:rPr>
+          <w:rFonts w:ascii="Arial" w:hAnsi="Arial"/>
+          <w:sz w:val="21"/>
+        </w:rPr>
+        <w:t>document vectors.</w:t>
+      </w:r>
+    </w:p>
+    <w:p>
+      <w:pPr>
+        <w:spacing w:after="100"/>
+      </w:pPr>
+      <w:r>
+        <w:rPr>
+          <w:rFonts w:ascii="Arial" w:hAnsi="Arial"/>
+          <w:sz w:val="21"/>
+        </w:rPr>
+        <w:t>Observable output:</w:t>
+      </w:r>
+    </w:p>
+    <w:p>
+      <w:pPr>
+        <w:spacing w:after="20"/>
+        <w:ind w:left="259"/>
+        <w:shd w:fill="F3F6FA"/>
+      </w:pPr>
+      <w:r>
+        <w:rPr>
+          <w:rFonts w:ascii="Consolas" w:hAnsi="Consolas"/>
+          <w:color w:val="333333"/>
+          <w:sz w:val="17"/>
+        </w:rPr>
+        <w:t>Requested k: 3</w:t>
+      </w:r>
+    </w:p>
+    <w:p>
+      <w:pPr>
+        <w:spacing w:after="20"/>
+        <w:ind w:left="259"/>
+        <w:shd w:fill="F3F6FA"/>
+      </w:pPr>
+      <w:r>
+        <w:rPr>
+          <w:rFonts w:ascii="Consolas" w:hAnsi="Consolas"/>
+          <w:color w:val="333333"/>
+          <w:sz w:val="17"/>
+        </w:rPr>
+        <w:t>Actual k used by LSI: 3</w:t>
+      </w:r>
+    </w:p>
+    <w:p>
+      <w:pPr>
+        <w:spacing w:after="20"/>
+        <w:ind w:left="259"/>
+        <w:shd w:fill="F3F6FA"/>
+      </w:pPr>
+      <w:r>
+        <w:rPr>
+          <w:rFonts w:ascii="Consolas" w:hAnsi="Consolas"/>
+          <w:color w:val="333333"/>
+          <w:sz w:val="17"/>
+        </w:rPr>
+        <w:t>Singular values:</w:t>
+      </w:r>
+    </w:p>
+    <w:p>
+      <w:pPr>
+        <w:spacing w:after="20"/>
+        <w:ind w:left="259"/>
+        <w:shd w:fill="F3F6FA"/>
+      </w:pPr>
+      <w:r>
+        <w:rPr>
+          <w:rFonts w:ascii="Consolas" w:hAnsi="Consolas"/>
+          <w:color w:val="333333"/>
+          <w:sz w:val="17"/>
+        </w:rPr>
+        <w:t xml:space="preserve">  sigma_1 = 7.7209</w:t>
+      </w:r>
+    </w:p>
+    <w:p>
+      <w:pPr>
+        <w:spacing w:after="20"/>
+        <w:ind w:left="259"/>
+        <w:shd w:fill="F3F6FA"/>
+      </w:pPr>
+      <w:r>
+        <w:rPr>
+          <w:rFonts w:ascii="Consolas" w:hAnsi="Consolas"/>
+          <w:color w:val="333333"/>
+          <w:sz w:val="17"/>
+        </w:rPr>
+        <w:t xml:space="preserve">  sigma_2 = 7.0984</w:t>
+      </w:r>
+    </w:p>
+    <w:p>
+      <w:pPr>
+        <w:spacing w:after="20"/>
+        <w:ind w:left="259"/>
+        <w:shd w:fill="F3F6FA"/>
+      </w:pPr>
+      <w:r>
+        <w:rPr>
+          <w:rFonts w:ascii="Consolas" w:hAnsi="Consolas"/>
+          <w:color w:val="333333"/>
+          <w:sz w:val="17"/>
+        </w:rPr>
+        <w:t xml:space="preserve">  sigma_3 = 6.8823</w:t>
+      </w:r>
+    </w:p>
+    <w:p>
+      <w:pPr>
+        <w:spacing w:after="100"/>
+      </w:pPr>
+      <w:r>
+        <w:rPr>
+          <w:rFonts w:ascii="Arial" w:hAnsi="Arial"/>
+          <w:sz w:val="21"/>
+        </w:rPr>
+        <w:t>The values can vary slightly if the corpus or linguistic resources change.</w:t>
+      </w:r>
+    </w:p>
+    <w:p/>
     <w:p>
       <w:pPr>
         <w:pStyle w:val="Heading1"/>
       </w:pPr>
       <w:r>
-        <w:t>9. Methodology</w:t>
+        <w:t>12. Significant Term Selection</w:t>
+      </w:r>
+    </w:p>
+    <w:p>
+      <w:pPr>
+        <w:spacing w:after="100"/>
+      </w:pPr>
+      <w:r>
+        <w:rPr>
+          <w:rFonts w:ascii="Arial" w:hAnsi="Arial"/>
+          <w:sz w:val="21"/>
+        </w:rPr>
+        <w:t>Class:</w:t>
+      </w:r>
+    </w:p>
+    <w:p>
+      <w:pPr>
+        <w:pStyle w:val="ListBullet"/>
+      </w:pPr>
+      <w:r>
+        <w:rPr>
+          <w:rFonts w:ascii="Consolas" w:hAnsi="Consolas"/>
+          <w:color w:val="2563EB"/>
+          <w:sz w:val="19"/>
+        </w:rPr>
+        <w:t>src/main/java/com/lsi/lsi/TermSelectionService.java</w:t>
+      </w:r>
+    </w:p>
+    <w:p>
+      <w:pPr>
+        <w:spacing w:after="100"/>
+      </w:pPr>
+      <w:r>
+        <w:rPr>
+          <w:rFonts w:ascii="Arial" w:hAnsi="Arial"/>
+          <w:sz w:val="21"/>
+        </w:rPr>
+        <w:t>Process:</w:t>
       </w:r>
     </w:p>
     <w:p>
       <w:pPr>
         <w:pStyle w:val="ListNumber"/>
+      </w:pPr>
+      <w:r>
+        <w:rPr>
+          <w:rFonts w:ascii="Arial" w:hAnsi="Arial"/>
+          <w:sz w:val="21"/>
+        </w:rPr>
+        <w:t xml:space="preserve">Term latent vectors are taken from </w:t>
+      </w:r>
+      <w:r>
+        <w:rPr>
+          <w:rFonts w:ascii="Consolas" w:hAnsi="Consolas"/>
+          <w:color w:val="2563EB"/>
+          <w:sz w:val="19"/>
+        </w:rPr>
+        <w:t>LatentSpaceModel</w:t>
+      </w:r>
+      <w:r>
+        <w:rPr>
+          <w:rFonts w:ascii="Arial" w:hAnsi="Arial"/>
+          <w:sz w:val="21"/>
+        </w:rPr>
+        <w:t>.</w:t>
+      </w:r>
+    </w:p>
+    <w:p>
+      <w:pPr>
+        <w:pStyle w:val="ListNumber"/>
+      </w:pPr>
+      <w:r>
+        <w:rPr>
+          <w:rFonts w:ascii="Arial" w:hAnsi="Arial"/>
+          <w:sz w:val="21"/>
+        </w:rPr>
+        <w:t>For each term, a significance score is calculated using the vector norm.</w:t>
+      </w:r>
+    </w:p>
+    <w:p>
+      <w:pPr>
+        <w:pStyle w:val="ListNumber"/>
+      </w:pPr>
+      <w:r>
+        <w:rPr>
+          <w:rFonts w:ascii="Arial" w:hAnsi="Arial"/>
+          <w:sz w:val="21"/>
+        </w:rPr>
+        <w:t>Terms are sorted from highest to lowest significance.</w:t>
+      </w:r>
+    </w:p>
+    <w:p>
+      <w:pPr>
+        <w:pStyle w:val="ListNumber"/>
+      </w:pPr>
+      <w:r>
+        <w:rPr>
+          <w:rFonts w:ascii="Arial" w:hAnsi="Arial"/>
+          <w:sz w:val="21"/>
+        </w:rPr>
+        <w:t xml:space="preserve">The first </w:t>
+      </w:r>
+      <w:r>
+        <w:rPr>
+          <w:rFonts w:ascii="Consolas" w:hAnsi="Consolas"/>
+          <w:color w:val="2563EB"/>
+          <w:sz w:val="19"/>
+        </w:rPr>
+        <w:t>terms</w:t>
+      </w:r>
+      <w:r>
+        <w:rPr>
+          <w:rFonts w:ascii="Arial" w:hAnsi="Arial"/>
+          <w:sz w:val="21"/>
+        </w:rPr>
+        <w:t xml:space="preserve"> items are printed.</w:t>
+      </w:r>
+    </w:p>
+    <w:p>
+      <w:pPr>
+        <w:spacing w:after="100"/>
+      </w:pPr>
+      <w:r>
+        <w:rPr>
+          <w:rFonts w:ascii="Arial" w:hAnsi="Arial"/>
+          <w:sz w:val="21"/>
+        </w:rPr>
+        <w:t>Observable output:</w:t>
+      </w:r>
+    </w:p>
+    <w:p>
+      <w:pPr>
         <w:spacing w:after="20"/>
-      </w:pPr>
-      <w:r>
-        <w:t>Define the domain and corpus.</w:t>
+        <w:ind w:left="259"/>
+        <w:shd w:fill="F3F6FA"/>
+      </w:pPr>
+      <w:r>
+        <w:rPr>
+          <w:rFonts w:ascii="Consolas" w:hAnsi="Consolas"/>
+          <w:color w:val="333333"/>
+          <w:sz w:val="17"/>
+        </w:rPr>
+        <w:t>Top indexing terms for expert review:</w:t>
+      </w:r>
+    </w:p>
+    <w:p>
+      <w:pPr>
+        <w:spacing w:after="20"/>
+        <w:ind w:left="259"/>
+        <w:shd w:fill="F3F6FA"/>
+      </w:pPr>
+      <w:r>
+        <w:rPr>
+          <w:rFonts w:ascii="Consolas" w:hAnsi="Consolas"/>
+          <w:color w:val="333333"/>
+          <w:sz w:val="17"/>
+        </w:rPr>
+        <w:t>1. depression - significance: 5.2738</w:t>
+      </w:r>
+    </w:p>
+    <w:p>
+      <w:pPr>
+        <w:spacing w:after="20"/>
+        <w:ind w:left="259"/>
+        <w:shd w:fill="F3F6FA"/>
+      </w:pPr>
+      <w:r>
+        <w:rPr>
+          <w:rFonts w:ascii="Consolas" w:hAnsi="Consolas"/>
+          <w:color w:val="333333"/>
+          <w:sz w:val="17"/>
+        </w:rPr>
+        <w:t>2. anxiety - significance: 4.9526</w:t>
+      </w:r>
+    </w:p>
+    <w:p>
+      <w:pPr>
+        <w:spacing w:after="20"/>
+        <w:ind w:left="259"/>
+        <w:shd w:fill="F3F6FA"/>
+      </w:pPr>
+      <w:r>
+        <w:rPr>
+          <w:rFonts w:ascii="Consolas" w:hAnsi="Consolas"/>
+          <w:color w:val="333333"/>
+          <w:sz w:val="17"/>
+        </w:rPr>
+        <w:t>3. social_media - significance: 4.7357</w:t>
+      </w:r>
+    </w:p>
+    <w:p>
+      <w:pPr>
+        <w:spacing w:after="20"/>
+        <w:ind w:left="259"/>
+        <w:shd w:fill="F3F6FA"/>
+      </w:pPr>
+      <w:r>
+        <w:rPr>
+          <w:rFonts w:ascii="Consolas" w:hAnsi="Consolas"/>
+          <w:color w:val="333333"/>
+          <w:sz w:val="17"/>
+        </w:rPr>
+        <w:t>...</w:t>
+      </w:r>
+    </w:p>
+    <w:p>
+      <w:pPr>
+        <w:spacing w:after="100"/>
+      </w:pPr>
+      <w:r>
+        <w:rPr>
+          <w:rFonts w:ascii="Arial" w:hAnsi="Arial"/>
+          <w:sz w:val="21"/>
+        </w:rPr>
+        <w:t>This supports expert review of relevant indexing terms after applying LSI.</w:t>
+      </w:r>
+    </w:p>
+    <w:p/>
+    <w:p>
+      <w:pPr>
+        <w:pStyle w:val="Heading1"/>
+      </w:pPr>
+      <w:r>
+        <w:t>13. Query Processor Creation</w:t>
+      </w:r>
+    </w:p>
+    <w:p>
+      <w:pPr>
+        <w:spacing w:after="100"/>
+      </w:pPr>
+      <w:r>
+        <w:rPr>
+          <w:rFonts w:ascii="Arial" w:hAnsi="Arial"/>
+          <w:sz w:val="21"/>
+        </w:rPr>
+        <w:t>Class:</w:t>
+      </w:r>
+    </w:p>
+    <w:p>
+      <w:pPr>
+        <w:pStyle w:val="ListBullet"/>
+      </w:pPr>
+      <w:r>
+        <w:rPr>
+          <w:rFonts w:ascii="Consolas" w:hAnsi="Consolas"/>
+          <w:color w:val="2563EB"/>
+          <w:sz w:val="19"/>
+        </w:rPr>
+        <w:t>src/main/java/com/lsi/query/QueryProcessor.java</w:t>
+      </w:r>
+    </w:p>
+    <w:p>
+      <w:pPr>
+        <w:spacing w:after="100"/>
+      </w:pPr>
+      <w:r>
+        <w:rPr>
+          <w:rFonts w:ascii="Arial" w:hAnsi="Arial"/>
+          <w:sz w:val="21"/>
+        </w:rPr>
+        <w:t xml:space="preserve">After indexing the corpus, </w:t>
+      </w:r>
+      <w:r>
+        <w:rPr>
+          <w:rFonts w:ascii="Consolas" w:hAnsi="Consolas"/>
+          <w:color w:val="2563EB"/>
+          <w:sz w:val="19"/>
+        </w:rPr>
+        <w:t>runFinalDemo</w:t>
+      </w:r>
+      <w:r>
+        <w:rPr>
+          <w:rFonts w:ascii="Arial" w:hAnsi="Arial"/>
+          <w:sz w:val="21"/>
+        </w:rPr>
+        <w:t xml:space="preserve"> creates:</w:t>
+      </w:r>
+    </w:p>
+    <w:p>
+      <w:pPr>
+        <w:spacing w:after="20"/>
+        <w:ind w:left="259"/>
+        <w:shd w:fill="F3F6FA"/>
+      </w:pPr>
+      <w:r>
+        <w:rPr>
+          <w:rFonts w:ascii="Consolas" w:hAnsi="Consolas"/>
+          <w:color w:val="333333"/>
+          <w:sz w:val="17"/>
+        </w:rPr>
+        <w:t>QueryProcessor processor = new QueryProcessor(corpus)</w:t>
+      </w:r>
+    </w:p>
+    <w:p>
+      <w:pPr>
+        <w:spacing w:after="100"/>
+      </w:pPr>
+      <w:r>
+        <w:rPr>
+          <w:rFonts w:ascii="Arial" w:hAnsi="Arial"/>
+          <w:sz w:val="21"/>
+        </w:rPr>
+        <w:t>This processor receives:</w:t>
+      </w:r>
+    </w:p>
+    <w:p>
+      <w:pPr>
+        <w:pStyle w:val="ListBullet"/>
+      </w:pPr>
+      <w:r>
+        <w:rPr>
+          <w:rFonts w:ascii="Arial" w:hAnsi="Arial"/>
+          <w:sz w:val="21"/>
+        </w:rPr>
+        <w:t>semantic documents;</w:t>
+      </w:r>
+    </w:p>
+    <w:p>
+      <w:pPr>
+        <w:pStyle w:val="ListBullet"/>
+      </w:pPr>
+      <w:r>
+        <w:rPr>
+          <w:rFonts w:ascii="Arial" w:hAnsi="Arial"/>
+          <w:sz w:val="21"/>
+        </w:rPr>
+        <w:t>FrecT matrix;</w:t>
+      </w:r>
+    </w:p>
+    <w:p>
+      <w:pPr>
+        <w:pStyle w:val="ListBullet"/>
+      </w:pPr>
+      <w:r>
+        <w:rPr>
+          <w:rFonts w:ascii="Arial" w:hAnsi="Arial"/>
+          <w:sz w:val="21"/>
+        </w:rPr>
+        <w:t>LSI model;</w:t>
+      </w:r>
+    </w:p>
+    <w:p>
+      <w:pPr>
+        <w:pStyle w:val="ListBullet"/>
+      </w:pPr>
+      <w:r>
+        <w:rPr>
+          <w:rFonts w:ascii="Arial" w:hAnsi="Arial"/>
+          <w:sz w:val="21"/>
+        </w:rPr>
+        <w:t>titles by code.</w:t>
+      </w:r>
+    </w:p>
+    <w:p>
+      <w:pPr>
+        <w:spacing w:after="100"/>
+      </w:pPr>
+      <w:r>
+        <w:rPr>
+          <w:rFonts w:ascii="Arial" w:hAnsi="Arial"/>
+          <w:sz w:val="21"/>
+        </w:rPr>
+        <w:t>With that data, it can solve:</w:t>
+      </w:r>
+    </w:p>
+    <w:p>
+      <w:pPr>
+        <w:pStyle w:val="ListBullet"/>
+      </w:pPr>
+      <w:r>
+        <w:rPr>
+          <w:rFonts w:ascii="Arial" w:hAnsi="Arial"/>
+          <w:sz w:val="21"/>
+        </w:rPr>
+        <w:t>document-document comparison;</w:t>
+      </w:r>
+    </w:p>
+    <w:p>
+      <w:pPr>
+        <w:pStyle w:val="ListBullet"/>
+      </w:pPr>
+      <w:r>
+        <w:rPr>
+          <w:rFonts w:ascii="Arial" w:hAnsi="Arial"/>
+          <w:sz w:val="21"/>
+        </w:rPr>
+        <w:t>text-document queries using cosine similarity;</w:t>
+      </w:r>
+    </w:p>
+    <w:p>
+      <w:pPr>
+        <w:pStyle w:val="ListBullet"/>
+      </w:pPr>
+      <w:r>
+        <w:rPr>
+          <w:rFonts w:ascii="Arial" w:hAnsi="Arial"/>
+          <w:sz w:val="21"/>
+        </w:rPr>
+        <w:t>text-document queries using Jaccard similarity;</w:t>
+      </w:r>
+    </w:p>
+    <w:p>
+      <w:pPr>
+        <w:pStyle w:val="ListBullet"/>
+      </w:pPr>
+      <w:r>
+        <w:rPr>
+          <w:rFonts w:ascii="Arial" w:hAnsi="Arial"/>
+          <w:sz w:val="21"/>
+        </w:rPr>
+        <w:t>text-document queries using Euclidean distance.</w:t>
+      </w:r>
+    </w:p>
+    <w:p/>
+    <w:p>
+      <w:pPr>
+        <w:pStyle w:val="Heading1"/>
+      </w:pPr>
+      <w:r>
+        <w:t>14. Initial Demo Printout</w:t>
+      </w:r>
+    </w:p>
+    <w:p>
+      <w:pPr>
+        <w:spacing w:after="100"/>
+      </w:pPr>
+      <w:r>
+        <w:rPr>
+          <w:rFonts w:ascii="Arial" w:hAnsi="Arial"/>
+          <w:sz w:val="21"/>
+        </w:rPr>
+        <w:t>First, an orientation section is printed:</w:t>
+      </w:r>
+    </w:p>
+    <w:p>
+      <w:pPr>
+        <w:spacing w:after="20"/>
+        <w:ind w:left="259"/>
+        <w:shd w:fill="F3F6FA"/>
+      </w:pPr>
+      <w:r>
+        <w:rPr>
+          <w:rFonts w:ascii="Consolas" w:hAnsi="Consolas"/>
+          <w:color w:val="333333"/>
+          <w:sz w:val="17"/>
+        </w:rPr>
+        <w:t>FINAL PROJECT TECHNICAL DEMONSTRATION</w:t>
+      </w:r>
+    </w:p>
+    <w:p>
+      <w:pPr>
+        <w:spacing w:after="20"/>
+        <w:ind w:left="259"/>
+        <w:shd w:fill="F3F6FA"/>
+      </w:pPr>
+      <w:r>
+        <w:rPr>
+          <w:rFonts w:ascii="Consolas" w:hAnsi="Consolas"/>
+          <w:color w:val="333333"/>
+          <w:sz w:val="17"/>
+        </w:rPr>
+        <w:t>Demonstrated objective: document base with LSI to index, represent, and query documents.</w:t>
+      </w:r>
+    </w:p>
+    <w:p>
+      <w:pPr>
+        <w:spacing w:after="20"/>
+        <w:ind w:left="259"/>
+        <w:shd w:fill="F3F6FA"/>
+      </w:pPr>
+      <w:r>
+        <w:rPr>
+          <w:rFonts w:ascii="Consolas" w:hAnsi="Consolas"/>
+          <w:color w:val="333333"/>
+          <w:sz w:val="17"/>
+        </w:rPr>
+        <w:t>Corpus domain: mental health and wellbeing among university students.</w:t>
+      </w:r>
+    </w:p>
+    <w:p>
+      <w:pPr>
+        <w:spacing w:after="20"/>
+        <w:ind w:left="259"/>
+        <w:shd w:fill="F3F6FA"/>
+      </w:pPr>
+      <w:r>
+        <w:rPr>
+          <w:rFonts w:ascii="Consolas" w:hAnsi="Consolas"/>
+          <w:color w:val="333333"/>
+          <w:sz w:val="17"/>
+        </w:rPr>
+        <w:t>Flow: documents -&gt; preprocessing -&gt; semantics -&gt; FrecT -&gt; SVD/LSI -&gt; queries.</w:t>
+      </w:r>
+    </w:p>
+    <w:p>
+      <w:pPr>
+        <w:spacing w:after="100"/>
+      </w:pPr>
+      <w:r>
+        <w:rPr>
+          <w:rFonts w:ascii="Arial" w:hAnsi="Arial"/>
+          <w:sz w:val="21"/>
+        </w:rPr>
+        <w:t>This part comes from:</w:t>
+      </w:r>
+    </w:p>
+    <w:p>
+      <w:pPr>
+        <w:pStyle w:val="ListBullet"/>
+      </w:pPr>
+      <w:r>
+        <w:rPr>
+          <w:rFonts w:ascii="Consolas" w:hAnsi="Consolas"/>
+          <w:color w:val="2563EB"/>
+          <w:sz w:val="19"/>
+        </w:rPr>
+        <w:t>CommandLineInterface.runFinalDemo</w:t>
+      </w:r>
+    </w:p>
+    <w:p>
+      <w:pPr>
+        <w:spacing w:after="100"/>
+      </w:pPr>
+      <w:r>
+        <w:rPr>
+          <w:rFonts w:ascii="Arial" w:hAnsi="Arial"/>
+          <w:sz w:val="21"/>
+        </w:rPr>
+        <w:t>It is not a mathematical calculation; it is guide text so the professor can understand the flow before reviewing the results.</w:t>
+      </w:r>
+    </w:p>
+    <w:p/>
+    <w:p>
+      <w:pPr>
+        <w:pStyle w:val="Heading1"/>
+      </w:pPr>
+      <w:r>
+        <w:t>15. Printed Step 1 - Document Base</w:t>
+      </w:r>
+    </w:p>
+    <w:p>
+      <w:pPr>
+        <w:spacing w:after="100"/>
+      </w:pPr>
+      <w:r>
+        <w:rPr>
+          <w:rFonts w:ascii="Arial" w:hAnsi="Arial"/>
+          <w:sz w:val="21"/>
+        </w:rPr>
+        <w:t>Output:</w:t>
+      </w:r>
+    </w:p>
+    <w:p>
+      <w:pPr>
+        <w:spacing w:after="20"/>
+        <w:ind w:left="259"/>
+        <w:shd w:fill="F3F6FA"/>
+      </w:pPr>
+      <w:r>
+        <w:rPr>
+          <w:rFonts w:ascii="Consolas" w:hAnsi="Consolas"/>
+          <w:color w:val="333333"/>
+          <w:sz w:val="17"/>
+        </w:rPr>
+        <w:t>STEP 1. DOCUMENT BASE</w:t>
+      </w:r>
+    </w:p>
+    <w:p>
+      <w:pPr>
+        <w:spacing w:after="20"/>
+        <w:ind w:left="259"/>
+        <w:shd w:fill="F3F6FA"/>
+      </w:pPr>
+      <w:r>
+        <w:rPr>
+          <w:rFonts w:ascii="Consolas" w:hAnsi="Consolas"/>
+          <w:color w:val="333333"/>
+          <w:sz w:val="17"/>
+        </w:rPr>
+        <w:t>Requirement: work with a base of at least 10 documents.</w:t>
+      </w:r>
+    </w:p>
+    <w:p>
+      <w:pPr>
+        <w:spacing w:after="20"/>
+        <w:ind w:left="259"/>
+        <w:shd w:fill="F3F6FA"/>
+      </w:pPr>
+      <w:r>
+        <w:rPr>
+          <w:rFonts w:ascii="Consolas" w:hAnsi="Consolas"/>
+          <w:color w:val="333333"/>
+          <w:sz w:val="17"/>
+        </w:rPr>
+        <w:t>Indexed documents: 10</w:t>
+      </w:r>
+    </w:p>
+    <w:p>
+      <w:pPr>
+        <w:spacing w:after="20"/>
+        <w:ind w:left="259"/>
+        <w:shd w:fill="F3F6FA"/>
+      </w:pPr>
+      <w:r>
+        <w:rPr>
+          <w:rFonts w:ascii="Consolas" w:hAnsi="Consolas"/>
+          <w:color w:val="333333"/>
+          <w:sz w:val="17"/>
+        </w:rPr>
+        <w:t>D1 - Academic stress in university students</w:t>
+      </w:r>
+    </w:p>
+    <w:p>
+      <w:pPr>
+        <w:spacing w:after="20"/>
+        <w:ind w:left="259"/>
+        <w:shd w:fill="F3F6FA"/>
+      </w:pPr>
+      <w:r>
+        <w:rPr>
+          <w:rFonts w:ascii="Consolas" w:hAnsi="Consolas"/>
+          <w:color w:val="333333"/>
+          <w:sz w:val="17"/>
+        </w:rPr>
+        <w:t xml:space="preserve">    Canonical terms: [academic_stress, student, university, stress]</w:t>
+      </w:r>
+    </w:p>
+    <w:p>
+      <w:pPr>
+        <w:spacing w:after="20"/>
+        <w:ind w:left="259"/>
+        <w:shd w:fill="F3F6FA"/>
+      </w:pPr>
+      <w:r>
+        <w:rPr>
+          <w:rFonts w:ascii="Consolas" w:hAnsi="Consolas"/>
+          <w:color w:val="333333"/>
+          <w:sz w:val="17"/>
+        </w:rPr>
+        <w:t>...</w:t>
+      </w:r>
+    </w:p>
+    <w:p>
+      <w:pPr>
+        <w:spacing w:after="100"/>
+      </w:pPr>
+      <w:r>
+        <w:rPr>
+          <w:rFonts w:ascii="Arial" w:hAnsi="Arial"/>
+          <w:sz w:val="21"/>
+        </w:rPr>
+        <w:t>Where it comes from:</w:t>
+      </w:r>
+    </w:p>
+    <w:p>
+      <w:pPr>
+        <w:pStyle w:val="ListBullet"/>
+      </w:pPr>
+      <w:r>
+        <w:rPr>
+          <w:rFonts w:ascii="Arial" w:hAnsi="Arial"/>
+          <w:sz w:val="21"/>
+        </w:rPr>
+        <w:t xml:space="preserve">Codes and titles: </w:t>
+      </w:r>
+      <w:r>
+        <w:rPr>
+          <w:rFonts w:ascii="Consolas" w:hAnsi="Consolas"/>
+          <w:color w:val="2563EB"/>
+          <w:sz w:val="19"/>
+        </w:rPr>
+        <w:t>data/fixtures/query/document_terms.csv</w:t>
+      </w:r>
+      <w:r>
+        <w:rPr>
+          <w:rFonts w:ascii="Arial" w:hAnsi="Arial"/>
+          <w:sz w:val="21"/>
+        </w:rPr>
+        <w:t>.</w:t>
+      </w:r>
+    </w:p>
+    <w:p>
+      <w:pPr>
+        <w:pStyle w:val="ListBullet"/>
+      </w:pPr>
+      <w:r>
+        <w:rPr>
+          <w:rFonts w:ascii="Arial" w:hAnsi="Arial"/>
+          <w:sz w:val="21"/>
+        </w:rPr>
+        <w:t xml:space="preserve">Canonical terms: result of </w:t>
+      </w:r>
+      <w:r>
+        <w:rPr>
+          <w:rFonts w:ascii="Consolas" w:hAnsi="Consolas"/>
+          <w:color w:val="2563EB"/>
+          <w:sz w:val="19"/>
+        </w:rPr>
+        <w:t>PreprocessingPipeline</w:t>
+      </w:r>
+      <w:r>
+        <w:rPr>
+          <w:rFonts w:ascii="Arial" w:hAnsi="Arial"/>
+          <w:sz w:val="21"/>
+        </w:rPr>
+        <w:t xml:space="preserve"> + </w:t>
+      </w:r>
+      <w:r>
+        <w:rPr>
+          <w:rFonts w:ascii="Consolas" w:hAnsi="Consolas"/>
+          <w:color w:val="2563EB"/>
+          <w:sz w:val="19"/>
+        </w:rPr>
+        <w:t>SemanticPipeline</w:t>
+      </w:r>
+      <w:r>
+        <w:rPr>
+          <w:rFonts w:ascii="Arial" w:hAnsi="Arial"/>
+          <w:sz w:val="21"/>
+        </w:rPr>
+        <w:t>.</w:t>
+      </w:r>
+    </w:p>
+    <w:p>
+      <w:pPr>
+        <w:pStyle w:val="ListBullet"/>
+      </w:pPr>
+      <w:r>
+        <w:rPr>
+          <w:rFonts w:ascii="Arial" w:hAnsi="Arial"/>
+          <w:sz w:val="21"/>
+        </w:rPr>
+        <w:t xml:space="preserve">Document count: </w:t>
+      </w:r>
+      <w:r>
+        <w:rPr>
+          <w:rFonts w:ascii="Consolas" w:hAnsi="Consolas"/>
+          <w:color w:val="2563EB"/>
+          <w:sz w:val="19"/>
+        </w:rPr>
+        <w:t>corpus.semanticDocuments().size()</w:t>
+      </w:r>
+      <w:r>
+        <w:rPr>
+          <w:rFonts w:ascii="Arial" w:hAnsi="Arial"/>
+          <w:sz w:val="21"/>
+        </w:rPr>
+        <w:t>.</w:t>
+      </w:r>
+    </w:p>
+    <w:p>
+      <w:pPr>
+        <w:spacing w:after="100"/>
+      </w:pPr>
+      <w:r>
+        <w:rPr>
+          <w:rFonts w:ascii="Arial" w:hAnsi="Arial"/>
+          <w:sz w:val="21"/>
+        </w:rPr>
+        <w:t>Class that prints it:</w:t>
+      </w:r>
+    </w:p>
+    <w:p>
+      <w:pPr>
+        <w:pStyle w:val="ListBullet"/>
+      </w:pPr>
+      <w:r>
+        <w:rPr>
+          <w:rFonts w:ascii="Consolas" w:hAnsi="Consolas"/>
+          <w:color w:val="2563EB"/>
+          <w:sz w:val="19"/>
+        </w:rPr>
+        <w:t>CommandLineInterface.runFinalDemo</w:t>
+      </w:r>
+      <w:r>
+        <w:rPr>
+          <w:rFonts w:ascii="Arial" w:hAnsi="Arial"/>
+          <w:sz w:val="21"/>
+        </w:rPr>
+        <w:t>.</w:t>
+      </w:r>
+    </w:p>
+    <w:p/>
+    <w:p>
+      <w:pPr>
+        <w:pStyle w:val="Heading1"/>
+      </w:pPr>
+      <w:r>
+        <w:t>16. Printed Step 2 - Linguistic Resources</w:t>
+      </w:r>
+    </w:p>
+    <w:p>
+      <w:pPr>
+        <w:spacing w:after="100"/>
+      </w:pPr>
+      <w:r>
+        <w:rPr>
+          <w:rFonts w:ascii="Arial" w:hAnsi="Arial"/>
+          <w:sz w:val="21"/>
+        </w:rPr>
+        <w:t>Output:</w:t>
+      </w:r>
+    </w:p>
+    <w:p>
+      <w:pPr>
+        <w:spacing w:after="20"/>
+        <w:ind w:left="259"/>
+        <w:shd w:fill="F3F6FA"/>
+      </w:pPr>
+      <w:r>
+        <w:rPr>
+          <w:rFonts w:ascii="Consolas" w:hAnsi="Consolas"/>
+          <w:color w:val="333333"/>
+          <w:sz w:val="17"/>
+        </w:rPr>
+        <w:t>STEP 2. PREPROCESSING AND SEMANTICS</w:t>
+      </w:r>
+    </w:p>
+    <w:p>
+      <w:pPr>
+        <w:spacing w:after="20"/>
+        <w:ind w:left="259"/>
+        <w:shd w:fill="F3F6FA"/>
+      </w:pPr>
+      <w:r>
+        <w:rPr>
+          <w:rFonts w:ascii="Consolas" w:hAnsi="Consolas"/>
+          <w:color w:val="333333"/>
+          <w:sz w:val="17"/>
+        </w:rPr>
+        <w:t>Stop list: src/main/resources/stopwords.txt</w:t>
+      </w:r>
+    </w:p>
+    <w:p>
+      <w:pPr>
+        <w:spacing w:after="20"/>
+        <w:ind w:left="259"/>
+        <w:shd w:fill="F3F6FA"/>
+      </w:pPr>
+      <w:r>
+        <w:rPr>
+          <w:rFonts w:ascii="Consolas" w:hAnsi="Consolas"/>
+          <w:color w:val="333333"/>
+          <w:sz w:val="17"/>
+        </w:rPr>
+        <w:t>Suffix list / stemming: src/main/resources/suffixes.txt</w:t>
+      </w:r>
+    </w:p>
+    <w:p>
+      <w:pPr>
+        <w:spacing w:after="20"/>
+        <w:ind w:left="259"/>
+        <w:shd w:fill="F3F6FA"/>
+      </w:pPr>
+      <w:r>
+        <w:rPr>
+          <w:rFonts w:ascii="Consolas" w:hAnsi="Consolas"/>
+          <w:color w:val="333333"/>
+          <w:sz w:val="17"/>
+        </w:rPr>
+        <w:t>Synonyms: src/main/resources/synonyms.csv</w:t>
+      </w:r>
+    </w:p>
+    <w:p>
+      <w:pPr>
+        <w:spacing w:after="20"/>
+        <w:ind w:left="259"/>
+        <w:shd w:fill="F3F6FA"/>
+      </w:pPr>
+      <w:r>
+        <w:rPr>
+          <w:rFonts w:ascii="Consolas" w:hAnsi="Consolas"/>
+          <w:color w:val="333333"/>
+          <w:sz w:val="17"/>
+        </w:rPr>
+        <w:t>Polysemy: src/main/resources/polysemy_rules.csv</w:t>
+      </w:r>
+    </w:p>
+    <w:p>
+      <w:pPr>
+        <w:spacing w:after="100"/>
+      </w:pPr>
+      <w:r>
+        <w:rPr>
+          <w:rFonts w:ascii="Arial" w:hAnsi="Arial"/>
+          <w:sz w:val="21"/>
+        </w:rPr>
+        <w:t>Where it comes from:</w:t>
+      </w:r>
+    </w:p>
+    <w:p>
+      <w:pPr>
+        <w:pStyle w:val="ListBullet"/>
+      </w:pPr>
+      <w:r>
+        <w:rPr>
+          <w:rFonts w:ascii="Arial" w:hAnsi="Arial"/>
+          <w:sz w:val="21"/>
+        </w:rPr>
+        <w:t>These paths are the real resource files.</w:t>
+      </w:r>
+    </w:p>
+    <w:p>
+      <w:pPr>
+        <w:pStyle w:val="ListBullet"/>
+      </w:pPr>
+      <w:r>
+        <w:rPr>
+          <w:rFonts w:ascii="Arial" w:hAnsi="Arial"/>
+          <w:sz w:val="21"/>
+        </w:rPr>
+        <w:t xml:space="preserve">Maven copies them to </w:t>
+      </w:r>
+      <w:r>
+        <w:rPr>
+          <w:rFonts w:ascii="Consolas" w:hAnsi="Consolas"/>
+          <w:color w:val="2563EB"/>
+          <w:sz w:val="19"/>
+        </w:rPr>
+        <w:t>target/classes</w:t>
+      </w:r>
+      <w:r>
+        <w:rPr>
+          <w:rFonts w:ascii="Arial" w:hAnsi="Arial"/>
+          <w:sz w:val="21"/>
+        </w:rPr>
+        <w:t>.</w:t>
+      </w:r>
+    </w:p>
+    <w:p>
+      <w:pPr>
+        <w:pStyle w:val="ListBullet"/>
+      </w:pPr>
+      <w:r>
+        <w:rPr>
+          <w:rFonts w:ascii="Arial" w:hAnsi="Arial"/>
+          <w:sz w:val="21"/>
+        </w:rPr>
+        <w:t xml:space="preserve">The classes load them with </w:t>
+      </w:r>
+      <w:r>
+        <w:rPr>
+          <w:rFonts w:ascii="Consolas" w:hAnsi="Consolas"/>
+          <w:color w:val="2563EB"/>
+          <w:sz w:val="19"/>
+        </w:rPr>
+        <w:t>getResourceAsStream</w:t>
+      </w:r>
+      <w:r>
+        <w:rPr>
+          <w:rFonts w:ascii="Arial" w:hAnsi="Arial"/>
+          <w:sz w:val="21"/>
+        </w:rPr>
+        <w:t>.</w:t>
+      </w:r>
+    </w:p>
+    <w:p>
+      <w:pPr>
+        <w:spacing w:after="100"/>
+      </w:pPr>
+      <w:r>
+        <w:rPr>
+          <w:rFonts w:ascii="Arial" w:hAnsi="Arial"/>
+          <w:sz w:val="21"/>
+        </w:rPr>
+        <w:t>Classes:</w:t>
+      </w:r>
+    </w:p>
+    <w:p>
+      <w:pPr>
+        <w:pStyle w:val="ListBullet"/>
+      </w:pPr>
+      <w:r>
+        <w:rPr>
+          <w:rFonts w:ascii="Consolas" w:hAnsi="Consolas"/>
+          <w:color w:val="2563EB"/>
+          <w:sz w:val="19"/>
+        </w:rPr>
+        <w:t>StopWordFilter</w:t>
+      </w:r>
+    </w:p>
+    <w:p>
+      <w:pPr>
+        <w:pStyle w:val="ListBullet"/>
+      </w:pPr>
+      <w:r>
+        <w:rPr>
+          <w:rFonts w:ascii="Consolas" w:hAnsi="Consolas"/>
+          <w:color w:val="2563EB"/>
+          <w:sz w:val="19"/>
+        </w:rPr>
+        <w:t>Stemmer</w:t>
+      </w:r>
+    </w:p>
+    <w:p>
+      <w:pPr>
+        <w:pStyle w:val="ListBullet"/>
+      </w:pPr>
+      <w:r>
+        <w:rPr>
+          <w:rFonts w:ascii="Consolas" w:hAnsi="Consolas"/>
+          <w:color w:val="2563EB"/>
+          <w:sz w:val="19"/>
+        </w:rPr>
+        <w:t>SynonymExpander</w:t>
+      </w:r>
+    </w:p>
+    <w:p>
+      <w:pPr>
+        <w:pStyle w:val="ListBullet"/>
+      </w:pPr>
+      <w:r>
+        <w:rPr>
+          <w:rFonts w:ascii="Consolas" w:hAnsi="Consolas"/>
+          <w:color w:val="2563EB"/>
+          <w:sz w:val="19"/>
+        </w:rPr>
+        <w:t>PolysemyResolver</w:t>
+      </w:r>
+    </w:p>
+    <w:p>
+      <w:pPr>
+        <w:spacing w:after="100"/>
+      </w:pPr>
+      <w:r>
+        <w:rPr>
+          <w:rFonts w:ascii="Arial" w:hAnsi="Arial"/>
+          <w:sz w:val="21"/>
+        </w:rPr>
+        <w:t>The console also prints examples to connect resource and effect:</w:t>
+      </w:r>
+    </w:p>
+    <w:p>
+      <w:pPr>
+        <w:spacing w:after="20"/>
+        <w:ind w:left="259"/>
+        <w:shd w:fill="F3F6FA"/>
+      </w:pPr>
+      <w:r>
+        <w:rPr>
+          <w:rFonts w:ascii="Consolas" w:hAnsi="Consolas"/>
+          <w:color w:val="333333"/>
+          <w:sz w:val="17"/>
+        </w:rPr>
+        <w:t>worry -&gt; anxiety</w:t>
+      </w:r>
+    </w:p>
+    <w:p>
+      <w:pPr>
+        <w:spacing w:after="20"/>
+        <w:ind w:left="259"/>
+        <w:shd w:fill="F3F6FA"/>
+      </w:pPr>
+      <w:r>
+        <w:rPr>
+          <w:rFonts w:ascii="Consolas" w:hAnsi="Consolas"/>
+          <w:color w:val="333333"/>
+          <w:sz w:val="17"/>
+        </w:rPr>
+        <w:t>therapy -&gt; counseling</w:t>
+      </w:r>
+    </w:p>
+    <w:p>
+      <w:pPr>
+        <w:spacing w:after="20"/>
+        <w:ind w:left="259"/>
+        <w:shd w:fill="F3F6FA"/>
+      </w:pPr>
+      <w:r>
+        <w:rPr>
+          <w:rFonts w:ascii="Consolas" w:hAnsi="Consolas"/>
+          <w:color w:val="333333"/>
+          <w:sz w:val="17"/>
+        </w:rPr>
+        <w:t>university + support -&gt; institutional_support</w:t>
+      </w:r>
+    </w:p>
+    <w:p>
+      <w:pPr>
+        <w:spacing w:after="20"/>
+        <w:ind w:left="259"/>
+        <w:shd w:fill="F3F6FA"/>
+      </w:pPr>
+      <w:r>
+        <w:rPr>
+          <w:rFonts w:ascii="Consolas" w:hAnsi="Consolas"/>
+          <w:color w:val="333333"/>
+          <w:sz w:val="17"/>
+        </w:rPr>
+        <w:t>mental + health -&gt; mental_health</w:t>
+      </w:r>
+    </w:p>
+    <w:p/>
+    <w:p>
+      <w:pPr>
+        <w:pStyle w:val="Heading1"/>
+      </w:pPr>
+      <w:r>
+        <w:t>17. Printed Step 3 - FrecT</w:t>
+      </w:r>
+    </w:p>
+    <w:p>
+      <w:pPr>
+        <w:spacing w:after="100"/>
+      </w:pPr>
+      <w:r>
+        <w:rPr>
+          <w:rFonts w:ascii="Arial" w:hAnsi="Arial"/>
+          <w:sz w:val="21"/>
+        </w:rPr>
+        <w:t>Output:</w:t>
+      </w:r>
+    </w:p>
+    <w:p>
+      <w:pPr>
+        <w:spacing w:after="20"/>
+        <w:ind w:left="259"/>
+        <w:shd w:fill="F3F6FA"/>
+      </w:pPr>
+      <w:r>
+        <w:rPr>
+          <w:rFonts w:ascii="Consolas" w:hAnsi="Consolas"/>
+          <w:color w:val="333333"/>
+          <w:sz w:val="17"/>
+        </w:rPr>
+        <w:t>STEP 3. FREQUENCY MATRIX FrecT</w:t>
+      </w:r>
+    </w:p>
+    <w:p>
+      <w:pPr>
+        <w:spacing w:after="20"/>
+        <w:ind w:left="259"/>
+        <w:shd w:fill="F3F6FA"/>
+      </w:pPr>
+      <w:r>
+        <w:rPr>
+          <w:rFonts w:ascii="Consolas" w:hAnsi="Consolas"/>
+          <w:color w:val="333333"/>
+          <w:sz w:val="17"/>
+        </w:rPr>
+        <w:t>FrecT dimensions: 33 terms x 10 documents.</w:t>
+      </w:r>
+    </w:p>
+    <w:p>
+      <w:pPr>
+        <w:spacing w:after="20"/>
+        <w:ind w:left="259"/>
+        <w:shd w:fill="F3F6FA"/>
+      </w:pPr>
+      <w:r>
+        <w:rPr>
+          <w:rFonts w:ascii="Consolas" w:hAnsi="Consolas"/>
+          <w:color w:val="333333"/>
+          <w:sz w:val="17"/>
+        </w:rPr>
+        <w:t>FrecT preview with the first 12 terms.</w:t>
+      </w:r>
+    </w:p>
+    <w:p>
+      <w:pPr>
+        <w:spacing w:after="100"/>
+      </w:pPr>
+      <w:r>
+        <w:rPr>
+          <w:rFonts w:ascii="Arial" w:hAnsi="Arial"/>
+          <w:sz w:val="21"/>
+        </w:rPr>
+        <w:t>Where it comes from:</w:t>
+      </w:r>
+    </w:p>
+    <w:p>
+      <w:pPr>
+        <w:pStyle w:val="ListBullet"/>
+      </w:pPr>
+      <w:r>
+        <w:rPr>
+          <w:rFonts w:ascii="Consolas" w:hAnsi="Consolas"/>
+          <w:color w:val="2563EB"/>
+          <w:sz w:val="19"/>
+        </w:rPr>
+        <w:t>matrix.values().length</w:t>
+      </w:r>
+      <w:r>
+        <w:rPr>
+          <w:rFonts w:ascii="Arial" w:hAnsi="Arial"/>
+          <w:sz w:val="21"/>
+        </w:rPr>
+        <w:t>: number of terms.</w:t>
+      </w:r>
+    </w:p>
+    <w:p>
+      <w:pPr>
+        <w:pStyle w:val="ListBullet"/>
+      </w:pPr>
+      <w:r>
+        <w:rPr>
+          <w:rFonts w:ascii="Consolas" w:hAnsi="Consolas"/>
+          <w:color w:val="2563EB"/>
+          <w:sz w:val="19"/>
+        </w:rPr>
+        <w:t>matrix.documentCodes().size()</w:t>
+      </w:r>
+      <w:r>
+        <w:rPr>
+          <w:rFonts w:ascii="Arial" w:hAnsi="Arial"/>
+          <w:sz w:val="21"/>
+        </w:rPr>
+        <w:t>: number of documents.</w:t>
+      </w:r>
+    </w:p>
+    <w:p>
+      <w:pPr>
+        <w:pStyle w:val="ListBullet"/>
+      </w:pPr>
+      <w:r>
+        <w:rPr>
+          <w:rFonts w:ascii="Consolas" w:hAnsi="Consolas"/>
+          <w:color w:val="2563EB"/>
+          <w:sz w:val="19"/>
+        </w:rPr>
+        <w:t>matrix.terms()</w:t>
+      </w:r>
+      <w:r>
+        <w:rPr>
+          <w:rFonts w:ascii="Arial" w:hAnsi="Arial"/>
+          <w:sz w:val="21"/>
+        </w:rPr>
+        <w:t>: rows.</w:t>
+      </w:r>
+    </w:p>
+    <w:p>
+      <w:pPr>
+        <w:pStyle w:val="ListBullet"/>
+      </w:pPr>
+      <w:r>
+        <w:rPr>
+          <w:rFonts w:ascii="Consolas" w:hAnsi="Consolas"/>
+          <w:color w:val="2563EB"/>
+          <w:sz w:val="19"/>
+        </w:rPr>
+        <w:t>matrix.documentCodes()</w:t>
+      </w:r>
+      <w:r>
+        <w:rPr>
+          <w:rFonts w:ascii="Arial" w:hAnsi="Arial"/>
+          <w:sz w:val="21"/>
+        </w:rPr>
+        <w:t>: columns.</w:t>
+      </w:r>
+    </w:p>
+    <w:p>
+      <w:pPr>
+        <w:pStyle w:val="ListBullet"/>
+      </w:pPr>
+      <w:r>
+        <w:rPr>
+          <w:rFonts w:ascii="Consolas" w:hAnsi="Consolas"/>
+          <w:color w:val="2563EB"/>
+          <w:sz w:val="19"/>
+        </w:rPr>
+        <w:t>matrix.values()</w:t>
+      </w:r>
+      <w:r>
+        <w:rPr>
+          <w:rFonts w:ascii="Arial" w:hAnsi="Arial"/>
+          <w:sz w:val="21"/>
+        </w:rPr>
+        <w:t>: TF-IDF weights.</w:t>
+      </w:r>
+    </w:p>
+    <w:p>
+      <w:pPr>
+        <w:spacing w:after="100"/>
+      </w:pPr>
+      <w:r>
+        <w:rPr>
+          <w:rFonts w:ascii="Arial" w:hAnsi="Arial"/>
+          <w:sz w:val="21"/>
+        </w:rPr>
+        <w:t>Class that calculates it:</w:t>
+      </w:r>
+    </w:p>
+    <w:p>
+      <w:pPr>
+        <w:pStyle w:val="ListBullet"/>
+      </w:pPr>
+      <w:r>
+        <w:rPr>
+          <w:rFonts w:ascii="Consolas" w:hAnsi="Consolas"/>
+          <w:color w:val="2563EB"/>
+          <w:sz w:val="19"/>
+        </w:rPr>
+        <w:t>FrequencyMatrixBuilder</w:t>
+      </w:r>
+      <w:r>
+        <w:rPr>
+          <w:rFonts w:ascii="Arial" w:hAnsi="Arial"/>
+          <w:sz w:val="21"/>
+        </w:rPr>
+        <w:t>.</w:t>
+      </w:r>
+    </w:p>
+    <w:p>
+      <w:pPr>
+        <w:spacing w:after="100"/>
+      </w:pPr>
+      <w:r>
+        <w:rPr>
+          <w:rFonts w:ascii="Arial" w:hAnsi="Arial"/>
+          <w:sz w:val="21"/>
+        </w:rPr>
+        <w:t>Class that prints it:</w:t>
+      </w:r>
+    </w:p>
+    <w:p>
+      <w:pPr>
+        <w:pStyle w:val="ListBullet"/>
+      </w:pPr>
+      <w:r>
+        <w:rPr>
+          <w:rFonts w:ascii="Consolas" w:hAnsi="Consolas"/>
+          <w:color w:val="2563EB"/>
+          <w:sz w:val="19"/>
+        </w:rPr>
+        <w:t>CommandLineInterface.printFrequencyMatrixPreview</w:t>
+      </w:r>
+      <w:r>
+        <w:rPr>
+          <w:rFonts w:ascii="Arial" w:hAnsi="Arial"/>
+          <w:sz w:val="21"/>
+        </w:rPr>
+        <w:t>.</w:t>
+      </w:r>
+    </w:p>
+    <w:p/>
+    <w:p>
+      <w:pPr>
+        <w:pStyle w:val="Heading1"/>
+      </w:pPr>
+      <w:r>
+        <w:t>18. Printed Step 4 - SVD / LSI</w:t>
+      </w:r>
+    </w:p>
+    <w:p>
+      <w:pPr>
+        <w:spacing w:after="100"/>
+      </w:pPr>
+      <w:r>
+        <w:rPr>
+          <w:rFonts w:ascii="Arial" w:hAnsi="Arial"/>
+          <w:sz w:val="21"/>
+        </w:rPr>
+        <w:t>Output:</w:t>
+      </w:r>
+    </w:p>
+    <w:p>
+      <w:pPr>
+        <w:spacing w:after="20"/>
+        <w:ind w:left="259"/>
+        <w:shd w:fill="F3F6FA"/>
+      </w:pPr>
+      <w:r>
+        <w:rPr>
+          <w:rFonts w:ascii="Consolas" w:hAnsi="Consolas"/>
+          <w:color w:val="333333"/>
+          <w:sz w:val="17"/>
+        </w:rPr>
+        <w:t>STEP 4. SVD / LSI REDUCTION</w:t>
+      </w:r>
+    </w:p>
+    <w:p>
+      <w:pPr>
+        <w:spacing w:after="20"/>
+        <w:ind w:left="259"/>
+        <w:shd w:fill="F3F6FA"/>
+      </w:pPr>
+      <w:r>
+        <w:rPr>
+          <w:rFonts w:ascii="Consolas" w:hAnsi="Consolas"/>
+          <w:color w:val="333333"/>
+          <w:sz w:val="17"/>
+        </w:rPr>
+        <w:t>Requested k: 3</w:t>
+      </w:r>
+    </w:p>
+    <w:p>
+      <w:pPr>
+        <w:spacing w:after="20"/>
+        <w:ind w:left="259"/>
+        <w:shd w:fill="F3F6FA"/>
+      </w:pPr>
+      <w:r>
+        <w:rPr>
+          <w:rFonts w:ascii="Consolas" w:hAnsi="Consolas"/>
+          <w:color w:val="333333"/>
+          <w:sz w:val="17"/>
+        </w:rPr>
+        <w:t>Actual k used by LSI: 3</w:t>
+      </w:r>
+    </w:p>
+    <w:p>
+      <w:pPr>
+        <w:spacing w:after="20"/>
+        <w:ind w:left="259"/>
+        <w:shd w:fill="F3F6FA"/>
+      </w:pPr>
+      <w:r>
+        <w:rPr>
+          <w:rFonts w:ascii="Consolas" w:hAnsi="Consolas"/>
+          <w:color w:val="333333"/>
+          <w:sz w:val="17"/>
+        </w:rPr>
+        <w:t>Singular values:</w:t>
+      </w:r>
+    </w:p>
+    <w:p>
+      <w:pPr>
+        <w:spacing w:after="20"/>
+        <w:ind w:left="259"/>
+        <w:shd w:fill="F3F6FA"/>
+      </w:pPr>
+      <w:r>
+        <w:rPr>
+          <w:rFonts w:ascii="Consolas" w:hAnsi="Consolas"/>
+          <w:color w:val="333333"/>
+          <w:sz w:val="17"/>
+        </w:rPr>
+        <w:t>...</w:t>
+      </w:r>
+    </w:p>
+    <w:p>
+      <w:pPr>
+        <w:spacing w:after="20"/>
+        <w:ind w:left="259"/>
+        <w:shd w:fill="F3F6FA"/>
+      </w:pPr>
+      <w:r>
+        <w:rPr>
+          <w:rFonts w:ascii="Consolas" w:hAnsi="Consolas"/>
+          <w:color w:val="333333"/>
+          <w:sz w:val="17"/>
+        </w:rPr>
+        <w:t>Top indexing terms for expert review:</w:t>
+      </w:r>
+    </w:p>
+    <w:p>
+      <w:pPr>
+        <w:spacing w:after="20"/>
+        <w:ind w:left="259"/>
+        <w:shd w:fill="F3F6FA"/>
+      </w:pPr>
+      <w:r>
+        <w:rPr>
+          <w:rFonts w:ascii="Consolas" w:hAnsi="Consolas"/>
+          <w:color w:val="333333"/>
+          <w:sz w:val="17"/>
+        </w:rPr>
+        <w:t>...</w:t>
+      </w:r>
+    </w:p>
+    <w:p>
+      <w:pPr>
+        <w:spacing w:after="100"/>
+      </w:pPr>
+      <w:r>
+        <w:rPr>
+          <w:rFonts w:ascii="Arial" w:hAnsi="Arial"/>
+          <w:sz w:val="21"/>
+        </w:rPr>
+        <w:t>Where it comes from:</w:t>
+      </w:r>
+    </w:p>
+    <w:p>
+      <w:pPr>
+        <w:pStyle w:val="ListBullet"/>
+      </w:pPr>
+      <w:r>
+        <w:rPr>
+          <w:rFonts w:ascii="Consolas" w:hAnsi="Consolas"/>
+          <w:color w:val="2563EB"/>
+          <w:sz w:val="19"/>
+        </w:rPr>
+        <w:t>Requested k</w:t>
+      </w:r>
+      <w:r>
+        <w:rPr>
+          <w:rFonts w:ascii="Arial" w:hAnsi="Arial"/>
+          <w:sz w:val="21"/>
+        </w:rPr>
+        <w:t>: CLI parameter.</w:t>
+      </w:r>
+    </w:p>
+    <w:p>
+      <w:pPr>
+        <w:pStyle w:val="ListBullet"/>
+      </w:pPr>
+      <w:r>
+        <w:rPr>
+          <w:rFonts w:ascii="Consolas" w:hAnsi="Consolas"/>
+          <w:color w:val="2563EB"/>
+          <w:sz w:val="19"/>
+        </w:rPr>
+        <w:t>Actual k</w:t>
+      </w:r>
+      <w:r>
+        <w:rPr>
+          <w:rFonts w:ascii="Arial" w:hAnsi="Arial"/>
+          <w:sz w:val="21"/>
+        </w:rPr>
+        <w:t xml:space="preserve">: </w:t>
+      </w:r>
+      <w:r>
+        <w:rPr>
+          <w:rFonts w:ascii="Consolas" w:hAnsi="Consolas"/>
+          <w:color w:val="2563EB"/>
+          <w:sz w:val="19"/>
+        </w:rPr>
+        <w:t>model.k()</w:t>
+      </w:r>
+      <w:r>
+        <w:rPr>
+          <w:rFonts w:ascii="Arial" w:hAnsi="Arial"/>
+          <w:sz w:val="21"/>
+        </w:rPr>
+        <w:t>.</w:t>
+      </w:r>
+    </w:p>
+    <w:p>
+      <w:pPr>
+        <w:pStyle w:val="ListBullet"/>
+      </w:pPr>
+      <w:r>
+        <w:rPr>
+          <w:rFonts w:ascii="Arial" w:hAnsi="Arial"/>
+          <w:sz w:val="21"/>
+        </w:rPr>
+        <w:t xml:space="preserve">Singular values: </w:t>
+      </w:r>
+      <w:r>
+        <w:rPr>
+          <w:rFonts w:ascii="Consolas" w:hAnsi="Consolas"/>
+          <w:color w:val="2563EB"/>
+          <w:sz w:val="19"/>
+        </w:rPr>
+        <w:t>model.singularValues()</w:t>
+      </w:r>
+      <w:r>
+        <w:rPr>
+          <w:rFonts w:ascii="Arial" w:hAnsi="Arial"/>
+          <w:sz w:val="21"/>
+        </w:rPr>
+        <w:t>.</w:t>
+      </w:r>
+    </w:p>
+    <w:p>
+      <w:pPr>
+        <w:pStyle w:val="ListBullet"/>
+      </w:pPr>
+      <w:r>
+        <w:rPr>
+          <w:rFonts w:ascii="Arial" w:hAnsi="Arial"/>
+          <w:sz w:val="21"/>
+        </w:rPr>
+        <w:t xml:space="preserve">Significant terms: </w:t>
+      </w:r>
+      <w:r>
+        <w:rPr>
+          <w:rFonts w:ascii="Consolas" w:hAnsi="Consolas"/>
+          <w:color w:val="2563EB"/>
+          <w:sz w:val="19"/>
+        </w:rPr>
+        <w:t>TermSelectionService.selectTopTerms(model, topTerms)</w:t>
+      </w:r>
+      <w:r>
+        <w:rPr>
+          <w:rFonts w:ascii="Arial" w:hAnsi="Arial"/>
+          <w:sz w:val="21"/>
+        </w:rPr>
+        <w:t>.</w:t>
+      </w:r>
+    </w:p>
+    <w:p>
+      <w:pPr>
+        <w:spacing w:after="100"/>
+      </w:pPr>
+      <w:r>
+        <w:rPr>
+          <w:rFonts w:ascii="Arial" w:hAnsi="Arial"/>
+          <w:sz w:val="21"/>
+        </w:rPr>
+        <w:t>Classes that calculate it:</w:t>
+      </w:r>
+    </w:p>
+    <w:p>
+      <w:pPr>
+        <w:pStyle w:val="ListBullet"/>
+      </w:pPr>
+      <w:r>
+        <w:rPr>
+          <w:rFonts w:ascii="Consolas" w:hAnsi="Consolas"/>
+          <w:color w:val="2563EB"/>
+          <w:sz w:val="19"/>
+        </w:rPr>
+        <w:t>LsiReducer</w:t>
+      </w:r>
+    </w:p>
+    <w:p>
+      <w:pPr>
+        <w:pStyle w:val="ListBullet"/>
+      </w:pPr>
+      <w:r>
+        <w:rPr>
+          <w:rFonts w:ascii="Consolas" w:hAnsi="Consolas"/>
+          <w:color w:val="2563EB"/>
+          <w:sz w:val="19"/>
+        </w:rPr>
+        <w:t>SvdDecomposer</w:t>
+      </w:r>
+    </w:p>
+    <w:p>
+      <w:pPr>
+        <w:pStyle w:val="ListBullet"/>
+      </w:pPr>
+      <w:r>
+        <w:rPr>
+          <w:rFonts w:ascii="Consolas" w:hAnsi="Consolas"/>
+          <w:color w:val="2563EB"/>
+          <w:sz w:val="19"/>
+        </w:rPr>
+        <w:t>TermSelectionService</w:t>
+      </w:r>
+    </w:p>
+    <w:p>
+      <w:pPr>
+        <w:spacing w:after="100"/>
+      </w:pPr>
+      <w:r>
+        <w:rPr>
+          <w:rFonts w:ascii="Arial" w:hAnsi="Arial"/>
+          <w:sz w:val="21"/>
+        </w:rPr>
+        <w:t>Class that prints it:</w:t>
+      </w:r>
+    </w:p>
+    <w:p>
+      <w:pPr>
+        <w:pStyle w:val="ListBullet"/>
+      </w:pPr>
+      <w:r>
+        <w:rPr>
+          <w:rFonts w:ascii="Consolas" w:hAnsi="Consolas"/>
+          <w:color w:val="2563EB"/>
+          <w:sz w:val="19"/>
+        </w:rPr>
+        <w:t>CommandLineInterface.printSelectedTerms</w:t>
+      </w:r>
+      <w:r>
+        <w:rPr>
+          <w:rFonts w:ascii="Arial" w:hAnsi="Arial"/>
+          <w:sz w:val="21"/>
+        </w:rPr>
+        <w:t>.</w:t>
+      </w:r>
+    </w:p>
+    <w:p/>
+    <w:p>
+      <w:pPr>
+        <w:pStyle w:val="Heading1"/>
+      </w:pPr>
+      <w:r>
+        <w:t>19. Printed Step 5 - Similarity Between Two Documents</w:t>
+      </w:r>
+    </w:p>
+    <w:p>
+      <w:pPr>
+        <w:spacing w:after="100"/>
+      </w:pPr>
+      <w:r>
+        <w:rPr>
+          <w:rFonts w:ascii="Arial" w:hAnsi="Arial"/>
+          <w:sz w:val="21"/>
+        </w:rPr>
+        <w:t>Output:</w:t>
+      </w:r>
+    </w:p>
+    <w:p>
+      <w:pPr>
+        <w:spacing w:after="20"/>
+        <w:ind w:left="259"/>
+        <w:shd w:fill="F3F6FA"/>
+      </w:pPr>
+      <w:r>
+        <w:rPr>
+          <w:rFonts w:ascii="Consolas" w:hAnsi="Consolas"/>
+          <w:color w:val="333333"/>
+          <w:sz w:val="17"/>
+        </w:rPr>
+        <w:t>STEP 5. QUERY 1 - SIMILARITY BETWEEN TWO DOCUMENTS</w:t>
+      </w:r>
+    </w:p>
+    <w:p>
+      <w:pPr>
+        <w:spacing w:after="20"/>
+        <w:ind w:left="259"/>
+        <w:shd w:fill="F3F6FA"/>
+      </w:pPr>
+      <w:r>
+        <w:rPr>
+          <w:rFonts w:ascii="Consolas" w:hAnsi="Consolas"/>
+          <w:color w:val="333333"/>
+          <w:sz w:val="17"/>
+        </w:rPr>
+        <w:t>Executed query: compare D1 against D3.</w:t>
+      </w:r>
+    </w:p>
+    <w:p>
+      <w:pPr>
+        <w:spacing w:after="20"/>
+        <w:ind w:left="259"/>
+        <w:shd w:fill="F3F6FA"/>
+      </w:pPr>
+      <w:r>
+        <w:rPr>
+          <w:rFonts w:ascii="Consolas" w:hAnsi="Consolas"/>
+          <w:color w:val="333333"/>
+          <w:sz w:val="17"/>
+        </w:rPr>
+        <w:t>Cosine similarity: ...</w:t>
+      </w:r>
+    </w:p>
+    <w:p>
+      <w:pPr>
+        <w:spacing w:after="20"/>
+        <w:ind w:left="259"/>
+        <w:shd w:fill="F3F6FA"/>
+      </w:pPr>
+      <w:r>
+        <w:rPr>
+          <w:rFonts w:ascii="Consolas" w:hAnsi="Consolas"/>
+          <w:color w:val="333333"/>
+          <w:sz w:val="17"/>
+        </w:rPr>
+        <w:t>Jaccard similarity: ...</w:t>
+      </w:r>
+    </w:p>
+    <w:p>
+      <w:pPr>
+        <w:spacing w:after="20"/>
+        <w:ind w:left="259"/>
+        <w:shd w:fill="F3F6FA"/>
+      </w:pPr>
+      <w:r>
+        <w:rPr>
+          <w:rFonts w:ascii="Consolas" w:hAnsi="Consolas"/>
+          <w:color w:val="333333"/>
+          <w:sz w:val="17"/>
+        </w:rPr>
+        <w:t>Euclidean distance: ...</w:t>
+      </w:r>
+    </w:p>
+    <w:p>
+      <w:pPr>
+        <w:spacing w:after="100"/>
+      </w:pPr>
+      <w:r>
+        <w:rPr>
+          <w:rFonts w:ascii="Arial" w:hAnsi="Arial"/>
+          <w:sz w:val="21"/>
+        </w:rPr>
+        <w:t>Process:</w:t>
       </w:r>
     </w:p>
     <w:p>
       <w:pPr>
         <w:pStyle w:val="ListNumber"/>
+      </w:pPr>
+      <w:r>
+        <w:rPr>
+          <w:rFonts w:ascii="Consolas" w:hAnsi="Consolas"/>
+          <w:color w:val="2563EB"/>
+          <w:sz w:val="19"/>
+        </w:rPr>
+        <w:t>QueryProcessor.compareDocuments("D1", "D3")</w:t>
+      </w:r>
+      <w:r>
+        <w:rPr>
+          <w:rFonts w:ascii="Arial" w:hAnsi="Arial"/>
+          <w:sz w:val="21"/>
+        </w:rPr>
+        <w:t xml:space="preserve"> finds both documents.</w:t>
+      </w:r>
+    </w:p>
+    <w:p>
+      <w:pPr>
+        <w:pStyle w:val="ListNumber"/>
+      </w:pPr>
+      <w:r>
+        <w:rPr>
+          <w:rFonts w:ascii="Arial" w:hAnsi="Arial"/>
+          <w:sz w:val="21"/>
+        </w:rPr>
+        <w:t>It retrieves their latent vectors.</w:t>
+      </w:r>
+    </w:p>
+    <w:p>
+      <w:pPr>
+        <w:pStyle w:val="ListNumber"/>
+      </w:pPr>
+      <w:r>
+        <w:rPr>
+          <w:rFonts w:ascii="Arial" w:hAnsi="Arial"/>
+          <w:sz w:val="21"/>
+        </w:rPr>
+        <w:t>It retrieves their canonical term sets.</w:t>
+      </w:r>
+    </w:p>
+    <w:p>
+      <w:pPr>
+        <w:pStyle w:val="ListNumber"/>
+      </w:pPr>
+      <w:r>
+        <w:rPr>
+          <w:rFonts w:ascii="Consolas" w:hAnsi="Consolas"/>
+          <w:color w:val="2563EB"/>
+          <w:sz w:val="19"/>
+        </w:rPr>
+        <w:t>DocumentSimilarityService</w:t>
+      </w:r>
+      <w:r>
+        <w:rPr>
+          <w:rFonts w:ascii="Arial" w:hAnsi="Arial"/>
+          <w:sz w:val="21"/>
+        </w:rPr>
+        <w:t xml:space="preserve"> calculates:</w:t>
+      </w:r>
+    </w:p>
+    <w:p>
+      <w:pPr>
+        <w:spacing w:after="100"/>
+      </w:pPr>
+      <w:r>
+        <w:rPr>
+          <w:rFonts w:ascii="Arial" w:hAnsi="Arial"/>
+          <w:sz w:val="21"/>
+        </w:rPr>
+        <w:t xml:space="preserve">   - cosine between vectors;</w:t>
+      </w:r>
+    </w:p>
+    <w:p>
+      <w:pPr>
+        <w:spacing w:after="100"/>
+      </w:pPr>
+      <w:r>
+        <w:rPr>
+          <w:rFonts w:ascii="Arial" w:hAnsi="Arial"/>
+          <w:sz w:val="21"/>
+        </w:rPr>
+        <w:t xml:space="preserve">   - Jaccard between sets;</w:t>
+      </w:r>
+    </w:p>
+    <w:p>
+      <w:pPr>
+        <w:spacing w:after="100"/>
+      </w:pPr>
+      <w:r>
+        <w:rPr>
+          <w:rFonts w:ascii="Arial" w:hAnsi="Arial"/>
+          <w:sz w:val="21"/>
+        </w:rPr>
+        <w:t xml:space="preserve">   - Euclidean distance between vectors.</w:t>
+      </w:r>
+    </w:p>
+    <w:p>
+      <w:pPr>
+        <w:pStyle w:val="ListNumber"/>
+      </w:pPr>
+      <w:r>
+        <w:rPr>
+          <w:rFonts w:ascii="Arial" w:hAnsi="Arial"/>
+          <w:sz w:val="21"/>
+        </w:rPr>
+        <w:t>The console prints the three results.</w:t>
+      </w:r>
+    </w:p>
+    <w:p>
+      <w:pPr>
+        <w:spacing w:after="100"/>
+      </w:pPr>
+      <w:r>
+        <w:rPr>
+          <w:rFonts w:ascii="Arial" w:hAnsi="Arial"/>
+          <w:sz w:val="21"/>
+        </w:rPr>
+        <w:t>Classes:</w:t>
+      </w:r>
+    </w:p>
+    <w:p>
+      <w:pPr>
+        <w:pStyle w:val="ListBullet"/>
+      </w:pPr>
+      <w:r>
+        <w:rPr>
+          <w:rFonts w:ascii="Consolas" w:hAnsi="Consolas"/>
+          <w:color w:val="2563EB"/>
+          <w:sz w:val="19"/>
+        </w:rPr>
+        <w:t>QueryProcessor</w:t>
+      </w:r>
+    </w:p>
+    <w:p>
+      <w:pPr>
+        <w:pStyle w:val="ListBullet"/>
+      </w:pPr>
+      <w:r>
+        <w:rPr>
+          <w:rFonts w:ascii="Consolas" w:hAnsi="Consolas"/>
+          <w:color w:val="2563EB"/>
+          <w:sz w:val="19"/>
+        </w:rPr>
+        <w:t>DocumentSimilarityService</w:t>
+      </w:r>
+    </w:p>
+    <w:p>
+      <w:pPr>
+        <w:pStyle w:val="ListBullet"/>
+      </w:pPr>
+      <w:r>
+        <w:rPr>
+          <w:rFonts w:ascii="Consolas" w:hAnsi="Consolas"/>
+          <w:color w:val="2563EB"/>
+          <w:sz w:val="19"/>
+        </w:rPr>
+        <w:t>SimilarityCalculator</w:t>
+      </w:r>
+    </w:p>
+    <w:p>
+      <w:pPr>
+        <w:pStyle w:val="ListBullet"/>
+      </w:pPr>
+      <w:r>
+        <w:rPr>
+          <w:rFonts w:ascii="Consolas" w:hAnsi="Consolas"/>
+          <w:color w:val="2563EB"/>
+          <w:sz w:val="19"/>
+        </w:rPr>
+        <w:t>DissimilarityCalculator</w:t>
+      </w:r>
+    </w:p>
+    <w:p/>
+    <w:p>
+      <w:pPr>
+        <w:pStyle w:val="Heading1"/>
+      </w:pPr>
+      <w:r>
+        <w:t>20. Printed Step 6 - Top-N Retrieval by Similarity</w:t>
+      </w:r>
+    </w:p>
+    <w:p>
+      <w:pPr>
+        <w:spacing w:after="100"/>
+      </w:pPr>
+      <w:r>
+        <w:rPr>
+          <w:rFonts w:ascii="Arial" w:hAnsi="Arial"/>
+          <w:sz w:val="21"/>
+        </w:rPr>
+        <w:t>Output:</w:t>
+      </w:r>
+    </w:p>
+    <w:p>
+      <w:pPr>
         <w:spacing w:after="20"/>
-      </w:pPr>
-      <w:r>
-        <w:t>Design the relational schema and migrations.</w:t>
+        <w:ind w:left="259"/>
+        <w:shd w:fill="F3F6FA"/>
+      </w:pPr>
+      <w:r>
+        <w:rPr>
+          <w:rFonts w:ascii="Consolas" w:hAnsi="Consolas"/>
+          <w:color w:val="333333"/>
+          <w:sz w:val="17"/>
+        </w:rPr>
+        <w:t>STEP 6. QUERY 2 - RETRIEVE TOP-N WITH SIMILARITY FUNCTIONS</w:t>
+      </w:r>
+    </w:p>
+    <w:p>
+      <w:pPr>
+        <w:spacing w:after="20"/>
+        <w:ind w:left="259"/>
+        <w:shd w:fill="F3F6FA"/>
+      </w:pPr>
+      <w:r>
+        <w:rPr>
+          <w:rFonts w:ascii="Consolas" w:hAnsi="Consolas"/>
+          <w:color w:val="333333"/>
+          <w:sz w:val="17"/>
+        </w:rPr>
+        <w:t>Similarity function 1: cosine.</w:t>
+      </w:r>
+    </w:p>
+    <w:p>
+      <w:pPr>
+        <w:spacing w:after="20"/>
+        <w:ind w:left="259"/>
+        <w:shd w:fill="F3F6FA"/>
+      </w:pPr>
+      <w:r>
+        <w:rPr>
+          <w:rFonts w:ascii="Consolas" w:hAnsi="Consolas"/>
+          <w:color w:val="333333"/>
+          <w:sz w:val="17"/>
+        </w:rPr>
+        <w:t>Query: academic stress anxiety</w:t>
+      </w:r>
+    </w:p>
+    <w:p>
+      <w:pPr>
+        <w:spacing w:after="20"/>
+        <w:ind w:left="259"/>
+        <w:shd w:fill="F3F6FA"/>
+      </w:pPr>
+      <w:r>
+        <w:rPr>
+          <w:rFonts w:ascii="Consolas" w:hAnsi="Consolas"/>
+          <w:color w:val="333333"/>
+          <w:sz w:val="17"/>
+        </w:rPr>
+        <w:t>Terms used: [academic_stress, anxiety]</w:t>
+      </w:r>
+    </w:p>
+    <w:p>
+      <w:pPr>
+        <w:spacing w:after="20"/>
+        <w:ind w:left="259"/>
+        <w:shd w:fill="F3F6FA"/>
+      </w:pPr>
+      <w:r>
+        <w:rPr>
+          <w:rFonts w:ascii="Consolas" w:hAnsi="Consolas"/>
+          <w:color w:val="333333"/>
+          <w:sz w:val="17"/>
+        </w:rPr>
+        <w:t>...</w:t>
+      </w:r>
+    </w:p>
+    <w:p>
+      <w:pPr>
+        <w:spacing w:after="20"/>
+        <w:ind w:left="259"/>
+        <w:shd w:fill="F3F6FA"/>
+      </w:pPr>
+      <w:r>
+        <w:rPr>
+          <w:rFonts w:ascii="Consolas" w:hAnsi="Consolas"/>
+          <w:color w:val="333333"/>
+          <w:sz w:val="17"/>
+        </w:rPr>
+        <w:t>Similarity function 2: Jaccard.</w:t>
+      </w:r>
+    </w:p>
+    <w:p>
+      <w:pPr>
+        <w:spacing w:after="20"/>
+        <w:ind w:left="259"/>
+        <w:shd w:fill="F3F6FA"/>
+      </w:pPr>
+      <w:r>
+        <w:rPr>
+          <w:rFonts w:ascii="Consolas" w:hAnsi="Consolas"/>
+          <w:color w:val="333333"/>
+          <w:sz w:val="17"/>
+        </w:rPr>
+        <w:t>Query: sleep wellbeing</w:t>
+      </w:r>
+    </w:p>
+    <w:p>
+      <w:pPr>
+        <w:spacing w:after="20"/>
+        <w:ind w:left="259"/>
+        <w:shd w:fill="F3F6FA"/>
+      </w:pPr>
+      <w:r>
+        <w:rPr>
+          <w:rFonts w:ascii="Consolas" w:hAnsi="Consolas"/>
+          <w:color w:val="333333"/>
+          <w:sz w:val="17"/>
+        </w:rPr>
+        <w:t>Terms used: [sleep, wellbe]</w:t>
+      </w:r>
+    </w:p>
+    <w:p>
+      <w:pPr>
+        <w:spacing w:after="20"/>
+        <w:ind w:left="259"/>
+        <w:shd w:fill="F3F6FA"/>
+      </w:pPr>
+      <w:r>
+        <w:rPr>
+          <w:rFonts w:ascii="Consolas" w:hAnsi="Consolas"/>
+          <w:color w:val="333333"/>
+          <w:sz w:val="17"/>
+        </w:rPr>
+        <w:t>...</w:t>
+      </w:r>
+    </w:p>
+    <w:p>
+      <w:pPr>
+        <w:spacing w:after="100"/>
+      </w:pPr>
+      <w:r>
+        <w:rPr>
+          <w:rFonts w:ascii="Arial" w:hAnsi="Arial"/>
+          <w:sz w:val="21"/>
+        </w:rPr>
+        <w:t>Cosine process:</w:t>
       </w:r>
     </w:p>
     <w:p>
       <w:pPr>
         <w:pStyle w:val="ListNumber"/>
+      </w:pPr>
+      <w:r>
+        <w:rPr>
+          <w:rFonts w:ascii="Arial" w:hAnsi="Arial"/>
+          <w:sz w:val="21"/>
+        </w:rPr>
+        <w:t>The text query is normalized like the documents.</w:t>
+      </w:r>
+    </w:p>
+    <w:p>
+      <w:pPr>
+        <w:pStyle w:val="ListNumber"/>
+      </w:pPr>
+      <w:r>
+        <w:rPr>
+          <w:rFonts w:ascii="Arial" w:hAnsi="Arial"/>
+          <w:sz w:val="21"/>
+        </w:rPr>
+        <w:t>It is tokenized.</w:t>
+      </w:r>
+    </w:p>
+    <w:p>
+      <w:pPr>
+        <w:pStyle w:val="ListNumber"/>
+      </w:pPr>
+      <w:r>
+        <w:rPr>
+          <w:rFonts w:ascii="Arial" w:hAnsi="Arial"/>
+          <w:sz w:val="21"/>
+        </w:rPr>
+        <w:t>It is filtered with stopwords.</w:t>
+      </w:r>
+    </w:p>
+    <w:p>
+      <w:pPr>
+        <w:pStyle w:val="ListNumber"/>
+      </w:pPr>
+      <w:r>
+        <w:rPr>
+          <w:rFonts w:ascii="Arial" w:hAnsi="Arial"/>
+          <w:sz w:val="21"/>
+        </w:rPr>
+        <w:t>Stemming is applied.</w:t>
+      </w:r>
+    </w:p>
+    <w:p>
+      <w:pPr>
+        <w:pStyle w:val="ListNumber"/>
+      </w:pPr>
+      <w:r>
+        <w:rPr>
+          <w:rFonts w:ascii="Arial" w:hAnsi="Arial"/>
+          <w:sz w:val="21"/>
+        </w:rPr>
+        <w:t>Semantic rules are applied.</w:t>
+      </w:r>
+    </w:p>
+    <w:p>
+      <w:pPr>
+        <w:pStyle w:val="ListNumber"/>
+      </w:pPr>
+      <w:r>
+        <w:rPr>
+          <w:rFonts w:ascii="Arial" w:hAnsi="Arial"/>
+          <w:sz w:val="21"/>
+        </w:rPr>
+        <w:t>A query vector is built using the latent vectors of the found terms.</w:t>
+      </w:r>
+    </w:p>
+    <w:p>
+      <w:pPr>
+        <w:pStyle w:val="ListNumber"/>
+      </w:pPr>
+      <w:r>
+        <w:rPr>
+          <w:rFonts w:ascii="Consolas" w:hAnsi="Consolas"/>
+          <w:color w:val="2563EB"/>
+          <w:sz w:val="19"/>
+        </w:rPr>
+        <w:t>RankingService.rankByVector</w:t>
+      </w:r>
+      <w:r>
+        <w:rPr>
+          <w:rFonts w:ascii="Arial" w:hAnsi="Arial"/>
+          <w:sz w:val="21"/>
+        </w:rPr>
+        <w:t xml:space="preserve"> compares the query vector against each document.</w:t>
+      </w:r>
+    </w:p>
+    <w:p>
+      <w:pPr>
+        <w:pStyle w:val="ListNumber"/>
+      </w:pPr>
+      <w:r>
+        <w:rPr>
+          <w:rFonts w:ascii="Arial" w:hAnsi="Arial"/>
+          <w:sz w:val="21"/>
+        </w:rPr>
+        <w:t>Results are sorted from highest to lowest cosine score.</w:t>
+      </w:r>
+    </w:p>
+    <w:p>
+      <w:pPr>
+        <w:pStyle w:val="ListNumber"/>
+      </w:pPr>
+      <w:r>
+        <w:rPr>
+          <w:rFonts w:ascii="Arial" w:hAnsi="Arial"/>
+          <w:sz w:val="21"/>
+        </w:rPr>
+        <w:t xml:space="preserve">The first </w:t>
+      </w:r>
+      <w:r>
+        <w:rPr>
+          <w:rFonts w:ascii="Consolas" w:hAnsi="Consolas"/>
+          <w:color w:val="2563EB"/>
+          <w:sz w:val="19"/>
+        </w:rPr>
+        <w:t>top</w:t>
+      </w:r>
+      <w:r>
+        <w:rPr>
+          <w:rFonts w:ascii="Arial" w:hAnsi="Arial"/>
+          <w:sz w:val="21"/>
+        </w:rPr>
+        <w:t xml:space="preserve"> results are printed.</w:t>
+      </w:r>
+    </w:p>
+    <w:p>
+      <w:pPr>
+        <w:spacing w:after="100"/>
+      </w:pPr>
+      <w:r>
+        <w:rPr>
+          <w:rFonts w:ascii="Arial" w:hAnsi="Arial"/>
+          <w:sz w:val="21"/>
+        </w:rPr>
+        <w:t>Jaccard process:</w:t>
+      </w:r>
+    </w:p>
+    <w:p>
+      <w:pPr>
+        <w:pStyle w:val="ListNumber"/>
+      </w:pPr>
+      <w:r>
+        <w:rPr>
+          <w:rFonts w:ascii="Arial" w:hAnsi="Arial"/>
+          <w:sz w:val="21"/>
+        </w:rPr>
+        <w:t>The query is converted into a set of canonical terms.</w:t>
+      </w:r>
+    </w:p>
+    <w:p>
+      <w:pPr>
+        <w:pStyle w:val="ListNumber"/>
+      </w:pPr>
+      <w:r>
+        <w:rPr>
+          <w:rFonts w:ascii="Arial" w:hAnsi="Arial"/>
+          <w:sz w:val="21"/>
+        </w:rPr>
+        <w:t>Each document already has its own set of canonical terms.</w:t>
+      </w:r>
+    </w:p>
+    <w:p>
+      <w:pPr>
+        <w:pStyle w:val="ListNumber"/>
+      </w:pPr>
+      <w:r>
+        <w:rPr>
+          <w:rFonts w:ascii="Arial" w:hAnsi="Arial"/>
+          <w:sz w:val="21"/>
+        </w:rPr>
+        <w:t>Intersection over union is calculated.</w:t>
+      </w:r>
+    </w:p>
+    <w:p>
+      <w:pPr>
+        <w:pStyle w:val="ListNumber"/>
+      </w:pPr>
+      <w:r>
+        <w:rPr>
+          <w:rFonts w:ascii="Arial" w:hAnsi="Arial"/>
+          <w:sz w:val="21"/>
+        </w:rPr>
+        <w:t>Results are sorted from highest to lowest Jaccard score.</w:t>
+      </w:r>
+    </w:p>
+    <w:p>
+      <w:pPr>
+        <w:pStyle w:val="ListNumber"/>
+      </w:pPr>
+      <w:r>
+        <w:rPr>
+          <w:rFonts w:ascii="Arial" w:hAnsi="Arial"/>
+          <w:sz w:val="21"/>
+        </w:rPr>
+        <w:t xml:space="preserve">The first </w:t>
+      </w:r>
+      <w:r>
+        <w:rPr>
+          <w:rFonts w:ascii="Consolas" w:hAnsi="Consolas"/>
+          <w:color w:val="2563EB"/>
+          <w:sz w:val="19"/>
+        </w:rPr>
+        <w:t>top</w:t>
+      </w:r>
+      <w:r>
+        <w:rPr>
+          <w:rFonts w:ascii="Arial" w:hAnsi="Arial"/>
+          <w:sz w:val="21"/>
+        </w:rPr>
+        <w:t xml:space="preserve"> results are printed.</w:t>
+      </w:r>
+    </w:p>
+    <w:p>
+      <w:pPr>
+        <w:spacing w:after="100"/>
+      </w:pPr>
+      <w:r>
+        <w:rPr>
+          <w:rFonts w:ascii="Arial" w:hAnsi="Arial"/>
+          <w:sz w:val="21"/>
+        </w:rPr>
+        <w:t>Classes:</w:t>
+      </w:r>
+    </w:p>
+    <w:p>
+      <w:pPr>
+        <w:pStyle w:val="ListBullet"/>
+      </w:pPr>
+      <w:r>
+        <w:rPr>
+          <w:rFonts w:ascii="Consolas" w:hAnsi="Consolas"/>
+          <w:color w:val="2563EB"/>
+          <w:sz w:val="19"/>
+        </w:rPr>
+        <w:t>QueryProcessor</w:t>
+      </w:r>
+    </w:p>
+    <w:p>
+      <w:pPr>
+        <w:pStyle w:val="ListBullet"/>
+      </w:pPr>
+      <w:r>
+        <w:rPr>
+          <w:rFonts w:ascii="Consolas" w:hAnsi="Consolas"/>
+          <w:color w:val="2563EB"/>
+          <w:sz w:val="19"/>
+        </w:rPr>
+        <w:t>RankingService</w:t>
+      </w:r>
+    </w:p>
+    <w:p>
+      <w:pPr>
+        <w:pStyle w:val="ListBullet"/>
+      </w:pPr>
+      <w:r>
+        <w:rPr>
+          <w:rFonts w:ascii="Consolas" w:hAnsi="Consolas"/>
+          <w:color w:val="2563EB"/>
+          <w:sz w:val="19"/>
+        </w:rPr>
+        <w:t>SimilarityCalculator</w:t>
+      </w:r>
+    </w:p>
+    <w:p/>
+    <w:p>
+      <w:pPr>
+        <w:pStyle w:val="Heading1"/>
+      </w:pPr>
+      <w:r>
+        <w:t>21. Printed Step 7 - Top-N Retrieval by Dissimilarity</w:t>
+      </w:r>
+    </w:p>
+    <w:p>
+      <w:pPr>
+        <w:spacing w:after="100"/>
+      </w:pPr>
+      <w:r>
+        <w:rPr>
+          <w:rFonts w:ascii="Arial" w:hAnsi="Arial"/>
+          <w:sz w:val="21"/>
+        </w:rPr>
+        <w:t>Output:</w:t>
+      </w:r>
+    </w:p>
+    <w:p>
+      <w:pPr>
         <w:spacing w:after="20"/>
-      </w:pPr>
-      <w:r>
-        <w:t>Implement preprocessing and semantic normalization.</w:t>
+        <w:ind w:left="259"/>
+        <w:shd w:fill="F3F6FA"/>
+      </w:pPr>
+      <w:r>
+        <w:rPr>
+          <w:rFonts w:ascii="Consolas" w:hAnsi="Consolas"/>
+          <w:color w:val="333333"/>
+          <w:sz w:val="17"/>
+        </w:rPr>
+        <w:t>STEP 7. QUERY 3 - RETRIEVE TOP-N WITH A DISSIMILARITY FUNCTION</w:t>
+      </w:r>
+    </w:p>
+    <w:p>
+      <w:pPr>
+        <w:spacing w:after="20"/>
+        <w:ind w:left="259"/>
+        <w:shd w:fill="F3F6FA"/>
+      </w:pPr>
+      <w:r>
+        <w:rPr>
+          <w:rFonts w:ascii="Consolas" w:hAnsi="Consolas"/>
+          <w:color w:val="333333"/>
+          <w:sz w:val="17"/>
+        </w:rPr>
+        <w:t>Dissimilarity function: Euclidean distance.</w:t>
+      </w:r>
+    </w:p>
+    <w:p>
+      <w:pPr>
+        <w:spacing w:after="20"/>
+        <w:ind w:left="259"/>
+        <w:shd w:fill="F3F6FA"/>
+      </w:pPr>
+      <w:r>
+        <w:rPr>
+          <w:rFonts w:ascii="Consolas" w:hAnsi="Consolas"/>
+          <w:color w:val="333333"/>
+          <w:sz w:val="17"/>
+        </w:rPr>
+        <w:t>Query: academic stress</w:t>
+      </w:r>
+    </w:p>
+    <w:p>
+      <w:pPr>
+        <w:spacing w:after="20"/>
+        <w:ind w:left="259"/>
+        <w:shd w:fill="F3F6FA"/>
+      </w:pPr>
+      <w:r>
+        <w:rPr>
+          <w:rFonts w:ascii="Consolas" w:hAnsi="Consolas"/>
+          <w:color w:val="333333"/>
+          <w:sz w:val="17"/>
+        </w:rPr>
+        <w:t>Terms used: [academic_stress]</w:t>
+      </w:r>
+    </w:p>
+    <w:p>
+      <w:pPr>
+        <w:spacing w:after="20"/>
+        <w:ind w:left="259"/>
+        <w:shd w:fill="F3F6FA"/>
+      </w:pPr>
+      <w:r>
+        <w:rPr>
+          <w:rFonts w:ascii="Consolas" w:hAnsi="Consolas"/>
+          <w:color w:val="333333"/>
+          <w:sz w:val="17"/>
+        </w:rPr>
+        <w:t>For Euclidean distance, lower score means closer.</w:t>
+      </w:r>
+    </w:p>
+    <w:p>
+      <w:pPr>
+        <w:spacing w:after="100"/>
+      </w:pPr>
+      <w:r>
+        <w:rPr>
+          <w:rFonts w:ascii="Arial" w:hAnsi="Arial"/>
+          <w:sz w:val="21"/>
+        </w:rPr>
+        <w:t>Process:</w:t>
       </w:r>
     </w:p>
     <w:p>
       <w:pPr>
         <w:pStyle w:val="ListNumber"/>
+      </w:pPr>
+      <w:r>
+        <w:rPr>
+          <w:rFonts w:ascii="Arial" w:hAnsi="Arial"/>
+          <w:sz w:val="21"/>
+        </w:rPr>
+        <w:t>The query is processed with the same pipeline.</w:t>
+      </w:r>
+    </w:p>
+    <w:p>
+      <w:pPr>
+        <w:pStyle w:val="ListNumber"/>
+      </w:pPr>
+      <w:r>
+        <w:rPr>
+          <w:rFonts w:ascii="Arial" w:hAnsi="Arial"/>
+          <w:sz w:val="21"/>
+        </w:rPr>
+        <w:t>A latent query vector is built.</w:t>
+      </w:r>
+    </w:p>
+    <w:p>
+      <w:pPr>
+        <w:pStyle w:val="ListNumber"/>
+      </w:pPr>
+      <w:r>
+        <w:rPr>
+          <w:rFonts w:ascii="Arial" w:hAnsi="Arial"/>
+          <w:sz w:val="21"/>
+        </w:rPr>
+        <w:t>Euclidean distance is calculated against each document.</w:t>
+      </w:r>
+    </w:p>
+    <w:p>
+      <w:pPr>
+        <w:pStyle w:val="ListNumber"/>
+      </w:pPr>
+      <w:r>
+        <w:rPr>
+          <w:rFonts w:ascii="Arial" w:hAnsi="Arial"/>
+          <w:sz w:val="21"/>
+        </w:rPr>
+        <w:t>A smaller distance means greater closeness.</w:t>
+      </w:r>
+    </w:p>
+    <w:p>
+      <w:pPr>
+        <w:pStyle w:val="ListNumber"/>
+      </w:pPr>
+      <w:r>
+        <w:rPr>
+          <w:rFonts w:ascii="Arial" w:hAnsi="Arial"/>
+          <w:sz w:val="21"/>
+        </w:rPr>
+        <w:t>Results are sorted from lowest to highest distance.</w:t>
+      </w:r>
+    </w:p>
+    <w:p>
+      <w:pPr>
+        <w:pStyle w:val="ListNumber"/>
+      </w:pPr>
+      <w:r>
+        <w:rPr>
+          <w:rFonts w:ascii="Arial" w:hAnsi="Arial"/>
+          <w:sz w:val="21"/>
+        </w:rPr>
+        <w:t xml:space="preserve">The first </w:t>
+      </w:r>
+      <w:r>
+        <w:rPr>
+          <w:rFonts w:ascii="Consolas" w:hAnsi="Consolas"/>
+          <w:color w:val="2563EB"/>
+          <w:sz w:val="19"/>
+        </w:rPr>
+        <w:t>top</w:t>
+      </w:r>
+      <w:r>
+        <w:rPr>
+          <w:rFonts w:ascii="Arial" w:hAnsi="Arial"/>
+          <w:sz w:val="21"/>
+        </w:rPr>
+        <w:t xml:space="preserve"> results are printed.</w:t>
+      </w:r>
+    </w:p>
+    <w:p>
+      <w:pPr>
+        <w:spacing w:after="100"/>
+      </w:pPr>
+      <w:r>
+        <w:rPr>
+          <w:rFonts w:ascii="Arial" w:hAnsi="Arial"/>
+          <w:sz w:val="21"/>
+        </w:rPr>
+        <w:t>Classes:</w:t>
+      </w:r>
+    </w:p>
+    <w:p>
+      <w:pPr>
+        <w:pStyle w:val="ListBullet"/>
+      </w:pPr>
+      <w:r>
+        <w:rPr>
+          <w:rFonts w:ascii="Consolas" w:hAnsi="Consolas"/>
+          <w:color w:val="2563EB"/>
+          <w:sz w:val="19"/>
+        </w:rPr>
+        <w:t>QueryProcessor</w:t>
+      </w:r>
+    </w:p>
+    <w:p>
+      <w:pPr>
+        <w:pStyle w:val="ListBullet"/>
+      </w:pPr>
+      <w:r>
+        <w:rPr>
+          <w:rFonts w:ascii="Consolas" w:hAnsi="Consolas"/>
+          <w:color w:val="2563EB"/>
+          <w:sz w:val="19"/>
+        </w:rPr>
+        <w:t>RankingService</w:t>
+      </w:r>
+    </w:p>
+    <w:p>
+      <w:pPr>
+        <w:pStyle w:val="ListBullet"/>
+      </w:pPr>
+      <w:r>
+        <w:rPr>
+          <w:rFonts w:ascii="Consolas" w:hAnsi="Consolas"/>
+          <w:color w:val="2563EB"/>
+          <w:sz w:val="19"/>
+        </w:rPr>
+        <w:t>DissimilarityCalculator</w:t>
+      </w:r>
+    </w:p>
+    <w:p/>
+    <w:p>
+      <w:pPr>
+        <w:pStyle w:val="Heading1"/>
+      </w:pPr>
+      <w:r>
+        <w:t>22. Printed Step 8 - SQL and Persistence</w:t>
+      </w:r>
+    </w:p>
+    <w:p>
+      <w:pPr>
+        <w:spacing w:after="100"/>
+      </w:pPr>
+      <w:r>
+        <w:rPr>
+          <w:rFonts w:ascii="Arial" w:hAnsi="Arial"/>
+          <w:sz w:val="21"/>
+        </w:rPr>
+        <w:t>Output:</w:t>
+      </w:r>
+    </w:p>
+    <w:p>
+      <w:pPr>
         <w:spacing w:after="20"/>
-      </w:pPr>
-      <w:r>
-        <w:t>Build FrecT from semantic terms.</w:t>
-      </w:r>
-    </w:p>
-    <w:p>
-      <w:pPr>
-        <w:pStyle w:val="ListNumber"/>
+        <w:ind w:left="259"/>
+        <w:shd w:fill="F3F6FA"/>
+      </w:pPr>
+      <w:r>
+        <w:rPr>
+          <w:rFonts w:ascii="Consolas" w:hAnsi="Consolas"/>
+          <w:color w:val="333333"/>
+          <w:sz w:val="17"/>
+        </w:rPr>
+        <w:t>STEP 8. SQL VALIDATION AND PERSISTENCE</w:t>
+      </w:r>
+    </w:p>
+    <w:p>
+      <w:pPr>
         <w:spacing w:after="20"/>
-      </w:pPr>
-      <w:r>
-        <w:t>Reduce FrecT with SVD to obtain LSI vectors.</w:t>
-      </w:r>
-    </w:p>
-    <w:p>
-      <w:pPr>
-        <w:pStyle w:val="ListNumber"/>
+        <w:ind w:left="259"/>
+        <w:shd w:fill="F3F6FA"/>
+      </w:pPr>
+      <w:r>
+        <w:rPr>
+          <w:rFonts w:ascii="Consolas" w:hAnsi="Consolas"/>
+          <w:color w:val="333333"/>
+          <w:sz w:val="17"/>
+        </w:rPr>
+        <w:t>sql/queries/11_compare_documents_similarity.sql</w:t>
+      </w:r>
+    </w:p>
+    <w:p>
+      <w:pPr>
         <w:spacing w:after="20"/>
-      </w:pPr>
-      <w:r>
-        <w:t>Implement document comparison and query ranking.</w:t>
-      </w:r>
-    </w:p>
-    <w:p>
-      <w:pPr>
-        <w:pStyle w:val="ListNumber"/>
+        <w:ind w:left="259"/>
+        <w:shd w:fill="F3F6FA"/>
+      </w:pPr>
+      <w:r>
+        <w:rPr>
+          <w:rFonts w:ascii="Consolas" w:hAnsi="Consolas"/>
+          <w:color w:val="333333"/>
+          <w:sz w:val="17"/>
+        </w:rPr>
+        <w:t>sql/queries/12_rank_query_topn_cosine.sql</w:t>
+      </w:r>
+    </w:p>
+    <w:p>
+      <w:pPr>
         <w:spacing w:after="20"/>
-      </w:pPr>
-      <w:r>
-        <w:t>Add SQL verification queries for similarity and dissimilarity.</w:t>
-      </w:r>
-    </w:p>
-    <w:p>
-      <w:pPr>
-        <w:pStyle w:val="ListNumber"/>
+        <w:ind w:left="259"/>
+        <w:shd w:fill="F3F6FA"/>
+      </w:pPr>
+      <w:r>
+        <w:rPr>
+          <w:rFonts w:ascii="Consolas" w:hAnsi="Consolas"/>
+          <w:color w:val="333333"/>
+          <w:sz w:val="17"/>
+        </w:rPr>
+        <w:t>sql/queries/13_rank_query_topn_jaccard.sql</w:t>
+      </w:r>
+    </w:p>
+    <w:p>
+      <w:pPr>
         <w:spacing w:after="20"/>
-      </w:pPr>
-      <w:r>
-        <w:t>Validate with unit tests and CLI execution.</w:t>
-      </w:r>
-    </w:p>
+        <w:ind w:left="259"/>
+        <w:shd w:fill="F3F6FA"/>
+      </w:pPr>
+      <w:r>
+        <w:rPr>
+          <w:rFonts w:ascii="Consolas" w:hAnsi="Consolas"/>
+          <w:color w:val="333333"/>
+          <w:sz w:val="17"/>
+        </w:rPr>
+        <w:t>sql/queries/14_rank_query_topn_euclidean.sql</w:t>
+      </w:r>
+    </w:p>
+    <w:p>
+      <w:pPr>
+        <w:spacing w:after="20"/>
+        <w:ind w:left="259"/>
+        <w:shd w:fill="F3F6FA"/>
+      </w:pPr>
+      <w:r>
+        <w:rPr>
+          <w:rFonts w:ascii="Consolas" w:hAnsi="Consolas"/>
+          <w:color w:val="333333"/>
+          <w:sz w:val="17"/>
+        </w:rPr>
+        <w:t>Final report: docs/final-technical-report.docx</w:t>
+      </w:r>
+    </w:p>
+    <w:p>
+      <w:pPr>
+        <w:spacing w:after="100"/>
+      </w:pPr>
+      <w:r>
+        <w:rPr>
+          <w:rFonts w:ascii="Arial" w:hAnsi="Arial"/>
+          <w:sz w:val="21"/>
+        </w:rPr>
+        <w:t>Related files:</w:t>
+      </w:r>
+    </w:p>
+    <w:p>
+      <w:pPr>
+        <w:pStyle w:val="ListBullet"/>
+      </w:pPr>
+      <w:r>
+        <w:rPr>
+          <w:rFonts w:ascii="Consolas" w:hAnsi="Consolas"/>
+          <w:color w:val="2563EB"/>
+          <w:sz w:val="19"/>
+        </w:rPr>
+        <w:t>sql/migrations/V1__create_documents.sql</w:t>
+      </w:r>
+    </w:p>
+    <w:p>
+      <w:pPr>
+        <w:pStyle w:val="ListBullet"/>
+      </w:pPr>
+      <w:r>
+        <w:rPr>
+          <w:rFonts w:ascii="Consolas" w:hAnsi="Consolas"/>
+          <w:color w:val="2563EB"/>
+          <w:sz w:val="19"/>
+        </w:rPr>
+        <w:t>sql/migrations/V2__create_linguistic_tables.sql</w:t>
+      </w:r>
+    </w:p>
+    <w:p>
+      <w:pPr>
+        <w:pStyle w:val="ListBullet"/>
+      </w:pPr>
+      <w:r>
+        <w:rPr>
+          <w:rFonts w:ascii="Consolas" w:hAnsi="Consolas"/>
+          <w:color w:val="2563EB"/>
+          <w:sz w:val="19"/>
+        </w:rPr>
+        <w:t>sql/migrations/V3__create_terms_and_frequencies.sql</w:t>
+      </w:r>
+    </w:p>
+    <w:p>
+      <w:pPr>
+        <w:pStyle w:val="ListBullet"/>
+      </w:pPr>
+      <w:r>
+        <w:rPr>
+          <w:rFonts w:ascii="Consolas" w:hAnsi="Consolas"/>
+          <w:color w:val="2563EB"/>
+          <w:sz w:val="19"/>
+        </w:rPr>
+        <w:t>sql/migrations/V4__create_latent_space_tables.sql</w:t>
+      </w:r>
+    </w:p>
+    <w:p>
+      <w:pPr>
+        <w:pStyle w:val="ListBullet"/>
+      </w:pPr>
+      <w:r>
+        <w:rPr>
+          <w:rFonts w:ascii="Consolas" w:hAnsi="Consolas"/>
+          <w:color w:val="2563EB"/>
+          <w:sz w:val="19"/>
+        </w:rPr>
+        <w:t>sql/migrations/V5__create_query_logging_tables.sql</w:t>
+      </w:r>
+    </w:p>
+    <w:p>
+      <w:pPr>
+        <w:pStyle w:val="ListBullet"/>
+      </w:pPr>
+      <w:r>
+        <w:rPr>
+          <w:rFonts w:ascii="Consolas" w:hAnsi="Consolas"/>
+          <w:color w:val="2563EB"/>
+          <w:sz w:val="19"/>
+        </w:rPr>
+        <w:t>sql/demo/insert_demo_data.sql</w:t>
+      </w:r>
+    </w:p>
+    <w:p>
+      <w:pPr>
+        <w:pStyle w:val="ListBullet"/>
+      </w:pPr>
+      <w:r>
+        <w:rPr>
+          <w:rFonts w:ascii="Consolas" w:hAnsi="Consolas"/>
+          <w:color w:val="2563EB"/>
+          <w:sz w:val="19"/>
+        </w:rPr>
+        <w:t>sql/queries/11_compare_documents_similarity.sql</w:t>
+      </w:r>
+    </w:p>
+    <w:p>
+      <w:pPr>
+        <w:pStyle w:val="ListBullet"/>
+      </w:pPr>
+      <w:r>
+        <w:rPr>
+          <w:rFonts w:ascii="Consolas" w:hAnsi="Consolas"/>
+          <w:color w:val="2563EB"/>
+          <w:sz w:val="19"/>
+        </w:rPr>
+        <w:t>sql/queries/12_rank_query_topn_cosine.sql</w:t>
+      </w:r>
+    </w:p>
+    <w:p>
+      <w:pPr>
+        <w:pStyle w:val="ListBullet"/>
+      </w:pPr>
+      <w:r>
+        <w:rPr>
+          <w:rFonts w:ascii="Consolas" w:hAnsi="Consolas"/>
+          <w:color w:val="2563EB"/>
+          <w:sz w:val="19"/>
+        </w:rPr>
+        <w:t>sql/queries/13_rank_query_topn_jaccard.sql</w:t>
+      </w:r>
+    </w:p>
+    <w:p>
+      <w:pPr>
+        <w:pStyle w:val="ListBullet"/>
+      </w:pPr>
+      <w:r>
+        <w:rPr>
+          <w:rFonts w:ascii="Consolas" w:hAnsi="Consolas"/>
+          <w:color w:val="2563EB"/>
+          <w:sz w:val="19"/>
+        </w:rPr>
+        <w:t>sql/queries/14_rank_query_topn_euclidean.sql</w:t>
+      </w:r>
+    </w:p>
+    <w:p>
+      <w:pPr>
+        <w:spacing w:after="100"/>
+      </w:pPr>
+      <w:r>
+        <w:rPr>
+          <w:rFonts w:ascii="Arial" w:hAnsi="Arial"/>
+          <w:sz w:val="21"/>
+        </w:rPr>
+        <w:t>This demonstrates that the project does not depend only on local in-memory execution. It also includes a relational PostgreSQL representation and equivalent SQL queries to validate similarity, cosine ranking, Jaccard ranking, and Euclidean distance ranking.</w:t>
+      </w:r>
+    </w:p>
+    <w:p/>
     <w:p>
       <w:pPr>
         <w:pStyle w:val="Heading1"/>
       </w:pPr>
       <w:r>
-        <w:t>10. Results obtained</w:t>
-      </w:r>
-    </w:p>
-    <w:p>
-      <w:pPr>
-        <w:spacing w:after="80" w:line="252" w:lineRule="auto"/>
-      </w:pPr>
-      <w:r>
-        <w:t>The project indexes ten controlled documents for demonstration and includes more than ten raw source documents. The integrated pipeline produces a FrecT matrix, a reduced LSI model, document vectors, and top indexing terms for expert review. The query engine supports cosine, Jaccard, and Euclidean metrics. SQL files 11 to 14 demonstrate the required database-side query types.</w:t>
-      </w:r>
-    </w:p>
+        <w:t>23. Output Traceability Summary</w:t>
+      </w:r>
+    </w:p>
+    <w:p>
+      <w:pPr>
+        <w:spacing w:after="100"/>
+      </w:pPr>
+      <w:r>
+        <w:rPr>
+          <w:rFonts w:ascii="Arial" w:hAnsi="Arial"/>
+          <w:sz w:val="21"/>
+        </w:rPr>
+        <w:t>Documents and titles:</w:t>
+      </w:r>
+    </w:p>
+    <w:p>
+      <w:pPr>
+        <w:pStyle w:val="ListBullet"/>
+      </w:pPr>
+      <w:r>
+        <w:rPr>
+          <w:rFonts w:ascii="Arial" w:hAnsi="Arial"/>
+          <w:sz w:val="21"/>
+        </w:rPr>
+        <w:t xml:space="preserve">Source: </w:t>
+      </w:r>
+      <w:r>
+        <w:rPr>
+          <w:rFonts w:ascii="Consolas" w:hAnsi="Consolas"/>
+          <w:color w:val="2563EB"/>
+          <w:sz w:val="19"/>
+        </w:rPr>
+        <w:t>data/fixtures/query/document_terms.csv</w:t>
+      </w:r>
+    </w:p>
+    <w:p>
+      <w:pPr>
+        <w:pStyle w:val="ListBullet"/>
+      </w:pPr>
+      <w:r>
+        <w:rPr>
+          <w:rFonts w:ascii="Arial" w:hAnsi="Arial"/>
+          <w:sz w:val="21"/>
+        </w:rPr>
+        <w:t xml:space="preserve">Processed by: </w:t>
+      </w:r>
+      <w:r>
+        <w:rPr>
+          <w:rFonts w:ascii="Consolas" w:hAnsi="Consolas"/>
+          <w:color w:val="2563EB"/>
+          <w:sz w:val="19"/>
+        </w:rPr>
+        <w:t>IndexingService</w:t>
+      </w:r>
+    </w:p>
+    <w:p>
+      <w:pPr>
+        <w:pStyle w:val="ListBullet"/>
+      </w:pPr>
+      <w:r>
+        <w:rPr>
+          <w:rFonts w:ascii="Arial" w:hAnsi="Arial"/>
+          <w:sz w:val="21"/>
+        </w:rPr>
+        <w:t xml:space="preserve">Printed by: </w:t>
+      </w:r>
+      <w:r>
+        <w:rPr>
+          <w:rFonts w:ascii="Consolas" w:hAnsi="Consolas"/>
+          <w:color w:val="2563EB"/>
+          <w:sz w:val="19"/>
+        </w:rPr>
+        <w:t>CommandLineInterface</w:t>
+      </w:r>
+    </w:p>
+    <w:p>
+      <w:pPr>
+        <w:spacing w:after="100"/>
+      </w:pPr>
+      <w:r>
+        <w:rPr>
+          <w:rFonts w:ascii="Arial" w:hAnsi="Arial"/>
+          <w:sz w:val="21"/>
+        </w:rPr>
+        <w:t>Canonical terms:</w:t>
+      </w:r>
+    </w:p>
+    <w:p>
+      <w:pPr>
+        <w:pStyle w:val="ListBullet"/>
+      </w:pPr>
+      <w:r>
+        <w:rPr>
+          <w:rFonts w:ascii="Arial" w:hAnsi="Arial"/>
+          <w:sz w:val="21"/>
+        </w:rPr>
+        <w:t xml:space="preserve">Source: </w:t>
+      </w:r>
+      <w:r>
+        <w:rPr>
+          <w:rFonts w:ascii="Consolas" w:hAnsi="Consolas"/>
+          <w:color w:val="2563EB"/>
+          <w:sz w:val="19"/>
+        </w:rPr>
+        <w:t>document_terms.csv</w:t>
+      </w:r>
+      <w:r>
+        <w:rPr>
+          <w:rFonts w:ascii="Arial" w:hAnsi="Arial"/>
+          <w:sz w:val="21"/>
+        </w:rPr>
+        <w:t xml:space="preserve"> plus linguistic resources</w:t>
+      </w:r>
+    </w:p>
+    <w:p>
+      <w:pPr>
+        <w:pStyle w:val="ListBullet"/>
+      </w:pPr>
+      <w:r>
+        <w:rPr>
+          <w:rFonts w:ascii="Arial" w:hAnsi="Arial"/>
+          <w:sz w:val="21"/>
+        </w:rPr>
+        <w:t xml:space="preserve">Processed by: </w:t>
+      </w:r>
+      <w:r>
+        <w:rPr>
+          <w:rFonts w:ascii="Consolas" w:hAnsi="Consolas"/>
+          <w:color w:val="2563EB"/>
+          <w:sz w:val="19"/>
+        </w:rPr>
+        <w:t>PreprocessingPipeline</w:t>
+      </w:r>
+      <w:r>
+        <w:rPr>
+          <w:rFonts w:ascii="Arial" w:hAnsi="Arial"/>
+          <w:sz w:val="21"/>
+        </w:rPr>
+        <w:t xml:space="preserve"> and </w:t>
+      </w:r>
+      <w:r>
+        <w:rPr>
+          <w:rFonts w:ascii="Consolas" w:hAnsi="Consolas"/>
+          <w:color w:val="2563EB"/>
+          <w:sz w:val="19"/>
+        </w:rPr>
+        <w:t>SemanticPipeline</w:t>
+      </w:r>
+    </w:p>
+    <w:p>
+      <w:pPr>
+        <w:pStyle w:val="ListBullet"/>
+      </w:pPr>
+      <w:r>
+        <w:rPr>
+          <w:rFonts w:ascii="Arial" w:hAnsi="Arial"/>
+          <w:sz w:val="21"/>
+        </w:rPr>
+        <w:t xml:space="preserve">Printed by: </w:t>
+      </w:r>
+      <w:r>
+        <w:rPr>
+          <w:rFonts w:ascii="Consolas" w:hAnsi="Consolas"/>
+          <w:color w:val="2563EB"/>
+          <w:sz w:val="19"/>
+        </w:rPr>
+        <w:t>CommandLineInterface</w:t>
+      </w:r>
+    </w:p>
+    <w:p>
+      <w:pPr>
+        <w:spacing w:after="100"/>
+      </w:pPr>
+      <w:r>
+        <w:rPr>
+          <w:rFonts w:ascii="Arial" w:hAnsi="Arial"/>
+          <w:sz w:val="21"/>
+        </w:rPr>
+        <w:t>Stopwords:</w:t>
+      </w:r>
+    </w:p>
+    <w:p>
+      <w:pPr>
+        <w:pStyle w:val="ListBullet"/>
+      </w:pPr>
+      <w:r>
+        <w:rPr>
+          <w:rFonts w:ascii="Arial" w:hAnsi="Arial"/>
+          <w:sz w:val="21"/>
+        </w:rPr>
+        <w:t xml:space="preserve">Source: </w:t>
+      </w:r>
+      <w:r>
+        <w:rPr>
+          <w:rFonts w:ascii="Consolas" w:hAnsi="Consolas"/>
+          <w:color w:val="2563EB"/>
+          <w:sz w:val="19"/>
+        </w:rPr>
+        <w:t>src/main/resources/stopwords.txt</w:t>
+      </w:r>
+    </w:p>
+    <w:p>
+      <w:pPr>
+        <w:pStyle w:val="ListBullet"/>
+      </w:pPr>
+      <w:r>
+        <w:rPr>
+          <w:rFonts w:ascii="Arial" w:hAnsi="Arial"/>
+          <w:sz w:val="21"/>
+        </w:rPr>
+        <w:t xml:space="preserve">Processed by: </w:t>
+      </w:r>
+      <w:r>
+        <w:rPr>
+          <w:rFonts w:ascii="Consolas" w:hAnsi="Consolas"/>
+          <w:color w:val="2563EB"/>
+          <w:sz w:val="19"/>
+        </w:rPr>
+        <w:t>StopWordFilter</w:t>
+      </w:r>
+    </w:p>
+    <w:p>
+      <w:pPr>
+        <w:pStyle w:val="ListBullet"/>
+      </w:pPr>
+      <w:r>
+        <w:rPr>
+          <w:rFonts w:ascii="Arial" w:hAnsi="Arial"/>
+          <w:sz w:val="21"/>
+        </w:rPr>
+        <w:t>Effect: removes stop words before indexing</w:t>
+      </w:r>
+    </w:p>
+    <w:p>
+      <w:pPr>
+        <w:spacing w:after="100"/>
+      </w:pPr>
+      <w:r>
+        <w:rPr>
+          <w:rFonts w:ascii="Arial" w:hAnsi="Arial"/>
+          <w:sz w:val="21"/>
+        </w:rPr>
+        <w:t>Suffixes and stems:</w:t>
+      </w:r>
+    </w:p>
+    <w:p>
+      <w:pPr>
+        <w:pStyle w:val="ListBullet"/>
+      </w:pPr>
+      <w:r>
+        <w:rPr>
+          <w:rFonts w:ascii="Arial" w:hAnsi="Arial"/>
+          <w:sz w:val="21"/>
+        </w:rPr>
+        <w:t xml:space="preserve">Source: </w:t>
+      </w:r>
+      <w:r>
+        <w:rPr>
+          <w:rFonts w:ascii="Consolas" w:hAnsi="Consolas"/>
+          <w:color w:val="2563EB"/>
+          <w:sz w:val="19"/>
+        </w:rPr>
+        <w:t>src/main/resources/suffixes.txt</w:t>
+      </w:r>
+    </w:p>
+    <w:p>
+      <w:pPr>
+        <w:pStyle w:val="ListBullet"/>
+      </w:pPr>
+      <w:r>
+        <w:rPr>
+          <w:rFonts w:ascii="Arial" w:hAnsi="Arial"/>
+          <w:sz w:val="21"/>
+        </w:rPr>
+        <w:t xml:space="preserve">Processed by: </w:t>
+      </w:r>
+      <w:r>
+        <w:rPr>
+          <w:rFonts w:ascii="Consolas" w:hAnsi="Consolas"/>
+          <w:color w:val="2563EB"/>
+          <w:sz w:val="19"/>
+        </w:rPr>
+        <w:t>Stemmer</w:t>
+      </w:r>
+    </w:p>
+    <w:p>
+      <w:pPr>
+        <w:pStyle w:val="ListBullet"/>
+      </w:pPr>
+      <w:r>
+        <w:rPr>
+          <w:rFonts w:ascii="Arial" w:hAnsi="Arial"/>
+          <w:sz w:val="21"/>
+        </w:rPr>
+        <w:t>Effect: reduces words to stems by rules</w:t>
+      </w:r>
+    </w:p>
+    <w:p>
+      <w:pPr>
+        <w:spacing w:after="100"/>
+      </w:pPr>
+      <w:r>
+        <w:rPr>
+          <w:rFonts w:ascii="Arial" w:hAnsi="Arial"/>
+          <w:sz w:val="21"/>
+        </w:rPr>
+        <w:t>Synonyms:</w:t>
+      </w:r>
+    </w:p>
+    <w:p>
+      <w:pPr>
+        <w:pStyle w:val="ListBullet"/>
+      </w:pPr>
+      <w:r>
+        <w:rPr>
+          <w:rFonts w:ascii="Arial" w:hAnsi="Arial"/>
+          <w:sz w:val="21"/>
+        </w:rPr>
+        <w:t xml:space="preserve">Source: </w:t>
+      </w:r>
+      <w:r>
+        <w:rPr>
+          <w:rFonts w:ascii="Consolas" w:hAnsi="Consolas"/>
+          <w:color w:val="2563EB"/>
+          <w:sz w:val="19"/>
+        </w:rPr>
+        <w:t>src/main/resources/synonyms.csv</w:t>
+      </w:r>
+    </w:p>
+    <w:p>
+      <w:pPr>
+        <w:pStyle w:val="ListBullet"/>
+      </w:pPr>
+      <w:r>
+        <w:rPr>
+          <w:rFonts w:ascii="Arial" w:hAnsi="Arial"/>
+          <w:sz w:val="21"/>
+        </w:rPr>
+        <w:t xml:space="preserve">Processed by: </w:t>
+      </w:r>
+      <w:r>
+        <w:rPr>
+          <w:rFonts w:ascii="Consolas" w:hAnsi="Consolas"/>
+          <w:color w:val="2563EB"/>
+          <w:sz w:val="19"/>
+        </w:rPr>
+        <w:t>SynonymExpander</w:t>
+      </w:r>
+    </w:p>
+    <w:p>
+      <w:pPr>
+        <w:pStyle w:val="ListBullet"/>
+      </w:pPr>
+      <w:r>
+        <w:rPr>
+          <w:rFonts w:ascii="Arial" w:hAnsi="Arial"/>
+          <w:sz w:val="21"/>
+        </w:rPr>
+        <w:t>Effect: normalizes synonyms to canonical terms</w:t>
+      </w:r>
+    </w:p>
+    <w:p>
+      <w:pPr>
+        <w:spacing w:after="100"/>
+      </w:pPr>
+      <w:r>
+        <w:rPr>
+          <w:rFonts w:ascii="Arial" w:hAnsi="Arial"/>
+          <w:sz w:val="21"/>
+        </w:rPr>
+        <w:t>Polysemy and phrases:</w:t>
+      </w:r>
+    </w:p>
+    <w:p>
+      <w:pPr>
+        <w:pStyle w:val="ListBullet"/>
+      </w:pPr>
+      <w:r>
+        <w:rPr>
+          <w:rFonts w:ascii="Arial" w:hAnsi="Arial"/>
+          <w:sz w:val="21"/>
+        </w:rPr>
+        <w:t xml:space="preserve">Source: </w:t>
+      </w:r>
+      <w:r>
+        <w:rPr>
+          <w:rFonts w:ascii="Consolas" w:hAnsi="Consolas"/>
+          <w:color w:val="2563EB"/>
+          <w:sz w:val="19"/>
+        </w:rPr>
+        <w:t>src/main/resources/polysemy_rules.csv</w:t>
+      </w:r>
+    </w:p>
+    <w:p>
+      <w:pPr>
+        <w:pStyle w:val="ListBullet"/>
+      </w:pPr>
+      <w:r>
+        <w:rPr>
+          <w:rFonts w:ascii="Arial" w:hAnsi="Arial"/>
+          <w:sz w:val="21"/>
+        </w:rPr>
+        <w:t xml:space="preserve">Processed by: </w:t>
+      </w:r>
+      <w:r>
+        <w:rPr>
+          <w:rFonts w:ascii="Consolas" w:hAnsi="Consolas"/>
+          <w:color w:val="2563EB"/>
+          <w:sz w:val="19"/>
+        </w:rPr>
+        <w:t>PolysemyResolver</w:t>
+      </w:r>
+    </w:p>
+    <w:p>
+      <w:pPr>
+        <w:pStyle w:val="ListBullet"/>
+      </w:pPr>
+      <w:r>
+        <w:rPr>
+          <w:rFonts w:ascii="Arial" w:hAnsi="Arial"/>
+          <w:sz w:val="21"/>
+        </w:rPr>
+        <w:t>Effect: converts contextual pairs into canonical concepts</w:t>
+      </w:r>
+    </w:p>
+    <w:p>
+      <w:pPr>
+        <w:spacing w:after="100"/>
+      </w:pPr>
+      <w:r>
+        <w:rPr>
+          <w:rFonts w:ascii="Arial" w:hAnsi="Arial"/>
+          <w:sz w:val="21"/>
+        </w:rPr>
+        <w:t>FrecT:</w:t>
+      </w:r>
+    </w:p>
+    <w:p>
+      <w:pPr>
+        <w:pStyle w:val="ListBullet"/>
+      </w:pPr>
+      <w:r>
+        <w:rPr>
+          <w:rFonts w:ascii="Arial" w:hAnsi="Arial"/>
+          <w:sz w:val="21"/>
+        </w:rPr>
+        <w:t>Source: semantic documents</w:t>
+      </w:r>
+    </w:p>
+    <w:p>
+      <w:pPr>
+        <w:pStyle w:val="ListBullet"/>
+      </w:pPr>
+      <w:r>
+        <w:rPr>
+          <w:rFonts w:ascii="Arial" w:hAnsi="Arial"/>
+          <w:sz w:val="21"/>
+        </w:rPr>
+        <w:t xml:space="preserve">Processed by: </w:t>
+      </w:r>
+      <w:r>
+        <w:rPr>
+          <w:rFonts w:ascii="Consolas" w:hAnsi="Consolas"/>
+          <w:color w:val="2563EB"/>
+          <w:sz w:val="19"/>
+        </w:rPr>
+        <w:t>FrequencyMatrixBuilder</w:t>
+      </w:r>
+    </w:p>
+    <w:p>
+      <w:pPr>
+        <w:pStyle w:val="ListBullet"/>
+      </w:pPr>
+      <w:r>
+        <w:rPr>
+          <w:rFonts w:ascii="Arial" w:hAnsi="Arial"/>
+          <w:sz w:val="21"/>
+        </w:rPr>
+        <w:t xml:space="preserve">Printed by: </w:t>
+      </w:r>
+      <w:r>
+        <w:rPr>
+          <w:rFonts w:ascii="Consolas" w:hAnsi="Consolas"/>
+          <w:color w:val="2563EB"/>
+          <w:sz w:val="19"/>
+        </w:rPr>
+        <w:t>CommandLineInterface</w:t>
+      </w:r>
+    </w:p>
+    <w:p>
+      <w:pPr>
+        <w:spacing w:after="100"/>
+      </w:pPr>
+      <w:r>
+        <w:rPr>
+          <w:rFonts w:ascii="Arial" w:hAnsi="Arial"/>
+          <w:sz w:val="21"/>
+        </w:rPr>
+        <w:t>SVD/LSI:</w:t>
+      </w:r>
+    </w:p>
+    <w:p>
+      <w:pPr>
+        <w:pStyle w:val="ListBullet"/>
+      </w:pPr>
+      <w:r>
+        <w:rPr>
+          <w:rFonts w:ascii="Arial" w:hAnsi="Arial"/>
+          <w:sz w:val="21"/>
+        </w:rPr>
+        <w:t xml:space="preserve">Source: </w:t>
+      </w:r>
+      <w:r>
+        <w:rPr>
+          <w:rFonts w:ascii="Consolas" w:hAnsi="Consolas"/>
+          <w:color w:val="2563EB"/>
+          <w:sz w:val="19"/>
+        </w:rPr>
+        <w:t>FrequencyMatrix</w:t>
+      </w:r>
+    </w:p>
+    <w:p>
+      <w:pPr>
+        <w:pStyle w:val="ListBullet"/>
+      </w:pPr>
+      <w:r>
+        <w:rPr>
+          <w:rFonts w:ascii="Arial" w:hAnsi="Arial"/>
+          <w:sz w:val="21"/>
+        </w:rPr>
+        <w:t xml:space="preserve">Processed by: </w:t>
+      </w:r>
+      <w:r>
+        <w:rPr>
+          <w:rFonts w:ascii="Consolas" w:hAnsi="Consolas"/>
+          <w:color w:val="2563EB"/>
+          <w:sz w:val="19"/>
+        </w:rPr>
+        <w:t>LsiReducer</w:t>
+      </w:r>
+      <w:r>
+        <w:rPr>
+          <w:rFonts w:ascii="Arial" w:hAnsi="Arial"/>
+          <w:sz w:val="21"/>
+        </w:rPr>
+        <w:t xml:space="preserve"> and </w:t>
+      </w:r>
+      <w:r>
+        <w:rPr>
+          <w:rFonts w:ascii="Consolas" w:hAnsi="Consolas"/>
+          <w:color w:val="2563EB"/>
+          <w:sz w:val="19"/>
+        </w:rPr>
+        <w:t>SvdDecomposer</w:t>
+      </w:r>
+    </w:p>
+    <w:p>
+      <w:pPr>
+        <w:pStyle w:val="ListBullet"/>
+      </w:pPr>
+      <w:r>
+        <w:rPr>
+          <w:rFonts w:ascii="Arial" w:hAnsi="Arial"/>
+          <w:sz w:val="21"/>
+        </w:rPr>
+        <w:t xml:space="preserve">Printed by: </w:t>
+      </w:r>
+      <w:r>
+        <w:rPr>
+          <w:rFonts w:ascii="Consolas" w:hAnsi="Consolas"/>
+          <w:color w:val="2563EB"/>
+          <w:sz w:val="19"/>
+        </w:rPr>
+        <w:t>CommandLineInterface</w:t>
+      </w:r>
+    </w:p>
+    <w:p>
+      <w:pPr>
+        <w:spacing w:after="100"/>
+      </w:pPr>
+      <w:r>
+        <w:rPr>
+          <w:rFonts w:ascii="Arial" w:hAnsi="Arial"/>
+          <w:sz w:val="21"/>
+        </w:rPr>
+        <w:t>Significant terms:</w:t>
+      </w:r>
+    </w:p>
+    <w:p>
+      <w:pPr>
+        <w:pStyle w:val="ListBullet"/>
+      </w:pPr>
+      <w:r>
+        <w:rPr>
+          <w:rFonts w:ascii="Arial" w:hAnsi="Arial"/>
+          <w:sz w:val="21"/>
+        </w:rPr>
+        <w:t>Source: latent term vectors</w:t>
+      </w:r>
+    </w:p>
+    <w:p>
+      <w:pPr>
+        <w:pStyle w:val="ListBullet"/>
+      </w:pPr>
+      <w:r>
+        <w:rPr>
+          <w:rFonts w:ascii="Arial" w:hAnsi="Arial"/>
+          <w:sz w:val="21"/>
+        </w:rPr>
+        <w:t xml:space="preserve">Processed by: </w:t>
+      </w:r>
+      <w:r>
+        <w:rPr>
+          <w:rFonts w:ascii="Consolas" w:hAnsi="Consolas"/>
+          <w:color w:val="2563EB"/>
+          <w:sz w:val="19"/>
+        </w:rPr>
+        <w:t>TermSelectionService</w:t>
+      </w:r>
+    </w:p>
+    <w:p>
+      <w:pPr>
+        <w:pStyle w:val="ListBullet"/>
+      </w:pPr>
+      <w:r>
+        <w:rPr>
+          <w:rFonts w:ascii="Arial" w:hAnsi="Arial"/>
+          <w:sz w:val="21"/>
+        </w:rPr>
+        <w:t xml:space="preserve">Printed by: </w:t>
+      </w:r>
+      <w:r>
+        <w:rPr>
+          <w:rFonts w:ascii="Consolas" w:hAnsi="Consolas"/>
+          <w:color w:val="2563EB"/>
+          <w:sz w:val="19"/>
+        </w:rPr>
+        <w:t>CommandLineInterface</w:t>
+      </w:r>
+    </w:p>
+    <w:p>
+      <w:pPr>
+        <w:spacing w:after="100"/>
+      </w:pPr>
+      <w:r>
+        <w:rPr>
+          <w:rFonts w:ascii="Arial" w:hAnsi="Arial"/>
+          <w:sz w:val="21"/>
+        </w:rPr>
+        <w:t>D1-D3 comparison:</w:t>
+      </w:r>
+    </w:p>
+    <w:p>
+      <w:pPr>
+        <w:pStyle w:val="ListBullet"/>
+      </w:pPr>
+      <w:r>
+        <w:rPr>
+          <w:rFonts w:ascii="Arial" w:hAnsi="Arial"/>
+          <w:sz w:val="21"/>
+        </w:rPr>
+        <w:t>Source: document vectors and terms</w:t>
+      </w:r>
+    </w:p>
+    <w:p>
+      <w:pPr>
+        <w:pStyle w:val="ListBullet"/>
+      </w:pPr>
+      <w:r>
+        <w:rPr>
+          <w:rFonts w:ascii="Arial" w:hAnsi="Arial"/>
+          <w:sz w:val="21"/>
+        </w:rPr>
+        <w:t xml:space="preserve">Processed by: </w:t>
+      </w:r>
+      <w:r>
+        <w:rPr>
+          <w:rFonts w:ascii="Consolas" w:hAnsi="Consolas"/>
+          <w:color w:val="2563EB"/>
+          <w:sz w:val="19"/>
+        </w:rPr>
+        <w:t>DocumentSimilarityService</w:t>
+      </w:r>
+    </w:p>
+    <w:p>
+      <w:pPr>
+        <w:pStyle w:val="ListBullet"/>
+      </w:pPr>
+      <w:r>
+        <w:rPr>
+          <w:rFonts w:ascii="Arial" w:hAnsi="Arial"/>
+          <w:sz w:val="21"/>
+        </w:rPr>
+        <w:t xml:space="preserve">Printed by: </w:t>
+      </w:r>
+      <w:r>
+        <w:rPr>
+          <w:rFonts w:ascii="Consolas" w:hAnsi="Consolas"/>
+          <w:color w:val="2563EB"/>
+          <w:sz w:val="19"/>
+        </w:rPr>
+        <w:t>CommandLineInterface</w:t>
+      </w:r>
+    </w:p>
+    <w:p>
+      <w:pPr>
+        <w:spacing w:after="100"/>
+      </w:pPr>
+      <w:r>
+        <w:rPr>
+          <w:rFonts w:ascii="Arial" w:hAnsi="Arial"/>
+          <w:sz w:val="21"/>
+        </w:rPr>
+        <w:t>Top-n rankings:</w:t>
+      </w:r>
+    </w:p>
+    <w:p>
+      <w:pPr>
+        <w:pStyle w:val="ListBullet"/>
+      </w:pPr>
+      <w:r>
+        <w:rPr>
+          <w:rFonts w:ascii="Arial" w:hAnsi="Arial"/>
+          <w:sz w:val="21"/>
+        </w:rPr>
+        <w:t>Source: processed query and corpus document vectors/terms</w:t>
+      </w:r>
+    </w:p>
+    <w:p>
+      <w:pPr>
+        <w:pStyle w:val="ListBullet"/>
+      </w:pPr>
+      <w:r>
+        <w:rPr>
+          <w:rFonts w:ascii="Arial" w:hAnsi="Arial"/>
+          <w:sz w:val="21"/>
+        </w:rPr>
+        <w:t xml:space="preserve">Processed by: </w:t>
+      </w:r>
+      <w:r>
+        <w:rPr>
+          <w:rFonts w:ascii="Consolas" w:hAnsi="Consolas"/>
+          <w:color w:val="2563EB"/>
+          <w:sz w:val="19"/>
+        </w:rPr>
+        <w:t>QueryProcessor</w:t>
+      </w:r>
+      <w:r>
+        <w:rPr>
+          <w:rFonts w:ascii="Arial" w:hAnsi="Arial"/>
+          <w:sz w:val="21"/>
+        </w:rPr>
+        <w:t xml:space="preserve"> and </w:t>
+      </w:r>
+      <w:r>
+        <w:rPr>
+          <w:rFonts w:ascii="Consolas" w:hAnsi="Consolas"/>
+          <w:color w:val="2563EB"/>
+          <w:sz w:val="19"/>
+        </w:rPr>
+        <w:t>RankingService</w:t>
+      </w:r>
+    </w:p>
+    <w:p>
+      <w:pPr>
+        <w:pStyle w:val="ListBullet"/>
+      </w:pPr>
+      <w:r>
+        <w:rPr>
+          <w:rFonts w:ascii="Arial" w:hAnsi="Arial"/>
+          <w:sz w:val="21"/>
+        </w:rPr>
+        <w:t xml:space="preserve">Printed by: </w:t>
+      </w:r>
+      <w:r>
+        <w:rPr>
+          <w:rFonts w:ascii="Consolas" w:hAnsi="Consolas"/>
+          <w:color w:val="2563EB"/>
+          <w:sz w:val="19"/>
+        </w:rPr>
+        <w:t>CommandLineInterface</w:t>
+      </w:r>
+    </w:p>
+    <w:p>
+      <w:pPr>
+        <w:spacing w:after="100"/>
+      </w:pPr>
+      <w:r>
+        <w:rPr>
+          <w:rFonts w:ascii="Arial" w:hAnsi="Arial"/>
+          <w:sz w:val="21"/>
+        </w:rPr>
+        <w:t>SQL:</w:t>
+      </w:r>
+    </w:p>
+    <w:p>
+      <w:pPr>
+        <w:pStyle w:val="ListBullet"/>
+      </w:pPr>
+      <w:r>
+        <w:rPr>
+          <w:rFonts w:ascii="Arial" w:hAnsi="Arial"/>
+          <w:sz w:val="21"/>
+        </w:rPr>
+        <w:t xml:space="preserve">Source: </w:t>
+      </w:r>
+      <w:r>
+        <w:rPr>
+          <w:rFonts w:ascii="Consolas" w:hAnsi="Consolas"/>
+          <w:color w:val="2563EB"/>
+          <w:sz w:val="19"/>
+        </w:rPr>
+        <w:t>sql/queries/*.sql</w:t>
+      </w:r>
+    </w:p>
+    <w:p>
+      <w:pPr>
+        <w:pStyle w:val="ListBullet"/>
+      </w:pPr>
+      <w:r>
+        <w:rPr>
+          <w:rFonts w:ascii="Arial" w:hAnsi="Arial"/>
+          <w:sz w:val="21"/>
+        </w:rPr>
+        <w:t>Processed by: PostgreSQL</w:t>
+      </w:r>
+    </w:p>
+    <w:p>
+      <w:pPr>
+        <w:pStyle w:val="ListBullet"/>
+      </w:pPr>
+      <w:r>
+        <w:rPr>
+          <w:rFonts w:ascii="Arial" w:hAnsi="Arial"/>
+          <w:sz w:val="21"/>
+        </w:rPr>
+        <w:t xml:space="preserve">Printed by: </w:t>
+      </w:r>
+      <w:r>
+        <w:rPr>
+          <w:rFonts w:ascii="Consolas" w:hAnsi="Consolas"/>
+          <w:color w:val="2563EB"/>
+          <w:sz w:val="19"/>
+        </w:rPr>
+        <w:t>psql</w:t>
+      </w:r>
+    </w:p>
+    <w:p/>
     <w:p>
       <w:pPr>
         <w:pStyle w:val="Heading1"/>
       </w:pPr>
       <w:r>
-        <w:t>11. Program examples and window evidence</w:t>
-      </w:r>
-    </w:p>
-    <w:p>
-      <w:pPr>
-        <w:spacing w:after="80" w:line="252" w:lineRule="auto"/>
-      </w:pPr>
-      <w:r>
-        <w:t>Example integrated pipeline output:</w:t>
-      </w:r>
-    </w:p>
-    <w:p>
-      <w:pPr>
-        <w:spacing w:after="40"/>
+        <w:t>24. Executed Verification</w:t>
+      </w:r>
+    </w:p>
+    <w:p>
+      <w:pPr>
+        <w:spacing w:after="100"/>
+      </w:pPr>
+      <w:r>
+        <w:rPr>
+          <w:rFonts w:ascii="Arial" w:hAnsi="Arial"/>
+          <w:sz w:val="21"/>
+        </w:rPr>
+        <w:t>Compilation:</w:t>
+      </w:r>
+    </w:p>
+    <w:p>
+      <w:pPr>
+        <w:spacing w:after="20"/>
+        <w:ind w:left="259"/>
+        <w:shd w:fill="F3F6FA"/>
       </w:pPr>
       <w:r>
         <w:rPr>
           <w:rFonts w:ascii="Consolas" w:hAnsi="Consolas"/>
-          <w:sz w:val="16"/>
-        </w:rPr>
-        <w:t>=== Integrated LSI pipeline ===</w:t>
-      </w:r>
-    </w:p>
-    <w:p>
-      <w:pPr>
-        <w:spacing w:after="40"/>
+          <w:color w:val="333333"/>
+          <w:sz w:val="17"/>
+        </w:rPr>
+        <w:t>mvn -DskipTests compile</w:t>
+      </w:r>
+    </w:p>
+    <w:p>
+      <w:pPr>
+        <w:spacing w:after="100"/>
+      </w:pPr>
+      <w:r>
+        <w:rPr>
+          <w:rFonts w:ascii="Arial" w:hAnsi="Arial"/>
+          <w:sz w:val="21"/>
+        </w:rPr>
+        <w:t>Result:</w:t>
+      </w:r>
+    </w:p>
+    <w:p>
+      <w:pPr>
+        <w:spacing w:after="20"/>
+        <w:ind w:left="259"/>
+        <w:shd w:fill="F3F6FA"/>
       </w:pPr>
       <w:r>
         <w:rPr>
           <w:rFonts w:ascii="Consolas" w:hAnsi="Consolas"/>
-          <w:sz w:val="16"/>
-        </w:rPr>
-        <w:t>Documents indexed: 10</w:t>
-      </w:r>
-    </w:p>
-    <w:p>
-      <w:pPr>
-        <w:spacing w:after="40"/>
+          <w:color w:val="333333"/>
+          <w:sz w:val="17"/>
+        </w:rPr>
+        <w:t>BUILD SUCCESS</w:t>
+      </w:r>
+    </w:p>
+    <w:p>
+      <w:pPr>
+        <w:spacing w:after="100"/>
+      </w:pPr>
+      <w:r>
+        <w:rPr>
+          <w:rFonts w:ascii="Arial" w:hAnsi="Arial"/>
+          <w:sz w:val="21"/>
+        </w:rPr>
+        <w:t>Main execution:</w:t>
+      </w:r>
+    </w:p>
+    <w:p>
+      <w:pPr>
+        <w:spacing w:after="20"/>
+        <w:ind w:left="259"/>
+        <w:shd w:fill="F3F6FA"/>
       </w:pPr>
       <w:r>
         <w:rPr>
           <w:rFonts w:ascii="Consolas" w:hAnsi="Consolas"/>
-          <w:sz w:val="16"/>
-        </w:rPr>
-        <w:t>Vocabulary terms: 32</w:t>
-      </w:r>
-    </w:p>
-    <w:p>
-      <w:pPr>
-        <w:spacing w:after="40"/>
+          <w:color w:val="333333"/>
+          <w:sz w:val="17"/>
+        </w:rPr>
+        <w:t>mvn exec:java "-Dexec.mainClass=com.lsi.App"</w:t>
+      </w:r>
+    </w:p>
+    <w:p>
+      <w:pPr>
+        <w:spacing w:after="100"/>
+      </w:pPr>
+      <w:r>
+        <w:rPr>
+          <w:rFonts w:ascii="Arial" w:hAnsi="Arial"/>
+          <w:sz w:val="21"/>
+        </w:rPr>
+        <w:t>Result:</w:t>
+      </w:r>
+    </w:p>
+    <w:p>
+      <w:pPr>
+        <w:spacing w:after="20"/>
+        <w:ind w:left="259"/>
+        <w:shd w:fill="F3F6FA"/>
       </w:pPr>
       <w:r>
         <w:rPr>
           <w:rFonts w:ascii="Consolas" w:hAnsi="Consolas"/>
-          <w:sz w:val="16"/>
-        </w:rPr>
-        <w:t>Frequency matrix: 32x10</w:t>
-      </w:r>
-    </w:p>
-    <w:p>
-      <w:pPr>
-        <w:spacing w:after="40"/>
+          <w:color w:val="333333"/>
+          <w:sz w:val="17"/>
+        </w:rPr>
+        <w:t>FINAL PROJECT TECHNICAL DEMONSTRATION</w:t>
+      </w:r>
+    </w:p>
+    <w:p>
+      <w:pPr>
+        <w:spacing w:after="20"/>
+        <w:ind w:left="259"/>
+        <w:shd w:fill="F3F6FA"/>
       </w:pPr>
       <w:r>
         <w:rPr>
           <w:rFonts w:ascii="Consolas" w:hAnsi="Consolas"/>
-          <w:sz w:val="16"/>
-        </w:rPr>
-        <w:t>LSI dimensions: 3</w:t>
-      </w:r>
-    </w:p>
-    <w:p>
-      <w:pPr>
-        <w:spacing w:after="40"/>
+          <w:color w:val="333333"/>
+          <w:sz w:val="17"/>
+        </w:rPr>
+        <w:t>Indexed documents: 10</w:t>
+      </w:r>
+    </w:p>
+    <w:p>
+      <w:pPr>
+        <w:spacing w:after="20"/>
+        <w:ind w:left="259"/>
+        <w:shd w:fill="F3F6FA"/>
       </w:pPr>
       <w:r>
         <w:rPr>
           <w:rFonts w:ascii="Consolas" w:hAnsi="Consolas"/>
-          <w:sz w:val="16"/>
-        </w:rPr>
-        <w:t>Document vectors: 10</w:t>
-      </w:r>
-    </w:p>
-    <w:p>
-      <w:pPr>
-        <w:spacing w:after="40"/>
+          <w:color w:val="333333"/>
+          <w:sz w:val="17"/>
+        </w:rPr>
+        <w:t>FrecT dimensions: 33 terms x 10 documents.</w:t>
+      </w:r>
+    </w:p>
+    <w:p>
+      <w:pPr>
+        <w:spacing w:after="20"/>
+        <w:ind w:left="259"/>
+        <w:shd w:fill="F3F6FA"/>
       </w:pPr>
       <w:r>
         <w:rPr>
           <w:rFonts w:ascii="Consolas" w:hAnsi="Consolas"/>
-          <w:sz w:val="16"/>
-        </w:rPr>
-        <w:t>Top indexing terms for expert review: ...</w:t>
-      </w:r>
-    </w:p>
-    <w:p>
-      <w:pPr>
-        <w:spacing w:after="80" w:line="252" w:lineRule="auto"/>
-      </w:pPr>
-      <w:r>
-        <w:t>Example document comparison:</w:t>
-      </w:r>
-    </w:p>
-    <w:p>
-      <w:pPr>
-        <w:spacing w:after="40"/>
+          <w:color w:val="333333"/>
+          <w:sz w:val="17"/>
+        </w:rPr>
+        <w:t>Actual k used by LSI: 3</w:t>
+      </w:r>
+    </w:p>
+    <w:p>
+      <w:pPr>
+        <w:spacing w:after="20"/>
+        <w:ind w:left="259"/>
+        <w:shd w:fill="F3F6FA"/>
       </w:pPr>
       <w:r>
         <w:rPr>
           <w:rFonts w:ascii="Consolas" w:hAnsi="Consolas"/>
-          <w:sz w:val="16"/>
-        </w:rPr>
-        <w:t>compare-docs --d1 D1 --d2 D3</w:t>
-      </w:r>
-    </w:p>
-    <w:p>
-      <w:pPr>
-        <w:spacing w:after="40"/>
+          <w:color w:val="333333"/>
+          <w:sz w:val="17"/>
+        </w:rPr>
+        <w:t>Top indexing terms for expert review:</w:t>
+      </w:r>
+    </w:p>
+    <w:p>
+      <w:pPr>
+        <w:spacing w:after="20"/>
+        <w:ind w:left="259"/>
+        <w:shd w:fill="F3F6FA"/>
       </w:pPr>
       <w:r>
         <w:rPr>
           <w:rFonts w:ascii="Consolas" w:hAnsi="Consolas"/>
-          <w:sz w:val="16"/>
-        </w:rPr>
-        <w:t>=== Document comparison ===</w:t>
-      </w:r>
-    </w:p>
-    <w:p>
-      <w:pPr>
-        <w:spacing w:after="40"/>
+          <w:color w:val="333333"/>
+          <w:sz w:val="17"/>
+        </w:rPr>
+        <w:t>...</w:t>
+      </w:r>
+    </w:p>
+    <w:p>
+      <w:pPr>
+        <w:spacing w:after="20"/>
+        <w:ind w:left="259"/>
+        <w:shd w:fill="F3F6FA"/>
       </w:pPr>
       <w:r>
         <w:rPr>
           <w:rFonts w:ascii="Consolas" w:hAnsi="Consolas"/>
-          <w:sz w:val="16"/>
-        </w:rPr>
-        <w:t>D1: D1 - Academic stress in university students</w:t>
-      </w:r>
-    </w:p>
-    <w:p>
-      <w:pPr>
-        <w:spacing w:after="40"/>
-      </w:pPr>
+          <w:color w:val="333333"/>
+          <w:sz w:val="17"/>
+        </w:rPr>
+        <w:t>BUILD SUCCESS</w:t>
+      </w:r>
+    </w:p>
+    <w:p>
+      <w:pPr>
+        <w:spacing w:after="100"/>
+      </w:pPr>
+      <w:r>
+        <w:rPr>
+          <w:rFonts w:ascii="Arial" w:hAnsi="Arial"/>
+          <w:sz w:val="21"/>
+        </w:rPr>
+        <w:t xml:space="preserve">The execution confirms that the system starts from </w:t>
+      </w:r>
       <w:r>
         <w:rPr>
           <w:rFonts w:ascii="Consolas" w:hAnsi="Consolas"/>
-          <w:sz w:val="16"/>
-        </w:rPr>
-        <w:t>D2: D3 - Student burnout</w:t>
-      </w:r>
-    </w:p>
-    <w:p>
-      <w:pPr>
-        <w:spacing w:after="40"/>
-      </w:pPr>
-      <w:r>
-        <w:rPr>
-          <w:rFonts w:ascii="Consolas" w:hAnsi="Consolas"/>
-          <w:sz w:val="16"/>
-        </w:rPr>
-        <w:t>Cosine similarity: 1.0000</w:t>
-      </w:r>
-    </w:p>
-    <w:p>
-      <w:pPr>
-        <w:spacing w:after="40"/>
-      </w:pPr>
-      <w:r>
-        <w:rPr>
-          <w:rFonts w:ascii="Consolas" w:hAnsi="Consolas"/>
-          <w:sz w:val="16"/>
-        </w:rPr>
-        <w:t>Jaccard similarity: 0.3333</w:t>
-      </w:r>
-    </w:p>
-    <w:p>
-      <w:pPr>
-        <w:spacing w:after="40"/>
-      </w:pPr>
-      <w:r>
-        <w:rPr>
-          <w:rFonts w:ascii="Consolas" w:hAnsi="Consolas"/>
-          <w:sz w:val="16"/>
-        </w:rPr>
-        <w:t>Euclidean distance: 0.0000</w:t>
-      </w:r>
-    </w:p>
-    <w:p>
-      <w:pPr>
-        <w:spacing w:after="80" w:line="252" w:lineRule="auto"/>
-      </w:pPr>
-      <w:r>
-        <w:t>Example top-n query:</w:t>
-      </w:r>
-    </w:p>
-    <w:p>
-      <w:pPr>
-        <w:spacing w:after="40"/>
-      </w:pPr>
-      <w:r>
-        <w:rPr>
-          <w:rFonts w:ascii="Consolas" w:hAnsi="Consolas"/>
-          <w:sz w:val="16"/>
-        </w:rPr>
-        <w:t>query --text sleep --top 3 --metric jaccard</w:t>
-      </w:r>
-    </w:p>
-    <w:p>
-      <w:pPr>
-        <w:spacing w:after="40"/>
-      </w:pPr>
-      <w:r>
-        <w:rPr>
-          <w:rFonts w:ascii="Consolas" w:hAnsi="Consolas"/>
-          <w:sz w:val="16"/>
-        </w:rPr>
-        <w:t>=== Query ranking ===</w:t>
-      </w:r>
-    </w:p>
-    <w:p>
-      <w:pPr>
-        <w:spacing w:after="40"/>
-      </w:pPr>
-      <w:r>
-        <w:rPr>
-          <w:rFonts w:ascii="Consolas" w:hAnsi="Consolas"/>
-          <w:sz w:val="16"/>
-        </w:rPr>
-        <w:t>Query: sleep</w:t>
-      </w:r>
-    </w:p>
-    <w:p>
-      <w:pPr>
-        <w:spacing w:after="40"/>
-      </w:pPr>
-      <w:r>
-        <w:rPr>
-          <w:rFonts w:ascii="Consolas" w:hAnsi="Consolas"/>
-          <w:sz w:val="16"/>
-        </w:rPr>
-        <w:t>Metric: jaccard</w:t>
-      </w:r>
-    </w:p>
-    <w:p>
-      <w:pPr>
-        <w:spacing w:after="40"/>
-      </w:pPr>
-      <w:r>
-        <w:rPr>
-          <w:rFonts w:ascii="Consolas" w:hAnsi="Consolas"/>
-          <w:sz w:val="16"/>
-        </w:rPr>
-        <w:t>Top N: 3</w:t>
-      </w:r>
-    </w:p>
-    <w:p>
-      <w:pPr>
-        <w:spacing w:after="40"/>
-      </w:pPr>
-      <w:r>
-        <w:rPr>
-          <w:rFonts w:ascii="Consolas" w:hAnsi="Consolas"/>
-          <w:sz w:val="16"/>
-        </w:rPr>
-        <w:t>Terms used: [sleep]</w:t>
-      </w:r>
-    </w:p>
-    <w:p>
-      <w:pPr>
-        <w:pStyle w:val="ListNumber"/>
-        <w:spacing w:after="20"/>
-      </w:pPr>
-      <w:r>
-        <w:t>D5 - Sleep quality and mental health - score: 0.2500</w:t>
-      </w:r>
-    </w:p>
-    <w:p>
-      <w:pPr>
-        <w:pStyle w:val="ListNumber"/>
-        <w:spacing w:after="20"/>
-      </w:pPr>
-      <w:r>
-        <w:t>D1 - Academic stress in university students - score: 0.0000</w:t>
-      </w:r>
-    </w:p>
-    <w:p>
-      <w:pPr>
-        <w:pStyle w:val="ListNumber"/>
-        <w:spacing w:after="20"/>
-      </w:pPr>
-      <w:r>
-        <w:t>D10 - Breathing techniques and self regulation - score: 0.0000</w:t>
-      </w:r>
-    </w:p>
-    <w:p>
-      <w:pPr>
-        <w:spacing w:after="80" w:line="252" w:lineRule="auto"/>
-      </w:pPr>
-      <w:r>
-        <w:t>These command outputs serve as terminal-window evidence for the report. Additional screenshots can be captured directly from the terminal when preparing the final submission PDF.</w:t>
-      </w:r>
-    </w:p>
+          <w:color w:val="2563EB"/>
+          <w:sz w:val="19"/>
+        </w:rPr>
+        <w:t>main</w:t>
+      </w:r>
+      <w:r>
+        <w:rPr>
+          <w:rFonts w:ascii="Arial" w:hAnsi="Arial"/>
+          <w:sz w:val="21"/>
+        </w:rPr>
+        <w:t>, loads the base, applies the pipeline, builds FrecT, reduces it with SVD/LSI, and executes the queries.</w:t>
+      </w:r>
+    </w:p>
+    <w:p/>
     <w:p>
       <w:pPr>
         <w:pStyle w:val="Heading1"/>
       </w:pPr>
       <w:r>
-        <w:t>12. Conclusions</w:t>
-      </w:r>
-    </w:p>
-    <w:p>
-      <w:pPr>
-        <w:spacing w:after="80" w:line="252" w:lineRule="auto"/>
-      </w:pPr>
-      <w:r>
-        <w:t>The project satisfies the core technical requirements of the document base: document representation, semantic treatment, FrecT construction, LSI reduction, database schema design, similarity and dissimilarity functions, SQL verification queries, and CLI execution from main. Repository tests are integration tests and are skipped when PostgreSQL is not available; they execute when the configured DBMS is running.</w:t>
-      </w:r>
-    </w:p>
+        <w:t>25. Conclusions</w:t>
+      </w:r>
+    </w:p>
+    <w:p>
+      <w:pPr>
+        <w:spacing w:after="100"/>
+      </w:pPr>
+      <w:r>
+        <w:rPr>
+          <w:rFonts w:ascii="Arial" w:hAnsi="Arial"/>
+          <w:sz w:val="21"/>
+        </w:rPr>
+        <w:t>The system uses a controlled corpus so the demonstration remains stable and reproducible, but term filtering and transformation are not simply hardcoded output. Documents go through normalization, tokenization, stop list filtering, stemming, polysemy resolution, synonym normalization, FrecT construction, SVD/LSI reduction, and rankings.</w:t>
+      </w:r>
+    </w:p>
+    <w:p>
+      <w:pPr>
+        <w:spacing w:after="100"/>
+      </w:pPr>
+      <w:r>
+        <w:rPr>
+          <w:rFonts w:ascii="Arial" w:hAnsi="Arial"/>
+          <w:sz w:val="21"/>
+        </w:rPr>
+        <w:t>The console shows high-level results for the professor, and this report documents the technical origin of each section. This makes it possible to defend that the output comes from a complete functional flow rather than manually written text meant to simulate results.</w:t>
+      </w:r>
+    </w:p>
+    <w:p/>
     <w:p>
       <w:pPr>
         <w:pStyle w:val="Heading1"/>
       </w:pPr>
       <w:r>
-        <w:t>13. References and bibliography</w:t>
+        <w:t>26. References</w:t>
       </w:r>
     </w:p>
     <w:p>
       <w:pPr>
         <w:pStyle w:val="ListBullet"/>
-        <w:spacing w:after="20"/>
-      </w:pPr>
-      <w:r>
+      </w:pPr>
+      <w:r>
+        <w:rPr>
+          <w:rFonts w:ascii="Arial" w:hAnsi="Arial"/>
+          <w:sz w:val="21"/>
+        </w:rPr>
         <w:t>ISO/IEC 12207:2008, Systems and software engineering - Software life cycle processes.</w:t>
       </w:r>
     </w:p>
     <w:p>
       <w:pPr>
         <w:pStyle w:val="ListBullet"/>
-        <w:spacing w:after="20"/>
-      </w:pPr>
-      <w:r>
+      </w:pPr>
+      <w:r>
+        <w:rPr>
+          <w:rFonts w:ascii="Arial" w:hAnsi="Arial"/>
+          <w:sz w:val="21"/>
+        </w:rPr>
         <w:t>Manning, Raghavan, and Schutze, Introduction to Information Retrieval.</w:t>
       </w:r>
     </w:p>
     <w:p>
       <w:pPr>
         <w:pStyle w:val="ListBullet"/>
-        <w:spacing w:after="20"/>
-      </w:pPr>
-      <w:r>
-        <w:t>Deerwester et al., "Indexing by Latent Semantic Analysis".</w:t>
+      </w:pPr>
+      <w:r>
+        <w:rPr>
+          <w:rFonts w:ascii="Arial" w:hAnsi="Arial"/>
+          <w:sz w:val="21"/>
+        </w:rPr>
+        <w:t>Deerwester et al., Indexing by Latent Semantic Analysis.</w:t>
       </w:r>
     </w:p>
     <w:p>
       <w:pPr>
         <w:pStyle w:val="ListBullet"/>
-        <w:spacing w:after="20"/>
-      </w:pPr>
-      <w:r>
-        <w:t>EJML documentation for matrix decomposition and SVD.</w:t>
+      </w:pPr>
+      <w:r>
+        <w:rPr>
+          <w:rFonts w:ascii="Arial" w:hAnsi="Arial"/>
+          <w:sz w:val="21"/>
+        </w:rPr>
+        <w:t>PostgreSQL documentation.</w:t>
       </w:r>
     </w:p>
     <w:p>
       <w:pPr>
         <w:pStyle w:val="ListBullet"/>
-        <w:spacing w:after="20"/>
-      </w:pPr>
-      <w:r>
-        <w:t>PostgreSQL documentation for relational schema design and SQL queries.</w:t>
+      </w:pPr>
+      <w:r>
+        <w:rPr>
+          <w:rFonts w:ascii="Arial" w:hAnsi="Arial"/>
+          <w:sz w:val="21"/>
+        </w:rPr>
+        <w:t>EJML documentation.</w:t>
       </w:r>
     </w:p>
     <w:sectPr>
-      <w:footerReference w:type="default" r:id="rId9"/>
       <w:pgSz w:w="12240" w:h="15840"/>
-      <w:pgMar w:top="1008" w:right="1080" w:bottom="1008" w:left="1080" w:header="720" w:footer="720" w:gutter="0"/>
+      <w:pgMar w:top="1008" w:right="1037" w:bottom="1008" w:left="1037" w:header="720" w:footer="720" w:gutter="0"/>
       <w:cols w:space="720"/>
       <w:docGrid w:linePitch="360"/>
     </w:sectPr>
   </w:body>
 </w:document>
-</file>
-
-<file path=word/footer1.xml><?xml version="1.0" encoding="utf-8"?>
-<w:ftr xmlns:m="http://schemas.openxmlformats.org/officeDocument/2006/math" xmlns:mc="http://schemas.openxmlformats.org/markup-compatibility/2006" xmlns:mo="http://schemas.microsoft.com/office/mac/office/2008/main" xmlns:mv="urn:schemas-microsoft-com:mac:vml" xmlns:o="urn:schemas-microsoft-com:office:office" xmlns:r="http://schemas.openxmlformats.org/officeDocument/2006/relationships" xmlns:v="urn:schemas-microsoft-com:vml" xmlns:w10="urn:schemas-microsoft-com:office:word" xmlns:w14="http://schemas.microsoft.com/office/word/2010/wordml" xmlns:w="http://schemas.openxmlformats.org/wordprocessingml/2006/main" xmlns:wne="http://schemas.microsoft.com/office/word/2006/wordml" xmlns:wp14="http://schemas.microsoft.com/office/word/2010/wordprocessingDrawing" xmlns:wp="http://schemas.openxmlformats.org/drawingml/2006/wordprocessingDrawing" xmlns:wpc="http://schemas.microsoft.com/office/word/2010/wordprocessingCanvas" xmlns:wpg="http://schemas.microsoft.com/office/word/2010/wordprocessingGroup" xmlns:wpi="http://schemas.microsoft.com/office/word/2010/wordprocessingInk" xmlns:wps="http://schemas.microsoft.com/office/word/2010/wordprocessingShape" mc:Ignorable="w14 wp14">
-  <w:p>
-    <w:pPr>
-      <w:pStyle w:val="Footer"/>
-      <w:jc w:val="center"/>
-    </w:pPr>
-    <w:r>
-      <w:rPr>
-        <w:sz w:val="16"/>
-      </w:rPr>
-      <w:t>LSI Document Base - Final Technical Report</w:t>
-    </w:r>
-  </w:p>
-</w:ftr>
 </file>
 
 <file path=word/numbering.xml><?xml version="1.0" encoding="utf-8"?>
@@ -1167,8 +8646,8 @@
     <w:qFormat/>
     <w:rsid w:val="00FC693F"/>
     <w:rPr>
-      <w:rFonts w:ascii="Calibri" w:hAnsi="Calibri"/>
-      <w:sz w:val="20"/>
+      <w:rFonts w:ascii="Arial" w:hAnsi="Arial"/>
+      <w:sz w:val="21"/>
     </w:rPr>
   </w:style>
   <w:style w:type="paragraph" w:styleId="Header">
@@ -1230,11 +8709,11 @@
       <w:outlineLvl w:val="0"/>
     </w:pPr>
     <w:rPr>
-      <w:rFonts w:asciiTheme="majorHAnsi" w:eastAsiaTheme="majorEastAsia" w:hAnsiTheme="majorHAnsi" w:cstheme="majorBidi" w:ascii="Calibri" w:hAnsi="Calibri"/>
+      <w:rFonts w:asciiTheme="majorHAnsi" w:eastAsiaTheme="majorEastAsia" w:hAnsiTheme="majorHAnsi" w:cstheme="majorBidi" w:ascii="Arial" w:hAnsi="Arial"/>
       <w:b/>
       <w:bCs/>
       <w:color w:val="1F4E79"/>
-      <w:sz w:val="32"/>
+      <w:sz w:val="30"/>
       <w:szCs w:val="28"/>
     </w:rPr>
   </w:style>
@@ -1254,11 +8733,11 @@
       <w:outlineLvl w:val="1"/>
     </w:pPr>
     <w:rPr>
-      <w:rFonts w:asciiTheme="majorHAnsi" w:eastAsiaTheme="majorEastAsia" w:hAnsiTheme="majorHAnsi" w:cstheme="majorBidi"/>
+      <w:rFonts w:asciiTheme="majorHAnsi" w:eastAsiaTheme="majorEastAsia" w:hAnsiTheme="majorHAnsi" w:cstheme="majorBidi" w:ascii="Arial" w:hAnsi="Arial"/>
       <w:b/>
       <w:bCs/>
-      <w:color w:val="4F81BD" w:themeColor="accent1"/>
-      <w:sz w:val="26"/>
+      <w:color w:val="385723"/>
+      <w:sz w:val="25"/>
       <w:szCs w:val="26"/>
     </w:rPr>
   </w:style>
@@ -1519,11 +8998,12 @@
       <w:contextualSpacing/>
     </w:pPr>
     <w:rPr>
-      <w:rFonts w:asciiTheme="majorHAnsi" w:eastAsiaTheme="majorEastAsia" w:hAnsiTheme="majorHAnsi" w:cstheme="majorBidi"/>
-      <w:color w:val="17365D" w:themeColor="text2" w:themeShade="BF"/>
+      <w:rFonts w:asciiTheme="majorHAnsi" w:eastAsiaTheme="majorEastAsia" w:hAnsiTheme="majorHAnsi" w:cstheme="majorBidi" w:ascii="Arial" w:hAnsi="Arial"/>
+      <w:b/>
+      <w:color w:val="1F4E79"/>
       <w:spacing w:val="5"/>
       <w:kern w:val="28"/>
-      <w:sz w:val="52"/>
+      <w:sz w:val="40"/>
       <w:szCs w:val="52"/>
     </w:rPr>
   </w:style>

--- a/docs/final-technical-report.docx
+++ b/docs/final-technical-report.docx
@@ -4,11 +4,596 @@
   <w:body>
     <w:p>
       <w:pPr>
-        <w:pStyle w:val="Title"/>
+        <w:pStyle w:val="Heading1"/>
         <w:jc w:val="center"/>
       </w:pPr>
       <w:r>
-        <w:t>LSI Document Base - Step-by-Step Technical Report</w:t>
+        <w:t>LSI Document Base - Final Technical Report</w:t>
+      </w:r>
+    </w:p>
+    <w:p>
+      <w:pPr>
+        <w:pStyle w:val="Heading2"/>
+      </w:pPr>
+      <w:r>
+        <w:t>1. Project Title</w:t>
+      </w:r>
+    </w:p>
+    <w:p>
+      <w:pPr>
+        <w:spacing w:after="80"/>
+      </w:pPr>
+      <w:r>
+        <w:t>Latent Semantic Indexing Document Base.</w:t>
+      </w:r>
+    </w:p>
+    <w:p>
+      <w:pPr>
+        <w:pStyle w:val="Heading2"/>
+      </w:pPr>
+      <w:r>
+        <w:t>2. Brief Description</w:t>
+      </w:r>
+    </w:p>
+    <w:p>
+      <w:pPr>
+        <w:spacing w:after="80"/>
+      </w:pPr>
+      <w:r>
+        <w:t>This project implements a document retrieval system for a controlled document base about mental health and wellbeing among university students. The executable flow builds a 10-document corpus, applies linguistic preprocessing, resolves synonyms and polysemy/domain phrases, constructs the FrecT term-document matrix, applies SVD/LSI, executes similarity and dissimilarity queries, and attempts to persist the corpus, selected terms, LSI evidence, query runs, and ranked results in PostgreSQL.</w:t>
+      </w:r>
+    </w:p>
+    <w:p>
+      <w:pPr>
+        <w:spacing w:after="80"/>
+      </w:pPr>
+      <w:r>
+        <w:t>The raw PDFs under `data/raw/` are reference source material. The final executable demo intentionally uses `data/fixtures/query/document_terms.csv` as a controlled corpus so every evaluator sees the same FrecT, SVD/LSI, and query output.</w:t>
+      </w:r>
+    </w:p>
+    <w:p>
+      <w:pPr>
+        <w:pStyle w:val="Heading2"/>
+      </w:pPr>
+      <w:r>
+        <w:t>3. Feasibility Analysis</w:t>
+      </w:r>
+    </w:p>
+    <w:p>
+      <w:pPr>
+        <w:spacing w:after="80"/>
+      </w:pPr>
+      <w:r>
+        <w:t>The project is feasible because the corpus is bounded to 10 documents, Java 21 and Maven provide a reproducible platform, EJML provides SVD, and PostgreSQL stores the relational evidence. The main risk is local DBMS availability; the CLI therefore prints the complete algorithmic evidence even when PostgreSQL is down, while still connecting the real runtime path to persistence through repositories.</w:t>
+      </w:r>
+    </w:p>
+    <w:p>
+      <w:pPr>
+        <w:pStyle w:val="Heading2"/>
+      </w:pPr>
+      <w:r>
+        <w:t>4. Objectives, Goals, and Hypothesis</w:t>
+      </w:r>
+    </w:p>
+    <w:p>
+      <w:pPr>
+        <w:spacing w:after="80"/>
+      </w:pPr>
+      <w:r>
+        <w:t>Objective: create and manipulate a document base using LSI, FrecT, SQL-supported persistence, and query functions.</w:t>
+      </w:r>
+    </w:p>
+    <w:p>
+      <w:pPr>
+        <w:pStyle w:val="ListBullet"/>
+      </w:pPr>
+      <w:r>
+        <w:t>Use at least 10 documents.</w:t>
+      </w:r>
+    </w:p>
+    <w:p>
+      <w:pPr>
+        <w:pStyle w:val="ListBullet"/>
+      </w:pPr>
+      <w:r>
+        <w:t>Build FrecT from the document base.</w:t>
+      </w:r>
+    </w:p>
+    <w:p>
+      <w:pPr>
+        <w:pStyle w:val="ListBullet"/>
+      </w:pPr>
+      <w:r>
+        <w:t>Apply stop-word filtering, suffix-based stemming, synonym normalization, and polysemy resolution.</w:t>
+      </w:r>
+    </w:p>
+    <w:p>
+      <w:pPr>
+        <w:pStyle w:val="ListBullet"/>
+      </w:pPr>
+      <w:r>
+        <w:t>Apply SVD/LSI and expose significant indexing terms for expert selection.</w:t>
+      </w:r>
+    </w:p>
+    <w:p>
+      <w:pPr>
+        <w:pStyle w:val="ListBullet"/>
+      </w:pPr>
+      <w:r>
+        <w:t>Compare two documents using similarity and distance.</w:t>
+      </w:r>
+    </w:p>
+    <w:p>
+      <w:pPr>
+        <w:pStyle w:val="ListBullet"/>
+      </w:pPr>
+      <w:r>
+        <w:t>Retrieve top-n documents for a text query with two similarity functions and one dissimilarity function.</w:t>
+      </w:r>
+    </w:p>
+    <w:p>
+      <w:pPr>
+        <w:pStyle w:val="ListBullet"/>
+      </w:pPr>
+      <w:r>
+        <w:t>Persist the corpus, selected terms, query runs, and ranked results in a DBMS.</w:t>
+      </w:r>
+    </w:p>
+    <w:p>
+      <w:pPr>
+        <w:spacing w:after="80"/>
+      </w:pPr>
+      <w:r>
+        <w:t>Hypothesis: semantic normalization plus LSI produces a compact representation that supports meaningful document comparison and top-n retrieval over the student wellbeing corpus.</w:t>
+      </w:r>
+    </w:p>
+    <w:p>
+      <w:pPr>
+        <w:pStyle w:val="Heading2"/>
+      </w:pPr>
+      <w:r>
+        <w:t>5. Technical Specifications</w:t>
+      </w:r>
+    </w:p>
+    <w:p>
+      <w:pPr>
+        <w:pStyle w:val="ListBullet"/>
+      </w:pPr>
+      <w:r>
+        <w:t>Corpus: `data/fixtures/query/document_terms.csv` with D1-D10.</w:t>
+      </w:r>
+    </w:p>
+    <w:p>
+      <w:pPr>
+        <w:pStyle w:val="ListBullet"/>
+      </w:pPr>
+      <w:r>
+        <w:t>Stop list: `src/main/resources/stopwords.txt` through `StopWordFilter`.</w:t>
+      </w:r>
+    </w:p>
+    <w:p>
+      <w:pPr>
+        <w:pStyle w:val="ListBullet"/>
+      </w:pPr>
+      <w:r>
+        <w:t>Suffix list and stems: `src/main/resources/suffixes.txt` through `Stemmer`.</w:t>
+      </w:r>
+    </w:p>
+    <w:p>
+      <w:pPr>
+        <w:pStyle w:val="ListBullet"/>
+      </w:pPr>
+      <w:r>
+        <w:t>Synonyms: `src/main/resources/synonyms.csv` through `SynonymExpander`.</w:t>
+      </w:r>
+    </w:p>
+    <w:p>
+      <w:pPr>
+        <w:pStyle w:val="ListBullet"/>
+      </w:pPr>
+      <w:r>
+        <w:t>Polysemy/domain phrases: `src/main/resources/polysemy_rules.csv` through `PolysemyResolver`.</w:t>
+      </w:r>
+    </w:p>
+    <w:p>
+      <w:pPr>
+        <w:pStyle w:val="ListBullet"/>
+      </w:pPr>
+      <w:r>
+        <w:t>FrecT: `FrequencyMatrixBuilder` creates a TF-IDF terms x documents matrix.</w:t>
+      </w:r>
+    </w:p>
+    <w:p>
+      <w:pPr>
+        <w:pStyle w:val="ListBullet"/>
+      </w:pPr>
+      <w:r>
+        <w:t>LSI: `LsiReducer` applies SVD and returns `LatentSpaceModel`.</w:t>
+      </w:r>
+    </w:p>
+    <w:p>
+      <w:pPr>
+        <w:pStyle w:val="ListBullet"/>
+      </w:pPr>
+      <w:r>
+        <w:t>Expert term selection: `TermSelectionService`, `final-demo --expert-terms ...`, and `select-terms --terms ...`.</w:t>
+      </w:r>
+    </w:p>
+    <w:p>
+      <w:pPr>
+        <w:pStyle w:val="ListBullet"/>
+      </w:pPr>
+      <w:r>
+        <w:t>Similarity: cosine and Jaccard.</w:t>
+      </w:r>
+    </w:p>
+    <w:p>
+      <w:pPr>
+        <w:pStyle w:val="ListBullet"/>
+      </w:pPr>
+      <w:r>
+        <w:t>Dissimilarity: Euclidean distance.</w:t>
+      </w:r>
+    </w:p>
+    <w:p>
+      <w:pPr>
+        <w:pStyle w:val="ListBullet"/>
+      </w:pPr>
+      <w:r>
+        <w:t>Persistence: PostgreSQL repositories, `CorpusPersistenceService`, `SelectedTermRepository`, and `QueryResultPersistenceService`.</w:t>
+      </w:r>
+    </w:p>
+    <w:p>
+      <w:pPr>
+        <w:pStyle w:val="ListBullet"/>
+      </w:pPr>
+      <w:r>
+        <w:t>CLI: `CommandLineInterface`, launched from `com.lsi.App`.</w:t>
+      </w:r>
+    </w:p>
+    <w:p>
+      <w:pPr>
+        <w:pStyle w:val="Heading2"/>
+      </w:pPr>
+      <w:r>
+        <w:t>6. Database Design</w:t>
+      </w:r>
+    </w:p>
+    <w:p>
+      <w:pPr>
+        <w:spacing w:after="80"/>
+      </w:pPr>
+      <w:r>
+        <w:t>The project uses PostgreSQL with Flyway migrations in `sql/migrations/`. It does not depend on obsolete consolidated `schema.sql`, `seed.sql`, or `queries.sql` files.</w:t>
+      </w:r>
+    </w:p>
+    <w:p>
+      <w:pPr>
+        <w:spacing w:after="80"/>
+      </w:pPr>
+      <w:r>
+        <w:t>Core tables: `documents`, `terms`, `document_terms`, `stop_words`, `suffix_rules`, `term_synonyms`, `polysemy_rules`, `latent_models`, `latent_document_vectors`, `latent_query_vectors`, `selected_index_terms`, `query_runs`, and `query_results`.</w:t>
+      </w:r>
+    </w:p>
+    <w:p>
+      <w:pPr>
+        <w:spacing w:after="80"/>
+      </w:pPr>
+      <w:r>
+        <w:t>The relational demo data is loaded with:</w:t>
+      </w:r>
+    </w:p>
+    <w:p>
+      <w:pPr>
+        <w:spacing w:after="20"/>
+        <w:ind w:left="259"/>
+      </w:pPr>
+      <w:r>
+        <w:rPr>
+          <w:rFonts w:ascii="Consolas" w:hAnsi="Consolas"/>
+          <w:sz w:val="16"/>
+        </w:rPr>
+        <w:t>mvn flyway:migrate "-Dflyway.password=your_password_here"</w:t>
+      </w:r>
+    </w:p>
+    <w:p>
+      <w:pPr>
+        <w:spacing w:after="20"/>
+        <w:ind w:left="259"/>
+      </w:pPr>
+      <w:r>
+        <w:rPr>
+          <w:rFonts w:ascii="Consolas" w:hAnsi="Consolas"/>
+          <w:sz w:val="16"/>
+        </w:rPr>
+        <w:t>psql -U postgres -h localhost -p 5433 -d lsi_documentbase -f sql/demo/insert_demo_data.sql</w:t>
+      </w:r>
+    </w:p>
+    <w:p>
+      <w:pPr>
+        <w:spacing w:after="80"/>
+      </w:pPr>
+      <w:r>
+        <w:t>Runtime credentials are not hardcoded. `DatabaseConfig` reads `application.properties` and supports `LSI_DB_URL`, `LSI_DB_USER`, and `LSI_DB_PASSWORD`.</w:t>
+      </w:r>
+    </w:p>
+    <w:p>
+      <w:pPr>
+        <w:pStyle w:val="Heading2"/>
+      </w:pPr>
+      <w:r>
+        <w:t>7. System Functions and Platform</w:t>
+      </w:r>
+    </w:p>
+    <w:p>
+      <w:pPr>
+        <w:spacing w:after="80"/>
+      </w:pPr>
+      <w:r>
+        <w:t>Platform: Java 21, Maven, PostgreSQL, Flyway, EJML, and JUnit.</w:t>
+      </w:r>
+    </w:p>
+    <w:p>
+      <w:pPr>
+        <w:spacing w:after="80"/>
+      </w:pPr>
+      <w:r>
+        <w:t>Runtime flow from `main`:</w:t>
+      </w:r>
+    </w:p>
+    <w:p>
+      <w:pPr>
+        <w:spacing w:after="80"/>
+      </w:pPr>
+      <w:r>
+        <w:t>1. `App.main` delegates to `CommandLineInterface`.</w:t>
+      </w:r>
+    </w:p>
+    <w:p>
+      <w:pPr>
+        <w:spacing w:after="80"/>
+      </w:pPr>
+      <w:r>
+        <w:t>2. No arguments starts `final-demo`.</w:t>
+      </w:r>
+    </w:p>
+    <w:p>
+      <w:pPr>
+        <w:spacing w:after="80"/>
+      </w:pPr>
+      <w:r>
+        <w:t>3. `IndexingService` loads the controlled 10-document corpus.</w:t>
+      </w:r>
+    </w:p>
+    <w:p>
+      <w:pPr>
+        <w:spacing w:after="80"/>
+      </w:pPr>
+      <w:r>
+        <w:t>4. `PreprocessingPipeline` normalizes, tokenizes, filters stop words, and stems terms.</w:t>
+      </w:r>
+    </w:p>
+    <w:p>
+      <w:pPr>
+        <w:spacing w:after="80"/>
+      </w:pPr>
+      <w:r>
+        <w:t>5. `SemanticPipeline` applies polysemy/domain phrase rules and synonym normalization.</w:t>
+      </w:r>
+    </w:p>
+    <w:p>
+      <w:pPr>
+        <w:spacing w:after="80"/>
+      </w:pPr>
+      <w:r>
+        <w:t>6. `FrequencyMatrixBuilder` creates FrecT.</w:t>
+      </w:r>
+    </w:p>
+    <w:p>
+      <w:pPr>
+        <w:spacing w:after="80"/>
+      </w:pPr>
+      <w:r>
+        <w:t>7. `LsiReducer` applies SVD/LSI.</w:t>
+      </w:r>
+    </w:p>
+    <w:p>
+      <w:pPr>
+        <w:spacing w:after="80"/>
+      </w:pPr>
+      <w:r>
+        <w:t>8. `TermSelectionService` ranks terms for expert selection.</w:t>
+      </w:r>
+    </w:p>
+    <w:p>
+      <w:pPr>
+        <w:spacing w:after="80"/>
+      </w:pPr>
+      <w:r>
+        <w:t>9. `CorpusPersistenceService` attempts to save documents, terms, FrecT rows, LSI vectors, and selected terms.</w:t>
+      </w:r>
+    </w:p>
+    <w:p>
+      <w:pPr>
+        <w:spacing w:after="80"/>
+      </w:pPr>
+      <w:r>
+        <w:t>10. `QueryProcessor` executes document comparison and top-n retrieval.</w:t>
+      </w:r>
+    </w:p>
+    <w:p>
+      <w:pPr>
+        <w:spacing w:after="80"/>
+      </w:pPr>
+      <w:r>
+        <w:t>11. `QueryResultPersistenceService` attempts to save query runs and ranked results.</w:t>
+      </w:r>
+    </w:p>
+    <w:p>
+      <w:pPr>
+        <w:spacing w:after="80"/>
+      </w:pPr>
+      <w:r>
+        <w:t>12. The CLI prints technical evidence for review.</w:t>
+      </w:r>
+    </w:p>
+    <w:p>
+      <w:pPr>
+        <w:pStyle w:val="Heading2"/>
+      </w:pPr>
+      <w:r>
+        <w:t>8. Standards and Regulations</w:t>
+      </w:r>
+    </w:p>
+    <w:p>
+      <w:pPr>
+        <w:spacing w:after="80"/>
+      </w:pPr>
+      <w:r>
+        <w:t>The project follows ISO/IEC 12207:2008 principles at course-project scale: requirements are mapped to modules, implementation is modularized by lifecycle concern, verification is performed with tests and SQL scripts, and documentation is maintained in `docs/`.</w:t>
+      </w:r>
+    </w:p>
+    <w:p>
+      <w:pPr>
+        <w:pStyle w:val="Heading2"/>
+      </w:pPr>
+      <w:r>
+        <w:t>9. Methodology</w:t>
+      </w:r>
+    </w:p>
+    <w:p>
+      <w:pPr>
+        <w:spacing w:after="80"/>
+      </w:pPr>
+      <w:r>
+        <w:t>The implementation followed incremental integration: define the corpus, build preprocessing, add semantic resources, construct FrecT, apply SVD/LSI, add significant-term selection, implement similarity and dissimilarity queries, add PostgreSQL migrations and repositories, connect the CLI to `main`, and validate with Maven tests plus main execution.</w:t>
+      </w:r>
+    </w:p>
+    <w:p>
+      <w:pPr>
+        <w:pStyle w:val="Heading2"/>
+      </w:pPr>
+      <w:r>
+        <w:t>10. Results and Execution Evidence</w:t>
+      </w:r>
+    </w:p>
+    <w:p>
+      <w:pPr>
+        <w:spacing w:after="80"/>
+      </w:pPr>
+      <w:r>
+        <w:t>The current `main` execution prints the complete guided demonstration:</w:t>
+      </w:r>
+    </w:p>
+    <w:p>
+      <w:pPr>
+        <w:pStyle w:val="ListBullet"/>
+      </w:pPr>
+      <w:r>
+        <w:t>D1-D10 are loaded from the controlled corpus.</w:t>
+      </w:r>
+    </w:p>
+    <w:p>
+      <w:pPr>
+        <w:pStyle w:val="ListBullet"/>
+      </w:pPr>
+      <w:r>
+        <w:t>Stop list, suffix list, synonyms, and polysemy resources are named.</w:t>
+      </w:r>
+    </w:p>
+    <w:p>
+      <w:pPr>
+        <w:pStyle w:val="ListBullet"/>
+      </w:pPr>
+      <w:r>
+        <w:t>FrecT dimensions are printed as terms x documents.</w:t>
+      </w:r>
+    </w:p>
+    <w:p>
+      <w:pPr>
+        <w:pStyle w:val="ListBullet"/>
+      </w:pPr>
+      <w:r>
+        <w:t>SVD singular values and top indexing terms are printed.</w:t>
+      </w:r>
+    </w:p>
+    <w:p>
+      <w:pPr>
+        <w:pStyle w:val="ListBullet"/>
+      </w:pPr>
+      <w:r>
+        <w:t>Expert-selected terms are printed and persisted when PostgreSQL is available.</w:t>
+      </w:r>
+    </w:p>
+    <w:p>
+      <w:pPr>
+        <w:pStyle w:val="ListBullet"/>
+      </w:pPr>
+      <w:r>
+        <w:t>D1 vs D3 is compared with cosine, Jaccard, and Euclidean distance.</w:t>
+      </w:r>
+    </w:p>
+    <w:p>
+      <w:pPr>
+        <w:pStyle w:val="ListBullet"/>
+      </w:pPr>
+      <w:r>
+        <w:t>`academic stress anxiety` is retrieved with cosine.</w:t>
+      </w:r>
+    </w:p>
+    <w:p>
+      <w:pPr>
+        <w:pStyle w:val="ListBullet"/>
+      </w:pPr>
+      <w:r>
+        <w:t>`sleep wellbeing` is retrieved with Jaccard.</w:t>
+      </w:r>
+    </w:p>
+    <w:p>
+      <w:pPr>
+        <w:pStyle w:val="ListBullet"/>
+      </w:pPr>
+      <w:r>
+        <w:t>`academic stress` is retrieved with Euclidean distance, where lower score means closer.</w:t>
+      </w:r>
+    </w:p>
+    <w:p>
+      <w:pPr>
+        <w:jc w:val="center"/>
+      </w:pPr>
+      <w:r>
+        <w:drawing>
+          <wp:inline xmlns:a="http://schemas.openxmlformats.org/drawingml/2006/main" xmlns:pic="http://schemas.openxmlformats.org/drawingml/2006/picture">
+            <wp:extent cx="5257800" cy="3259836"/>
+            <wp:docPr id="1" name="Picture 1"/>
+            <wp:cNvGraphicFramePr>
+              <a:graphicFrameLocks noChangeAspect="1"/>
+            </wp:cNvGraphicFramePr>
+            <a:graphic>
+              <a:graphicData uri="http://schemas.openxmlformats.org/drawingml/2006/picture">
+                <pic:pic>
+                  <pic:nvPicPr>
+                    <pic:cNvPr id="0" name="final-demo-document-base.png"/>
+                    <pic:cNvPicPr/>
+                  </pic:nvPicPr>
+                  <pic:blipFill>
+                    <a:blip r:embed="rId9"/>
+                    <a:stretch>
+                      <a:fillRect/>
+                    </a:stretch>
+                  </pic:blipFill>
+                  <pic:spPr>
+                    <a:xfrm>
+                      <a:off x="0" y="0"/>
+                      <a:ext cx="5257800" cy="3259836"/>
+                    </a:xfrm>
+                    <a:prstGeom prst="rect"/>
+                  </pic:spPr>
+                </pic:pic>
+              </a:graphicData>
+            </a:graphic>
+          </wp:inline>
+        </w:drawing>
       </w:r>
     </w:p>
     <w:p>
@@ -17,184 +602,128 @@
       </w:pPr>
       <w:r>
         <w:rPr>
-          <w:rFonts w:ascii="Arial" w:hAnsi="Arial"/>
-          <w:color w:val="595959"/>
-          <w:sz w:val="22"/>
+          <w:i/>
+          <w:sz w:val="17"/>
         </w:rPr>
-        <w:t>Output traceability, data sources, and LSI process</w:t>
+        <w:t>Final demo document base evidence</w:t>
       </w:r>
     </w:p>
     <w:p>
       <w:pPr>
-        <w:pStyle w:val="Heading1"/>
+        <w:jc w:val="center"/>
       </w:pPr>
       <w:r>
-        <w:t>1. Report Purpose</w:t>
+        <w:drawing>
+          <wp:inline xmlns:a="http://schemas.openxmlformats.org/drawingml/2006/main" xmlns:pic="http://schemas.openxmlformats.org/drawingml/2006/picture">
+            <wp:extent cx="5257800" cy="3925824"/>
+            <wp:docPr id="2" name="Picture 2"/>
+            <wp:cNvGraphicFramePr>
+              <a:graphicFrameLocks noChangeAspect="1"/>
+            </wp:cNvGraphicFramePr>
+            <a:graphic>
+              <a:graphicData uri="http://schemas.openxmlformats.org/drawingml/2006/picture">
+                <pic:pic>
+                  <pic:nvPicPr>
+                    <pic:cNvPr id="0" name="final-demo-lsi-queries.png"/>
+                    <pic:cNvPicPr/>
+                  </pic:nvPicPr>
+                  <pic:blipFill>
+                    <a:blip r:embed="rId10"/>
+                    <a:stretch>
+                      <a:fillRect/>
+                    </a:stretch>
+                  </pic:blipFill>
+                  <pic:spPr>
+                    <a:xfrm>
+                      <a:off x="0" y="0"/>
+                      <a:ext cx="5257800" cy="3925824"/>
+                    </a:xfrm>
+                    <a:prstGeom prst="rect"/>
+                  </pic:spPr>
+                </pic:pic>
+              </a:graphicData>
+            </a:graphic>
+          </wp:inline>
+        </w:drawing>
       </w:r>
     </w:p>
     <w:p>
       <w:pPr>
-        <w:spacing w:after="100"/>
+        <w:jc w:val="center"/>
       </w:pPr>
       <w:r>
         <w:rPr>
-          <w:rFonts w:ascii="Arial" w:hAnsi="Arial"/>
-          <w:sz w:val="21"/>
+          <w:i/>
+          <w:sz w:val="17"/>
         </w:rPr>
-        <w:t xml:space="preserve">This report explains everything that happens from the moment </w:t>
-      </w:r>
-      <w:r>
-        <w:rPr>
-          <w:rFonts w:ascii="Consolas" w:hAnsi="Consolas"/>
-          <w:color w:val="2563EB"/>
-          <w:sz w:val="19"/>
-        </w:rPr>
-        <w:t>main</w:t>
-      </w:r>
-      <w:r>
-        <w:rPr>
-          <w:rFonts w:ascii="Arial" w:hAnsi="Arial"/>
-          <w:sz w:val="21"/>
-        </w:rPr>
-        <w:t xml:space="preserve"> is executed until the results appear in the console. It also clarifies where each data item comes from, which files are read, which classes participate, what is calculated internally, and why the output demonstrates that the system works.</w:t>
+        <w:t>Final demo LSI and query evidence</w:t>
       </w:r>
     </w:p>
     <w:p>
       <w:pPr>
-        <w:spacing w:after="100"/>
+        <w:jc w:val="center"/>
       </w:pPr>
       <w:r>
-        <w:rPr>
-          <w:rFonts w:ascii="Arial" w:hAnsi="Arial"/>
-          <w:sz w:val="21"/>
-        </w:rPr>
-        <w:t>The system does not print isolated data without processing. The demonstration document base does come from a controlled CSV corpus, but the terms shown in the console are produced by a full pipeline: preprocessing, semantic normalization, FrecT construction, SVD/LSI reduction, and similarity/dissimilarity queries.</w:t>
+        <w:drawing>
+          <wp:inline xmlns:a="http://schemas.openxmlformats.org/drawingml/2006/main" xmlns:pic="http://schemas.openxmlformats.org/drawingml/2006/picture">
+            <wp:extent cx="5257800" cy="3154680"/>
+            <wp:docPr id="3" name="Picture 3"/>
+            <wp:cNvGraphicFramePr>
+              <a:graphicFrameLocks noChangeAspect="1"/>
+            </wp:cNvGraphicFramePr>
+            <a:graphic>
+              <a:graphicData uri="http://schemas.openxmlformats.org/drawingml/2006/picture">
+                <pic:pic>
+                  <pic:nvPicPr>
+                    <pic:cNvPr id="0" name="sql-demo-d1-d10.png"/>
+                    <pic:cNvPicPr/>
+                  </pic:nvPicPr>
+                  <pic:blipFill>
+                    <a:blip r:embed="rId11"/>
+                    <a:stretch>
+                      <a:fillRect/>
+                    </a:stretch>
+                  </pic:blipFill>
+                  <pic:spPr>
+                    <a:xfrm>
+                      <a:off x="0" y="0"/>
+                      <a:ext cx="5257800" cy="3154680"/>
+                    </a:xfrm>
+                    <a:prstGeom prst="rect"/>
+                  </pic:spPr>
+                </pic:pic>
+              </a:graphicData>
+            </a:graphic>
+          </wp:inline>
+        </w:drawing>
       </w:r>
     </w:p>
     <w:p>
       <w:pPr>
-        <w:spacing w:after="100"/>
+        <w:jc w:val="center"/>
       </w:pPr>
       <w:r>
         <w:rPr>
-          <w:rFonts w:ascii="Arial" w:hAnsi="Arial"/>
-          <w:sz w:val="21"/>
+          <w:i/>
+          <w:sz w:val="17"/>
         </w:rPr>
-        <w:t>Main command:</w:t>
+        <w:t>SQL D1-D10 evidence</w:t>
       </w:r>
     </w:p>
     <w:p>
       <w:pPr>
-        <w:spacing w:after="20"/>
-        <w:ind w:left="259"/>
-        <w:shd w:fill="F3F6FA"/>
+        <w:pStyle w:val="Heading2"/>
       </w:pPr>
       <w:r>
-        <w:rPr>
-          <w:rFonts w:ascii="Consolas" w:hAnsi="Consolas"/>
-          <w:color w:val="333333"/>
-          <w:sz w:val="17"/>
-        </w:rPr>
-        <w:t>mvn exec:java "-Dexec.mainClass=com.lsi.App"</w:t>
+        <w:t>11. SQL Query Evidence</w:t>
       </w:r>
     </w:p>
     <w:p>
       <w:pPr>
-        <w:spacing w:after="100"/>
+        <w:spacing w:after="80"/>
       </w:pPr>
       <w:r>
-        <w:rPr>
-          <w:rFonts w:ascii="Arial" w:hAnsi="Arial"/>
-          <w:sz w:val="21"/>
-        </w:rPr>
-        <w:t>Equivalent explicit command:</w:t>
-      </w:r>
-    </w:p>
-    <w:p>
-      <w:pPr>
-        <w:spacing w:after="20"/>
-        <w:ind w:left="259"/>
-        <w:shd w:fill="F3F6FA"/>
-      </w:pPr>
-      <w:r>
-        <w:rPr>
-          <w:rFonts w:ascii="Consolas" w:hAnsi="Consolas"/>
-          <w:color w:val="333333"/>
-          <w:sz w:val="17"/>
-        </w:rPr>
-        <w:t>mvn exec:java "-Dexec.mainClass=com.lsi.App" "-Dexec.args=final-demo --k 3 --terms 10 --top 5"</w:t>
-      </w:r>
-    </w:p>
-    <w:p/>
-    <w:p>
-      <w:pPr>
-        <w:pStyle w:val="Heading1"/>
-      </w:pPr>
-      <w:r>
-        <w:t>2. Direct Answer About Hardcoding</w:t>
-      </w:r>
-    </w:p>
-    <w:p>
-      <w:pPr>
-        <w:spacing w:after="100"/>
-      </w:pPr>
-      <w:r>
-        <w:rPr>
-          <w:rFonts w:ascii="Arial" w:hAnsi="Arial"/>
-          <w:sz w:val="21"/>
-        </w:rPr>
-        <w:t>There are two separate levels:</w:t>
-      </w:r>
-    </w:p>
-    <w:p>
-      <w:pPr>
-        <w:pStyle w:val="ListNumber"/>
-      </w:pPr>
-      <w:r>
-        <w:rPr>
-          <w:rFonts w:ascii="Arial" w:hAnsi="Arial"/>
-          <w:sz w:val="21"/>
-        </w:rPr>
-        <w:t xml:space="preserve">Demonstration corpus: the 10 base documents come from </w:t>
-      </w:r>
-      <w:r>
-        <w:rPr>
-          <w:rFonts w:ascii="Consolas" w:hAnsi="Consolas"/>
-          <w:color w:val="2563EB"/>
-          <w:sz w:val="19"/>
-        </w:rPr>
-        <w:t>data/fixtures/query/document_terms.csv</w:t>
-      </w:r>
-      <w:r>
-        <w:rPr>
-          <w:rFonts w:ascii="Arial" w:hAnsi="Arial"/>
-          <w:sz w:val="21"/>
-        </w:rPr>
-        <w:t>. This is intentional so the execution is stable and reproducible for the professor.</w:t>
-      </w:r>
-    </w:p>
-    <w:p>
-      <w:pPr>
-        <w:pStyle w:val="ListNumber"/>
-      </w:pPr>
-      <w:r>
-        <w:rPr>
-          <w:rFonts w:ascii="Arial" w:hAnsi="Arial"/>
-          <w:sz w:val="21"/>
-        </w:rPr>
-        <w:t>Term processing: the system does perform filtering, stemming, synonym normalization, and polysemy handling by itself. That part is not printed directly from the CSV.</w:t>
-      </w:r>
-    </w:p>
-    <w:p>
-      <w:pPr>
-        <w:spacing w:after="100"/>
-      </w:pPr>
-      <w:r>
-        <w:rPr>
-          <w:rFonts w:ascii="Arial" w:hAnsi="Arial"/>
-          <w:sz w:val="21"/>
-        </w:rPr>
-        <w:t>In this version, the normal execution path loads linguistic resources from:</w:t>
+        <w:t>The required SQL verification files are:</w:t>
       </w:r>
     </w:p>
     <w:p>
@@ -202,12 +731,7 @@
         <w:pStyle w:val="ListBullet"/>
       </w:pPr>
       <w:r>
-        <w:rPr>
-          <w:rFonts w:ascii="Consolas" w:hAnsi="Consolas"/>
-          <w:color w:val="2563EB"/>
-          <w:sz w:val="19"/>
-        </w:rPr>
-        <w:t>src/main/resources/stopwords.txt</w:t>
+        <w:t>`sql/queries/11_compare_documents_similarity.sql`: compares two documents with cosine, Jaccard, and Euclidean distance.</w:t>
       </w:r>
     </w:p>
     <w:p>
@@ -215,12 +739,7 @@
         <w:pStyle w:val="ListBullet"/>
       </w:pPr>
       <w:r>
-        <w:rPr>
-          <w:rFonts w:ascii="Consolas" w:hAnsi="Consolas"/>
-          <w:color w:val="2563EB"/>
-          <w:sz w:val="19"/>
-        </w:rPr>
-        <w:t>src/main/resources/suffixes.txt</w:t>
+        <w:t>`sql/queries/12_rank_query_topn_cosine.sql`: top-n retrieval using cosine similarity.</w:t>
       </w:r>
     </w:p>
     <w:p>
@@ -228,12 +747,7 @@
         <w:pStyle w:val="ListBullet"/>
       </w:pPr>
       <w:r>
-        <w:rPr>
-          <w:rFonts w:ascii="Consolas" w:hAnsi="Consolas"/>
-          <w:color w:val="2563EB"/>
-          <w:sz w:val="19"/>
-        </w:rPr>
-        <w:t>src/main/resources/synonyms.csv</w:t>
+        <w:t>`sql/queries/13_rank_query_topn_jaccard.sql`: top-n retrieval using Jaccard similarity.</w:t>
       </w:r>
     </w:p>
     <w:p>
@@ -241,204 +755,144 @@
         <w:pStyle w:val="ListBullet"/>
       </w:pPr>
       <w:r>
-        <w:rPr>
-          <w:rFonts w:ascii="Consolas" w:hAnsi="Consolas"/>
-          <w:color w:val="2563EB"/>
-          <w:sz w:val="19"/>
-        </w:rPr>
-        <w:t>src/main/resources/polysemy_rules.csv</w:t>
+        <w:t>`sql/queries/14_rank_query_topn_euclidean.sql`: top-n retrieval using Euclidean distance.</w:t>
       </w:r>
     </w:p>
     <w:p>
       <w:pPr>
-        <w:spacing w:after="100"/>
+        <w:spacing w:after="80"/>
       </w:pPr>
       <w:r>
-        <w:rPr>
-          <w:rFonts w:ascii="Arial" w:hAnsi="Arial"/>
-          <w:sz w:val="21"/>
-        </w:rPr>
-        <w:t xml:space="preserve">The classes keep internal fallback values only to prevent the program from failing if a resource is unavailable. In the normal Maven execution, those files are copied to </w:t>
-      </w:r>
-      <w:r>
-        <w:rPr>
-          <w:rFonts w:ascii="Consolas" w:hAnsi="Consolas"/>
-          <w:color w:val="2563EB"/>
-          <w:sz w:val="19"/>
-        </w:rPr>
-        <w:t>target/classes</w:t>
-      </w:r>
-      <w:r>
-        <w:rPr>
-          <w:rFonts w:ascii="Arial" w:hAnsi="Arial"/>
-          <w:sz w:val="21"/>
-        </w:rPr>
-        <w:t xml:space="preserve"> and read from the classpath.</w:t>
+        <w:t>`sql/demo/insert_demo_data.sql` now aligns with the Java corpus by loading D1-D10, not only D1-D3.</w:t>
       </w:r>
     </w:p>
     <w:p>
       <w:pPr>
-        <w:spacing w:after="100"/>
+        <w:pStyle w:val="Heading2"/>
       </w:pPr>
       <w:r>
-        <w:rPr>
-          <w:rFonts w:ascii="Arial" w:hAnsi="Arial"/>
-          <w:sz w:val="21"/>
-        </w:rPr>
-        <w:t>Real example:</w:t>
+        <w:t>12. Verification</w:t>
+      </w:r>
+    </w:p>
+    <w:p>
+      <w:pPr>
+        <w:spacing w:after="80"/>
+      </w:pPr>
+      <w:r>
+        <w:t>Automated verification:</w:t>
       </w:r>
     </w:p>
     <w:p>
       <w:pPr>
         <w:spacing w:after="20"/>
         <w:ind w:left="259"/>
-        <w:shd w:fill="F3F6FA"/>
       </w:pPr>
       <w:r>
         <w:rPr>
           <w:rFonts w:ascii="Consolas" w:hAnsi="Consolas"/>
-          <w:color w:val="333333"/>
-          <w:sz w:val="17"/>
+          <w:sz w:val="16"/>
         </w:rPr>
-        <w:t>D1 in document_terms.csv:</w:t>
+        <w:t>mvn test</w:t>
       </w:r>
     </w:p>
     <w:p>
       <w:pPr>
         <w:spacing w:after="20"/>
         <w:ind w:left="259"/>
-        <w:shd w:fill="F3F6FA"/>
       </w:pPr>
       <w:r>
         <w:rPr>
           <w:rFonts w:ascii="Consolas" w:hAnsi="Consolas"/>
-          <w:color w:val="333333"/>
-          <w:sz w:val="17"/>
+          <w:sz w:val="16"/>
         </w:rPr>
-        <w:t>academic stress student university pressure</w:t>
+        <w:t>Tests run: 55, Failures: 0, Errors: 0, Skipped: 31</w:t>
       </w:r>
     </w:p>
     <w:p>
       <w:pPr>
         <w:spacing w:after="20"/>
         <w:ind w:left="259"/>
-        <w:shd w:fill="F3F6FA"/>
       </w:pPr>
       <w:r>
         <w:rPr>
           <w:rFonts w:ascii="Consolas" w:hAnsi="Consolas"/>
-          <w:color w:val="333333"/>
-          <w:sz w:val="17"/>
+          <w:sz w:val="16"/>
         </w:rPr>
-        <w:t xml:space="preserve"> </w:t>
+        <w:t>BUILD SUCCESS</w:t>
+      </w:r>
+    </w:p>
+    <w:p>
+      <w:pPr>
+        <w:spacing w:after="80"/>
+      </w:pPr>
+      <w:r>
+        <w:t>The skipped tests are PostgreSQL integration tests guarded by JUnit assumptions when the local DBMS is unavailable. Main execution verification:</w:t>
       </w:r>
     </w:p>
     <w:p>
       <w:pPr>
         <w:spacing w:after="20"/>
         <w:ind w:left="259"/>
-        <w:shd w:fill="F3F6FA"/>
       </w:pPr>
       <w:r>
         <w:rPr>
           <w:rFonts w:ascii="Consolas" w:hAnsi="Consolas"/>
-          <w:color w:val="333333"/>
-          <w:sz w:val="17"/>
+          <w:sz w:val="16"/>
         </w:rPr>
-        <w:t>Canonical console output:</w:t>
+        <w:t>mvn exec:java "-Dexec.mainClass=com.lsi.App"</w:t>
       </w:r>
     </w:p>
     <w:p>
       <w:pPr>
         <w:spacing w:after="20"/>
         <w:ind w:left="259"/>
-        <w:shd w:fill="F3F6FA"/>
       </w:pPr>
       <w:r>
         <w:rPr>
           <w:rFonts w:ascii="Consolas" w:hAnsi="Consolas"/>
-          <w:color w:val="333333"/>
-          <w:sz w:val="17"/>
+          <w:sz w:val="16"/>
         </w:rPr>
-        <w:t>[academic_stress, student, university, stress]</w:t>
+        <w:t>BUILD SUCCESS</w:t>
       </w:r>
     </w:p>
     <w:p>
       <w:pPr>
-        <w:spacing w:after="100"/>
+        <w:spacing w:after="80"/>
       </w:pPr>
       <w:r>
-        <w:rPr>
-          <w:rFonts w:ascii="Arial" w:hAnsi="Arial"/>
-          <w:sz w:val="21"/>
-        </w:rPr>
-        <w:t xml:space="preserve">That result is not a literal copy of the CSV. The system detects </w:t>
-      </w:r>
-      <w:r>
-        <w:rPr>
-          <w:rFonts w:ascii="Consolas" w:hAnsi="Consolas"/>
-          <w:color w:val="2563EB"/>
-          <w:sz w:val="19"/>
-        </w:rPr>
-        <w:t>academic + stress</w:t>
-      </w:r>
-      <w:r>
-        <w:rPr>
-          <w:rFonts w:ascii="Arial" w:hAnsi="Arial"/>
-          <w:sz w:val="21"/>
-        </w:rPr>
-        <w:t xml:space="preserve"> as a semantic phrase/polysemy rule and maps </w:t>
-      </w:r>
-      <w:r>
-        <w:rPr>
-          <w:rFonts w:ascii="Consolas" w:hAnsi="Consolas"/>
-          <w:color w:val="2563EB"/>
-          <w:sz w:val="19"/>
-        </w:rPr>
-        <w:t>pressure</w:t>
-      </w:r>
-      <w:r>
-        <w:rPr>
-          <w:rFonts w:ascii="Arial" w:hAnsi="Arial"/>
-          <w:sz w:val="21"/>
-        </w:rPr>
-        <w:t xml:space="preserve"> to </w:t>
-      </w:r>
-      <w:r>
-        <w:rPr>
-          <w:rFonts w:ascii="Consolas" w:hAnsi="Consolas"/>
-          <w:color w:val="2563EB"/>
-          <w:sz w:val="19"/>
-        </w:rPr>
-        <w:t>stress</w:t>
-      </w:r>
-      <w:r>
-        <w:rPr>
-          <w:rFonts w:ascii="Arial" w:hAnsi="Arial"/>
-          <w:sz w:val="21"/>
-        </w:rPr>
-        <w:t xml:space="preserve"> through the synonym resource.</w:t>
-      </w:r>
-    </w:p>
-    <w:p/>
-    <w:p>
-      <w:pPr>
-        <w:pStyle w:val="Heading1"/>
-      </w:pPr>
-      <w:r>
-        <w:t>3. Second 0 - Program Startup</w:t>
+        <w:t>The successful run confirms that the project starts from `main`, loads the corpus, builds FrecT, applies SVD/LSI, performs the required queries, and attempts database persistence.</w:t>
       </w:r>
     </w:p>
     <w:p>
       <w:pPr>
-        <w:spacing w:after="100"/>
+        <w:pStyle w:val="Heading2"/>
       </w:pPr>
       <w:r>
-        <w:rPr>
-          <w:rFonts w:ascii="Arial" w:hAnsi="Arial"/>
-          <w:sz w:val="21"/>
-        </w:rPr>
-        <w:t>Entry file:</w:t>
+        <w:t>13. Conclusions</w:t>
+      </w:r>
+    </w:p>
+    <w:p>
+      <w:pPr>
+        <w:spacing w:after="80"/>
+      </w:pPr>
+      <w:r>
+        <w:t>The system now satisfies the requested delivery points: controlled 10-document base, FrecT, stop list, suffix list, stems, synonyms, polysemy, SVD/LSI, expert indexing-term selection, SQL query files, two similarity functions, one dissimilarity function, DBMS-backed persistence path, console evidence, and a report structured around the project requirements.</w:t>
+      </w:r>
+    </w:p>
+    <w:p>
+      <w:pPr>
+        <w:spacing w:after="80"/>
+      </w:pPr>
+      <w:r>
+        <w:t>Operational condition: PostgreSQL must be running, migrated, and seeded for persistence to complete at runtime. Without the DBMS, the CLI still demonstrates the algorithmic flow and reports that persistence could not be completed.</w:t>
+      </w:r>
+    </w:p>
+    <w:p>
+      <w:pPr>
+        <w:pStyle w:val="Heading2"/>
+      </w:pPr>
+      <w:r>
+        <w:t>14. References</w:t>
       </w:r>
     </w:p>
     <w:p>
@@ -446,7781 +900,6 @@
         <w:pStyle w:val="ListBullet"/>
       </w:pPr>
       <w:r>
-        <w:rPr>
-          <w:rFonts w:ascii="Consolas" w:hAnsi="Consolas"/>
-          <w:color w:val="2563EB"/>
-          <w:sz w:val="19"/>
-        </w:rPr>
-        <w:t>src/main/java/com/lsi/App.java</w:t>
-      </w:r>
-    </w:p>
-    <w:p>
-      <w:pPr>
-        <w:spacing w:after="100"/>
-      </w:pPr>
-      <w:r>
-        <w:rPr>
-          <w:rFonts w:ascii="Arial" w:hAnsi="Arial"/>
-          <w:sz w:val="21"/>
-        </w:rPr>
-        <w:t>Flow:</w:t>
-      </w:r>
-    </w:p>
-    <w:p>
-      <w:pPr>
-        <w:pStyle w:val="ListNumber"/>
-      </w:pPr>
-      <w:r>
-        <w:rPr>
-          <w:rFonts w:ascii="Arial" w:hAnsi="Arial"/>
-          <w:sz w:val="21"/>
-        </w:rPr>
-        <w:t xml:space="preserve">The JVM starts the </w:t>
-      </w:r>
-      <w:r>
-        <w:rPr>
-          <w:rFonts w:ascii="Consolas" w:hAnsi="Consolas"/>
-          <w:color w:val="2563EB"/>
-          <w:sz w:val="19"/>
-        </w:rPr>
-        <w:t>com.lsi.App</w:t>
-      </w:r>
-      <w:r>
-        <w:rPr>
-          <w:rFonts w:ascii="Arial" w:hAnsi="Arial"/>
-          <w:sz w:val="21"/>
-        </w:rPr>
-        <w:t xml:space="preserve"> class.</w:t>
-      </w:r>
-    </w:p>
-    <w:p>
-      <w:pPr>
-        <w:pStyle w:val="ListNumber"/>
-      </w:pPr>
-      <w:r>
-        <w:rPr>
-          <w:rFonts w:ascii="Consolas" w:hAnsi="Consolas"/>
-          <w:color w:val="2563EB"/>
-          <w:sz w:val="19"/>
-        </w:rPr>
-        <w:t>App.main(String[] args)</w:t>
-      </w:r>
-      <w:r>
-        <w:rPr>
-          <w:rFonts w:ascii="Arial" w:hAnsi="Arial"/>
-          <w:sz w:val="21"/>
-        </w:rPr>
-        <w:t xml:space="preserve"> is executed.</w:t>
-      </w:r>
-    </w:p>
-    <w:p>
-      <w:pPr>
-        <w:pStyle w:val="ListNumber"/>
-      </w:pPr>
-      <w:r>
-        <w:rPr>
-          <w:rFonts w:ascii="Consolas" w:hAnsi="Consolas"/>
-          <w:color w:val="2563EB"/>
-          <w:sz w:val="19"/>
-        </w:rPr>
-        <w:t>App.main</w:t>
-      </w:r>
-      <w:r>
-        <w:rPr>
-          <w:rFonts w:ascii="Arial" w:hAnsi="Arial"/>
-          <w:sz w:val="21"/>
-        </w:rPr>
-        <w:t xml:space="preserve"> creates a </w:t>
-      </w:r>
-      <w:r>
-        <w:rPr>
-          <w:rFonts w:ascii="Consolas" w:hAnsi="Consolas"/>
-          <w:color w:val="2563EB"/>
-          <w:sz w:val="19"/>
-        </w:rPr>
-        <w:t>CommandLineInterface</w:t>
-      </w:r>
-      <w:r>
-        <w:rPr>
-          <w:rFonts w:ascii="Arial" w:hAnsi="Arial"/>
-          <w:sz w:val="21"/>
-        </w:rPr>
-        <w:t xml:space="preserve"> instance.</w:t>
-      </w:r>
-    </w:p>
-    <w:p>
-      <w:pPr>
-        <w:pStyle w:val="ListNumber"/>
-      </w:pPr>
-      <w:r>
-        <w:rPr>
-          <w:rFonts w:ascii="Consolas" w:hAnsi="Consolas"/>
-          <w:color w:val="2563EB"/>
-          <w:sz w:val="19"/>
-        </w:rPr>
-        <w:t>App.main</w:t>
-      </w:r>
-      <w:r>
-        <w:rPr>
-          <w:rFonts w:ascii="Arial" w:hAnsi="Arial"/>
-          <w:sz w:val="21"/>
-        </w:rPr>
-        <w:t xml:space="preserve"> delegates control to </w:t>
-      </w:r>
-      <w:r>
-        <w:rPr>
-          <w:rFonts w:ascii="Consolas" w:hAnsi="Consolas"/>
-          <w:color w:val="2563EB"/>
-          <w:sz w:val="19"/>
-        </w:rPr>
-        <w:t>CommandLineInterface.run(args)</w:t>
-      </w:r>
-      <w:r>
-        <w:rPr>
-          <w:rFonts w:ascii="Arial" w:hAnsi="Arial"/>
-          <w:sz w:val="21"/>
-        </w:rPr>
-        <w:t>.</w:t>
-      </w:r>
-    </w:p>
-    <w:p>
-      <w:pPr>
-        <w:pStyle w:val="ListNumber"/>
-      </w:pPr>
-      <w:r>
-        <w:rPr>
-          <w:rFonts w:ascii="Arial" w:hAnsi="Arial"/>
-          <w:sz w:val="21"/>
-        </w:rPr>
-        <w:t xml:space="preserve">If the exit code is different from zero, </w:t>
-      </w:r>
-      <w:r>
-        <w:rPr>
-          <w:rFonts w:ascii="Consolas" w:hAnsi="Consolas"/>
-          <w:color w:val="2563EB"/>
-          <w:sz w:val="19"/>
-        </w:rPr>
-        <w:t>System.exit(exitCode)</w:t>
-      </w:r>
-      <w:r>
-        <w:rPr>
-          <w:rFonts w:ascii="Arial" w:hAnsi="Arial"/>
-          <w:sz w:val="21"/>
-        </w:rPr>
-        <w:t xml:space="preserve"> is invoked.</w:t>
-      </w:r>
-    </w:p>
-    <w:p>
-      <w:pPr>
-        <w:spacing w:after="100"/>
-      </w:pPr>
-      <w:r>
-        <w:rPr>
-          <w:rFonts w:ascii="Arial" w:hAnsi="Arial"/>
-          <w:sz w:val="21"/>
-        </w:rPr>
-        <w:t>Console coordinator:</w:t>
-      </w:r>
-    </w:p>
-    <w:p>
-      <w:pPr>
-        <w:pStyle w:val="ListBullet"/>
-      </w:pPr>
-      <w:r>
-        <w:rPr>
-          <w:rFonts w:ascii="Consolas" w:hAnsi="Consolas"/>
-          <w:color w:val="2563EB"/>
-          <w:sz w:val="19"/>
-        </w:rPr>
-        <w:t>src/main/java/com/lsi/ui/CommandLineInterface.java</w:t>
-      </w:r>
-    </w:p>
-    <w:p>
-      <w:pPr>
-        <w:spacing w:after="100"/>
-      </w:pPr>
-      <w:r>
-        <w:rPr>
-          <w:rFonts w:ascii="Arial" w:hAnsi="Arial"/>
-          <w:sz w:val="21"/>
-        </w:rPr>
-        <w:t xml:space="preserve">Because the user normally runs </w:t>
-      </w:r>
-      <w:r>
-        <w:rPr>
-          <w:rFonts w:ascii="Consolas" w:hAnsi="Consolas"/>
-          <w:color w:val="2563EB"/>
-          <w:sz w:val="19"/>
-        </w:rPr>
-        <w:t>main</w:t>
-      </w:r>
-      <w:r>
-        <w:rPr>
-          <w:rFonts w:ascii="Arial" w:hAnsi="Arial"/>
-          <w:sz w:val="21"/>
-        </w:rPr>
-        <w:t xml:space="preserve"> without arguments, </w:t>
-      </w:r>
-      <w:r>
-        <w:rPr>
-          <w:rFonts w:ascii="Consolas" w:hAnsi="Consolas"/>
-          <w:color w:val="2563EB"/>
-          <w:sz w:val="19"/>
-        </w:rPr>
-        <w:t>CommandLineInterface.run(args)</w:t>
-      </w:r>
-      <w:r>
-        <w:rPr>
-          <w:rFonts w:ascii="Arial" w:hAnsi="Arial"/>
-          <w:sz w:val="21"/>
-        </w:rPr>
-        <w:t xml:space="preserve"> detects </w:t>
-      </w:r>
-      <w:r>
-        <w:rPr>
-          <w:rFonts w:ascii="Consolas" w:hAnsi="Consolas"/>
-          <w:color w:val="2563EB"/>
-          <w:sz w:val="19"/>
-        </w:rPr>
-        <w:t>args.length == 0</w:t>
-      </w:r>
-      <w:r>
-        <w:rPr>
-          <w:rFonts w:ascii="Arial" w:hAnsi="Arial"/>
-          <w:sz w:val="21"/>
-        </w:rPr>
-        <w:t xml:space="preserve"> and automatically calls:</w:t>
-      </w:r>
-    </w:p>
-    <w:p>
-      <w:pPr>
-        <w:spacing w:after="20"/>
-        <w:ind w:left="259"/>
-        <w:shd w:fill="F3F6FA"/>
-      </w:pPr>
-      <w:r>
-        <w:rPr>
-          <w:rFonts w:ascii="Consolas" w:hAnsi="Consolas"/>
-          <w:color w:val="333333"/>
-          <w:sz w:val="17"/>
-        </w:rPr>
-        <w:t>runFinalDemo(Map.of())</w:t>
-      </w:r>
-    </w:p>
-    <w:p>
-      <w:pPr>
-        <w:spacing w:after="100"/>
-      </w:pPr>
-      <w:r>
-        <w:rPr>
-          <w:rFonts w:ascii="Arial" w:hAnsi="Arial"/>
-          <w:sz w:val="21"/>
-        </w:rPr>
-        <w:t>This means the default mode is no longer only the help screen; it now runs the full technical demonstration.</w:t>
-      </w:r>
-    </w:p>
-    <w:p/>
-    <w:p>
-      <w:pPr>
-        <w:pStyle w:val="Heading1"/>
-      </w:pPr>
-      <w:r>
-        <w:t>4. Initial Demo Configuration</w:t>
-      </w:r>
-    </w:p>
-    <w:p>
-      <w:pPr>
-        <w:spacing w:after="100"/>
-      </w:pPr>
-      <w:r>
-        <w:rPr>
-          <w:rFonts w:ascii="Arial" w:hAnsi="Arial"/>
-          <w:sz w:val="21"/>
-        </w:rPr>
-        <w:t xml:space="preserve">Inside </w:t>
-      </w:r>
-      <w:r>
-        <w:rPr>
-          <w:rFonts w:ascii="Consolas" w:hAnsi="Consolas"/>
-          <w:color w:val="2563EB"/>
-          <w:sz w:val="19"/>
-        </w:rPr>
-        <w:t>runFinalDemo</w:t>
-      </w:r>
-      <w:r>
-        <w:rPr>
-          <w:rFonts w:ascii="Arial" w:hAnsi="Arial"/>
-          <w:sz w:val="21"/>
-        </w:rPr>
-        <w:t>, the main parameters are prepared:</w:t>
-      </w:r>
-    </w:p>
-    <w:p>
-      <w:pPr>
-        <w:pStyle w:val="ListBullet"/>
-      </w:pPr>
-      <w:r>
-        <w:rPr>
-          <w:rFonts w:ascii="Consolas" w:hAnsi="Consolas"/>
-          <w:color w:val="2563EB"/>
-          <w:sz w:val="19"/>
-        </w:rPr>
-        <w:t>k</w:t>
-      </w:r>
-      <w:r>
-        <w:rPr>
-          <w:rFonts w:ascii="Arial" w:hAnsi="Arial"/>
-          <w:sz w:val="21"/>
-        </w:rPr>
-        <w:t xml:space="preserve">: number of latent dimensions for LSI. Default value: </w:t>
-      </w:r>
-      <w:r>
-        <w:rPr>
-          <w:rFonts w:ascii="Consolas" w:hAnsi="Consolas"/>
-          <w:color w:val="2563EB"/>
-          <w:sz w:val="19"/>
-        </w:rPr>
-        <w:t>3</w:t>
-      </w:r>
-      <w:r>
-        <w:rPr>
-          <w:rFonts w:ascii="Arial" w:hAnsi="Arial"/>
-          <w:sz w:val="21"/>
-        </w:rPr>
-        <w:t>.</w:t>
-      </w:r>
-    </w:p>
-    <w:p>
-      <w:pPr>
-        <w:pStyle w:val="ListBullet"/>
-      </w:pPr>
-      <w:r>
-        <w:rPr>
-          <w:rFonts w:ascii="Consolas" w:hAnsi="Consolas"/>
-          <w:color w:val="2563EB"/>
-          <w:sz w:val="19"/>
-        </w:rPr>
-        <w:t>terms</w:t>
-      </w:r>
-      <w:r>
-        <w:rPr>
-          <w:rFonts w:ascii="Arial" w:hAnsi="Arial"/>
-          <w:sz w:val="21"/>
-        </w:rPr>
-        <w:t xml:space="preserve">: number of significant terms to print. Default value: </w:t>
-      </w:r>
-      <w:r>
-        <w:rPr>
-          <w:rFonts w:ascii="Consolas" w:hAnsi="Consolas"/>
-          <w:color w:val="2563EB"/>
-          <w:sz w:val="19"/>
-        </w:rPr>
-        <w:t>10</w:t>
-      </w:r>
-      <w:r>
-        <w:rPr>
-          <w:rFonts w:ascii="Arial" w:hAnsi="Arial"/>
-          <w:sz w:val="21"/>
-        </w:rPr>
-        <w:t>.</w:t>
-      </w:r>
-    </w:p>
-    <w:p>
-      <w:pPr>
-        <w:pStyle w:val="ListBullet"/>
-      </w:pPr>
-      <w:r>
-        <w:rPr>
-          <w:rFonts w:ascii="Consolas" w:hAnsi="Consolas"/>
-          <w:color w:val="2563EB"/>
-          <w:sz w:val="19"/>
-        </w:rPr>
-        <w:t>top</w:t>
-      </w:r>
-      <w:r>
-        <w:rPr>
-          <w:rFonts w:ascii="Arial" w:hAnsi="Arial"/>
-          <w:sz w:val="21"/>
-        </w:rPr>
-        <w:t xml:space="preserve">: number of documents retrieved per query. Default value: </w:t>
-      </w:r>
-      <w:r>
-        <w:rPr>
-          <w:rFonts w:ascii="Consolas" w:hAnsi="Consolas"/>
-          <w:color w:val="2563EB"/>
-          <w:sz w:val="19"/>
-        </w:rPr>
-        <w:t>5</w:t>
-      </w:r>
-      <w:r>
-        <w:rPr>
-          <w:rFonts w:ascii="Arial" w:hAnsi="Arial"/>
-          <w:sz w:val="21"/>
-        </w:rPr>
-        <w:t>.</w:t>
-      </w:r>
-    </w:p>
-    <w:p>
-      <w:pPr>
-        <w:pStyle w:val="ListBullet"/>
-      </w:pPr>
-      <w:r>
-        <w:rPr>
-          <w:rFonts w:ascii="Consolas" w:hAnsi="Consolas"/>
-          <w:color w:val="2563EB"/>
-          <w:sz w:val="19"/>
-        </w:rPr>
-        <w:t>matrix</w:t>
-      </w:r>
-      <w:r>
-        <w:rPr>
-          <w:rFonts w:ascii="Arial" w:hAnsi="Arial"/>
-          <w:sz w:val="21"/>
-        </w:rPr>
-        <w:t xml:space="preserve">: FrecT printing mode. By default it prints a preview; with </w:t>
-      </w:r>
-      <w:r>
-        <w:rPr>
-          <w:rFonts w:ascii="Consolas" w:hAnsi="Consolas"/>
-          <w:color w:val="2563EB"/>
-          <w:sz w:val="19"/>
-        </w:rPr>
-        <w:t>--matrix full</w:t>
-      </w:r>
-      <w:r>
-        <w:rPr>
-          <w:rFonts w:ascii="Arial" w:hAnsi="Arial"/>
-          <w:sz w:val="21"/>
-        </w:rPr>
-        <w:t xml:space="preserve"> it prints the full matrix.</w:t>
-      </w:r>
-    </w:p>
-    <w:p>
-      <w:pPr>
-        <w:spacing w:after="100"/>
-      </w:pPr>
-      <w:r>
-        <w:rPr>
-          <w:rFonts w:ascii="Arial" w:hAnsi="Arial"/>
-          <w:sz w:val="21"/>
-        </w:rPr>
-        <w:t>These values are read from arguments when provided. Otherwise, defaults are used.</w:t>
-      </w:r>
-    </w:p>
-    <w:p>
-      <w:pPr>
-        <w:spacing w:after="100"/>
-      </w:pPr>
-      <w:r>
-        <w:rPr>
-          <w:rFonts w:ascii="Arial" w:hAnsi="Arial"/>
-          <w:sz w:val="21"/>
-        </w:rPr>
-        <w:t>Example:</w:t>
-      </w:r>
-    </w:p>
-    <w:p>
-      <w:pPr>
-        <w:spacing w:after="20"/>
-        <w:ind w:left="259"/>
-        <w:shd w:fill="F3F6FA"/>
-      </w:pPr>
-      <w:r>
-        <w:rPr>
-          <w:rFonts w:ascii="Consolas" w:hAnsi="Consolas"/>
-          <w:color w:val="333333"/>
-          <w:sz w:val="17"/>
-        </w:rPr>
-        <w:t>final-demo --k 3 --terms 10 --top 5 --matrix preview</w:t>
-      </w:r>
-    </w:p>
-    <w:p/>
-    <w:p>
-      <w:pPr>
-        <w:pStyle w:val="Heading1"/>
-      </w:pPr>
-      <w:r>
-        <w:t>5. Loading the Document Base</w:t>
-      </w:r>
-    </w:p>
-    <w:p>
-      <w:pPr>
-        <w:spacing w:after="100"/>
-      </w:pPr>
-      <w:r>
-        <w:rPr>
-          <w:rFonts w:ascii="Arial" w:hAnsi="Arial"/>
-          <w:sz w:val="21"/>
-        </w:rPr>
-        <w:t>Data file:</w:t>
-      </w:r>
-    </w:p>
-    <w:p>
-      <w:pPr>
-        <w:pStyle w:val="ListBullet"/>
-      </w:pPr>
-      <w:r>
-        <w:rPr>
-          <w:rFonts w:ascii="Consolas" w:hAnsi="Consolas"/>
-          <w:color w:val="2563EB"/>
-          <w:sz w:val="19"/>
-        </w:rPr>
-        <w:t>data/fixtures/query/document_terms.csv</w:t>
-      </w:r>
-    </w:p>
-    <w:p>
-      <w:pPr>
-        <w:spacing w:after="100"/>
-      </w:pPr>
-      <w:r>
-        <w:rPr>
-          <w:rFonts w:ascii="Arial" w:hAnsi="Arial"/>
-          <w:sz w:val="21"/>
-        </w:rPr>
-        <w:t>Columns:</w:t>
-      </w:r>
-    </w:p>
-    <w:p>
-      <w:pPr>
-        <w:pStyle w:val="ListBullet"/>
-      </w:pPr>
-      <w:r>
-        <w:rPr>
-          <w:rFonts w:ascii="Consolas" w:hAnsi="Consolas"/>
-          <w:color w:val="2563EB"/>
-          <w:sz w:val="19"/>
-        </w:rPr>
-        <w:t>code</w:t>
-      </w:r>
-      <w:r>
-        <w:rPr>
-          <w:rFonts w:ascii="Arial" w:hAnsi="Arial"/>
-          <w:sz w:val="21"/>
-        </w:rPr>
-        <w:t xml:space="preserve">: document identifier, for example </w:t>
-      </w:r>
-      <w:r>
-        <w:rPr>
-          <w:rFonts w:ascii="Consolas" w:hAnsi="Consolas"/>
-          <w:color w:val="2563EB"/>
-          <w:sz w:val="19"/>
-        </w:rPr>
-        <w:t>D1</w:t>
-      </w:r>
-      <w:r>
-        <w:rPr>
-          <w:rFonts w:ascii="Arial" w:hAnsi="Arial"/>
-          <w:sz w:val="21"/>
-        </w:rPr>
-        <w:t>.</w:t>
-      </w:r>
-    </w:p>
-    <w:p>
-      <w:pPr>
-        <w:pStyle w:val="ListBullet"/>
-      </w:pPr>
-      <w:r>
-        <w:rPr>
-          <w:rFonts w:ascii="Consolas" w:hAnsi="Consolas"/>
-          <w:color w:val="2563EB"/>
-          <w:sz w:val="19"/>
-        </w:rPr>
-        <w:t>title</w:t>
-      </w:r>
-      <w:r>
-        <w:rPr>
-          <w:rFonts w:ascii="Arial" w:hAnsi="Arial"/>
-          <w:sz w:val="21"/>
-        </w:rPr>
-        <w:t>: human-readable document title.</w:t>
-      </w:r>
-    </w:p>
-    <w:p>
-      <w:pPr>
-        <w:pStyle w:val="ListBullet"/>
-      </w:pPr>
-      <w:r>
-        <w:rPr>
-          <w:rFonts w:ascii="Consolas" w:hAnsi="Consolas"/>
-          <w:color w:val="2563EB"/>
-          <w:sz w:val="19"/>
-        </w:rPr>
-        <w:t>terms</w:t>
-      </w:r>
-      <w:r>
-        <w:rPr>
-          <w:rFonts w:ascii="Arial" w:hAnsi="Arial"/>
-          <w:sz w:val="21"/>
-        </w:rPr>
-        <w:t>: base text representing the document content used for the demo.</w:t>
-      </w:r>
-    </w:p>
-    <w:p>
-      <w:pPr>
-        <w:spacing w:after="100"/>
-      </w:pPr>
-      <w:r>
-        <w:rPr>
-          <w:rFonts w:ascii="Arial" w:hAnsi="Arial"/>
-          <w:sz w:val="21"/>
-        </w:rPr>
-        <w:t>Class that loads the file:</w:t>
-      </w:r>
-    </w:p>
-    <w:p>
-      <w:pPr>
-        <w:pStyle w:val="ListBullet"/>
-      </w:pPr>
-      <w:r>
-        <w:rPr>
-          <w:rFonts w:ascii="Consolas" w:hAnsi="Consolas"/>
-          <w:color w:val="2563EB"/>
-          <w:sz w:val="19"/>
-        </w:rPr>
-        <w:t>src/main/java/com/lsi/indexing/IndexingService.java</w:t>
-      </w:r>
-    </w:p>
-    <w:p>
-      <w:pPr>
-        <w:spacing w:after="100"/>
-      </w:pPr>
-      <w:r>
-        <w:rPr>
-          <w:rFonts w:ascii="Arial" w:hAnsi="Arial"/>
-          <w:sz w:val="21"/>
-        </w:rPr>
-        <w:t>Method:</w:t>
-      </w:r>
-    </w:p>
-    <w:p>
-      <w:pPr>
-        <w:spacing w:after="20"/>
-        <w:ind w:left="259"/>
-        <w:shd w:fill="F3F6FA"/>
-      </w:pPr>
-      <w:r>
-        <w:rPr>
-          <w:rFonts w:ascii="Consolas" w:hAnsi="Consolas"/>
-          <w:color w:val="333333"/>
-          <w:sz w:val="17"/>
-        </w:rPr>
-        <w:t>loadDocumentsFromQueryFixture(Path fixtureDir)</w:t>
-      </w:r>
-    </w:p>
-    <w:p>
-      <w:pPr>
-        <w:spacing w:after="100"/>
-      </w:pPr>
-      <w:r>
-        <w:rPr>
-          <w:rFonts w:ascii="Arial" w:hAnsi="Arial"/>
-          <w:sz w:val="21"/>
-        </w:rPr>
-        <w:t>Process:</w:t>
-      </w:r>
-    </w:p>
-    <w:p>
-      <w:pPr>
-        <w:pStyle w:val="ListNumber"/>
-      </w:pPr>
-      <w:r>
-        <w:rPr>
-          <w:rFonts w:ascii="Arial" w:hAnsi="Arial"/>
-          <w:sz w:val="21"/>
-        </w:rPr>
-        <w:t xml:space="preserve">The path </w:t>
-      </w:r>
-      <w:r>
-        <w:rPr>
-          <w:rFonts w:ascii="Consolas" w:hAnsi="Consolas"/>
-          <w:color w:val="2563EB"/>
-          <w:sz w:val="19"/>
-        </w:rPr>
-        <w:t>data/fixtures/query/document_terms.csv</w:t>
-      </w:r>
-      <w:r>
-        <w:rPr>
-          <w:rFonts w:ascii="Arial" w:hAnsi="Arial"/>
-          <w:sz w:val="21"/>
-        </w:rPr>
-        <w:t xml:space="preserve"> is resolved.</w:t>
-      </w:r>
-    </w:p>
-    <w:p>
-      <w:pPr>
-        <w:pStyle w:val="ListNumber"/>
-      </w:pPr>
-      <w:r>
-        <w:rPr>
-          <w:rFonts w:ascii="Arial" w:hAnsi="Arial"/>
-          <w:sz w:val="21"/>
-        </w:rPr>
-        <w:t>All file lines are read with UTF-8.</w:t>
-      </w:r>
-    </w:p>
-    <w:p>
-      <w:pPr>
-        <w:pStyle w:val="ListNumber"/>
-      </w:pPr>
-      <w:r>
-        <w:rPr>
-          <w:rFonts w:ascii="Arial" w:hAnsi="Arial"/>
-          <w:sz w:val="21"/>
-        </w:rPr>
-        <w:t>The first line is skipped because it is the CSV header.</w:t>
-      </w:r>
-    </w:p>
-    <w:p>
-      <w:pPr>
-        <w:pStyle w:val="ListNumber"/>
-      </w:pPr>
-      <w:r>
-        <w:rPr>
-          <w:rFonts w:ascii="Arial" w:hAnsi="Arial"/>
-          <w:sz w:val="21"/>
-        </w:rPr>
-        <w:t>Each row is split into three parts: code, title, and terms.</w:t>
-      </w:r>
-    </w:p>
-    <w:p>
-      <w:pPr>
-        <w:pStyle w:val="ListNumber"/>
-      </w:pPr>
-      <w:r>
-        <w:rPr>
-          <w:rFonts w:ascii="Arial" w:hAnsi="Arial"/>
-          <w:sz w:val="21"/>
-        </w:rPr>
-        <w:t xml:space="preserve">Each row is converted into a </w:t>
-      </w:r>
-      <w:r>
-        <w:rPr>
-          <w:rFonts w:ascii="Consolas" w:hAnsi="Consolas"/>
-          <w:color w:val="2563EB"/>
-          <w:sz w:val="19"/>
-        </w:rPr>
-        <w:t>Document</w:t>
-      </w:r>
-      <w:r>
-        <w:rPr>
-          <w:rFonts w:ascii="Arial" w:hAnsi="Arial"/>
-          <w:sz w:val="21"/>
-        </w:rPr>
-        <w:t xml:space="preserve"> object.</w:t>
-      </w:r>
-    </w:p>
-    <w:p>
-      <w:pPr>
-        <w:pStyle w:val="ListNumber"/>
-      </w:pPr>
-      <w:r>
-        <w:rPr>
-          <w:rFonts w:ascii="Arial" w:hAnsi="Arial"/>
-          <w:sz w:val="21"/>
-        </w:rPr>
-        <w:t xml:space="preserve">The </w:t>
-      </w:r>
-      <w:r>
-        <w:rPr>
-          <w:rFonts w:ascii="Consolas" w:hAnsi="Consolas"/>
-          <w:color w:val="2563EB"/>
-          <w:sz w:val="19"/>
-        </w:rPr>
-        <w:t>Document</w:t>
-      </w:r>
-      <w:r>
-        <w:rPr>
-          <w:rFonts w:ascii="Arial" w:hAnsi="Arial"/>
-          <w:sz w:val="21"/>
-        </w:rPr>
-        <w:t xml:space="preserve"> object stores:</w:t>
-      </w:r>
-    </w:p>
-    <w:p>
-      <w:pPr>
-        <w:spacing w:after="100"/>
-      </w:pPr>
-      <w:r>
-        <w:rPr>
-          <w:rFonts w:ascii="Arial" w:hAnsi="Arial"/>
-          <w:sz w:val="21"/>
-        </w:rPr>
-        <w:t xml:space="preserve">   - code;</w:t>
-      </w:r>
-    </w:p>
-    <w:p>
-      <w:pPr>
-        <w:spacing w:after="100"/>
-      </w:pPr>
-      <w:r>
-        <w:rPr>
-          <w:rFonts w:ascii="Arial" w:hAnsi="Arial"/>
-          <w:sz w:val="21"/>
-        </w:rPr>
-        <w:t xml:space="preserve">   - title;</w:t>
-      </w:r>
-    </w:p>
-    <w:p>
-      <w:pPr>
-        <w:spacing w:after="100"/>
-      </w:pPr>
-      <w:r>
-        <w:rPr>
-          <w:rFonts w:ascii="Arial" w:hAnsi="Arial"/>
-          <w:sz w:val="21"/>
-        </w:rPr>
-        <w:t xml:space="preserve">   - source path;</w:t>
-      </w:r>
-    </w:p>
-    <w:p>
-      <w:pPr>
-        <w:spacing w:after="100"/>
-      </w:pPr>
-      <w:r>
-        <w:rPr>
-          <w:rFonts w:ascii="Arial" w:hAnsi="Arial"/>
-          <w:sz w:val="21"/>
-        </w:rPr>
-        <w:t xml:space="preserve">   - original text;</w:t>
-      </w:r>
-    </w:p>
-    <w:p>
-      <w:pPr>
-        <w:spacing w:after="100"/>
-      </w:pPr>
-      <w:r>
-        <w:rPr>
-          <w:rFonts w:ascii="Arial" w:hAnsi="Arial"/>
-          <w:sz w:val="21"/>
-        </w:rPr>
-        <w:t xml:space="preserve">   - text for processing.</w:t>
-      </w:r>
-    </w:p>
-    <w:p>
-      <w:pPr>
-        <w:spacing w:after="100"/>
-      </w:pPr>
-      <w:r>
-        <w:rPr>
-          <w:rFonts w:ascii="Arial" w:hAnsi="Arial"/>
-          <w:sz w:val="21"/>
-        </w:rPr>
-        <w:t>Input example:</w:t>
-      </w:r>
-    </w:p>
-    <w:p>
-      <w:pPr>
-        <w:spacing w:after="20"/>
-        <w:ind w:left="259"/>
-        <w:shd w:fill="F3F6FA"/>
-      </w:pPr>
-      <w:r>
-        <w:rPr>
-          <w:rFonts w:ascii="Consolas" w:hAnsi="Consolas"/>
-          <w:color w:val="333333"/>
-          <w:sz w:val="17"/>
-        </w:rPr>
-        <w:t>D8,University psychological support services,university support counseling therapy student</w:t>
-      </w:r>
-    </w:p>
-    <w:p>
-      <w:pPr>
-        <w:spacing w:after="100"/>
-      </w:pPr>
-      <w:r>
-        <w:rPr>
-          <w:rFonts w:ascii="Arial" w:hAnsi="Arial"/>
-          <w:sz w:val="21"/>
-        </w:rPr>
-        <w:t xml:space="preserve">That row is converted into a </w:t>
-      </w:r>
-      <w:r>
-        <w:rPr>
-          <w:rFonts w:ascii="Consolas" w:hAnsi="Consolas"/>
-          <w:color w:val="2563EB"/>
-          <w:sz w:val="19"/>
-        </w:rPr>
-        <w:t>Document</w:t>
-      </w:r>
-      <w:r>
-        <w:rPr>
-          <w:rFonts w:ascii="Arial" w:hAnsi="Arial"/>
-          <w:sz w:val="21"/>
-        </w:rPr>
-        <w:t xml:space="preserve"> with code </w:t>
-      </w:r>
-      <w:r>
-        <w:rPr>
-          <w:rFonts w:ascii="Consolas" w:hAnsi="Consolas"/>
-          <w:color w:val="2563EB"/>
-          <w:sz w:val="19"/>
-        </w:rPr>
-        <w:t>D8</w:t>
-      </w:r>
-      <w:r>
-        <w:rPr>
-          <w:rFonts w:ascii="Arial" w:hAnsi="Arial"/>
-          <w:sz w:val="21"/>
-        </w:rPr>
-        <w:t xml:space="preserve">, title </w:t>
-      </w:r>
-      <w:r>
-        <w:rPr>
-          <w:rFonts w:ascii="Consolas" w:hAnsi="Consolas"/>
-          <w:color w:val="2563EB"/>
-          <w:sz w:val="19"/>
-        </w:rPr>
-        <w:t>University psychological support services</w:t>
-      </w:r>
-      <w:r>
-        <w:rPr>
-          <w:rFonts w:ascii="Arial" w:hAnsi="Arial"/>
-          <w:sz w:val="21"/>
-        </w:rPr>
-        <w:t xml:space="preserve">, and processable text </w:t>
-      </w:r>
-      <w:r>
-        <w:rPr>
-          <w:rFonts w:ascii="Consolas" w:hAnsi="Consolas"/>
-          <w:color w:val="2563EB"/>
-          <w:sz w:val="19"/>
-        </w:rPr>
-        <w:t>university support counseling therapy student</w:t>
-      </w:r>
-      <w:r>
-        <w:rPr>
-          <w:rFonts w:ascii="Arial" w:hAnsi="Arial"/>
-          <w:sz w:val="21"/>
-        </w:rPr>
-        <w:t>.</w:t>
-      </w:r>
-    </w:p>
-    <w:p/>
-    <w:p>
-      <w:pPr>
-        <w:pStyle w:val="Heading1"/>
-      </w:pPr>
-      <w:r>
-        <w:t>6. Corpus Indexing</w:t>
-      </w:r>
-    </w:p>
-    <w:p>
-      <w:pPr>
-        <w:spacing w:after="100"/>
-      </w:pPr>
-      <w:r>
-        <w:rPr>
-          <w:rFonts w:ascii="Arial" w:hAnsi="Arial"/>
-          <w:sz w:val="21"/>
-        </w:rPr>
-        <w:t>Main method:</w:t>
-      </w:r>
-    </w:p>
-    <w:p>
-      <w:pPr>
-        <w:spacing w:after="20"/>
-        <w:ind w:left="259"/>
-        <w:shd w:fill="F3F6FA"/>
-      </w:pPr>
-      <w:r>
-        <w:rPr>
-          <w:rFonts w:ascii="Consolas" w:hAnsi="Consolas"/>
-          <w:color w:val="333333"/>
-          <w:sz w:val="17"/>
-        </w:rPr>
-        <w:t>IndexingService.index(List&lt;Document&gt; documents, int dimensions, boolean useTfIdf)</w:t>
-      </w:r>
-    </w:p>
-    <w:p>
-      <w:pPr>
-        <w:spacing w:after="100"/>
-      </w:pPr>
-      <w:r>
-        <w:rPr>
-          <w:rFonts w:ascii="Arial" w:hAnsi="Arial"/>
-          <w:sz w:val="21"/>
-        </w:rPr>
-        <w:t>This method coordinates the full document process:</w:t>
-      </w:r>
-    </w:p>
-    <w:p>
-      <w:pPr>
-        <w:pStyle w:val="ListNumber"/>
-      </w:pPr>
-      <w:r>
-        <w:rPr>
-          <w:rFonts w:ascii="Arial" w:hAnsi="Arial"/>
-          <w:sz w:val="21"/>
-        </w:rPr>
-        <w:t>It validates that the document list is not null or empty.</w:t>
-      </w:r>
-    </w:p>
-    <w:p>
-      <w:pPr>
-        <w:pStyle w:val="ListNumber"/>
-      </w:pPr>
-      <w:r>
-        <w:rPr>
-          <w:rFonts w:ascii="Arial" w:hAnsi="Arial"/>
-          <w:sz w:val="21"/>
-        </w:rPr>
-        <w:t xml:space="preserve">It creates a list of </w:t>
-      </w:r>
-      <w:r>
-        <w:rPr>
-          <w:rFonts w:ascii="Consolas" w:hAnsi="Consolas"/>
-          <w:color w:val="2563EB"/>
-          <w:sz w:val="19"/>
-        </w:rPr>
-        <w:t>SemanticDocument</w:t>
-      </w:r>
-      <w:r>
-        <w:rPr>
-          <w:rFonts w:ascii="Arial" w:hAnsi="Arial"/>
-          <w:sz w:val="21"/>
-        </w:rPr>
-        <w:t>.</w:t>
-      </w:r>
-    </w:p>
-    <w:p>
-      <w:pPr>
-        <w:pStyle w:val="ListNumber"/>
-      </w:pPr>
-      <w:r>
-        <w:rPr>
-          <w:rFonts w:ascii="Arial" w:hAnsi="Arial"/>
-          <w:sz w:val="21"/>
-        </w:rPr>
-        <w:t xml:space="preserve">It creates a </w:t>
-      </w:r>
-      <w:r>
-        <w:rPr>
-          <w:rFonts w:ascii="Consolas" w:hAnsi="Consolas"/>
-          <w:color w:val="2563EB"/>
-          <w:sz w:val="19"/>
-        </w:rPr>
-        <w:t>titlesByCode</w:t>
-      </w:r>
-      <w:r>
-        <w:rPr>
-          <w:rFonts w:ascii="Arial" w:hAnsi="Arial"/>
-          <w:sz w:val="21"/>
-        </w:rPr>
-        <w:t xml:space="preserve"> map to preserve each document title.</w:t>
-      </w:r>
-    </w:p>
-    <w:p>
-      <w:pPr>
-        <w:pStyle w:val="ListNumber"/>
-      </w:pPr>
-      <w:r>
-        <w:rPr>
-          <w:rFonts w:ascii="Arial" w:hAnsi="Arial"/>
-          <w:sz w:val="21"/>
-        </w:rPr>
-        <w:t xml:space="preserve">It processes each document with </w:t>
-      </w:r>
-      <w:r>
-        <w:rPr>
-          <w:rFonts w:ascii="Consolas" w:hAnsi="Consolas"/>
-          <w:color w:val="2563EB"/>
-          <w:sz w:val="19"/>
-        </w:rPr>
-        <w:t>PreprocessingPipeline</w:t>
-      </w:r>
-      <w:r>
-        <w:rPr>
-          <w:rFonts w:ascii="Arial" w:hAnsi="Arial"/>
-          <w:sz w:val="21"/>
-        </w:rPr>
-        <w:t>.</w:t>
-      </w:r>
-    </w:p>
-    <w:p>
-      <w:pPr>
-        <w:pStyle w:val="ListNumber"/>
-      </w:pPr>
-      <w:r>
-        <w:rPr>
-          <w:rFonts w:ascii="Arial" w:hAnsi="Arial"/>
-          <w:sz w:val="21"/>
-        </w:rPr>
-        <w:t xml:space="preserve">It processes the resulting tokens with </w:t>
-      </w:r>
-      <w:r>
-        <w:rPr>
-          <w:rFonts w:ascii="Consolas" w:hAnsi="Consolas"/>
-          <w:color w:val="2563EB"/>
-          <w:sz w:val="19"/>
-        </w:rPr>
-        <w:t>SemanticPipeline</w:t>
-      </w:r>
-      <w:r>
-        <w:rPr>
-          <w:rFonts w:ascii="Arial" w:hAnsi="Arial"/>
-          <w:sz w:val="21"/>
-        </w:rPr>
-        <w:t>.</w:t>
-      </w:r>
-    </w:p>
-    <w:p>
-      <w:pPr>
-        <w:pStyle w:val="ListNumber"/>
-      </w:pPr>
-      <w:r>
-        <w:rPr>
-          <w:rFonts w:ascii="Arial" w:hAnsi="Arial"/>
-          <w:sz w:val="21"/>
-        </w:rPr>
-        <w:t>It converts each original document into a semantic document.</w:t>
-      </w:r>
-    </w:p>
-    <w:p>
-      <w:pPr>
-        <w:pStyle w:val="ListNumber"/>
-      </w:pPr>
-      <w:r>
-        <w:rPr>
-          <w:rFonts w:ascii="Arial" w:hAnsi="Arial"/>
-          <w:sz w:val="21"/>
-        </w:rPr>
-        <w:t>It builds the FrecT matrix.</w:t>
-      </w:r>
-    </w:p>
-    <w:p>
-      <w:pPr>
-        <w:pStyle w:val="ListNumber"/>
-      </w:pPr>
-      <w:r>
-        <w:rPr>
-          <w:rFonts w:ascii="Arial" w:hAnsi="Arial"/>
-          <w:sz w:val="21"/>
-        </w:rPr>
-        <w:t>It applies SVD/LSI.</w:t>
-      </w:r>
-    </w:p>
-    <w:p>
-      <w:pPr>
-        <w:pStyle w:val="ListNumber"/>
-      </w:pPr>
-      <w:r>
-        <w:rPr>
-          <w:rFonts w:ascii="Arial" w:hAnsi="Arial"/>
-          <w:sz w:val="21"/>
-        </w:rPr>
-        <w:t xml:space="preserve">It returns an </w:t>
-      </w:r>
-      <w:r>
-        <w:rPr>
-          <w:rFonts w:ascii="Consolas" w:hAnsi="Consolas"/>
-          <w:color w:val="2563EB"/>
-          <w:sz w:val="19"/>
-        </w:rPr>
-        <w:t>IndexedCorpus</w:t>
-      </w:r>
-      <w:r>
-        <w:rPr>
-          <w:rFonts w:ascii="Arial" w:hAnsi="Arial"/>
-          <w:sz w:val="21"/>
-        </w:rPr>
-        <w:t xml:space="preserve"> containing semantic documents, the matrix, the latent model, and document titles.</w:t>
-      </w:r>
-    </w:p>
-    <w:p>
-      <w:pPr>
-        <w:spacing w:after="100"/>
-      </w:pPr>
-      <w:r>
-        <w:rPr>
-          <w:rFonts w:ascii="Arial" w:hAnsi="Arial"/>
-          <w:sz w:val="21"/>
-        </w:rPr>
-        <w:t xml:space="preserve">The final </w:t>
-      </w:r>
-      <w:r>
-        <w:rPr>
-          <w:rFonts w:ascii="Consolas" w:hAnsi="Consolas"/>
-          <w:color w:val="2563EB"/>
-          <w:sz w:val="19"/>
-        </w:rPr>
-        <w:t>IndexedCorpus</w:t>
-      </w:r>
-      <w:r>
-        <w:rPr>
-          <w:rFonts w:ascii="Arial" w:hAnsi="Arial"/>
-          <w:sz w:val="21"/>
-        </w:rPr>
-        <w:t xml:space="preserve"> object is what the console and the query processor use.</w:t>
-      </w:r>
-    </w:p>
-    <w:p/>
-    <w:p>
-      <w:pPr>
-        <w:pStyle w:val="Heading1"/>
-      </w:pPr>
-      <w:r>
-        <w:t>7. Linguistic Preprocessing</w:t>
-      </w:r>
-    </w:p>
-    <w:p>
-      <w:pPr>
-        <w:spacing w:after="100"/>
-      </w:pPr>
-      <w:r>
-        <w:rPr>
-          <w:rFonts w:ascii="Arial" w:hAnsi="Arial"/>
-          <w:sz w:val="21"/>
-        </w:rPr>
-        <w:t>Coordinator class:</w:t>
-      </w:r>
-    </w:p>
-    <w:p>
-      <w:pPr>
-        <w:pStyle w:val="ListBullet"/>
-      </w:pPr>
-      <w:r>
-        <w:rPr>
-          <w:rFonts w:ascii="Consolas" w:hAnsi="Consolas"/>
-          <w:color w:val="2563EB"/>
-          <w:sz w:val="19"/>
-        </w:rPr>
-        <w:t>src/main/java/com/lsi/preprocessing/PreprocessingPipeline.java</w:t>
-      </w:r>
-    </w:p>
-    <w:p>
-      <w:pPr>
-        <w:spacing w:after="100"/>
-      </w:pPr>
-      <w:r>
-        <w:rPr>
-          <w:rFonts w:ascii="Arial" w:hAnsi="Arial"/>
-          <w:sz w:val="21"/>
-        </w:rPr>
-        <w:t>Method:</w:t>
-      </w:r>
-    </w:p>
-    <w:p>
-      <w:pPr>
-        <w:spacing w:after="20"/>
-        <w:ind w:left="259"/>
-        <w:shd w:fill="F3F6FA"/>
-      </w:pPr>
-      <w:r>
-        <w:rPr>
-          <w:rFonts w:ascii="Consolas" w:hAnsi="Consolas"/>
-          <w:color w:val="333333"/>
-          <w:sz w:val="17"/>
-        </w:rPr>
-        <w:t>process(String rawText)</w:t>
-      </w:r>
-    </w:p>
-    <w:p>
-      <w:pPr>
-        <w:spacing w:after="100"/>
-      </w:pPr>
-      <w:r>
-        <w:rPr>
-          <w:rFonts w:ascii="Arial" w:hAnsi="Arial"/>
-          <w:sz w:val="21"/>
-        </w:rPr>
-        <w:t>Preprocessing happens in four stages.</w:t>
-      </w:r>
-    </w:p>
-    <w:p>
-      <w:pPr>
-        <w:pStyle w:val="Heading2"/>
-      </w:pPr>
-      <w:r>
-        <w:t>7.1 Normalization</w:t>
-      </w:r>
-    </w:p>
-    <w:p>
-      <w:pPr>
-        <w:spacing w:after="100"/>
-      </w:pPr>
-      <w:r>
-        <w:rPr>
-          <w:rFonts w:ascii="Arial" w:hAnsi="Arial"/>
-          <w:sz w:val="21"/>
-        </w:rPr>
-        <w:t>Class:</w:t>
-      </w:r>
-    </w:p>
-    <w:p>
-      <w:pPr>
-        <w:pStyle w:val="ListBullet"/>
-      </w:pPr>
-      <w:r>
-        <w:rPr>
-          <w:rFonts w:ascii="Consolas" w:hAnsi="Consolas"/>
-          <w:color w:val="2563EB"/>
-          <w:sz w:val="19"/>
-        </w:rPr>
-        <w:t>src/main/java/com/lsi/preprocessing/TextNormalizer.java</w:t>
-      </w:r>
-    </w:p>
-    <w:p>
-      <w:pPr>
-        <w:spacing w:after="100"/>
-      </w:pPr>
-      <w:r>
-        <w:rPr>
-          <w:rFonts w:ascii="Arial" w:hAnsi="Arial"/>
-          <w:sz w:val="21"/>
-        </w:rPr>
-        <w:t>Process:</w:t>
-      </w:r>
-    </w:p>
-    <w:p>
-      <w:pPr>
-        <w:pStyle w:val="ListNumber"/>
-      </w:pPr>
-      <w:r>
-        <w:rPr>
-          <w:rFonts w:ascii="Arial" w:hAnsi="Arial"/>
-          <w:sz w:val="21"/>
-        </w:rPr>
-        <w:t>Converts the text to lowercase.</w:t>
-      </w:r>
-    </w:p>
-    <w:p>
-      <w:pPr>
-        <w:pStyle w:val="ListNumber"/>
-      </w:pPr>
-      <w:r>
-        <w:rPr>
-          <w:rFonts w:ascii="Arial" w:hAnsi="Arial"/>
-          <w:sz w:val="21"/>
-        </w:rPr>
-        <w:t xml:space="preserve">Removes accents using </w:t>
-      </w:r>
-      <w:r>
-        <w:rPr>
-          <w:rFonts w:ascii="Consolas" w:hAnsi="Consolas"/>
-          <w:color w:val="2563EB"/>
-          <w:sz w:val="19"/>
-        </w:rPr>
-        <w:t>Normalizer</w:t>
-      </w:r>
-      <w:r>
-        <w:rPr>
-          <w:rFonts w:ascii="Arial" w:hAnsi="Arial"/>
-          <w:sz w:val="21"/>
-        </w:rPr>
-        <w:t>.</w:t>
-      </w:r>
-    </w:p>
-    <w:p>
-      <w:pPr>
-        <w:pStyle w:val="ListNumber"/>
-      </w:pPr>
-      <w:r>
-        <w:rPr>
-          <w:rFonts w:ascii="Arial" w:hAnsi="Arial"/>
-          <w:sz w:val="21"/>
-        </w:rPr>
-        <w:t>Replaces punctuation and non-alphanumeric characters with spaces.</w:t>
-      </w:r>
-    </w:p>
-    <w:p>
-      <w:pPr>
-        <w:pStyle w:val="ListNumber"/>
-      </w:pPr>
-      <w:r>
-        <w:rPr>
-          <w:rFonts w:ascii="Arial" w:hAnsi="Arial"/>
-          <w:sz w:val="21"/>
-        </w:rPr>
-        <w:t>Collapses repeated spaces.</w:t>
-      </w:r>
-    </w:p>
-    <w:p>
-      <w:pPr>
-        <w:pStyle w:val="ListNumber"/>
-      </w:pPr>
-      <w:r>
-        <w:rPr>
-          <w:rFonts w:ascii="Arial" w:hAnsi="Arial"/>
-          <w:sz w:val="21"/>
-        </w:rPr>
-        <w:t>Returns a normalized string.</w:t>
-      </w:r>
-    </w:p>
-    <w:p>
-      <w:pPr>
-        <w:spacing w:after="100"/>
-      </w:pPr>
-      <w:r>
-        <w:rPr>
-          <w:rFonts w:ascii="Arial" w:hAnsi="Arial"/>
-          <w:sz w:val="21"/>
-        </w:rPr>
-        <w:t>Example:</w:t>
-      </w:r>
-    </w:p>
-    <w:p>
-      <w:pPr>
-        <w:spacing w:after="20"/>
-        <w:ind w:left="259"/>
-        <w:shd w:fill="F3F6FA"/>
-      </w:pPr>
-      <w:r>
-        <w:rPr>
-          <w:rFonts w:ascii="Consolas" w:hAnsi="Consolas"/>
-          <w:color w:val="333333"/>
-          <w:sz w:val="17"/>
-        </w:rPr>
-        <w:t>"Anxiety and school performance"</w:t>
-      </w:r>
-    </w:p>
-    <w:p>
-      <w:pPr>
-        <w:spacing w:after="20"/>
-        <w:ind w:left="259"/>
-        <w:shd w:fill="F3F6FA"/>
-      </w:pPr>
-      <w:r>
-        <w:rPr>
-          <w:rFonts w:ascii="Consolas" w:hAnsi="Consolas"/>
-          <w:color w:val="333333"/>
-          <w:sz w:val="17"/>
-        </w:rPr>
-        <w:t>-&gt; "anxiety and school performance"</w:t>
-      </w:r>
-    </w:p>
-    <w:p>
-      <w:pPr>
-        <w:pStyle w:val="Heading2"/>
-      </w:pPr>
-      <w:r>
-        <w:t>7.2 Tokenization</w:t>
-      </w:r>
-    </w:p>
-    <w:p>
-      <w:pPr>
-        <w:spacing w:after="100"/>
-      </w:pPr>
-      <w:r>
-        <w:rPr>
-          <w:rFonts w:ascii="Arial" w:hAnsi="Arial"/>
-          <w:sz w:val="21"/>
-        </w:rPr>
-        <w:t>Class:</w:t>
-      </w:r>
-    </w:p>
-    <w:p>
-      <w:pPr>
-        <w:pStyle w:val="ListBullet"/>
-      </w:pPr>
-      <w:r>
-        <w:rPr>
-          <w:rFonts w:ascii="Consolas" w:hAnsi="Consolas"/>
-          <w:color w:val="2563EB"/>
-          <w:sz w:val="19"/>
-        </w:rPr>
-        <w:t>src/main/java/com/lsi/preprocessing/Tokenizer.java</w:t>
-      </w:r>
-    </w:p>
-    <w:p>
-      <w:pPr>
-        <w:spacing w:after="100"/>
-      </w:pPr>
-      <w:r>
-        <w:rPr>
-          <w:rFonts w:ascii="Arial" w:hAnsi="Arial"/>
-          <w:sz w:val="21"/>
-        </w:rPr>
-        <w:t>Process:</w:t>
-      </w:r>
-    </w:p>
-    <w:p>
-      <w:pPr>
-        <w:pStyle w:val="ListNumber"/>
-      </w:pPr>
-      <w:r>
-        <w:rPr>
-          <w:rFonts w:ascii="Arial" w:hAnsi="Arial"/>
-          <w:sz w:val="21"/>
-        </w:rPr>
-        <w:t>Receives the normalized text.</w:t>
-      </w:r>
-    </w:p>
-    <w:p>
-      <w:pPr>
-        <w:pStyle w:val="ListNumber"/>
-      </w:pPr>
-      <w:r>
-        <w:rPr>
-          <w:rFonts w:ascii="Arial" w:hAnsi="Arial"/>
-          <w:sz w:val="21"/>
-        </w:rPr>
-        <w:t>Splits it by spaces.</w:t>
-      </w:r>
-    </w:p>
-    <w:p>
-      <w:pPr>
-        <w:pStyle w:val="ListNumber"/>
-      </w:pPr>
-      <w:r>
-        <w:rPr>
-          <w:rFonts w:ascii="Arial" w:hAnsi="Arial"/>
-          <w:sz w:val="21"/>
-        </w:rPr>
-        <w:t>Removes empty tokens.</w:t>
-      </w:r>
-    </w:p>
-    <w:p>
-      <w:pPr>
-        <w:pStyle w:val="ListNumber"/>
-      </w:pPr>
-      <w:r>
-        <w:rPr>
-          <w:rFonts w:ascii="Arial" w:hAnsi="Arial"/>
-          <w:sz w:val="21"/>
-        </w:rPr>
-        <w:t>Returns a list of words.</w:t>
-      </w:r>
-    </w:p>
-    <w:p>
-      <w:pPr>
-        <w:spacing w:after="100"/>
-      </w:pPr>
-      <w:r>
-        <w:rPr>
-          <w:rFonts w:ascii="Arial" w:hAnsi="Arial"/>
-          <w:sz w:val="21"/>
-        </w:rPr>
-        <w:t>Example:</w:t>
-      </w:r>
-    </w:p>
-    <w:p>
-      <w:pPr>
-        <w:spacing w:after="20"/>
-        <w:ind w:left="259"/>
-        <w:shd w:fill="F3F6FA"/>
-      </w:pPr>
-      <w:r>
-        <w:rPr>
-          <w:rFonts w:ascii="Consolas" w:hAnsi="Consolas"/>
-          <w:color w:val="333333"/>
-          <w:sz w:val="17"/>
-        </w:rPr>
-        <w:t>"anxiety and school performance"</w:t>
-      </w:r>
-    </w:p>
-    <w:p>
-      <w:pPr>
-        <w:spacing w:after="20"/>
-        <w:ind w:left="259"/>
-        <w:shd w:fill="F3F6FA"/>
-      </w:pPr>
-      <w:r>
-        <w:rPr>
-          <w:rFonts w:ascii="Consolas" w:hAnsi="Consolas"/>
-          <w:color w:val="333333"/>
-          <w:sz w:val="17"/>
-        </w:rPr>
-        <w:t>-&gt; [anxiety, and, school, performance]</w:t>
-      </w:r>
-    </w:p>
-    <w:p>
-      <w:pPr>
-        <w:pStyle w:val="Heading2"/>
-      </w:pPr>
-      <w:r>
-        <w:t>7.3 Stop List</w:t>
-      </w:r>
-    </w:p>
-    <w:p>
-      <w:pPr>
-        <w:spacing w:after="100"/>
-      </w:pPr>
-      <w:r>
-        <w:rPr>
-          <w:rFonts w:ascii="Arial" w:hAnsi="Arial"/>
-          <w:sz w:val="21"/>
-        </w:rPr>
-        <w:t>Class:</w:t>
-      </w:r>
-    </w:p>
-    <w:p>
-      <w:pPr>
-        <w:pStyle w:val="ListBullet"/>
-      </w:pPr>
-      <w:r>
-        <w:rPr>
-          <w:rFonts w:ascii="Consolas" w:hAnsi="Consolas"/>
-          <w:color w:val="2563EB"/>
-          <w:sz w:val="19"/>
-        </w:rPr>
-        <w:t>src/main/java/com/lsi/preprocessing/StopWordFilter.java</w:t>
-      </w:r>
-    </w:p>
-    <w:p>
-      <w:pPr>
-        <w:spacing w:after="100"/>
-      </w:pPr>
-      <w:r>
-        <w:rPr>
-          <w:rFonts w:ascii="Arial" w:hAnsi="Arial"/>
-          <w:sz w:val="21"/>
-        </w:rPr>
-        <w:t>File used:</w:t>
-      </w:r>
-    </w:p>
-    <w:p>
-      <w:pPr>
-        <w:pStyle w:val="ListBullet"/>
-      </w:pPr>
-      <w:r>
-        <w:rPr>
-          <w:rFonts w:ascii="Consolas" w:hAnsi="Consolas"/>
-          <w:color w:val="2563EB"/>
-          <w:sz w:val="19"/>
-        </w:rPr>
-        <w:t>src/main/resources/stopwords.txt</w:t>
-      </w:r>
-    </w:p>
-    <w:p>
-      <w:pPr>
-        <w:spacing w:after="100"/>
-      </w:pPr>
-      <w:r>
-        <w:rPr>
-          <w:rFonts w:ascii="Arial" w:hAnsi="Arial"/>
-          <w:sz w:val="21"/>
-        </w:rPr>
-        <w:t>Process:</w:t>
-      </w:r>
-    </w:p>
-    <w:p>
-      <w:pPr>
-        <w:pStyle w:val="ListNumber"/>
-      </w:pPr>
-      <w:r>
-        <w:rPr>
-          <w:rFonts w:ascii="Arial" w:hAnsi="Arial"/>
-          <w:sz w:val="21"/>
-        </w:rPr>
-        <w:t xml:space="preserve">When </w:t>
-      </w:r>
-      <w:r>
-        <w:rPr>
-          <w:rFonts w:ascii="Consolas" w:hAnsi="Consolas"/>
-          <w:color w:val="2563EB"/>
-          <w:sz w:val="19"/>
-        </w:rPr>
-        <w:t>StopWordFilter</w:t>
-      </w:r>
-      <w:r>
-        <w:rPr>
-          <w:rFonts w:ascii="Arial" w:hAnsi="Arial"/>
-          <w:sz w:val="21"/>
-        </w:rPr>
-        <w:t xml:space="preserve"> is created, its constructor tries to load </w:t>
-      </w:r>
-      <w:r>
-        <w:rPr>
-          <w:rFonts w:ascii="Consolas" w:hAnsi="Consolas"/>
-          <w:color w:val="2563EB"/>
-          <w:sz w:val="19"/>
-        </w:rPr>
-        <w:t>/stopwords.txt</w:t>
-      </w:r>
-      <w:r>
-        <w:rPr>
-          <w:rFonts w:ascii="Arial" w:hAnsi="Arial"/>
-          <w:sz w:val="21"/>
-        </w:rPr>
-        <w:t xml:space="preserve"> from the classpath.</w:t>
-      </w:r>
-    </w:p>
-    <w:p>
-      <w:pPr>
-        <w:pStyle w:val="ListNumber"/>
-      </w:pPr>
-      <w:r>
-        <w:rPr>
-          <w:rFonts w:ascii="Arial" w:hAnsi="Arial"/>
-          <w:sz w:val="21"/>
-        </w:rPr>
-        <w:t xml:space="preserve">Maven copies that file from </w:t>
-      </w:r>
-      <w:r>
-        <w:rPr>
-          <w:rFonts w:ascii="Consolas" w:hAnsi="Consolas"/>
-          <w:color w:val="2563EB"/>
-          <w:sz w:val="19"/>
-        </w:rPr>
-        <w:t>src/main/resources</w:t>
-      </w:r>
-      <w:r>
-        <w:rPr>
-          <w:rFonts w:ascii="Arial" w:hAnsi="Arial"/>
-          <w:sz w:val="21"/>
-        </w:rPr>
-        <w:t xml:space="preserve"> to </w:t>
-      </w:r>
-      <w:r>
-        <w:rPr>
-          <w:rFonts w:ascii="Consolas" w:hAnsi="Consolas"/>
-          <w:color w:val="2563EB"/>
-          <w:sz w:val="19"/>
-        </w:rPr>
-        <w:t>target/classes</w:t>
-      </w:r>
-      <w:r>
-        <w:rPr>
-          <w:rFonts w:ascii="Arial" w:hAnsi="Arial"/>
-          <w:sz w:val="21"/>
-        </w:rPr>
-        <w:t>.</w:t>
-      </w:r>
-    </w:p>
-    <w:p>
-      <w:pPr>
-        <w:pStyle w:val="ListNumber"/>
-      </w:pPr>
-      <w:r>
-        <w:rPr>
-          <w:rFonts w:ascii="Arial" w:hAnsi="Arial"/>
-          <w:sz w:val="21"/>
-        </w:rPr>
-        <w:t>Each non-empty line in the file is registered as a stop word.</w:t>
-      </w:r>
-    </w:p>
-    <w:p>
-      <w:pPr>
-        <w:pStyle w:val="ListNumber"/>
-      </w:pPr>
-      <w:r>
-        <w:rPr>
-          <w:rFonts w:ascii="Arial" w:hAnsi="Arial"/>
-          <w:sz w:val="21"/>
-        </w:rPr>
-        <w:t>During filtering, tokens present in the stop list are removed.</w:t>
-      </w:r>
-    </w:p>
-    <w:p>
-      <w:pPr>
-        <w:spacing w:after="100"/>
-      </w:pPr>
-      <w:r>
-        <w:rPr>
-          <w:rFonts w:ascii="Arial" w:hAnsi="Arial"/>
-          <w:sz w:val="21"/>
-        </w:rPr>
-        <w:t>Example:</w:t>
-      </w:r>
-    </w:p>
-    <w:p>
-      <w:pPr>
-        <w:spacing w:after="20"/>
-        <w:ind w:left="259"/>
-        <w:shd w:fill="F3F6FA"/>
-      </w:pPr>
-      <w:r>
-        <w:rPr>
-          <w:rFonts w:ascii="Consolas" w:hAnsi="Consolas"/>
-          <w:color w:val="333333"/>
-          <w:sz w:val="17"/>
-        </w:rPr>
-        <w:t>[anxiety, and, school, performance]</w:t>
-      </w:r>
-    </w:p>
-    <w:p>
-      <w:pPr>
-        <w:spacing w:after="20"/>
-        <w:ind w:left="259"/>
-        <w:shd w:fill="F3F6FA"/>
-      </w:pPr>
-      <w:r>
-        <w:rPr>
-          <w:rFonts w:ascii="Consolas" w:hAnsi="Consolas"/>
-          <w:color w:val="333333"/>
-          <w:sz w:val="17"/>
-        </w:rPr>
-        <w:t>-&gt; [anxiety, school, performance]</w:t>
-      </w:r>
-    </w:p>
-    <w:p>
-      <w:pPr>
-        <w:pStyle w:val="Heading2"/>
-      </w:pPr>
-      <w:r>
-        <w:t>7.4 Suffix List and Stemming</w:t>
-      </w:r>
-    </w:p>
-    <w:p>
-      <w:pPr>
-        <w:spacing w:after="100"/>
-      </w:pPr>
-      <w:r>
-        <w:rPr>
-          <w:rFonts w:ascii="Arial" w:hAnsi="Arial"/>
-          <w:sz w:val="21"/>
-        </w:rPr>
-        <w:t>Class:</w:t>
-      </w:r>
-    </w:p>
-    <w:p>
-      <w:pPr>
-        <w:pStyle w:val="ListBullet"/>
-      </w:pPr>
-      <w:r>
-        <w:rPr>
-          <w:rFonts w:ascii="Consolas" w:hAnsi="Consolas"/>
-          <w:color w:val="2563EB"/>
-          <w:sz w:val="19"/>
-        </w:rPr>
-        <w:t>src/main/java/com/lsi/preprocessing/Stemmer.java</w:t>
-      </w:r>
-    </w:p>
-    <w:p>
-      <w:pPr>
-        <w:spacing w:after="100"/>
-      </w:pPr>
-      <w:r>
-        <w:rPr>
-          <w:rFonts w:ascii="Arial" w:hAnsi="Arial"/>
-          <w:sz w:val="21"/>
-        </w:rPr>
-        <w:t>File used:</w:t>
-      </w:r>
-    </w:p>
-    <w:p>
-      <w:pPr>
-        <w:pStyle w:val="ListBullet"/>
-      </w:pPr>
-      <w:r>
-        <w:rPr>
-          <w:rFonts w:ascii="Consolas" w:hAnsi="Consolas"/>
-          <w:color w:val="2563EB"/>
-          <w:sz w:val="19"/>
-        </w:rPr>
-        <w:t>src/main/resources/suffixes.txt</w:t>
-      </w:r>
-    </w:p>
-    <w:p>
-      <w:pPr>
-        <w:spacing w:after="100"/>
-      </w:pPr>
-      <w:r>
-        <w:rPr>
-          <w:rFonts w:ascii="Arial" w:hAnsi="Arial"/>
-          <w:sz w:val="21"/>
-        </w:rPr>
-        <w:t>Process:</w:t>
-      </w:r>
-    </w:p>
-    <w:p>
-      <w:pPr>
-        <w:pStyle w:val="ListNumber"/>
-      </w:pPr>
-      <w:r>
-        <w:rPr>
-          <w:rFonts w:ascii="Arial" w:hAnsi="Arial"/>
-          <w:sz w:val="21"/>
-        </w:rPr>
-        <w:t xml:space="preserve">When </w:t>
-      </w:r>
-      <w:r>
-        <w:rPr>
-          <w:rFonts w:ascii="Consolas" w:hAnsi="Consolas"/>
-          <w:color w:val="2563EB"/>
-          <w:sz w:val="19"/>
-        </w:rPr>
-        <w:t>Stemmer</w:t>
-      </w:r>
-      <w:r>
-        <w:rPr>
-          <w:rFonts w:ascii="Arial" w:hAnsi="Arial"/>
-          <w:sz w:val="21"/>
-        </w:rPr>
-        <w:t xml:space="preserve"> is created, its constructor tries to load </w:t>
-      </w:r>
-      <w:r>
-        <w:rPr>
-          <w:rFonts w:ascii="Consolas" w:hAnsi="Consolas"/>
-          <w:color w:val="2563EB"/>
-          <w:sz w:val="19"/>
-        </w:rPr>
-        <w:t>/suffixes.txt</w:t>
-      </w:r>
-      <w:r>
-        <w:rPr>
-          <w:rFonts w:ascii="Arial" w:hAnsi="Arial"/>
-          <w:sz w:val="21"/>
-        </w:rPr>
-        <w:t>.</w:t>
-      </w:r>
-    </w:p>
-    <w:p>
-      <w:pPr>
-        <w:pStyle w:val="ListNumber"/>
-      </w:pPr>
-      <w:r>
-        <w:rPr>
-          <w:rFonts w:ascii="Arial" w:hAnsi="Arial"/>
-          <w:sz w:val="21"/>
-        </w:rPr>
-        <w:t xml:space="preserve">Each line is interpreted as </w:t>
-      </w:r>
-      <w:r>
-        <w:rPr>
-          <w:rFonts w:ascii="Consolas" w:hAnsi="Consolas"/>
-          <w:color w:val="2563EB"/>
-          <w:sz w:val="19"/>
-        </w:rPr>
-        <w:t>suffix=replacement</w:t>
-      </w:r>
-      <w:r>
-        <w:rPr>
-          <w:rFonts w:ascii="Arial" w:hAnsi="Arial"/>
-          <w:sz w:val="21"/>
-        </w:rPr>
-        <w:t>.</w:t>
-      </w:r>
-    </w:p>
-    <w:p>
-      <w:pPr>
-        <w:pStyle w:val="ListNumber"/>
-      </w:pPr>
-      <w:r>
-        <w:rPr>
-          <w:rFonts w:ascii="Arial" w:hAnsi="Arial"/>
-          <w:sz w:val="21"/>
-        </w:rPr>
-        <w:t>For each token, the configured suffixes are checked.</w:t>
-      </w:r>
-    </w:p>
-    <w:p>
-      <w:pPr>
-        <w:pStyle w:val="ListNumber"/>
-      </w:pPr>
-      <w:r>
-        <w:rPr>
-          <w:rFonts w:ascii="Arial" w:hAnsi="Arial"/>
-          <w:sz w:val="21"/>
-        </w:rPr>
-        <w:t>If the token ends with a suffix and has enough length, that suffix is replaced.</w:t>
-      </w:r>
-    </w:p>
-    <w:p>
-      <w:pPr>
-        <w:spacing w:after="100"/>
-      </w:pPr>
-      <w:r>
-        <w:rPr>
-          <w:rFonts w:ascii="Arial" w:hAnsi="Arial"/>
-          <w:sz w:val="21"/>
-        </w:rPr>
-        <w:t>Observable examples:</w:t>
-      </w:r>
-    </w:p>
-    <w:p>
-      <w:pPr>
-        <w:spacing w:after="20"/>
-        <w:ind w:left="259"/>
-        <w:shd w:fill="F3F6FA"/>
-      </w:pPr>
-      <w:r>
-        <w:rPr>
-          <w:rFonts w:ascii="Consolas" w:hAnsi="Consolas"/>
-          <w:color w:val="333333"/>
-          <w:sz w:val="17"/>
-        </w:rPr>
-        <w:t>breathing -&gt; breath</w:t>
-      </w:r>
-    </w:p>
-    <w:p>
-      <w:pPr>
-        <w:spacing w:after="20"/>
-        <w:ind w:left="259"/>
-        <w:shd w:fill="F3F6FA"/>
-      </w:pPr>
-      <w:r>
-        <w:rPr>
-          <w:rFonts w:ascii="Consolas" w:hAnsi="Consolas"/>
-          <w:color w:val="333333"/>
-          <w:sz w:val="17"/>
-        </w:rPr>
-        <w:t>emotional -&gt; emotion</w:t>
-      </w:r>
-    </w:p>
-    <w:p>
-      <w:pPr>
-        <w:spacing w:after="20"/>
-        <w:ind w:left="259"/>
-        <w:shd w:fill="F3F6FA"/>
-      </w:pPr>
-      <w:r>
-        <w:rPr>
-          <w:rFonts w:ascii="Consolas" w:hAnsi="Consolas"/>
-          <w:color w:val="333333"/>
-          <w:sz w:val="17"/>
-        </w:rPr>
-        <w:t>focus -&gt; focu</w:t>
-      </w:r>
-    </w:p>
-    <w:p>
-      <w:pPr>
-        <w:spacing w:after="20"/>
-        <w:ind w:left="259"/>
-        <w:shd w:fill="F3F6FA"/>
-      </w:pPr>
-      <w:r>
-        <w:rPr>
-          <w:rFonts w:ascii="Consolas" w:hAnsi="Consolas"/>
-          <w:color w:val="333333"/>
-          <w:sz w:val="17"/>
-        </w:rPr>
-        <w:t>wellbeing -&gt; wellbe</w:t>
-      </w:r>
-    </w:p>
-    <w:p>
-      <w:pPr>
-        <w:spacing w:after="100"/>
-      </w:pPr>
-      <w:r>
-        <w:rPr>
-          <w:rFonts w:ascii="Arial" w:hAnsi="Arial"/>
-          <w:sz w:val="21"/>
-        </w:rPr>
-        <w:t>This explains why some printed terms look like simplified stems. They are not printing errors; they are the result of rule-based stemming.</w:t>
-      </w:r>
-    </w:p>
-    <w:p/>
-    <w:p>
-      <w:pPr>
-        <w:pStyle w:val="Heading1"/>
-      </w:pPr>
-      <w:r>
-        <w:t>8. Semantic Normalization</w:t>
-      </w:r>
-    </w:p>
-    <w:p>
-      <w:pPr>
-        <w:spacing w:after="100"/>
-      </w:pPr>
-      <w:r>
-        <w:rPr>
-          <w:rFonts w:ascii="Arial" w:hAnsi="Arial"/>
-          <w:sz w:val="21"/>
-        </w:rPr>
-        <w:t>Coordinator class:</w:t>
-      </w:r>
-    </w:p>
-    <w:p>
-      <w:pPr>
-        <w:pStyle w:val="ListBullet"/>
-      </w:pPr>
-      <w:r>
-        <w:rPr>
-          <w:rFonts w:ascii="Consolas" w:hAnsi="Consolas"/>
-          <w:color w:val="2563EB"/>
-          <w:sz w:val="19"/>
-        </w:rPr>
-        <w:t>src/main/java/com/lsi/semantic/SemanticPipeline.java</w:t>
-      </w:r>
-    </w:p>
-    <w:p>
-      <w:pPr>
-        <w:spacing w:after="100"/>
-      </w:pPr>
-      <w:r>
-        <w:rPr>
-          <w:rFonts w:ascii="Arial" w:hAnsi="Arial"/>
-          <w:sz w:val="21"/>
-        </w:rPr>
-        <w:t>Method:</w:t>
-      </w:r>
-    </w:p>
-    <w:p>
-      <w:pPr>
-        <w:spacing w:after="20"/>
-        <w:ind w:left="259"/>
-        <w:shd w:fill="F3F6FA"/>
-      </w:pPr>
-      <w:r>
-        <w:rPr>
-          <w:rFonts w:ascii="Consolas" w:hAnsi="Consolas"/>
-          <w:color w:val="333333"/>
-          <w:sz w:val="17"/>
-        </w:rPr>
-        <w:t>process(List&lt;String&gt; tokens)</w:t>
-      </w:r>
-    </w:p>
-    <w:p>
-      <w:pPr>
-        <w:spacing w:after="100"/>
-      </w:pPr>
-      <w:r>
-        <w:rPr>
-          <w:rFonts w:ascii="Arial" w:hAnsi="Arial"/>
-          <w:sz w:val="21"/>
-        </w:rPr>
-        <w:t>The semantic flow happens after preprocessing.</w:t>
-      </w:r>
-    </w:p>
-    <w:p>
-      <w:pPr>
-        <w:pStyle w:val="Heading2"/>
-      </w:pPr>
-      <w:r>
-        <w:t>8.1 Polysemy and Domain Phrase Resolution</w:t>
-      </w:r>
-    </w:p>
-    <w:p>
-      <w:pPr>
-        <w:spacing w:after="100"/>
-      </w:pPr>
-      <w:r>
-        <w:rPr>
-          <w:rFonts w:ascii="Arial" w:hAnsi="Arial"/>
-          <w:sz w:val="21"/>
-        </w:rPr>
-        <w:t>Class:</w:t>
-      </w:r>
-    </w:p>
-    <w:p>
-      <w:pPr>
-        <w:pStyle w:val="ListBullet"/>
-      </w:pPr>
-      <w:r>
-        <w:rPr>
-          <w:rFonts w:ascii="Consolas" w:hAnsi="Consolas"/>
-          <w:color w:val="2563EB"/>
-          <w:sz w:val="19"/>
-        </w:rPr>
-        <w:t>src/main/java/com/lsi/semantic/PolysemyResolver.java</w:t>
-      </w:r>
-    </w:p>
-    <w:p>
-      <w:pPr>
-        <w:spacing w:after="100"/>
-      </w:pPr>
-      <w:r>
-        <w:rPr>
-          <w:rFonts w:ascii="Arial" w:hAnsi="Arial"/>
-          <w:sz w:val="21"/>
-        </w:rPr>
-        <w:t>File used:</w:t>
-      </w:r>
-    </w:p>
-    <w:p>
-      <w:pPr>
-        <w:pStyle w:val="ListBullet"/>
-      </w:pPr>
-      <w:r>
-        <w:rPr>
-          <w:rFonts w:ascii="Consolas" w:hAnsi="Consolas"/>
-          <w:color w:val="2563EB"/>
-          <w:sz w:val="19"/>
-        </w:rPr>
-        <w:t>src/main/resources/polysemy_rules.csv</w:t>
-      </w:r>
-    </w:p>
-    <w:p>
-      <w:pPr>
-        <w:spacing w:after="100"/>
-      </w:pPr>
-      <w:r>
-        <w:rPr>
-          <w:rFonts w:ascii="Arial" w:hAnsi="Arial"/>
-          <w:sz w:val="21"/>
-        </w:rPr>
-        <w:t>Process:</w:t>
-      </w:r>
-    </w:p>
-    <w:p>
-      <w:pPr>
-        <w:pStyle w:val="ListNumber"/>
-      </w:pPr>
-      <w:r>
-        <w:rPr>
-          <w:rFonts w:ascii="Arial" w:hAnsi="Arial"/>
-          <w:sz w:val="21"/>
-        </w:rPr>
-        <w:t xml:space="preserve">When </w:t>
-      </w:r>
-      <w:r>
-        <w:rPr>
-          <w:rFonts w:ascii="Consolas" w:hAnsi="Consolas"/>
-          <w:color w:val="2563EB"/>
-          <w:sz w:val="19"/>
-        </w:rPr>
-        <w:t>PolysemyResolver</w:t>
-      </w:r>
-      <w:r>
-        <w:rPr>
-          <w:rFonts w:ascii="Arial" w:hAnsi="Arial"/>
-          <w:sz w:val="21"/>
-        </w:rPr>
-        <w:t xml:space="preserve"> is created, </w:t>
-      </w:r>
-      <w:r>
-        <w:rPr>
-          <w:rFonts w:ascii="Consolas" w:hAnsi="Consolas"/>
-          <w:color w:val="2563EB"/>
-          <w:sz w:val="19"/>
-        </w:rPr>
-        <w:t>/polysemy_rules.csv</w:t>
-      </w:r>
-      <w:r>
-        <w:rPr>
-          <w:rFonts w:ascii="Arial" w:hAnsi="Arial"/>
-          <w:sz w:val="21"/>
-        </w:rPr>
-        <w:t xml:space="preserve"> is loaded.</w:t>
-      </w:r>
-    </w:p>
-    <w:p>
-      <w:pPr>
-        <w:pStyle w:val="ListNumber"/>
-      </w:pPr>
-      <w:r>
-        <w:rPr>
-          <w:rFonts w:ascii="Arial" w:hAnsi="Arial"/>
-          <w:sz w:val="21"/>
-        </w:rPr>
-        <w:t>Each rule contains:</w:t>
-      </w:r>
-    </w:p>
-    <w:p>
-      <w:pPr>
-        <w:spacing w:after="100"/>
-      </w:pPr>
-      <w:r>
-        <w:rPr>
-          <w:rFonts w:ascii="Arial" w:hAnsi="Arial"/>
-          <w:sz w:val="21"/>
-        </w:rPr>
-        <w:t xml:space="preserve">   - ambiguous term;</w:t>
-      </w:r>
-    </w:p>
-    <w:p>
-      <w:pPr>
-        <w:spacing w:after="100"/>
-      </w:pPr>
-      <w:r>
-        <w:rPr>
-          <w:rFonts w:ascii="Arial" w:hAnsi="Arial"/>
-          <w:sz w:val="21"/>
-        </w:rPr>
-        <w:t xml:space="preserve">   - context token;</w:t>
-      </w:r>
-    </w:p>
-    <w:p>
-      <w:pPr>
-        <w:spacing w:after="100"/>
-      </w:pPr>
-      <w:r>
-        <w:rPr>
-          <w:rFonts w:ascii="Arial" w:hAnsi="Arial"/>
-          <w:sz w:val="21"/>
-        </w:rPr>
-        <w:t xml:space="preserve">   - assigned sense;</w:t>
-      </w:r>
-    </w:p>
-    <w:p>
-      <w:pPr>
-        <w:spacing w:after="100"/>
-      </w:pPr>
-      <w:r>
-        <w:rPr>
-          <w:rFonts w:ascii="Arial" w:hAnsi="Arial"/>
-          <w:sz w:val="21"/>
-        </w:rPr>
-        <w:t xml:space="preserve">   - priority.</w:t>
-      </w:r>
-    </w:p>
-    <w:p>
-      <w:pPr>
-        <w:pStyle w:val="ListNumber"/>
-      </w:pPr>
-      <w:r>
-        <w:rPr>
-          <w:rFonts w:ascii="Arial" w:hAnsi="Arial"/>
-          <w:sz w:val="21"/>
-        </w:rPr>
-        <w:t>The resolver checks consecutive token pairs.</w:t>
-      </w:r>
-    </w:p>
-    <w:p>
-      <w:pPr>
-        <w:pStyle w:val="ListNumber"/>
-      </w:pPr>
-      <w:r>
-        <w:rPr>
-          <w:rFonts w:ascii="Arial" w:hAnsi="Arial"/>
-          <w:sz w:val="21"/>
-        </w:rPr>
-        <w:t>If a rule is found, the pair is replaced by a canonical term.</w:t>
-      </w:r>
-    </w:p>
-    <w:p>
-      <w:pPr>
-        <w:pStyle w:val="ListNumber"/>
-      </w:pPr>
-      <w:r>
-        <w:rPr>
-          <w:rFonts w:ascii="Arial" w:hAnsi="Arial"/>
-          <w:sz w:val="21"/>
-        </w:rPr>
-        <w:t>The rule is registered symmetrically so both token orders can be recognized.</w:t>
-      </w:r>
-    </w:p>
-    <w:p>
-      <w:pPr>
-        <w:spacing w:after="100"/>
-      </w:pPr>
-      <w:r>
-        <w:rPr>
-          <w:rFonts w:ascii="Arial" w:hAnsi="Arial"/>
-          <w:sz w:val="21"/>
-        </w:rPr>
-        <w:t>Examples:</w:t>
-      </w:r>
-    </w:p>
-    <w:p>
-      <w:pPr>
-        <w:spacing w:after="20"/>
-        <w:ind w:left="259"/>
-        <w:shd w:fill="F3F6FA"/>
-      </w:pPr>
-      <w:r>
-        <w:rPr>
-          <w:rFonts w:ascii="Consolas" w:hAnsi="Consolas"/>
-          <w:color w:val="333333"/>
-          <w:sz w:val="17"/>
-        </w:rPr>
-        <w:t>academic + stress -&gt; academic_stress</w:t>
-      </w:r>
-    </w:p>
-    <w:p>
-      <w:pPr>
-        <w:spacing w:after="20"/>
-        <w:ind w:left="259"/>
-        <w:shd w:fill="F3F6FA"/>
-      </w:pPr>
-      <w:r>
-        <w:rPr>
-          <w:rFonts w:ascii="Consolas" w:hAnsi="Consolas"/>
-          <w:color w:val="333333"/>
-          <w:sz w:val="17"/>
-        </w:rPr>
-        <w:t>mental + health -&gt; mental_health</w:t>
-      </w:r>
-    </w:p>
-    <w:p>
-      <w:pPr>
-        <w:spacing w:after="20"/>
-        <w:ind w:left="259"/>
-        <w:shd w:fill="F3F6FA"/>
-      </w:pPr>
-      <w:r>
-        <w:rPr>
-          <w:rFonts w:ascii="Consolas" w:hAnsi="Consolas"/>
-          <w:color w:val="333333"/>
-          <w:sz w:val="17"/>
-        </w:rPr>
-        <w:t>university + support -&gt; institutional_support</w:t>
-      </w:r>
-    </w:p>
-    <w:p>
-      <w:pPr>
-        <w:spacing w:after="20"/>
-        <w:ind w:left="259"/>
-        <w:shd w:fill="F3F6FA"/>
-      </w:pPr>
-      <w:r>
-        <w:rPr>
-          <w:rFonts w:ascii="Consolas" w:hAnsi="Consolas"/>
-          <w:color w:val="333333"/>
-          <w:sz w:val="17"/>
-        </w:rPr>
-        <w:t>social + media -&gt; social_media</w:t>
-      </w:r>
-    </w:p>
-    <w:p>
-      <w:pPr>
-        <w:pStyle w:val="Heading2"/>
-      </w:pPr>
-      <w:r>
-        <w:t>8.2 Synonyms</w:t>
-      </w:r>
-    </w:p>
-    <w:p>
-      <w:pPr>
-        <w:spacing w:after="100"/>
-      </w:pPr>
-      <w:r>
-        <w:rPr>
-          <w:rFonts w:ascii="Arial" w:hAnsi="Arial"/>
-          <w:sz w:val="21"/>
-        </w:rPr>
-        <w:t>Class:</w:t>
-      </w:r>
-    </w:p>
-    <w:p>
-      <w:pPr>
-        <w:pStyle w:val="ListBullet"/>
-      </w:pPr>
-      <w:r>
-        <w:rPr>
-          <w:rFonts w:ascii="Consolas" w:hAnsi="Consolas"/>
-          <w:color w:val="2563EB"/>
-          <w:sz w:val="19"/>
-        </w:rPr>
-        <w:t>src/main/java/com/lsi/semantic/SynonymExpander.java</w:t>
-      </w:r>
-    </w:p>
-    <w:p>
-      <w:pPr>
-        <w:spacing w:after="100"/>
-      </w:pPr>
-      <w:r>
-        <w:rPr>
-          <w:rFonts w:ascii="Arial" w:hAnsi="Arial"/>
-          <w:sz w:val="21"/>
-        </w:rPr>
-        <w:t>File used:</w:t>
-      </w:r>
-    </w:p>
-    <w:p>
-      <w:pPr>
-        <w:pStyle w:val="ListBullet"/>
-      </w:pPr>
-      <w:r>
-        <w:rPr>
-          <w:rFonts w:ascii="Consolas" w:hAnsi="Consolas"/>
-          <w:color w:val="2563EB"/>
-          <w:sz w:val="19"/>
-        </w:rPr>
-        <w:t>src/main/resources/synonyms.csv</w:t>
-      </w:r>
-    </w:p>
-    <w:p>
-      <w:pPr>
-        <w:spacing w:after="100"/>
-      </w:pPr>
-      <w:r>
-        <w:rPr>
-          <w:rFonts w:ascii="Arial" w:hAnsi="Arial"/>
-          <w:sz w:val="21"/>
-        </w:rPr>
-        <w:t>Process:</w:t>
-      </w:r>
-    </w:p>
-    <w:p>
-      <w:pPr>
-        <w:pStyle w:val="ListNumber"/>
-      </w:pPr>
-      <w:r>
-        <w:rPr>
-          <w:rFonts w:ascii="Arial" w:hAnsi="Arial"/>
-          <w:sz w:val="21"/>
-        </w:rPr>
-        <w:t xml:space="preserve">When </w:t>
-      </w:r>
-      <w:r>
-        <w:rPr>
-          <w:rFonts w:ascii="Consolas" w:hAnsi="Consolas"/>
-          <w:color w:val="2563EB"/>
-          <w:sz w:val="19"/>
-        </w:rPr>
-        <w:t>SynonymExpander</w:t>
-      </w:r>
-      <w:r>
-        <w:rPr>
-          <w:rFonts w:ascii="Arial" w:hAnsi="Arial"/>
-          <w:sz w:val="21"/>
-        </w:rPr>
-        <w:t xml:space="preserve"> is created, </w:t>
-      </w:r>
-      <w:r>
-        <w:rPr>
-          <w:rFonts w:ascii="Consolas" w:hAnsi="Consolas"/>
-          <w:color w:val="2563EB"/>
-          <w:sz w:val="19"/>
-        </w:rPr>
-        <w:t>/synonyms.csv</w:t>
-      </w:r>
-      <w:r>
-        <w:rPr>
-          <w:rFonts w:ascii="Arial" w:hAnsi="Arial"/>
-          <w:sz w:val="21"/>
-        </w:rPr>
-        <w:t xml:space="preserve"> is loaded.</w:t>
-      </w:r>
-    </w:p>
-    <w:p>
-      <w:pPr>
-        <w:pStyle w:val="ListNumber"/>
-      </w:pPr>
-      <w:r>
-        <w:rPr>
-          <w:rFonts w:ascii="Arial" w:hAnsi="Arial"/>
-          <w:sz w:val="21"/>
-        </w:rPr>
-        <w:t>Each row connects a canonical term with a synonym.</w:t>
-      </w:r>
-    </w:p>
-    <w:p>
-      <w:pPr>
-        <w:pStyle w:val="ListNumber"/>
-      </w:pPr>
-      <w:r>
-        <w:rPr>
-          <w:rFonts w:ascii="Arial" w:hAnsi="Arial"/>
-          <w:sz w:val="21"/>
-        </w:rPr>
-        <w:t>The system normalizes each term to the canonical form when a rule exists.</w:t>
-      </w:r>
-    </w:p>
-    <w:p>
-      <w:pPr>
-        <w:spacing w:after="100"/>
-      </w:pPr>
-      <w:r>
-        <w:rPr>
-          <w:rFonts w:ascii="Arial" w:hAnsi="Arial"/>
-          <w:sz w:val="21"/>
-        </w:rPr>
-        <w:t>Examples:</w:t>
-      </w:r>
-    </w:p>
-    <w:p>
-      <w:pPr>
-        <w:spacing w:after="20"/>
-        <w:ind w:left="259"/>
-        <w:shd w:fill="F3F6FA"/>
-      </w:pPr>
-      <w:r>
-        <w:rPr>
-          <w:rFonts w:ascii="Consolas" w:hAnsi="Consolas"/>
-          <w:color w:val="333333"/>
-          <w:sz w:val="17"/>
-        </w:rPr>
-        <w:t>worry -&gt; anxiety</w:t>
-      </w:r>
-    </w:p>
-    <w:p>
-      <w:pPr>
-        <w:spacing w:after="20"/>
-        <w:ind w:left="259"/>
-        <w:shd w:fill="F3F6FA"/>
-      </w:pPr>
-      <w:r>
-        <w:rPr>
-          <w:rFonts w:ascii="Consolas" w:hAnsi="Consolas"/>
-          <w:color w:val="333333"/>
-          <w:sz w:val="17"/>
-        </w:rPr>
-        <w:t>therapy -&gt; counseling</w:t>
-      </w:r>
-    </w:p>
-    <w:p>
-      <w:pPr>
-        <w:spacing w:after="20"/>
-        <w:ind w:left="259"/>
-        <w:shd w:fill="F3F6FA"/>
-      </w:pPr>
-      <w:r>
-        <w:rPr>
-          <w:rFonts w:ascii="Consolas" w:hAnsi="Consolas"/>
-          <w:color w:val="333333"/>
-          <w:sz w:val="17"/>
-        </w:rPr>
-        <w:t>pressure -&gt; stress</w:t>
-      </w:r>
-    </w:p>
-    <w:p>
-      <w:pPr>
-        <w:spacing w:after="20"/>
-        <w:ind w:left="259"/>
-        <w:shd w:fill="F3F6FA"/>
-      </w:pPr>
-      <w:r>
-        <w:rPr>
-          <w:rFonts w:ascii="Consolas" w:hAnsi="Consolas"/>
-          <w:color w:val="333333"/>
-          <w:sz w:val="17"/>
-        </w:rPr>
-        <w:t>rest -&gt; sleep</w:t>
-      </w:r>
-    </w:p>
-    <w:p>
-      <w:pPr>
-        <w:spacing w:after="20"/>
-        <w:ind w:left="259"/>
-        <w:shd w:fill="F3F6FA"/>
-      </w:pPr>
-      <w:r>
-        <w:rPr>
-          <w:rFonts w:ascii="Consolas" w:hAnsi="Consolas"/>
-          <w:color w:val="333333"/>
-          <w:sz w:val="17"/>
-        </w:rPr>
-        <w:t>network -&gt; social_media</w:t>
-      </w:r>
-    </w:p>
-    <w:p/>
-    <w:p>
-      <w:pPr>
-        <w:pStyle w:val="Heading1"/>
-      </w:pPr>
-      <w:r>
-        <w:t>9. Semantic Document Creation</w:t>
-      </w:r>
-    </w:p>
-    <w:p>
-      <w:pPr>
-        <w:spacing w:after="100"/>
-      </w:pPr>
-      <w:r>
-        <w:rPr>
-          <w:rFonts w:ascii="Arial" w:hAnsi="Arial"/>
-          <w:sz w:val="21"/>
-        </w:rPr>
-        <w:t>Model class:</w:t>
-      </w:r>
-    </w:p>
-    <w:p>
-      <w:pPr>
-        <w:pStyle w:val="ListBullet"/>
-      </w:pPr>
-      <w:r>
-        <w:rPr>
-          <w:rFonts w:ascii="Consolas" w:hAnsi="Consolas"/>
-          <w:color w:val="2563EB"/>
-          <w:sz w:val="19"/>
-        </w:rPr>
-        <w:t>src/main/java/com/lsi/model/SemanticDocument.java</w:t>
-      </w:r>
-    </w:p>
-    <w:p>
-      <w:pPr>
-        <w:spacing w:after="100"/>
-      </w:pPr>
-      <w:r>
-        <w:rPr>
-          <w:rFonts w:ascii="Arial" w:hAnsi="Arial"/>
-          <w:sz w:val="21"/>
-        </w:rPr>
-        <w:t>Each original document becomes a semantic document with:</w:t>
-      </w:r>
-    </w:p>
-    <w:p>
-      <w:pPr>
-        <w:pStyle w:val="ListBullet"/>
-      </w:pPr>
-      <w:r>
-        <w:rPr>
-          <w:rFonts w:ascii="Arial" w:hAnsi="Arial"/>
-          <w:sz w:val="21"/>
-        </w:rPr>
-        <w:t>code;</w:t>
-      </w:r>
-    </w:p>
-    <w:p>
-      <w:pPr>
-        <w:pStyle w:val="ListBullet"/>
-      </w:pPr>
-      <w:r>
-        <w:rPr>
-          <w:rFonts w:ascii="Arial" w:hAnsi="Arial"/>
-          <w:sz w:val="21"/>
-        </w:rPr>
-        <w:t>canonical term list;</w:t>
-      </w:r>
-    </w:p>
-    <w:p>
-      <w:pPr>
-        <w:pStyle w:val="ListBullet"/>
-      </w:pPr>
-      <w:r>
-        <w:rPr>
-          <w:rFonts w:ascii="Arial" w:hAnsi="Arial"/>
-          <w:sz w:val="21"/>
-        </w:rPr>
-        <w:t>metadata such as title and source.</w:t>
-      </w:r>
-    </w:p>
-    <w:p>
-      <w:pPr>
-        <w:spacing w:after="100"/>
-      </w:pPr>
-      <w:r>
-        <w:rPr>
-          <w:rFonts w:ascii="Arial" w:hAnsi="Arial"/>
-          <w:sz w:val="21"/>
-        </w:rPr>
-        <w:t>Real example:</w:t>
-      </w:r>
-    </w:p>
-    <w:p>
-      <w:pPr>
-        <w:spacing w:after="20"/>
-        <w:ind w:left="259"/>
-        <w:shd w:fill="F3F6FA"/>
-      </w:pPr>
-      <w:r>
-        <w:rPr>
-          <w:rFonts w:ascii="Consolas" w:hAnsi="Consolas"/>
-          <w:color w:val="333333"/>
-          <w:sz w:val="17"/>
-        </w:rPr>
-        <w:t>D8 input:</w:t>
-      </w:r>
-    </w:p>
-    <w:p>
-      <w:pPr>
-        <w:spacing w:after="20"/>
-        <w:ind w:left="259"/>
-        <w:shd w:fill="F3F6FA"/>
-      </w:pPr>
-      <w:r>
-        <w:rPr>
-          <w:rFonts w:ascii="Consolas" w:hAnsi="Consolas"/>
-          <w:color w:val="333333"/>
-          <w:sz w:val="17"/>
-        </w:rPr>
-        <w:t>university support counseling therapy student</w:t>
-      </w:r>
-    </w:p>
-    <w:p>
-      <w:pPr>
-        <w:spacing w:after="20"/>
-        <w:ind w:left="259"/>
-        <w:shd w:fill="F3F6FA"/>
-      </w:pPr>
-      <w:r>
-        <w:rPr>
-          <w:rFonts w:ascii="Consolas" w:hAnsi="Consolas"/>
-          <w:color w:val="333333"/>
-          <w:sz w:val="17"/>
-        </w:rPr>
-        <w:t xml:space="preserve"> </w:t>
-      </w:r>
-    </w:p>
-    <w:p>
-      <w:pPr>
-        <w:spacing w:after="20"/>
-        <w:ind w:left="259"/>
-        <w:shd w:fill="F3F6FA"/>
-      </w:pPr>
-      <w:r>
-        <w:rPr>
-          <w:rFonts w:ascii="Consolas" w:hAnsi="Consolas"/>
-          <w:color w:val="333333"/>
-          <w:sz w:val="17"/>
-        </w:rPr>
-        <w:t>After preprocessing and semantics:</w:t>
-      </w:r>
-    </w:p>
-    <w:p>
-      <w:pPr>
-        <w:spacing w:after="20"/>
-        <w:ind w:left="259"/>
-        <w:shd w:fill="F3F6FA"/>
-      </w:pPr>
-      <w:r>
-        <w:rPr>
-          <w:rFonts w:ascii="Consolas" w:hAnsi="Consolas"/>
-          <w:color w:val="333333"/>
-          <w:sz w:val="17"/>
-        </w:rPr>
-        <w:t>[institutional_support, counsel, counseling, student]</w:t>
-      </w:r>
-    </w:p>
-    <w:p>
-      <w:pPr>
-        <w:spacing w:after="100"/>
-      </w:pPr>
-      <w:r>
-        <w:rPr>
-          <w:rFonts w:ascii="Arial" w:hAnsi="Arial"/>
-          <w:sz w:val="21"/>
-        </w:rPr>
-        <w:t>Explanation:</w:t>
-      </w:r>
-    </w:p>
-    <w:p>
-      <w:pPr>
-        <w:pStyle w:val="ListNumber"/>
-      </w:pPr>
-      <w:r>
-        <w:rPr>
-          <w:rFonts w:ascii="Consolas" w:hAnsi="Consolas"/>
-          <w:color w:val="2563EB"/>
-          <w:sz w:val="19"/>
-        </w:rPr>
-        <w:t>university support</w:t>
-      </w:r>
-      <w:r>
-        <w:rPr>
-          <w:rFonts w:ascii="Arial" w:hAnsi="Arial"/>
-          <w:sz w:val="21"/>
-        </w:rPr>
-        <w:t xml:space="preserve"> activates a polysemy rule and becomes </w:t>
-      </w:r>
-      <w:r>
-        <w:rPr>
-          <w:rFonts w:ascii="Consolas" w:hAnsi="Consolas"/>
-          <w:color w:val="2563EB"/>
-          <w:sz w:val="19"/>
-        </w:rPr>
-        <w:t>institutional_support</w:t>
-      </w:r>
-      <w:r>
-        <w:rPr>
-          <w:rFonts w:ascii="Arial" w:hAnsi="Arial"/>
-          <w:sz w:val="21"/>
-        </w:rPr>
-        <w:t>.</w:t>
-      </w:r>
-    </w:p>
-    <w:p>
-      <w:pPr>
-        <w:pStyle w:val="ListNumber"/>
-      </w:pPr>
-      <w:r>
-        <w:rPr>
-          <w:rFonts w:ascii="Consolas" w:hAnsi="Consolas"/>
-          <w:color w:val="2563EB"/>
-          <w:sz w:val="19"/>
-        </w:rPr>
-        <w:t>therapy</w:t>
-      </w:r>
-      <w:r>
-        <w:rPr>
-          <w:rFonts w:ascii="Arial" w:hAnsi="Arial"/>
-          <w:sz w:val="21"/>
-        </w:rPr>
-        <w:t xml:space="preserve"> is normalized to </w:t>
-      </w:r>
-      <w:r>
-        <w:rPr>
-          <w:rFonts w:ascii="Consolas" w:hAnsi="Consolas"/>
-          <w:color w:val="2563EB"/>
-          <w:sz w:val="19"/>
-        </w:rPr>
-        <w:t>counseling</w:t>
-      </w:r>
-      <w:r>
-        <w:rPr>
-          <w:rFonts w:ascii="Arial" w:hAnsi="Arial"/>
-          <w:sz w:val="21"/>
-        </w:rPr>
-        <w:t>.</w:t>
-      </w:r>
-    </w:p>
-    <w:p>
-      <w:pPr>
-        <w:pStyle w:val="ListNumber"/>
-      </w:pPr>
-      <w:r>
-        <w:rPr>
-          <w:rFonts w:ascii="Consolas" w:hAnsi="Consolas"/>
-          <w:color w:val="2563EB"/>
-          <w:sz w:val="19"/>
-        </w:rPr>
-        <w:t>counseling</w:t>
-      </w:r>
-      <w:r>
-        <w:rPr>
-          <w:rFonts w:ascii="Arial" w:hAnsi="Arial"/>
-          <w:sz w:val="21"/>
-        </w:rPr>
-        <w:t xml:space="preserve"> goes through stemming and may also appear as </w:t>
-      </w:r>
-      <w:r>
-        <w:rPr>
-          <w:rFonts w:ascii="Consolas" w:hAnsi="Consolas"/>
-          <w:color w:val="2563EB"/>
-          <w:sz w:val="19"/>
-        </w:rPr>
-        <w:t>counsel</w:t>
-      </w:r>
-      <w:r>
-        <w:rPr>
-          <w:rFonts w:ascii="Arial" w:hAnsi="Arial"/>
-          <w:sz w:val="21"/>
-        </w:rPr>
-        <w:t>.</w:t>
-      </w:r>
-    </w:p>
-    <w:p>
-      <w:pPr>
-        <w:pStyle w:val="ListNumber"/>
-      </w:pPr>
-      <w:r>
-        <w:rPr>
-          <w:rFonts w:ascii="Consolas" w:hAnsi="Consolas"/>
-          <w:color w:val="2563EB"/>
-          <w:sz w:val="19"/>
-        </w:rPr>
-        <w:t>student</w:t>
-      </w:r>
-      <w:r>
-        <w:rPr>
-          <w:rFonts w:ascii="Arial" w:hAnsi="Arial"/>
-          <w:sz w:val="21"/>
-        </w:rPr>
-        <w:t xml:space="preserve"> remains as a document term.</w:t>
-      </w:r>
-    </w:p>
-    <w:p>
-      <w:pPr>
-        <w:spacing w:after="100"/>
-      </w:pPr>
-      <w:r>
-        <w:rPr>
-          <w:rFonts w:ascii="Arial" w:hAnsi="Arial"/>
-          <w:sz w:val="21"/>
-        </w:rPr>
-        <w:t>This shows that what is printed is not literal CSV text; it comes from the pipeline.</w:t>
-      </w:r>
-    </w:p>
-    <w:p/>
-    <w:p>
-      <w:pPr>
-        <w:pStyle w:val="Heading1"/>
-      </w:pPr>
-      <w:r>
-        <w:t>10. FrecT Construction</w:t>
-      </w:r>
-    </w:p>
-    <w:p>
-      <w:pPr>
-        <w:spacing w:after="100"/>
-      </w:pPr>
-      <w:r>
-        <w:rPr>
-          <w:rFonts w:ascii="Arial" w:hAnsi="Arial"/>
-          <w:sz w:val="21"/>
-        </w:rPr>
-        <w:t>Class:</w:t>
-      </w:r>
-    </w:p>
-    <w:p>
-      <w:pPr>
-        <w:pStyle w:val="ListBullet"/>
-      </w:pPr>
-      <w:r>
-        <w:rPr>
-          <w:rFonts w:ascii="Consolas" w:hAnsi="Consolas"/>
-          <w:color w:val="2563EB"/>
-          <w:sz w:val="19"/>
-        </w:rPr>
-        <w:t>src/main/java/com/lsi/indexing/FrequencyMatrixBuilder.java</w:t>
-      </w:r>
-    </w:p>
-    <w:p>
-      <w:pPr>
-        <w:spacing w:after="100"/>
-      </w:pPr>
-      <w:r>
-        <w:rPr>
-          <w:rFonts w:ascii="Arial" w:hAnsi="Arial"/>
-          <w:sz w:val="21"/>
-        </w:rPr>
-        <w:t>Model:</w:t>
-      </w:r>
-    </w:p>
-    <w:p>
-      <w:pPr>
-        <w:pStyle w:val="ListBullet"/>
-      </w:pPr>
-      <w:r>
-        <w:rPr>
-          <w:rFonts w:ascii="Consolas" w:hAnsi="Consolas"/>
-          <w:color w:val="2563EB"/>
-          <w:sz w:val="19"/>
-        </w:rPr>
-        <w:t>src/main/java/com/lsi/model/FrequencyMatrix.java</w:t>
-      </w:r>
-    </w:p>
-    <w:p>
-      <w:pPr>
-        <w:spacing w:after="100"/>
-      </w:pPr>
-      <w:r>
-        <w:rPr>
-          <w:rFonts w:ascii="Arial" w:hAnsi="Arial"/>
-          <w:sz w:val="21"/>
-        </w:rPr>
-        <w:t>Process:</w:t>
-      </w:r>
-    </w:p>
-    <w:p>
-      <w:pPr>
-        <w:pStyle w:val="ListNumber"/>
-      </w:pPr>
-      <w:r>
-        <w:rPr>
-          <w:rFonts w:ascii="Arial" w:hAnsi="Arial"/>
-          <w:sz w:val="21"/>
-        </w:rPr>
-        <w:t xml:space="preserve">All </w:t>
-      </w:r>
-      <w:r>
-        <w:rPr>
-          <w:rFonts w:ascii="Consolas" w:hAnsi="Consolas"/>
-          <w:color w:val="2563EB"/>
-          <w:sz w:val="19"/>
-        </w:rPr>
-        <w:t>SemanticDocument</w:t>
-      </w:r>
-      <w:r>
-        <w:rPr>
-          <w:rFonts w:ascii="Arial" w:hAnsi="Arial"/>
-          <w:sz w:val="21"/>
-        </w:rPr>
-        <w:t xml:space="preserve"> instances are received.</w:t>
-      </w:r>
-    </w:p>
-    <w:p>
-      <w:pPr>
-        <w:pStyle w:val="ListNumber"/>
-      </w:pPr>
-      <w:r>
-        <w:rPr>
-          <w:rFonts w:ascii="Arial" w:hAnsi="Arial"/>
-          <w:sz w:val="21"/>
-        </w:rPr>
-        <w:t>A global vocabulary is built from all canonical terms.</w:t>
-      </w:r>
-    </w:p>
-    <w:p>
-      <w:pPr>
-        <w:pStyle w:val="ListNumber"/>
-      </w:pPr>
-      <w:r>
-        <w:rPr>
-          <w:rFonts w:ascii="Arial" w:hAnsi="Arial"/>
-          <w:sz w:val="21"/>
-        </w:rPr>
-        <w:t>The vocabulary is sorted so the matrix is reproducible.</w:t>
-      </w:r>
-    </w:p>
-    <w:p>
-      <w:pPr>
-        <w:pStyle w:val="ListNumber"/>
-      </w:pPr>
-      <w:r>
-        <w:rPr>
-          <w:rFonts w:ascii="Arial" w:hAnsi="Arial"/>
-          <w:sz w:val="21"/>
-        </w:rPr>
-        <w:t>A matrix is created with terms as rows and documents as columns.</w:t>
-      </w:r>
-    </w:p>
-    <w:p>
-      <w:pPr>
-        <w:pStyle w:val="ListNumber"/>
-      </w:pPr>
-      <w:r>
-        <w:rPr>
-          <w:rFonts w:ascii="Arial" w:hAnsi="Arial"/>
-          <w:sz w:val="21"/>
-        </w:rPr>
-        <w:t>For each term-document pair, frequency is counted.</w:t>
-      </w:r>
-    </w:p>
-    <w:p>
-      <w:pPr>
-        <w:pStyle w:val="ListNumber"/>
-      </w:pPr>
-      <w:r>
-        <w:rPr>
-          <w:rFonts w:ascii="Arial" w:hAnsi="Arial"/>
-          <w:sz w:val="21"/>
-        </w:rPr>
-        <w:t xml:space="preserve">If </w:t>
-      </w:r>
-      <w:r>
-        <w:rPr>
-          <w:rFonts w:ascii="Consolas" w:hAnsi="Consolas"/>
-          <w:color w:val="2563EB"/>
-          <w:sz w:val="19"/>
-        </w:rPr>
-        <w:t>useTfIdf = true</w:t>
-      </w:r>
-      <w:r>
-        <w:rPr>
-          <w:rFonts w:ascii="Arial" w:hAnsi="Arial"/>
-          <w:sz w:val="21"/>
-        </w:rPr>
-        <w:t>, TF-IDF weighting is applied.</w:t>
-      </w:r>
-    </w:p>
-    <w:p>
-      <w:pPr>
-        <w:pStyle w:val="ListNumber"/>
-      </w:pPr>
-      <w:r>
-        <w:rPr>
-          <w:rFonts w:ascii="Arial" w:hAnsi="Arial"/>
-          <w:sz w:val="21"/>
-        </w:rPr>
-        <w:t xml:space="preserve">A </w:t>
-      </w:r>
-      <w:r>
-        <w:rPr>
-          <w:rFonts w:ascii="Consolas" w:hAnsi="Consolas"/>
-          <w:color w:val="2563EB"/>
-          <w:sz w:val="19"/>
-        </w:rPr>
-        <w:t>FrequencyMatrix</w:t>
-      </w:r>
-      <w:r>
-        <w:rPr>
-          <w:rFonts w:ascii="Arial" w:hAnsi="Arial"/>
-          <w:sz w:val="21"/>
-        </w:rPr>
-        <w:t xml:space="preserve"> is returned.</w:t>
-      </w:r>
-    </w:p>
-    <w:p>
-      <w:pPr>
-        <w:spacing w:after="100"/>
-      </w:pPr>
-      <w:r>
-        <w:rPr>
-          <w:rFonts w:ascii="Arial" w:hAnsi="Arial"/>
-          <w:sz w:val="21"/>
-        </w:rPr>
-        <w:t>FrecT interpretation:</w:t>
-      </w:r>
-    </w:p>
-    <w:p>
-      <w:pPr>
-        <w:pStyle w:val="ListBullet"/>
-      </w:pPr>
-      <w:r>
-        <w:rPr>
-          <w:rFonts w:ascii="Arial" w:hAnsi="Arial"/>
-          <w:sz w:val="21"/>
-        </w:rPr>
-        <w:t>Each row represents a term.</w:t>
-      </w:r>
-    </w:p>
-    <w:p>
-      <w:pPr>
-        <w:pStyle w:val="ListBullet"/>
-      </w:pPr>
-      <w:r>
-        <w:rPr>
-          <w:rFonts w:ascii="Arial" w:hAnsi="Arial"/>
-          <w:sz w:val="21"/>
-        </w:rPr>
-        <w:t>Each column represents a document.</w:t>
-      </w:r>
-    </w:p>
-    <w:p>
-      <w:pPr>
-        <w:pStyle w:val="ListBullet"/>
-      </w:pPr>
-      <w:r>
-        <w:rPr>
-          <w:rFonts w:ascii="Arial" w:hAnsi="Arial"/>
-          <w:sz w:val="21"/>
-        </w:rPr>
-        <w:t>Each cell represents the term weight inside the document.</w:t>
-      </w:r>
-    </w:p>
-    <w:p>
-      <w:pPr>
-        <w:spacing w:after="100"/>
-      </w:pPr>
-      <w:r>
-        <w:rPr>
-          <w:rFonts w:ascii="Arial" w:hAnsi="Arial"/>
-          <w:sz w:val="21"/>
-        </w:rPr>
-        <w:t>Observable console example:</w:t>
-      </w:r>
-    </w:p>
-    <w:p>
-      <w:pPr>
-        <w:spacing w:after="20"/>
-        <w:ind w:left="259"/>
-        <w:shd w:fill="F3F6FA"/>
-      </w:pPr>
-      <w:r>
-        <w:rPr>
-          <w:rFonts w:ascii="Consolas" w:hAnsi="Consolas"/>
-          <w:color w:val="333333"/>
-          <w:sz w:val="17"/>
-        </w:rPr>
-        <w:t>FrecT dimensions: 33 terms x 10 documents.</w:t>
-      </w:r>
-    </w:p>
-    <w:p>
-      <w:pPr>
-        <w:spacing w:after="20"/>
-        <w:ind w:left="259"/>
-        <w:shd w:fill="F3F6FA"/>
-      </w:pPr>
-      <w:r>
-        <w:rPr>
-          <w:rFonts w:ascii="Consolas" w:hAnsi="Consolas"/>
-          <w:color w:val="333333"/>
-          <w:sz w:val="17"/>
-        </w:rPr>
-        <w:t>term                            D1        D2        ...</w:t>
-      </w:r>
-    </w:p>
-    <w:p>
-      <w:pPr>
-        <w:spacing w:after="20"/>
-        <w:ind w:left="259"/>
-        <w:shd w:fill="F3F6FA"/>
-      </w:pPr>
-      <w:r>
-        <w:rPr>
-          <w:rFonts w:ascii="Consolas" w:hAnsi="Consolas"/>
-          <w:color w:val="333333"/>
-          <w:sz w:val="17"/>
-        </w:rPr>
-        <w:t>academic_stress              2.705     0.000        ...</w:t>
-      </w:r>
-    </w:p>
-    <w:p>
-      <w:pPr>
-        <w:spacing w:after="20"/>
-        <w:ind w:left="259"/>
-        <w:shd w:fill="F3F6FA"/>
-      </w:pPr>
-      <w:r>
-        <w:rPr>
-          <w:rFonts w:ascii="Consolas" w:hAnsi="Consolas"/>
-          <w:color w:val="333333"/>
-          <w:sz w:val="17"/>
-        </w:rPr>
-        <w:t>anxiety                      0.000     2.299        ...</w:t>
-      </w:r>
-    </w:p>
-    <w:p>
-      <w:pPr>
-        <w:spacing w:after="100"/>
-      </w:pPr>
-      <w:r>
-        <w:rPr>
-          <w:rFonts w:ascii="Arial" w:hAnsi="Arial"/>
-          <w:sz w:val="21"/>
-        </w:rPr>
-        <w:t>To see the full matrix:</w:t>
-      </w:r>
-    </w:p>
-    <w:p>
-      <w:pPr>
-        <w:spacing w:after="20"/>
-        <w:ind w:left="259"/>
-        <w:shd w:fill="F3F6FA"/>
-      </w:pPr>
-      <w:r>
-        <w:rPr>
-          <w:rFonts w:ascii="Consolas" w:hAnsi="Consolas"/>
-          <w:color w:val="333333"/>
-          <w:sz w:val="17"/>
-        </w:rPr>
-        <w:t>mvn exec:java "-Dexec.mainClass=com.lsi.App" "-Dexec.args=final-demo --matrix full"</w:t>
-      </w:r>
-    </w:p>
-    <w:p/>
-    <w:p>
-      <w:pPr>
-        <w:pStyle w:val="Heading1"/>
-      </w:pPr>
-      <w:r>
-        <w:t>11. SVD / LSI Reduction</w:t>
-      </w:r>
-    </w:p>
-    <w:p>
-      <w:pPr>
-        <w:spacing w:after="100"/>
-      </w:pPr>
-      <w:r>
-        <w:rPr>
-          <w:rFonts w:ascii="Arial" w:hAnsi="Arial"/>
-          <w:sz w:val="21"/>
-        </w:rPr>
-        <w:t>Classes:</w:t>
-      </w:r>
-    </w:p>
-    <w:p>
-      <w:pPr>
-        <w:pStyle w:val="ListBullet"/>
-      </w:pPr>
-      <w:r>
-        <w:rPr>
-          <w:rFonts w:ascii="Consolas" w:hAnsi="Consolas"/>
-          <w:color w:val="2563EB"/>
-          <w:sz w:val="19"/>
-        </w:rPr>
-        <w:t>src/main/java/com/lsi/lsi/LsiReducer.java</w:t>
-      </w:r>
-    </w:p>
-    <w:p>
-      <w:pPr>
-        <w:pStyle w:val="ListBullet"/>
-      </w:pPr>
-      <w:r>
-        <w:rPr>
-          <w:rFonts w:ascii="Consolas" w:hAnsi="Consolas"/>
-          <w:color w:val="2563EB"/>
-          <w:sz w:val="19"/>
-        </w:rPr>
-        <w:t>src/main/java/com/lsi/lsi/SvdDecomposer.java</w:t>
-      </w:r>
-    </w:p>
-    <w:p>
-      <w:pPr>
-        <w:pStyle w:val="ListBullet"/>
-      </w:pPr>
-      <w:r>
-        <w:rPr>
-          <w:rFonts w:ascii="Consolas" w:hAnsi="Consolas"/>
-          <w:color w:val="2563EB"/>
-          <w:sz w:val="19"/>
-        </w:rPr>
-        <w:t>src/main/java/com/lsi/model/LatentSpaceModel.java</w:t>
-      </w:r>
-    </w:p>
-    <w:p>
-      <w:pPr>
-        <w:spacing w:after="100"/>
-      </w:pPr>
-      <w:r>
-        <w:rPr>
-          <w:rFonts w:ascii="Arial" w:hAnsi="Arial"/>
-          <w:sz w:val="21"/>
-        </w:rPr>
-        <w:t>Process:</w:t>
-      </w:r>
-    </w:p>
-    <w:p>
-      <w:pPr>
-        <w:pStyle w:val="ListNumber"/>
-      </w:pPr>
-      <w:r>
-        <w:rPr>
-          <w:rFonts w:ascii="Consolas" w:hAnsi="Consolas"/>
-          <w:color w:val="2563EB"/>
-          <w:sz w:val="19"/>
-        </w:rPr>
-        <w:t>LsiReducer.reduce(FrequencyMatrix, k)</w:t>
-      </w:r>
-      <w:r>
-        <w:rPr>
-          <w:rFonts w:ascii="Arial" w:hAnsi="Arial"/>
-          <w:sz w:val="21"/>
-        </w:rPr>
-        <w:t xml:space="preserve"> receives FrecT.</w:t>
-      </w:r>
-    </w:p>
-    <w:p>
-      <w:pPr>
-        <w:pStyle w:val="ListNumber"/>
-      </w:pPr>
-      <w:r>
-        <w:rPr>
-          <w:rFonts w:ascii="Arial" w:hAnsi="Arial"/>
-          <w:sz w:val="21"/>
-        </w:rPr>
-        <w:t xml:space="preserve">FrecT is transformed into a numeric matrix </w:t>
-      </w:r>
-      <w:r>
-        <w:rPr>
-          <w:rFonts w:ascii="Consolas" w:hAnsi="Consolas"/>
-          <w:color w:val="2563EB"/>
-          <w:sz w:val="19"/>
-        </w:rPr>
-        <w:t>A</w:t>
-      </w:r>
-      <w:r>
-        <w:rPr>
-          <w:rFonts w:ascii="Arial" w:hAnsi="Arial"/>
-          <w:sz w:val="21"/>
-        </w:rPr>
-        <w:t xml:space="preserve"> of terms by documents.</w:t>
-      </w:r>
-    </w:p>
-    <w:p>
-      <w:pPr>
-        <w:pStyle w:val="ListNumber"/>
-      </w:pPr>
-      <w:r>
-        <w:rPr>
-          <w:rFonts w:ascii="Consolas" w:hAnsi="Consolas"/>
-          <w:color w:val="2563EB"/>
-          <w:sz w:val="19"/>
-        </w:rPr>
-        <w:t>SvdDecomposer</w:t>
-      </w:r>
-      <w:r>
-        <w:rPr>
-          <w:rFonts w:ascii="Arial" w:hAnsi="Arial"/>
-          <w:sz w:val="21"/>
-        </w:rPr>
-        <w:t xml:space="preserve"> uses EJML to calculate SVD.</w:t>
-      </w:r>
-    </w:p>
-    <w:p>
-      <w:pPr>
-        <w:pStyle w:val="ListNumber"/>
-      </w:pPr>
-      <w:r>
-        <w:rPr>
-          <w:rFonts w:ascii="Arial" w:hAnsi="Arial"/>
-          <w:sz w:val="21"/>
-        </w:rPr>
-        <w:t>The matrix is decomposed as:</w:t>
-      </w:r>
-    </w:p>
-    <w:p>
-      <w:pPr>
-        <w:spacing w:after="20"/>
-        <w:ind w:left="259"/>
-        <w:shd w:fill="F3F6FA"/>
-      </w:pPr>
-      <w:r>
-        <w:rPr>
-          <w:rFonts w:ascii="Consolas" w:hAnsi="Consolas"/>
-          <w:color w:val="333333"/>
-          <w:sz w:val="17"/>
-        </w:rPr>
-        <w:t>A = U * S * V^T</w:t>
-      </w:r>
-    </w:p>
-    <w:p>
-      <w:pPr>
-        <w:pStyle w:val="ListNumber"/>
-      </w:pPr>
-      <w:r>
-        <w:rPr>
-          <w:rFonts w:ascii="Arial" w:hAnsi="Arial"/>
-          <w:sz w:val="21"/>
-        </w:rPr>
-        <w:t xml:space="preserve">Only the first </w:t>
-      </w:r>
-      <w:r>
-        <w:rPr>
-          <w:rFonts w:ascii="Consolas" w:hAnsi="Consolas"/>
-          <w:color w:val="2563EB"/>
-          <w:sz w:val="19"/>
-        </w:rPr>
-        <w:t>k</w:t>
-      </w:r>
-      <w:r>
-        <w:rPr>
-          <w:rFonts w:ascii="Arial" w:hAnsi="Arial"/>
-          <w:sz w:val="21"/>
-        </w:rPr>
-        <w:t xml:space="preserve"> latent dimensions are kept.</w:t>
-      </w:r>
-    </w:p>
-    <w:p>
-      <w:pPr>
-        <w:pStyle w:val="ListNumber"/>
-      </w:pPr>
-      <w:r>
-        <w:rPr>
-          <w:rFonts w:ascii="Arial" w:hAnsi="Arial"/>
-          <w:sz w:val="21"/>
-        </w:rPr>
-        <w:t>Latent term vectors are calculated.</w:t>
-      </w:r>
-    </w:p>
-    <w:p>
-      <w:pPr>
-        <w:pStyle w:val="ListNumber"/>
-      </w:pPr>
-      <w:r>
-        <w:rPr>
-          <w:rFonts w:ascii="Arial" w:hAnsi="Arial"/>
-          <w:sz w:val="21"/>
-        </w:rPr>
-        <w:t>Latent document vectors are calculated.</w:t>
-      </w:r>
-    </w:p>
-    <w:p>
-      <w:pPr>
-        <w:pStyle w:val="ListNumber"/>
-      </w:pPr>
-      <w:r>
-        <w:rPr>
-          <w:rFonts w:ascii="Arial" w:hAnsi="Arial"/>
-          <w:sz w:val="21"/>
-        </w:rPr>
-        <w:t xml:space="preserve">A </w:t>
-      </w:r>
-      <w:r>
-        <w:rPr>
-          <w:rFonts w:ascii="Consolas" w:hAnsi="Consolas"/>
-          <w:color w:val="2563EB"/>
-          <w:sz w:val="19"/>
-        </w:rPr>
-        <w:t>LatentSpaceModel</w:t>
-      </w:r>
-      <w:r>
-        <w:rPr>
-          <w:rFonts w:ascii="Arial" w:hAnsi="Arial"/>
-          <w:sz w:val="21"/>
-        </w:rPr>
-        <w:t xml:space="preserve"> is created.</w:t>
-      </w:r>
-    </w:p>
-    <w:p>
-      <w:pPr>
-        <w:spacing w:after="100"/>
-      </w:pPr>
-      <w:r>
-        <w:rPr>
-          <w:rFonts w:ascii="Arial" w:hAnsi="Arial"/>
-          <w:sz w:val="21"/>
-        </w:rPr>
-        <w:t>The latent model contains:</w:t>
-      </w:r>
-    </w:p>
-    <w:p>
-      <w:pPr>
-        <w:pStyle w:val="ListBullet"/>
-      </w:pPr>
-      <w:r>
-        <w:rPr>
-          <w:rFonts w:ascii="Consolas" w:hAnsi="Consolas"/>
-          <w:color w:val="2563EB"/>
-          <w:sz w:val="19"/>
-        </w:rPr>
-        <w:t>k</w:t>
-      </w:r>
-      <w:r>
-        <w:rPr>
-          <w:rFonts w:ascii="Arial" w:hAnsi="Arial"/>
-          <w:sz w:val="21"/>
-        </w:rPr>
-        <w:t>;</w:t>
-      </w:r>
-    </w:p>
-    <w:p>
-      <w:pPr>
-        <w:pStyle w:val="ListBullet"/>
-      </w:pPr>
-      <w:r>
-        <w:rPr>
-          <w:rFonts w:ascii="Arial" w:hAnsi="Arial"/>
-          <w:sz w:val="21"/>
-        </w:rPr>
-        <w:t>document codes;</w:t>
-      </w:r>
-    </w:p>
-    <w:p>
-      <w:pPr>
-        <w:pStyle w:val="ListBullet"/>
-      </w:pPr>
-      <w:r>
-        <w:rPr>
-          <w:rFonts w:ascii="Arial" w:hAnsi="Arial"/>
-          <w:sz w:val="21"/>
-        </w:rPr>
-        <w:t>vocabulary;</w:t>
-      </w:r>
-    </w:p>
-    <w:p>
-      <w:pPr>
-        <w:pStyle w:val="ListBullet"/>
-      </w:pPr>
-      <w:r>
-        <w:rPr>
-          <w:rFonts w:ascii="Arial" w:hAnsi="Arial"/>
-          <w:sz w:val="21"/>
-        </w:rPr>
-        <w:t>singular values;</w:t>
-      </w:r>
-    </w:p>
-    <w:p>
-      <w:pPr>
-        <w:pStyle w:val="ListBullet"/>
-      </w:pPr>
-      <w:r>
-        <w:rPr>
-          <w:rFonts w:ascii="Arial" w:hAnsi="Arial"/>
-          <w:sz w:val="21"/>
-        </w:rPr>
-        <w:t>term vectors;</w:t>
-      </w:r>
-    </w:p>
-    <w:p>
-      <w:pPr>
-        <w:pStyle w:val="ListBullet"/>
-      </w:pPr>
-      <w:r>
-        <w:rPr>
-          <w:rFonts w:ascii="Arial" w:hAnsi="Arial"/>
-          <w:sz w:val="21"/>
-        </w:rPr>
-        <w:t>document vectors.</w:t>
-      </w:r>
-    </w:p>
-    <w:p>
-      <w:pPr>
-        <w:spacing w:after="100"/>
-      </w:pPr>
-      <w:r>
-        <w:rPr>
-          <w:rFonts w:ascii="Arial" w:hAnsi="Arial"/>
-          <w:sz w:val="21"/>
-        </w:rPr>
-        <w:t>Observable output:</w:t>
-      </w:r>
-    </w:p>
-    <w:p>
-      <w:pPr>
-        <w:spacing w:after="20"/>
-        <w:ind w:left="259"/>
-        <w:shd w:fill="F3F6FA"/>
-      </w:pPr>
-      <w:r>
-        <w:rPr>
-          <w:rFonts w:ascii="Consolas" w:hAnsi="Consolas"/>
-          <w:color w:val="333333"/>
-          <w:sz w:val="17"/>
-        </w:rPr>
-        <w:t>Requested k: 3</w:t>
-      </w:r>
-    </w:p>
-    <w:p>
-      <w:pPr>
-        <w:spacing w:after="20"/>
-        <w:ind w:left="259"/>
-        <w:shd w:fill="F3F6FA"/>
-      </w:pPr>
-      <w:r>
-        <w:rPr>
-          <w:rFonts w:ascii="Consolas" w:hAnsi="Consolas"/>
-          <w:color w:val="333333"/>
-          <w:sz w:val="17"/>
-        </w:rPr>
-        <w:t>Actual k used by LSI: 3</w:t>
-      </w:r>
-    </w:p>
-    <w:p>
-      <w:pPr>
-        <w:spacing w:after="20"/>
-        <w:ind w:left="259"/>
-        <w:shd w:fill="F3F6FA"/>
-      </w:pPr>
-      <w:r>
-        <w:rPr>
-          <w:rFonts w:ascii="Consolas" w:hAnsi="Consolas"/>
-          <w:color w:val="333333"/>
-          <w:sz w:val="17"/>
-        </w:rPr>
-        <w:t>Singular values:</w:t>
-      </w:r>
-    </w:p>
-    <w:p>
-      <w:pPr>
-        <w:spacing w:after="20"/>
-        <w:ind w:left="259"/>
-        <w:shd w:fill="F3F6FA"/>
-      </w:pPr>
-      <w:r>
-        <w:rPr>
-          <w:rFonts w:ascii="Consolas" w:hAnsi="Consolas"/>
-          <w:color w:val="333333"/>
-          <w:sz w:val="17"/>
-        </w:rPr>
-        <w:t xml:space="preserve">  sigma_1 = 7.7209</w:t>
-      </w:r>
-    </w:p>
-    <w:p>
-      <w:pPr>
-        <w:spacing w:after="20"/>
-        <w:ind w:left="259"/>
-        <w:shd w:fill="F3F6FA"/>
-      </w:pPr>
-      <w:r>
-        <w:rPr>
-          <w:rFonts w:ascii="Consolas" w:hAnsi="Consolas"/>
-          <w:color w:val="333333"/>
-          <w:sz w:val="17"/>
-        </w:rPr>
-        <w:t xml:space="preserve">  sigma_2 = 7.0984</w:t>
-      </w:r>
-    </w:p>
-    <w:p>
-      <w:pPr>
-        <w:spacing w:after="20"/>
-        <w:ind w:left="259"/>
-        <w:shd w:fill="F3F6FA"/>
-      </w:pPr>
-      <w:r>
-        <w:rPr>
-          <w:rFonts w:ascii="Consolas" w:hAnsi="Consolas"/>
-          <w:color w:val="333333"/>
-          <w:sz w:val="17"/>
-        </w:rPr>
-        <w:t xml:space="preserve">  sigma_3 = 6.8823</w:t>
-      </w:r>
-    </w:p>
-    <w:p>
-      <w:pPr>
-        <w:spacing w:after="100"/>
-      </w:pPr>
-      <w:r>
-        <w:rPr>
-          <w:rFonts w:ascii="Arial" w:hAnsi="Arial"/>
-          <w:sz w:val="21"/>
-        </w:rPr>
-        <w:t>The values can vary slightly if the corpus or linguistic resources change.</w:t>
-      </w:r>
-    </w:p>
-    <w:p/>
-    <w:p>
-      <w:pPr>
-        <w:pStyle w:val="Heading1"/>
-      </w:pPr>
-      <w:r>
-        <w:t>12. Significant Term Selection</w:t>
-      </w:r>
-    </w:p>
-    <w:p>
-      <w:pPr>
-        <w:spacing w:after="100"/>
-      </w:pPr>
-      <w:r>
-        <w:rPr>
-          <w:rFonts w:ascii="Arial" w:hAnsi="Arial"/>
-          <w:sz w:val="21"/>
-        </w:rPr>
-        <w:t>Class:</w:t>
-      </w:r>
-    </w:p>
-    <w:p>
-      <w:pPr>
-        <w:pStyle w:val="ListBullet"/>
-      </w:pPr>
-      <w:r>
-        <w:rPr>
-          <w:rFonts w:ascii="Consolas" w:hAnsi="Consolas"/>
-          <w:color w:val="2563EB"/>
-          <w:sz w:val="19"/>
-        </w:rPr>
-        <w:t>src/main/java/com/lsi/lsi/TermSelectionService.java</w:t>
-      </w:r>
-    </w:p>
-    <w:p>
-      <w:pPr>
-        <w:spacing w:after="100"/>
-      </w:pPr>
-      <w:r>
-        <w:rPr>
-          <w:rFonts w:ascii="Arial" w:hAnsi="Arial"/>
-          <w:sz w:val="21"/>
-        </w:rPr>
-        <w:t>Process:</w:t>
-      </w:r>
-    </w:p>
-    <w:p>
-      <w:pPr>
-        <w:pStyle w:val="ListNumber"/>
-      </w:pPr>
-      <w:r>
-        <w:rPr>
-          <w:rFonts w:ascii="Arial" w:hAnsi="Arial"/>
-          <w:sz w:val="21"/>
-        </w:rPr>
-        <w:t xml:space="preserve">Term latent vectors are taken from </w:t>
-      </w:r>
-      <w:r>
-        <w:rPr>
-          <w:rFonts w:ascii="Consolas" w:hAnsi="Consolas"/>
-          <w:color w:val="2563EB"/>
-          <w:sz w:val="19"/>
-        </w:rPr>
-        <w:t>LatentSpaceModel</w:t>
-      </w:r>
-      <w:r>
-        <w:rPr>
-          <w:rFonts w:ascii="Arial" w:hAnsi="Arial"/>
-          <w:sz w:val="21"/>
-        </w:rPr>
-        <w:t>.</w:t>
-      </w:r>
-    </w:p>
-    <w:p>
-      <w:pPr>
-        <w:pStyle w:val="ListNumber"/>
-      </w:pPr>
-      <w:r>
-        <w:rPr>
-          <w:rFonts w:ascii="Arial" w:hAnsi="Arial"/>
-          <w:sz w:val="21"/>
-        </w:rPr>
-        <w:t>For each term, a significance score is calculated using the vector norm.</w:t>
-      </w:r>
-    </w:p>
-    <w:p>
-      <w:pPr>
-        <w:pStyle w:val="ListNumber"/>
-      </w:pPr>
-      <w:r>
-        <w:rPr>
-          <w:rFonts w:ascii="Arial" w:hAnsi="Arial"/>
-          <w:sz w:val="21"/>
-        </w:rPr>
-        <w:t>Terms are sorted from highest to lowest significance.</w:t>
-      </w:r>
-    </w:p>
-    <w:p>
-      <w:pPr>
-        <w:pStyle w:val="ListNumber"/>
-      </w:pPr>
-      <w:r>
-        <w:rPr>
-          <w:rFonts w:ascii="Arial" w:hAnsi="Arial"/>
-          <w:sz w:val="21"/>
-        </w:rPr>
-        <w:t xml:space="preserve">The first </w:t>
-      </w:r>
-      <w:r>
-        <w:rPr>
-          <w:rFonts w:ascii="Consolas" w:hAnsi="Consolas"/>
-          <w:color w:val="2563EB"/>
-          <w:sz w:val="19"/>
-        </w:rPr>
-        <w:t>terms</w:t>
-      </w:r>
-      <w:r>
-        <w:rPr>
-          <w:rFonts w:ascii="Arial" w:hAnsi="Arial"/>
-          <w:sz w:val="21"/>
-        </w:rPr>
-        <w:t xml:space="preserve"> items are printed.</w:t>
-      </w:r>
-    </w:p>
-    <w:p>
-      <w:pPr>
-        <w:spacing w:after="100"/>
-      </w:pPr>
-      <w:r>
-        <w:rPr>
-          <w:rFonts w:ascii="Arial" w:hAnsi="Arial"/>
-          <w:sz w:val="21"/>
-        </w:rPr>
-        <w:t>Observable output:</w:t>
-      </w:r>
-    </w:p>
-    <w:p>
-      <w:pPr>
-        <w:spacing w:after="20"/>
-        <w:ind w:left="259"/>
-        <w:shd w:fill="F3F6FA"/>
-      </w:pPr>
-      <w:r>
-        <w:rPr>
-          <w:rFonts w:ascii="Consolas" w:hAnsi="Consolas"/>
-          <w:color w:val="333333"/>
-          <w:sz w:val="17"/>
-        </w:rPr>
-        <w:t>Top indexing terms for expert review:</w:t>
-      </w:r>
-    </w:p>
-    <w:p>
-      <w:pPr>
-        <w:spacing w:after="20"/>
-        <w:ind w:left="259"/>
-        <w:shd w:fill="F3F6FA"/>
-      </w:pPr>
-      <w:r>
-        <w:rPr>
-          <w:rFonts w:ascii="Consolas" w:hAnsi="Consolas"/>
-          <w:color w:val="333333"/>
-          <w:sz w:val="17"/>
-        </w:rPr>
-        <w:t>1. depression - significance: 5.2738</w:t>
-      </w:r>
-    </w:p>
-    <w:p>
-      <w:pPr>
-        <w:spacing w:after="20"/>
-        <w:ind w:left="259"/>
-        <w:shd w:fill="F3F6FA"/>
-      </w:pPr>
-      <w:r>
-        <w:rPr>
-          <w:rFonts w:ascii="Consolas" w:hAnsi="Consolas"/>
-          <w:color w:val="333333"/>
-          <w:sz w:val="17"/>
-        </w:rPr>
-        <w:t>2. anxiety - significance: 4.9526</w:t>
-      </w:r>
-    </w:p>
-    <w:p>
-      <w:pPr>
-        <w:spacing w:after="20"/>
-        <w:ind w:left="259"/>
-        <w:shd w:fill="F3F6FA"/>
-      </w:pPr>
-      <w:r>
-        <w:rPr>
-          <w:rFonts w:ascii="Consolas" w:hAnsi="Consolas"/>
-          <w:color w:val="333333"/>
-          <w:sz w:val="17"/>
-        </w:rPr>
-        <w:t>3. social_media - significance: 4.7357</w:t>
-      </w:r>
-    </w:p>
-    <w:p>
-      <w:pPr>
-        <w:spacing w:after="20"/>
-        <w:ind w:left="259"/>
-        <w:shd w:fill="F3F6FA"/>
-      </w:pPr>
-      <w:r>
-        <w:rPr>
-          <w:rFonts w:ascii="Consolas" w:hAnsi="Consolas"/>
-          <w:color w:val="333333"/>
-          <w:sz w:val="17"/>
-        </w:rPr>
-        <w:t>...</w:t>
-      </w:r>
-    </w:p>
-    <w:p>
-      <w:pPr>
-        <w:spacing w:after="100"/>
-      </w:pPr>
-      <w:r>
-        <w:rPr>
-          <w:rFonts w:ascii="Arial" w:hAnsi="Arial"/>
-          <w:sz w:val="21"/>
-        </w:rPr>
-        <w:t>This supports expert review of relevant indexing terms after applying LSI.</w:t>
-      </w:r>
-    </w:p>
-    <w:p/>
-    <w:p>
-      <w:pPr>
-        <w:pStyle w:val="Heading1"/>
-      </w:pPr>
-      <w:r>
-        <w:t>13. Query Processor Creation</w:t>
-      </w:r>
-    </w:p>
-    <w:p>
-      <w:pPr>
-        <w:spacing w:after="100"/>
-      </w:pPr>
-      <w:r>
-        <w:rPr>
-          <w:rFonts w:ascii="Arial" w:hAnsi="Arial"/>
-          <w:sz w:val="21"/>
-        </w:rPr>
-        <w:t>Class:</w:t>
-      </w:r>
-    </w:p>
-    <w:p>
-      <w:pPr>
-        <w:pStyle w:val="ListBullet"/>
-      </w:pPr>
-      <w:r>
-        <w:rPr>
-          <w:rFonts w:ascii="Consolas" w:hAnsi="Consolas"/>
-          <w:color w:val="2563EB"/>
-          <w:sz w:val="19"/>
-        </w:rPr>
-        <w:t>src/main/java/com/lsi/query/QueryProcessor.java</w:t>
-      </w:r>
-    </w:p>
-    <w:p>
-      <w:pPr>
-        <w:spacing w:after="100"/>
-      </w:pPr>
-      <w:r>
-        <w:rPr>
-          <w:rFonts w:ascii="Arial" w:hAnsi="Arial"/>
-          <w:sz w:val="21"/>
-        </w:rPr>
-        <w:t xml:space="preserve">After indexing the corpus, </w:t>
-      </w:r>
-      <w:r>
-        <w:rPr>
-          <w:rFonts w:ascii="Consolas" w:hAnsi="Consolas"/>
-          <w:color w:val="2563EB"/>
-          <w:sz w:val="19"/>
-        </w:rPr>
-        <w:t>runFinalDemo</w:t>
-      </w:r>
-      <w:r>
-        <w:rPr>
-          <w:rFonts w:ascii="Arial" w:hAnsi="Arial"/>
-          <w:sz w:val="21"/>
-        </w:rPr>
-        <w:t xml:space="preserve"> creates:</w:t>
-      </w:r>
-    </w:p>
-    <w:p>
-      <w:pPr>
-        <w:spacing w:after="20"/>
-        <w:ind w:left="259"/>
-        <w:shd w:fill="F3F6FA"/>
-      </w:pPr>
-      <w:r>
-        <w:rPr>
-          <w:rFonts w:ascii="Consolas" w:hAnsi="Consolas"/>
-          <w:color w:val="333333"/>
-          <w:sz w:val="17"/>
-        </w:rPr>
-        <w:t>QueryProcessor processor = new QueryProcessor(corpus)</w:t>
-      </w:r>
-    </w:p>
-    <w:p>
-      <w:pPr>
-        <w:spacing w:after="100"/>
-      </w:pPr>
-      <w:r>
-        <w:rPr>
-          <w:rFonts w:ascii="Arial" w:hAnsi="Arial"/>
-          <w:sz w:val="21"/>
-        </w:rPr>
-        <w:t>This processor receives:</w:t>
-      </w:r>
-    </w:p>
-    <w:p>
-      <w:pPr>
-        <w:pStyle w:val="ListBullet"/>
-      </w:pPr>
-      <w:r>
-        <w:rPr>
-          <w:rFonts w:ascii="Arial" w:hAnsi="Arial"/>
-          <w:sz w:val="21"/>
-        </w:rPr>
-        <w:t>semantic documents;</w:t>
-      </w:r>
-    </w:p>
-    <w:p>
-      <w:pPr>
-        <w:pStyle w:val="ListBullet"/>
-      </w:pPr>
-      <w:r>
-        <w:rPr>
-          <w:rFonts w:ascii="Arial" w:hAnsi="Arial"/>
-          <w:sz w:val="21"/>
-        </w:rPr>
-        <w:t>FrecT matrix;</w:t>
-      </w:r>
-    </w:p>
-    <w:p>
-      <w:pPr>
-        <w:pStyle w:val="ListBullet"/>
-      </w:pPr>
-      <w:r>
-        <w:rPr>
-          <w:rFonts w:ascii="Arial" w:hAnsi="Arial"/>
-          <w:sz w:val="21"/>
-        </w:rPr>
-        <w:t>LSI model;</w:t>
-      </w:r>
-    </w:p>
-    <w:p>
-      <w:pPr>
-        <w:pStyle w:val="ListBullet"/>
-      </w:pPr>
-      <w:r>
-        <w:rPr>
-          <w:rFonts w:ascii="Arial" w:hAnsi="Arial"/>
-          <w:sz w:val="21"/>
-        </w:rPr>
-        <w:t>titles by code.</w:t>
-      </w:r>
-    </w:p>
-    <w:p>
-      <w:pPr>
-        <w:spacing w:after="100"/>
-      </w:pPr>
-      <w:r>
-        <w:rPr>
-          <w:rFonts w:ascii="Arial" w:hAnsi="Arial"/>
-          <w:sz w:val="21"/>
-        </w:rPr>
-        <w:t>With that data, it can solve:</w:t>
-      </w:r>
-    </w:p>
-    <w:p>
-      <w:pPr>
-        <w:pStyle w:val="ListBullet"/>
-      </w:pPr>
-      <w:r>
-        <w:rPr>
-          <w:rFonts w:ascii="Arial" w:hAnsi="Arial"/>
-          <w:sz w:val="21"/>
-        </w:rPr>
-        <w:t>document-document comparison;</w:t>
-      </w:r>
-    </w:p>
-    <w:p>
-      <w:pPr>
-        <w:pStyle w:val="ListBullet"/>
-      </w:pPr>
-      <w:r>
-        <w:rPr>
-          <w:rFonts w:ascii="Arial" w:hAnsi="Arial"/>
-          <w:sz w:val="21"/>
-        </w:rPr>
-        <w:t>text-document queries using cosine similarity;</w:t>
-      </w:r>
-    </w:p>
-    <w:p>
-      <w:pPr>
-        <w:pStyle w:val="ListBullet"/>
-      </w:pPr>
-      <w:r>
-        <w:rPr>
-          <w:rFonts w:ascii="Arial" w:hAnsi="Arial"/>
-          <w:sz w:val="21"/>
-        </w:rPr>
-        <w:t>text-document queries using Jaccard similarity;</w:t>
-      </w:r>
-    </w:p>
-    <w:p>
-      <w:pPr>
-        <w:pStyle w:val="ListBullet"/>
-      </w:pPr>
-      <w:r>
-        <w:rPr>
-          <w:rFonts w:ascii="Arial" w:hAnsi="Arial"/>
-          <w:sz w:val="21"/>
-        </w:rPr>
-        <w:t>text-document queries using Euclidean distance.</w:t>
-      </w:r>
-    </w:p>
-    <w:p/>
-    <w:p>
-      <w:pPr>
-        <w:pStyle w:val="Heading1"/>
-      </w:pPr>
-      <w:r>
-        <w:t>14. Initial Demo Printout</w:t>
-      </w:r>
-    </w:p>
-    <w:p>
-      <w:pPr>
-        <w:spacing w:after="100"/>
-      </w:pPr>
-      <w:r>
-        <w:rPr>
-          <w:rFonts w:ascii="Arial" w:hAnsi="Arial"/>
-          <w:sz w:val="21"/>
-        </w:rPr>
-        <w:t>First, an orientation section is printed:</w:t>
-      </w:r>
-    </w:p>
-    <w:p>
-      <w:pPr>
-        <w:spacing w:after="20"/>
-        <w:ind w:left="259"/>
-        <w:shd w:fill="F3F6FA"/>
-      </w:pPr>
-      <w:r>
-        <w:rPr>
-          <w:rFonts w:ascii="Consolas" w:hAnsi="Consolas"/>
-          <w:color w:val="333333"/>
-          <w:sz w:val="17"/>
-        </w:rPr>
-        <w:t>FINAL PROJECT TECHNICAL DEMONSTRATION</w:t>
-      </w:r>
-    </w:p>
-    <w:p>
-      <w:pPr>
-        <w:spacing w:after="20"/>
-        <w:ind w:left="259"/>
-        <w:shd w:fill="F3F6FA"/>
-      </w:pPr>
-      <w:r>
-        <w:rPr>
-          <w:rFonts w:ascii="Consolas" w:hAnsi="Consolas"/>
-          <w:color w:val="333333"/>
-          <w:sz w:val="17"/>
-        </w:rPr>
-        <w:t>Demonstrated objective: document base with LSI to index, represent, and query documents.</w:t>
-      </w:r>
-    </w:p>
-    <w:p>
-      <w:pPr>
-        <w:spacing w:after="20"/>
-        <w:ind w:left="259"/>
-        <w:shd w:fill="F3F6FA"/>
-      </w:pPr>
-      <w:r>
-        <w:rPr>
-          <w:rFonts w:ascii="Consolas" w:hAnsi="Consolas"/>
-          <w:color w:val="333333"/>
-          <w:sz w:val="17"/>
-        </w:rPr>
-        <w:t>Corpus domain: mental health and wellbeing among university students.</w:t>
-      </w:r>
-    </w:p>
-    <w:p>
-      <w:pPr>
-        <w:spacing w:after="20"/>
-        <w:ind w:left="259"/>
-        <w:shd w:fill="F3F6FA"/>
-      </w:pPr>
-      <w:r>
-        <w:rPr>
-          <w:rFonts w:ascii="Consolas" w:hAnsi="Consolas"/>
-          <w:color w:val="333333"/>
-          <w:sz w:val="17"/>
-        </w:rPr>
-        <w:t>Flow: documents -&gt; preprocessing -&gt; semantics -&gt; FrecT -&gt; SVD/LSI -&gt; queries.</w:t>
-      </w:r>
-    </w:p>
-    <w:p>
-      <w:pPr>
-        <w:spacing w:after="100"/>
-      </w:pPr>
-      <w:r>
-        <w:rPr>
-          <w:rFonts w:ascii="Arial" w:hAnsi="Arial"/>
-          <w:sz w:val="21"/>
-        </w:rPr>
-        <w:t>This part comes from:</w:t>
-      </w:r>
-    </w:p>
-    <w:p>
-      <w:pPr>
-        <w:pStyle w:val="ListBullet"/>
-      </w:pPr>
-      <w:r>
-        <w:rPr>
-          <w:rFonts w:ascii="Consolas" w:hAnsi="Consolas"/>
-          <w:color w:val="2563EB"/>
-          <w:sz w:val="19"/>
-        </w:rPr>
-        <w:t>CommandLineInterface.runFinalDemo</w:t>
-      </w:r>
-    </w:p>
-    <w:p>
-      <w:pPr>
-        <w:spacing w:after="100"/>
-      </w:pPr>
-      <w:r>
-        <w:rPr>
-          <w:rFonts w:ascii="Arial" w:hAnsi="Arial"/>
-          <w:sz w:val="21"/>
-        </w:rPr>
-        <w:t>It is not a mathematical calculation; it is guide text so the professor can understand the flow before reviewing the results.</w:t>
-      </w:r>
-    </w:p>
-    <w:p/>
-    <w:p>
-      <w:pPr>
-        <w:pStyle w:val="Heading1"/>
-      </w:pPr>
-      <w:r>
-        <w:t>15. Printed Step 1 - Document Base</w:t>
-      </w:r>
-    </w:p>
-    <w:p>
-      <w:pPr>
-        <w:spacing w:after="100"/>
-      </w:pPr>
-      <w:r>
-        <w:rPr>
-          <w:rFonts w:ascii="Arial" w:hAnsi="Arial"/>
-          <w:sz w:val="21"/>
-        </w:rPr>
-        <w:t>Output:</w:t>
-      </w:r>
-    </w:p>
-    <w:p>
-      <w:pPr>
-        <w:spacing w:after="20"/>
-        <w:ind w:left="259"/>
-        <w:shd w:fill="F3F6FA"/>
-      </w:pPr>
-      <w:r>
-        <w:rPr>
-          <w:rFonts w:ascii="Consolas" w:hAnsi="Consolas"/>
-          <w:color w:val="333333"/>
-          <w:sz w:val="17"/>
-        </w:rPr>
-        <w:t>STEP 1. DOCUMENT BASE</w:t>
-      </w:r>
-    </w:p>
-    <w:p>
-      <w:pPr>
-        <w:spacing w:after="20"/>
-        <w:ind w:left="259"/>
-        <w:shd w:fill="F3F6FA"/>
-      </w:pPr>
-      <w:r>
-        <w:rPr>
-          <w:rFonts w:ascii="Consolas" w:hAnsi="Consolas"/>
-          <w:color w:val="333333"/>
-          <w:sz w:val="17"/>
-        </w:rPr>
-        <w:t>Requirement: work with a base of at least 10 documents.</w:t>
-      </w:r>
-    </w:p>
-    <w:p>
-      <w:pPr>
-        <w:spacing w:after="20"/>
-        <w:ind w:left="259"/>
-        <w:shd w:fill="F3F6FA"/>
-      </w:pPr>
-      <w:r>
-        <w:rPr>
-          <w:rFonts w:ascii="Consolas" w:hAnsi="Consolas"/>
-          <w:color w:val="333333"/>
-          <w:sz w:val="17"/>
-        </w:rPr>
-        <w:t>Indexed documents: 10</w:t>
-      </w:r>
-    </w:p>
-    <w:p>
-      <w:pPr>
-        <w:spacing w:after="20"/>
-        <w:ind w:left="259"/>
-        <w:shd w:fill="F3F6FA"/>
-      </w:pPr>
-      <w:r>
-        <w:rPr>
-          <w:rFonts w:ascii="Consolas" w:hAnsi="Consolas"/>
-          <w:color w:val="333333"/>
-          <w:sz w:val="17"/>
-        </w:rPr>
-        <w:t>D1 - Academic stress in university students</w:t>
-      </w:r>
-    </w:p>
-    <w:p>
-      <w:pPr>
-        <w:spacing w:after="20"/>
-        <w:ind w:left="259"/>
-        <w:shd w:fill="F3F6FA"/>
-      </w:pPr>
-      <w:r>
-        <w:rPr>
-          <w:rFonts w:ascii="Consolas" w:hAnsi="Consolas"/>
-          <w:color w:val="333333"/>
-          <w:sz w:val="17"/>
-        </w:rPr>
-        <w:t xml:space="preserve">    Canonical terms: [academic_stress, student, university, stress]</w:t>
-      </w:r>
-    </w:p>
-    <w:p>
-      <w:pPr>
-        <w:spacing w:after="20"/>
-        <w:ind w:left="259"/>
-        <w:shd w:fill="F3F6FA"/>
-      </w:pPr>
-      <w:r>
-        <w:rPr>
-          <w:rFonts w:ascii="Consolas" w:hAnsi="Consolas"/>
-          <w:color w:val="333333"/>
-          <w:sz w:val="17"/>
-        </w:rPr>
-        <w:t>...</w:t>
-      </w:r>
-    </w:p>
-    <w:p>
-      <w:pPr>
-        <w:spacing w:after="100"/>
-      </w:pPr>
-      <w:r>
-        <w:rPr>
-          <w:rFonts w:ascii="Arial" w:hAnsi="Arial"/>
-          <w:sz w:val="21"/>
-        </w:rPr>
-        <w:t>Where it comes from:</w:t>
-      </w:r>
-    </w:p>
-    <w:p>
-      <w:pPr>
-        <w:pStyle w:val="ListBullet"/>
-      </w:pPr>
-      <w:r>
-        <w:rPr>
-          <w:rFonts w:ascii="Arial" w:hAnsi="Arial"/>
-          <w:sz w:val="21"/>
-        </w:rPr>
-        <w:t xml:space="preserve">Codes and titles: </w:t>
-      </w:r>
-      <w:r>
-        <w:rPr>
-          <w:rFonts w:ascii="Consolas" w:hAnsi="Consolas"/>
-          <w:color w:val="2563EB"/>
-          <w:sz w:val="19"/>
-        </w:rPr>
-        <w:t>data/fixtures/query/document_terms.csv</w:t>
-      </w:r>
-      <w:r>
-        <w:rPr>
-          <w:rFonts w:ascii="Arial" w:hAnsi="Arial"/>
-          <w:sz w:val="21"/>
-        </w:rPr>
-        <w:t>.</w:t>
-      </w:r>
-    </w:p>
-    <w:p>
-      <w:pPr>
-        <w:pStyle w:val="ListBullet"/>
-      </w:pPr>
-      <w:r>
-        <w:rPr>
-          <w:rFonts w:ascii="Arial" w:hAnsi="Arial"/>
-          <w:sz w:val="21"/>
-        </w:rPr>
-        <w:t xml:space="preserve">Canonical terms: result of </w:t>
-      </w:r>
-      <w:r>
-        <w:rPr>
-          <w:rFonts w:ascii="Consolas" w:hAnsi="Consolas"/>
-          <w:color w:val="2563EB"/>
-          <w:sz w:val="19"/>
-        </w:rPr>
-        <w:t>PreprocessingPipeline</w:t>
-      </w:r>
-      <w:r>
-        <w:rPr>
-          <w:rFonts w:ascii="Arial" w:hAnsi="Arial"/>
-          <w:sz w:val="21"/>
-        </w:rPr>
-        <w:t xml:space="preserve"> + </w:t>
-      </w:r>
-      <w:r>
-        <w:rPr>
-          <w:rFonts w:ascii="Consolas" w:hAnsi="Consolas"/>
-          <w:color w:val="2563EB"/>
-          <w:sz w:val="19"/>
-        </w:rPr>
-        <w:t>SemanticPipeline</w:t>
-      </w:r>
-      <w:r>
-        <w:rPr>
-          <w:rFonts w:ascii="Arial" w:hAnsi="Arial"/>
-          <w:sz w:val="21"/>
-        </w:rPr>
-        <w:t>.</w:t>
-      </w:r>
-    </w:p>
-    <w:p>
-      <w:pPr>
-        <w:pStyle w:val="ListBullet"/>
-      </w:pPr>
-      <w:r>
-        <w:rPr>
-          <w:rFonts w:ascii="Arial" w:hAnsi="Arial"/>
-          <w:sz w:val="21"/>
-        </w:rPr>
-        <w:t xml:space="preserve">Document count: </w:t>
-      </w:r>
-      <w:r>
-        <w:rPr>
-          <w:rFonts w:ascii="Consolas" w:hAnsi="Consolas"/>
-          <w:color w:val="2563EB"/>
-          <w:sz w:val="19"/>
-        </w:rPr>
-        <w:t>corpus.semanticDocuments().size()</w:t>
-      </w:r>
-      <w:r>
-        <w:rPr>
-          <w:rFonts w:ascii="Arial" w:hAnsi="Arial"/>
-          <w:sz w:val="21"/>
-        </w:rPr>
-        <w:t>.</w:t>
-      </w:r>
-    </w:p>
-    <w:p>
-      <w:pPr>
-        <w:spacing w:after="100"/>
-      </w:pPr>
-      <w:r>
-        <w:rPr>
-          <w:rFonts w:ascii="Arial" w:hAnsi="Arial"/>
-          <w:sz w:val="21"/>
-        </w:rPr>
-        <w:t>Class that prints it:</w:t>
-      </w:r>
-    </w:p>
-    <w:p>
-      <w:pPr>
-        <w:pStyle w:val="ListBullet"/>
-      </w:pPr>
-      <w:r>
-        <w:rPr>
-          <w:rFonts w:ascii="Consolas" w:hAnsi="Consolas"/>
-          <w:color w:val="2563EB"/>
-          <w:sz w:val="19"/>
-        </w:rPr>
-        <w:t>CommandLineInterface.runFinalDemo</w:t>
-      </w:r>
-      <w:r>
-        <w:rPr>
-          <w:rFonts w:ascii="Arial" w:hAnsi="Arial"/>
-          <w:sz w:val="21"/>
-        </w:rPr>
-        <w:t>.</w:t>
-      </w:r>
-    </w:p>
-    <w:p/>
-    <w:p>
-      <w:pPr>
-        <w:pStyle w:val="Heading1"/>
-      </w:pPr>
-      <w:r>
-        <w:t>16. Printed Step 2 - Linguistic Resources</w:t>
-      </w:r>
-    </w:p>
-    <w:p>
-      <w:pPr>
-        <w:spacing w:after="100"/>
-      </w:pPr>
-      <w:r>
-        <w:rPr>
-          <w:rFonts w:ascii="Arial" w:hAnsi="Arial"/>
-          <w:sz w:val="21"/>
-        </w:rPr>
-        <w:t>Output:</w:t>
-      </w:r>
-    </w:p>
-    <w:p>
-      <w:pPr>
-        <w:spacing w:after="20"/>
-        <w:ind w:left="259"/>
-        <w:shd w:fill="F3F6FA"/>
-      </w:pPr>
-      <w:r>
-        <w:rPr>
-          <w:rFonts w:ascii="Consolas" w:hAnsi="Consolas"/>
-          <w:color w:val="333333"/>
-          <w:sz w:val="17"/>
-        </w:rPr>
-        <w:t>STEP 2. PREPROCESSING AND SEMANTICS</w:t>
-      </w:r>
-    </w:p>
-    <w:p>
-      <w:pPr>
-        <w:spacing w:after="20"/>
-        <w:ind w:left="259"/>
-        <w:shd w:fill="F3F6FA"/>
-      </w:pPr>
-      <w:r>
-        <w:rPr>
-          <w:rFonts w:ascii="Consolas" w:hAnsi="Consolas"/>
-          <w:color w:val="333333"/>
-          <w:sz w:val="17"/>
-        </w:rPr>
-        <w:t>Stop list: src/main/resources/stopwords.txt</w:t>
-      </w:r>
-    </w:p>
-    <w:p>
-      <w:pPr>
-        <w:spacing w:after="20"/>
-        <w:ind w:left="259"/>
-        <w:shd w:fill="F3F6FA"/>
-      </w:pPr>
-      <w:r>
-        <w:rPr>
-          <w:rFonts w:ascii="Consolas" w:hAnsi="Consolas"/>
-          <w:color w:val="333333"/>
-          <w:sz w:val="17"/>
-        </w:rPr>
-        <w:t>Suffix list / stemming: src/main/resources/suffixes.txt</w:t>
-      </w:r>
-    </w:p>
-    <w:p>
-      <w:pPr>
-        <w:spacing w:after="20"/>
-        <w:ind w:left="259"/>
-        <w:shd w:fill="F3F6FA"/>
-      </w:pPr>
-      <w:r>
-        <w:rPr>
-          <w:rFonts w:ascii="Consolas" w:hAnsi="Consolas"/>
-          <w:color w:val="333333"/>
-          <w:sz w:val="17"/>
-        </w:rPr>
-        <w:t>Synonyms: src/main/resources/synonyms.csv</w:t>
-      </w:r>
-    </w:p>
-    <w:p>
-      <w:pPr>
-        <w:spacing w:after="20"/>
-        <w:ind w:left="259"/>
-        <w:shd w:fill="F3F6FA"/>
-      </w:pPr>
-      <w:r>
-        <w:rPr>
-          <w:rFonts w:ascii="Consolas" w:hAnsi="Consolas"/>
-          <w:color w:val="333333"/>
-          <w:sz w:val="17"/>
-        </w:rPr>
-        <w:t>Polysemy: src/main/resources/polysemy_rules.csv</w:t>
-      </w:r>
-    </w:p>
-    <w:p>
-      <w:pPr>
-        <w:spacing w:after="100"/>
-      </w:pPr>
-      <w:r>
-        <w:rPr>
-          <w:rFonts w:ascii="Arial" w:hAnsi="Arial"/>
-          <w:sz w:val="21"/>
-        </w:rPr>
-        <w:t>Where it comes from:</w:t>
-      </w:r>
-    </w:p>
-    <w:p>
-      <w:pPr>
-        <w:pStyle w:val="ListBullet"/>
-      </w:pPr>
-      <w:r>
-        <w:rPr>
-          <w:rFonts w:ascii="Arial" w:hAnsi="Arial"/>
-          <w:sz w:val="21"/>
-        </w:rPr>
-        <w:t>These paths are the real resource files.</w:t>
-      </w:r>
-    </w:p>
-    <w:p>
-      <w:pPr>
-        <w:pStyle w:val="ListBullet"/>
-      </w:pPr>
-      <w:r>
-        <w:rPr>
-          <w:rFonts w:ascii="Arial" w:hAnsi="Arial"/>
-          <w:sz w:val="21"/>
-        </w:rPr>
-        <w:t xml:space="preserve">Maven copies them to </w:t>
-      </w:r>
-      <w:r>
-        <w:rPr>
-          <w:rFonts w:ascii="Consolas" w:hAnsi="Consolas"/>
-          <w:color w:val="2563EB"/>
-          <w:sz w:val="19"/>
-        </w:rPr>
-        <w:t>target/classes</w:t>
-      </w:r>
-      <w:r>
-        <w:rPr>
-          <w:rFonts w:ascii="Arial" w:hAnsi="Arial"/>
-          <w:sz w:val="21"/>
-        </w:rPr>
-        <w:t>.</w:t>
-      </w:r>
-    </w:p>
-    <w:p>
-      <w:pPr>
-        <w:pStyle w:val="ListBullet"/>
-      </w:pPr>
-      <w:r>
-        <w:rPr>
-          <w:rFonts w:ascii="Arial" w:hAnsi="Arial"/>
-          <w:sz w:val="21"/>
-        </w:rPr>
-        <w:t xml:space="preserve">The classes load them with </w:t>
-      </w:r>
-      <w:r>
-        <w:rPr>
-          <w:rFonts w:ascii="Consolas" w:hAnsi="Consolas"/>
-          <w:color w:val="2563EB"/>
-          <w:sz w:val="19"/>
-        </w:rPr>
-        <w:t>getResourceAsStream</w:t>
-      </w:r>
-      <w:r>
-        <w:rPr>
-          <w:rFonts w:ascii="Arial" w:hAnsi="Arial"/>
-          <w:sz w:val="21"/>
-        </w:rPr>
-        <w:t>.</w:t>
-      </w:r>
-    </w:p>
-    <w:p>
-      <w:pPr>
-        <w:spacing w:after="100"/>
-      </w:pPr>
-      <w:r>
-        <w:rPr>
-          <w:rFonts w:ascii="Arial" w:hAnsi="Arial"/>
-          <w:sz w:val="21"/>
-        </w:rPr>
-        <w:t>Classes:</w:t>
-      </w:r>
-    </w:p>
-    <w:p>
-      <w:pPr>
-        <w:pStyle w:val="ListBullet"/>
-      </w:pPr>
-      <w:r>
-        <w:rPr>
-          <w:rFonts w:ascii="Consolas" w:hAnsi="Consolas"/>
-          <w:color w:val="2563EB"/>
-          <w:sz w:val="19"/>
-        </w:rPr>
-        <w:t>StopWordFilter</w:t>
-      </w:r>
-    </w:p>
-    <w:p>
-      <w:pPr>
-        <w:pStyle w:val="ListBullet"/>
-      </w:pPr>
-      <w:r>
-        <w:rPr>
-          <w:rFonts w:ascii="Consolas" w:hAnsi="Consolas"/>
-          <w:color w:val="2563EB"/>
-          <w:sz w:val="19"/>
-        </w:rPr>
-        <w:t>Stemmer</w:t>
-      </w:r>
-    </w:p>
-    <w:p>
-      <w:pPr>
-        <w:pStyle w:val="ListBullet"/>
-      </w:pPr>
-      <w:r>
-        <w:rPr>
-          <w:rFonts w:ascii="Consolas" w:hAnsi="Consolas"/>
-          <w:color w:val="2563EB"/>
-          <w:sz w:val="19"/>
-        </w:rPr>
-        <w:t>SynonymExpander</w:t>
-      </w:r>
-    </w:p>
-    <w:p>
-      <w:pPr>
-        <w:pStyle w:val="ListBullet"/>
-      </w:pPr>
-      <w:r>
-        <w:rPr>
-          <w:rFonts w:ascii="Consolas" w:hAnsi="Consolas"/>
-          <w:color w:val="2563EB"/>
-          <w:sz w:val="19"/>
-        </w:rPr>
-        <w:t>PolysemyResolver</w:t>
-      </w:r>
-    </w:p>
-    <w:p>
-      <w:pPr>
-        <w:spacing w:after="100"/>
-      </w:pPr>
-      <w:r>
-        <w:rPr>
-          <w:rFonts w:ascii="Arial" w:hAnsi="Arial"/>
-          <w:sz w:val="21"/>
-        </w:rPr>
-        <w:t>The console also prints examples to connect resource and effect:</w:t>
-      </w:r>
-    </w:p>
-    <w:p>
-      <w:pPr>
-        <w:spacing w:after="20"/>
-        <w:ind w:left="259"/>
-        <w:shd w:fill="F3F6FA"/>
-      </w:pPr>
-      <w:r>
-        <w:rPr>
-          <w:rFonts w:ascii="Consolas" w:hAnsi="Consolas"/>
-          <w:color w:val="333333"/>
-          <w:sz w:val="17"/>
-        </w:rPr>
-        <w:t>worry -&gt; anxiety</w:t>
-      </w:r>
-    </w:p>
-    <w:p>
-      <w:pPr>
-        <w:spacing w:after="20"/>
-        <w:ind w:left="259"/>
-        <w:shd w:fill="F3F6FA"/>
-      </w:pPr>
-      <w:r>
-        <w:rPr>
-          <w:rFonts w:ascii="Consolas" w:hAnsi="Consolas"/>
-          <w:color w:val="333333"/>
-          <w:sz w:val="17"/>
-        </w:rPr>
-        <w:t>therapy -&gt; counseling</w:t>
-      </w:r>
-    </w:p>
-    <w:p>
-      <w:pPr>
-        <w:spacing w:after="20"/>
-        <w:ind w:left="259"/>
-        <w:shd w:fill="F3F6FA"/>
-      </w:pPr>
-      <w:r>
-        <w:rPr>
-          <w:rFonts w:ascii="Consolas" w:hAnsi="Consolas"/>
-          <w:color w:val="333333"/>
-          <w:sz w:val="17"/>
-        </w:rPr>
-        <w:t>university + support -&gt; institutional_support</w:t>
-      </w:r>
-    </w:p>
-    <w:p>
-      <w:pPr>
-        <w:spacing w:after="20"/>
-        <w:ind w:left="259"/>
-        <w:shd w:fill="F3F6FA"/>
-      </w:pPr>
-      <w:r>
-        <w:rPr>
-          <w:rFonts w:ascii="Consolas" w:hAnsi="Consolas"/>
-          <w:color w:val="333333"/>
-          <w:sz w:val="17"/>
-        </w:rPr>
-        <w:t>mental + health -&gt; mental_health</w:t>
-      </w:r>
-    </w:p>
-    <w:p/>
-    <w:p>
-      <w:pPr>
-        <w:pStyle w:val="Heading1"/>
-      </w:pPr>
-      <w:r>
-        <w:t>17. Printed Step 3 - FrecT</w:t>
-      </w:r>
-    </w:p>
-    <w:p>
-      <w:pPr>
-        <w:spacing w:after="100"/>
-      </w:pPr>
-      <w:r>
-        <w:rPr>
-          <w:rFonts w:ascii="Arial" w:hAnsi="Arial"/>
-          <w:sz w:val="21"/>
-        </w:rPr>
-        <w:t>Output:</w:t>
-      </w:r>
-    </w:p>
-    <w:p>
-      <w:pPr>
-        <w:spacing w:after="20"/>
-        <w:ind w:left="259"/>
-        <w:shd w:fill="F3F6FA"/>
-      </w:pPr>
-      <w:r>
-        <w:rPr>
-          <w:rFonts w:ascii="Consolas" w:hAnsi="Consolas"/>
-          <w:color w:val="333333"/>
-          <w:sz w:val="17"/>
-        </w:rPr>
-        <w:t>STEP 3. FREQUENCY MATRIX FrecT</w:t>
-      </w:r>
-    </w:p>
-    <w:p>
-      <w:pPr>
-        <w:spacing w:after="20"/>
-        <w:ind w:left="259"/>
-        <w:shd w:fill="F3F6FA"/>
-      </w:pPr>
-      <w:r>
-        <w:rPr>
-          <w:rFonts w:ascii="Consolas" w:hAnsi="Consolas"/>
-          <w:color w:val="333333"/>
-          <w:sz w:val="17"/>
-        </w:rPr>
-        <w:t>FrecT dimensions: 33 terms x 10 documents.</w:t>
-      </w:r>
-    </w:p>
-    <w:p>
-      <w:pPr>
-        <w:spacing w:after="20"/>
-        <w:ind w:left="259"/>
-        <w:shd w:fill="F3F6FA"/>
-      </w:pPr>
-      <w:r>
-        <w:rPr>
-          <w:rFonts w:ascii="Consolas" w:hAnsi="Consolas"/>
-          <w:color w:val="333333"/>
-          <w:sz w:val="17"/>
-        </w:rPr>
-        <w:t>FrecT preview with the first 12 terms.</w:t>
-      </w:r>
-    </w:p>
-    <w:p>
-      <w:pPr>
-        <w:spacing w:after="100"/>
-      </w:pPr>
-      <w:r>
-        <w:rPr>
-          <w:rFonts w:ascii="Arial" w:hAnsi="Arial"/>
-          <w:sz w:val="21"/>
-        </w:rPr>
-        <w:t>Where it comes from:</w:t>
-      </w:r>
-    </w:p>
-    <w:p>
-      <w:pPr>
-        <w:pStyle w:val="ListBullet"/>
-      </w:pPr>
-      <w:r>
-        <w:rPr>
-          <w:rFonts w:ascii="Consolas" w:hAnsi="Consolas"/>
-          <w:color w:val="2563EB"/>
-          <w:sz w:val="19"/>
-        </w:rPr>
-        <w:t>matrix.values().length</w:t>
-      </w:r>
-      <w:r>
-        <w:rPr>
-          <w:rFonts w:ascii="Arial" w:hAnsi="Arial"/>
-          <w:sz w:val="21"/>
-        </w:rPr>
-        <w:t>: number of terms.</w:t>
-      </w:r>
-    </w:p>
-    <w:p>
-      <w:pPr>
-        <w:pStyle w:val="ListBullet"/>
-      </w:pPr>
-      <w:r>
-        <w:rPr>
-          <w:rFonts w:ascii="Consolas" w:hAnsi="Consolas"/>
-          <w:color w:val="2563EB"/>
-          <w:sz w:val="19"/>
-        </w:rPr>
-        <w:t>matrix.documentCodes().size()</w:t>
-      </w:r>
-      <w:r>
-        <w:rPr>
-          <w:rFonts w:ascii="Arial" w:hAnsi="Arial"/>
-          <w:sz w:val="21"/>
-        </w:rPr>
-        <w:t>: number of documents.</w:t>
-      </w:r>
-    </w:p>
-    <w:p>
-      <w:pPr>
-        <w:pStyle w:val="ListBullet"/>
-      </w:pPr>
-      <w:r>
-        <w:rPr>
-          <w:rFonts w:ascii="Consolas" w:hAnsi="Consolas"/>
-          <w:color w:val="2563EB"/>
-          <w:sz w:val="19"/>
-        </w:rPr>
-        <w:t>matrix.terms()</w:t>
-      </w:r>
-      <w:r>
-        <w:rPr>
-          <w:rFonts w:ascii="Arial" w:hAnsi="Arial"/>
-          <w:sz w:val="21"/>
-        </w:rPr>
-        <w:t>: rows.</w:t>
-      </w:r>
-    </w:p>
-    <w:p>
-      <w:pPr>
-        <w:pStyle w:val="ListBullet"/>
-      </w:pPr>
-      <w:r>
-        <w:rPr>
-          <w:rFonts w:ascii="Consolas" w:hAnsi="Consolas"/>
-          <w:color w:val="2563EB"/>
-          <w:sz w:val="19"/>
-        </w:rPr>
-        <w:t>matrix.documentCodes()</w:t>
-      </w:r>
-      <w:r>
-        <w:rPr>
-          <w:rFonts w:ascii="Arial" w:hAnsi="Arial"/>
-          <w:sz w:val="21"/>
-        </w:rPr>
-        <w:t>: columns.</w:t>
-      </w:r>
-    </w:p>
-    <w:p>
-      <w:pPr>
-        <w:pStyle w:val="ListBullet"/>
-      </w:pPr>
-      <w:r>
-        <w:rPr>
-          <w:rFonts w:ascii="Consolas" w:hAnsi="Consolas"/>
-          <w:color w:val="2563EB"/>
-          <w:sz w:val="19"/>
-        </w:rPr>
-        <w:t>matrix.values()</w:t>
-      </w:r>
-      <w:r>
-        <w:rPr>
-          <w:rFonts w:ascii="Arial" w:hAnsi="Arial"/>
-          <w:sz w:val="21"/>
-        </w:rPr>
-        <w:t>: TF-IDF weights.</w:t>
-      </w:r>
-    </w:p>
-    <w:p>
-      <w:pPr>
-        <w:spacing w:after="100"/>
-      </w:pPr>
-      <w:r>
-        <w:rPr>
-          <w:rFonts w:ascii="Arial" w:hAnsi="Arial"/>
-          <w:sz w:val="21"/>
-        </w:rPr>
-        <w:t>Class that calculates it:</w:t>
-      </w:r>
-    </w:p>
-    <w:p>
-      <w:pPr>
-        <w:pStyle w:val="ListBullet"/>
-      </w:pPr>
-      <w:r>
-        <w:rPr>
-          <w:rFonts w:ascii="Consolas" w:hAnsi="Consolas"/>
-          <w:color w:val="2563EB"/>
-          <w:sz w:val="19"/>
-        </w:rPr>
-        <w:t>FrequencyMatrixBuilder</w:t>
-      </w:r>
-      <w:r>
-        <w:rPr>
-          <w:rFonts w:ascii="Arial" w:hAnsi="Arial"/>
-          <w:sz w:val="21"/>
-        </w:rPr>
-        <w:t>.</w:t>
-      </w:r>
-    </w:p>
-    <w:p>
-      <w:pPr>
-        <w:spacing w:after="100"/>
-      </w:pPr>
-      <w:r>
-        <w:rPr>
-          <w:rFonts w:ascii="Arial" w:hAnsi="Arial"/>
-          <w:sz w:val="21"/>
-        </w:rPr>
-        <w:t>Class that prints it:</w:t>
-      </w:r>
-    </w:p>
-    <w:p>
-      <w:pPr>
-        <w:pStyle w:val="ListBullet"/>
-      </w:pPr>
-      <w:r>
-        <w:rPr>
-          <w:rFonts w:ascii="Consolas" w:hAnsi="Consolas"/>
-          <w:color w:val="2563EB"/>
-          <w:sz w:val="19"/>
-        </w:rPr>
-        <w:t>CommandLineInterface.printFrequencyMatrixPreview</w:t>
-      </w:r>
-      <w:r>
-        <w:rPr>
-          <w:rFonts w:ascii="Arial" w:hAnsi="Arial"/>
-          <w:sz w:val="21"/>
-        </w:rPr>
-        <w:t>.</w:t>
-      </w:r>
-    </w:p>
-    <w:p/>
-    <w:p>
-      <w:pPr>
-        <w:pStyle w:val="Heading1"/>
-      </w:pPr>
-      <w:r>
-        <w:t>18. Printed Step 4 - SVD / LSI</w:t>
-      </w:r>
-    </w:p>
-    <w:p>
-      <w:pPr>
-        <w:spacing w:after="100"/>
-      </w:pPr>
-      <w:r>
-        <w:rPr>
-          <w:rFonts w:ascii="Arial" w:hAnsi="Arial"/>
-          <w:sz w:val="21"/>
-        </w:rPr>
-        <w:t>Output:</w:t>
-      </w:r>
-    </w:p>
-    <w:p>
-      <w:pPr>
-        <w:spacing w:after="20"/>
-        <w:ind w:left="259"/>
-        <w:shd w:fill="F3F6FA"/>
-      </w:pPr>
-      <w:r>
-        <w:rPr>
-          <w:rFonts w:ascii="Consolas" w:hAnsi="Consolas"/>
-          <w:color w:val="333333"/>
-          <w:sz w:val="17"/>
-        </w:rPr>
-        <w:t>STEP 4. SVD / LSI REDUCTION</w:t>
-      </w:r>
-    </w:p>
-    <w:p>
-      <w:pPr>
-        <w:spacing w:after="20"/>
-        <w:ind w:left="259"/>
-        <w:shd w:fill="F3F6FA"/>
-      </w:pPr>
-      <w:r>
-        <w:rPr>
-          <w:rFonts w:ascii="Consolas" w:hAnsi="Consolas"/>
-          <w:color w:val="333333"/>
-          <w:sz w:val="17"/>
-        </w:rPr>
-        <w:t>Requested k: 3</w:t>
-      </w:r>
-    </w:p>
-    <w:p>
-      <w:pPr>
-        <w:spacing w:after="20"/>
-        <w:ind w:left="259"/>
-        <w:shd w:fill="F3F6FA"/>
-      </w:pPr>
-      <w:r>
-        <w:rPr>
-          <w:rFonts w:ascii="Consolas" w:hAnsi="Consolas"/>
-          <w:color w:val="333333"/>
-          <w:sz w:val="17"/>
-        </w:rPr>
-        <w:t>Actual k used by LSI: 3</w:t>
-      </w:r>
-    </w:p>
-    <w:p>
-      <w:pPr>
-        <w:spacing w:after="20"/>
-        <w:ind w:left="259"/>
-        <w:shd w:fill="F3F6FA"/>
-      </w:pPr>
-      <w:r>
-        <w:rPr>
-          <w:rFonts w:ascii="Consolas" w:hAnsi="Consolas"/>
-          <w:color w:val="333333"/>
-          <w:sz w:val="17"/>
-        </w:rPr>
-        <w:t>Singular values:</w:t>
-      </w:r>
-    </w:p>
-    <w:p>
-      <w:pPr>
-        <w:spacing w:after="20"/>
-        <w:ind w:left="259"/>
-        <w:shd w:fill="F3F6FA"/>
-      </w:pPr>
-      <w:r>
-        <w:rPr>
-          <w:rFonts w:ascii="Consolas" w:hAnsi="Consolas"/>
-          <w:color w:val="333333"/>
-          <w:sz w:val="17"/>
-        </w:rPr>
-        <w:t>...</w:t>
-      </w:r>
-    </w:p>
-    <w:p>
-      <w:pPr>
-        <w:spacing w:after="20"/>
-        <w:ind w:left="259"/>
-        <w:shd w:fill="F3F6FA"/>
-      </w:pPr>
-      <w:r>
-        <w:rPr>
-          <w:rFonts w:ascii="Consolas" w:hAnsi="Consolas"/>
-          <w:color w:val="333333"/>
-          <w:sz w:val="17"/>
-        </w:rPr>
-        <w:t>Top indexing terms for expert review:</w:t>
-      </w:r>
-    </w:p>
-    <w:p>
-      <w:pPr>
-        <w:spacing w:after="20"/>
-        <w:ind w:left="259"/>
-        <w:shd w:fill="F3F6FA"/>
-      </w:pPr>
-      <w:r>
-        <w:rPr>
-          <w:rFonts w:ascii="Consolas" w:hAnsi="Consolas"/>
-          <w:color w:val="333333"/>
-          <w:sz w:val="17"/>
-        </w:rPr>
-        <w:t>...</w:t>
-      </w:r>
-    </w:p>
-    <w:p>
-      <w:pPr>
-        <w:spacing w:after="100"/>
-      </w:pPr>
-      <w:r>
-        <w:rPr>
-          <w:rFonts w:ascii="Arial" w:hAnsi="Arial"/>
-          <w:sz w:val="21"/>
-        </w:rPr>
-        <w:t>Where it comes from:</w:t>
-      </w:r>
-    </w:p>
-    <w:p>
-      <w:pPr>
-        <w:pStyle w:val="ListBullet"/>
-      </w:pPr>
-      <w:r>
-        <w:rPr>
-          <w:rFonts w:ascii="Consolas" w:hAnsi="Consolas"/>
-          <w:color w:val="2563EB"/>
-          <w:sz w:val="19"/>
-        </w:rPr>
-        <w:t>Requested k</w:t>
-      </w:r>
-      <w:r>
-        <w:rPr>
-          <w:rFonts w:ascii="Arial" w:hAnsi="Arial"/>
-          <w:sz w:val="21"/>
-        </w:rPr>
-        <w:t>: CLI parameter.</w:t>
-      </w:r>
-    </w:p>
-    <w:p>
-      <w:pPr>
-        <w:pStyle w:val="ListBullet"/>
-      </w:pPr>
-      <w:r>
-        <w:rPr>
-          <w:rFonts w:ascii="Consolas" w:hAnsi="Consolas"/>
-          <w:color w:val="2563EB"/>
-          <w:sz w:val="19"/>
-        </w:rPr>
-        <w:t>Actual k</w:t>
-      </w:r>
-      <w:r>
-        <w:rPr>
-          <w:rFonts w:ascii="Arial" w:hAnsi="Arial"/>
-          <w:sz w:val="21"/>
-        </w:rPr>
-        <w:t xml:space="preserve">: </w:t>
-      </w:r>
-      <w:r>
-        <w:rPr>
-          <w:rFonts w:ascii="Consolas" w:hAnsi="Consolas"/>
-          <w:color w:val="2563EB"/>
-          <w:sz w:val="19"/>
-        </w:rPr>
-        <w:t>model.k()</w:t>
-      </w:r>
-      <w:r>
-        <w:rPr>
-          <w:rFonts w:ascii="Arial" w:hAnsi="Arial"/>
-          <w:sz w:val="21"/>
-        </w:rPr>
-        <w:t>.</w:t>
-      </w:r>
-    </w:p>
-    <w:p>
-      <w:pPr>
-        <w:pStyle w:val="ListBullet"/>
-      </w:pPr>
-      <w:r>
-        <w:rPr>
-          <w:rFonts w:ascii="Arial" w:hAnsi="Arial"/>
-          <w:sz w:val="21"/>
-        </w:rPr>
-        <w:t xml:space="preserve">Singular values: </w:t>
-      </w:r>
-      <w:r>
-        <w:rPr>
-          <w:rFonts w:ascii="Consolas" w:hAnsi="Consolas"/>
-          <w:color w:val="2563EB"/>
-          <w:sz w:val="19"/>
-        </w:rPr>
-        <w:t>model.singularValues()</w:t>
-      </w:r>
-      <w:r>
-        <w:rPr>
-          <w:rFonts w:ascii="Arial" w:hAnsi="Arial"/>
-          <w:sz w:val="21"/>
-        </w:rPr>
-        <w:t>.</w:t>
-      </w:r>
-    </w:p>
-    <w:p>
-      <w:pPr>
-        <w:pStyle w:val="ListBullet"/>
-      </w:pPr>
-      <w:r>
-        <w:rPr>
-          <w:rFonts w:ascii="Arial" w:hAnsi="Arial"/>
-          <w:sz w:val="21"/>
-        </w:rPr>
-        <w:t xml:space="preserve">Significant terms: </w:t>
-      </w:r>
-      <w:r>
-        <w:rPr>
-          <w:rFonts w:ascii="Consolas" w:hAnsi="Consolas"/>
-          <w:color w:val="2563EB"/>
-          <w:sz w:val="19"/>
-        </w:rPr>
-        <w:t>TermSelectionService.selectTopTerms(model, topTerms)</w:t>
-      </w:r>
-      <w:r>
-        <w:rPr>
-          <w:rFonts w:ascii="Arial" w:hAnsi="Arial"/>
-          <w:sz w:val="21"/>
-        </w:rPr>
-        <w:t>.</w:t>
-      </w:r>
-    </w:p>
-    <w:p>
-      <w:pPr>
-        <w:spacing w:after="100"/>
-      </w:pPr>
-      <w:r>
-        <w:rPr>
-          <w:rFonts w:ascii="Arial" w:hAnsi="Arial"/>
-          <w:sz w:val="21"/>
-        </w:rPr>
-        <w:t>Classes that calculate it:</w:t>
-      </w:r>
-    </w:p>
-    <w:p>
-      <w:pPr>
-        <w:pStyle w:val="ListBullet"/>
-      </w:pPr>
-      <w:r>
-        <w:rPr>
-          <w:rFonts w:ascii="Consolas" w:hAnsi="Consolas"/>
-          <w:color w:val="2563EB"/>
-          <w:sz w:val="19"/>
-        </w:rPr>
-        <w:t>LsiReducer</w:t>
-      </w:r>
-    </w:p>
-    <w:p>
-      <w:pPr>
-        <w:pStyle w:val="ListBullet"/>
-      </w:pPr>
-      <w:r>
-        <w:rPr>
-          <w:rFonts w:ascii="Consolas" w:hAnsi="Consolas"/>
-          <w:color w:val="2563EB"/>
-          <w:sz w:val="19"/>
-        </w:rPr>
-        <w:t>SvdDecomposer</w:t>
-      </w:r>
-    </w:p>
-    <w:p>
-      <w:pPr>
-        <w:pStyle w:val="ListBullet"/>
-      </w:pPr>
-      <w:r>
-        <w:rPr>
-          <w:rFonts w:ascii="Consolas" w:hAnsi="Consolas"/>
-          <w:color w:val="2563EB"/>
-          <w:sz w:val="19"/>
-        </w:rPr>
-        <w:t>TermSelectionService</w:t>
-      </w:r>
-    </w:p>
-    <w:p>
-      <w:pPr>
-        <w:spacing w:after="100"/>
-      </w:pPr>
-      <w:r>
-        <w:rPr>
-          <w:rFonts w:ascii="Arial" w:hAnsi="Arial"/>
-          <w:sz w:val="21"/>
-        </w:rPr>
-        <w:t>Class that prints it:</w:t>
-      </w:r>
-    </w:p>
-    <w:p>
-      <w:pPr>
-        <w:pStyle w:val="ListBullet"/>
-      </w:pPr>
-      <w:r>
-        <w:rPr>
-          <w:rFonts w:ascii="Consolas" w:hAnsi="Consolas"/>
-          <w:color w:val="2563EB"/>
-          <w:sz w:val="19"/>
-        </w:rPr>
-        <w:t>CommandLineInterface.printSelectedTerms</w:t>
-      </w:r>
-      <w:r>
-        <w:rPr>
-          <w:rFonts w:ascii="Arial" w:hAnsi="Arial"/>
-          <w:sz w:val="21"/>
-        </w:rPr>
-        <w:t>.</w:t>
-      </w:r>
-    </w:p>
-    <w:p/>
-    <w:p>
-      <w:pPr>
-        <w:pStyle w:val="Heading1"/>
-      </w:pPr>
-      <w:r>
-        <w:t>19. Printed Step 5 - Similarity Between Two Documents</w:t>
-      </w:r>
-    </w:p>
-    <w:p>
-      <w:pPr>
-        <w:spacing w:after="100"/>
-      </w:pPr>
-      <w:r>
-        <w:rPr>
-          <w:rFonts w:ascii="Arial" w:hAnsi="Arial"/>
-          <w:sz w:val="21"/>
-        </w:rPr>
-        <w:t>Output:</w:t>
-      </w:r>
-    </w:p>
-    <w:p>
-      <w:pPr>
-        <w:spacing w:after="20"/>
-        <w:ind w:left="259"/>
-        <w:shd w:fill="F3F6FA"/>
-      </w:pPr>
-      <w:r>
-        <w:rPr>
-          <w:rFonts w:ascii="Consolas" w:hAnsi="Consolas"/>
-          <w:color w:val="333333"/>
-          <w:sz w:val="17"/>
-        </w:rPr>
-        <w:t>STEP 5. QUERY 1 - SIMILARITY BETWEEN TWO DOCUMENTS</w:t>
-      </w:r>
-    </w:p>
-    <w:p>
-      <w:pPr>
-        <w:spacing w:after="20"/>
-        <w:ind w:left="259"/>
-        <w:shd w:fill="F3F6FA"/>
-      </w:pPr>
-      <w:r>
-        <w:rPr>
-          <w:rFonts w:ascii="Consolas" w:hAnsi="Consolas"/>
-          <w:color w:val="333333"/>
-          <w:sz w:val="17"/>
-        </w:rPr>
-        <w:t>Executed query: compare D1 against D3.</w:t>
-      </w:r>
-    </w:p>
-    <w:p>
-      <w:pPr>
-        <w:spacing w:after="20"/>
-        <w:ind w:left="259"/>
-        <w:shd w:fill="F3F6FA"/>
-      </w:pPr>
-      <w:r>
-        <w:rPr>
-          <w:rFonts w:ascii="Consolas" w:hAnsi="Consolas"/>
-          <w:color w:val="333333"/>
-          <w:sz w:val="17"/>
-        </w:rPr>
-        <w:t>Cosine similarity: ...</w:t>
-      </w:r>
-    </w:p>
-    <w:p>
-      <w:pPr>
-        <w:spacing w:after="20"/>
-        <w:ind w:left="259"/>
-        <w:shd w:fill="F3F6FA"/>
-      </w:pPr>
-      <w:r>
-        <w:rPr>
-          <w:rFonts w:ascii="Consolas" w:hAnsi="Consolas"/>
-          <w:color w:val="333333"/>
-          <w:sz w:val="17"/>
-        </w:rPr>
-        <w:t>Jaccard similarity: ...</w:t>
-      </w:r>
-    </w:p>
-    <w:p>
-      <w:pPr>
-        <w:spacing w:after="20"/>
-        <w:ind w:left="259"/>
-        <w:shd w:fill="F3F6FA"/>
-      </w:pPr>
-      <w:r>
-        <w:rPr>
-          <w:rFonts w:ascii="Consolas" w:hAnsi="Consolas"/>
-          <w:color w:val="333333"/>
-          <w:sz w:val="17"/>
-        </w:rPr>
-        <w:t>Euclidean distance: ...</w:t>
-      </w:r>
-    </w:p>
-    <w:p>
-      <w:pPr>
-        <w:spacing w:after="100"/>
-      </w:pPr>
-      <w:r>
-        <w:rPr>
-          <w:rFonts w:ascii="Arial" w:hAnsi="Arial"/>
-          <w:sz w:val="21"/>
-        </w:rPr>
-        <w:t>Process:</w:t>
-      </w:r>
-    </w:p>
-    <w:p>
-      <w:pPr>
-        <w:pStyle w:val="ListNumber"/>
-      </w:pPr>
-      <w:r>
-        <w:rPr>
-          <w:rFonts w:ascii="Consolas" w:hAnsi="Consolas"/>
-          <w:color w:val="2563EB"/>
-          <w:sz w:val="19"/>
-        </w:rPr>
-        <w:t>QueryProcessor.compareDocuments("D1", "D3")</w:t>
-      </w:r>
-      <w:r>
-        <w:rPr>
-          <w:rFonts w:ascii="Arial" w:hAnsi="Arial"/>
-          <w:sz w:val="21"/>
-        </w:rPr>
-        <w:t xml:space="preserve"> finds both documents.</w:t>
-      </w:r>
-    </w:p>
-    <w:p>
-      <w:pPr>
-        <w:pStyle w:val="ListNumber"/>
-      </w:pPr>
-      <w:r>
-        <w:rPr>
-          <w:rFonts w:ascii="Arial" w:hAnsi="Arial"/>
-          <w:sz w:val="21"/>
-        </w:rPr>
-        <w:t>It retrieves their latent vectors.</w:t>
-      </w:r>
-    </w:p>
-    <w:p>
-      <w:pPr>
-        <w:pStyle w:val="ListNumber"/>
-      </w:pPr>
-      <w:r>
-        <w:rPr>
-          <w:rFonts w:ascii="Arial" w:hAnsi="Arial"/>
-          <w:sz w:val="21"/>
-        </w:rPr>
-        <w:t>It retrieves their canonical term sets.</w:t>
-      </w:r>
-    </w:p>
-    <w:p>
-      <w:pPr>
-        <w:pStyle w:val="ListNumber"/>
-      </w:pPr>
-      <w:r>
-        <w:rPr>
-          <w:rFonts w:ascii="Consolas" w:hAnsi="Consolas"/>
-          <w:color w:val="2563EB"/>
-          <w:sz w:val="19"/>
-        </w:rPr>
-        <w:t>DocumentSimilarityService</w:t>
-      </w:r>
-      <w:r>
-        <w:rPr>
-          <w:rFonts w:ascii="Arial" w:hAnsi="Arial"/>
-          <w:sz w:val="21"/>
-        </w:rPr>
-        <w:t xml:space="preserve"> calculates:</w:t>
-      </w:r>
-    </w:p>
-    <w:p>
-      <w:pPr>
-        <w:spacing w:after="100"/>
-      </w:pPr>
-      <w:r>
-        <w:rPr>
-          <w:rFonts w:ascii="Arial" w:hAnsi="Arial"/>
-          <w:sz w:val="21"/>
-        </w:rPr>
-        <w:t xml:space="preserve">   - cosine between vectors;</w:t>
-      </w:r>
-    </w:p>
-    <w:p>
-      <w:pPr>
-        <w:spacing w:after="100"/>
-      </w:pPr>
-      <w:r>
-        <w:rPr>
-          <w:rFonts w:ascii="Arial" w:hAnsi="Arial"/>
-          <w:sz w:val="21"/>
-        </w:rPr>
-        <w:t xml:space="preserve">   - Jaccard between sets;</w:t>
-      </w:r>
-    </w:p>
-    <w:p>
-      <w:pPr>
-        <w:spacing w:after="100"/>
-      </w:pPr>
-      <w:r>
-        <w:rPr>
-          <w:rFonts w:ascii="Arial" w:hAnsi="Arial"/>
-          <w:sz w:val="21"/>
-        </w:rPr>
-        <w:t xml:space="preserve">   - Euclidean distance between vectors.</w:t>
-      </w:r>
-    </w:p>
-    <w:p>
-      <w:pPr>
-        <w:pStyle w:val="ListNumber"/>
-      </w:pPr>
-      <w:r>
-        <w:rPr>
-          <w:rFonts w:ascii="Arial" w:hAnsi="Arial"/>
-          <w:sz w:val="21"/>
-        </w:rPr>
-        <w:t>The console prints the three results.</w:t>
-      </w:r>
-    </w:p>
-    <w:p>
-      <w:pPr>
-        <w:spacing w:after="100"/>
-      </w:pPr>
-      <w:r>
-        <w:rPr>
-          <w:rFonts w:ascii="Arial" w:hAnsi="Arial"/>
-          <w:sz w:val="21"/>
-        </w:rPr>
-        <w:t>Classes:</w:t>
-      </w:r>
-    </w:p>
-    <w:p>
-      <w:pPr>
-        <w:pStyle w:val="ListBullet"/>
-      </w:pPr>
-      <w:r>
-        <w:rPr>
-          <w:rFonts w:ascii="Consolas" w:hAnsi="Consolas"/>
-          <w:color w:val="2563EB"/>
-          <w:sz w:val="19"/>
-        </w:rPr>
-        <w:t>QueryProcessor</w:t>
-      </w:r>
-    </w:p>
-    <w:p>
-      <w:pPr>
-        <w:pStyle w:val="ListBullet"/>
-      </w:pPr>
-      <w:r>
-        <w:rPr>
-          <w:rFonts w:ascii="Consolas" w:hAnsi="Consolas"/>
-          <w:color w:val="2563EB"/>
-          <w:sz w:val="19"/>
-        </w:rPr>
-        <w:t>DocumentSimilarityService</w:t>
-      </w:r>
-    </w:p>
-    <w:p>
-      <w:pPr>
-        <w:pStyle w:val="ListBullet"/>
-      </w:pPr>
-      <w:r>
-        <w:rPr>
-          <w:rFonts w:ascii="Consolas" w:hAnsi="Consolas"/>
-          <w:color w:val="2563EB"/>
-          <w:sz w:val="19"/>
-        </w:rPr>
-        <w:t>SimilarityCalculator</w:t>
-      </w:r>
-    </w:p>
-    <w:p>
-      <w:pPr>
-        <w:pStyle w:val="ListBullet"/>
-      </w:pPr>
-      <w:r>
-        <w:rPr>
-          <w:rFonts w:ascii="Consolas" w:hAnsi="Consolas"/>
-          <w:color w:val="2563EB"/>
-          <w:sz w:val="19"/>
-        </w:rPr>
-        <w:t>DissimilarityCalculator</w:t>
-      </w:r>
-    </w:p>
-    <w:p/>
-    <w:p>
-      <w:pPr>
-        <w:pStyle w:val="Heading1"/>
-      </w:pPr>
-      <w:r>
-        <w:t>20. Printed Step 6 - Top-N Retrieval by Similarity</w:t>
-      </w:r>
-    </w:p>
-    <w:p>
-      <w:pPr>
-        <w:spacing w:after="100"/>
-      </w:pPr>
-      <w:r>
-        <w:rPr>
-          <w:rFonts w:ascii="Arial" w:hAnsi="Arial"/>
-          <w:sz w:val="21"/>
-        </w:rPr>
-        <w:t>Output:</w:t>
-      </w:r>
-    </w:p>
-    <w:p>
-      <w:pPr>
-        <w:spacing w:after="20"/>
-        <w:ind w:left="259"/>
-        <w:shd w:fill="F3F6FA"/>
-      </w:pPr>
-      <w:r>
-        <w:rPr>
-          <w:rFonts w:ascii="Consolas" w:hAnsi="Consolas"/>
-          <w:color w:val="333333"/>
-          <w:sz w:val="17"/>
-        </w:rPr>
-        <w:t>STEP 6. QUERY 2 - RETRIEVE TOP-N WITH SIMILARITY FUNCTIONS</w:t>
-      </w:r>
-    </w:p>
-    <w:p>
-      <w:pPr>
-        <w:spacing w:after="20"/>
-        <w:ind w:left="259"/>
-        <w:shd w:fill="F3F6FA"/>
-      </w:pPr>
-      <w:r>
-        <w:rPr>
-          <w:rFonts w:ascii="Consolas" w:hAnsi="Consolas"/>
-          <w:color w:val="333333"/>
-          <w:sz w:val="17"/>
-        </w:rPr>
-        <w:t>Similarity function 1: cosine.</w:t>
-      </w:r>
-    </w:p>
-    <w:p>
-      <w:pPr>
-        <w:spacing w:after="20"/>
-        <w:ind w:left="259"/>
-        <w:shd w:fill="F3F6FA"/>
-      </w:pPr>
-      <w:r>
-        <w:rPr>
-          <w:rFonts w:ascii="Consolas" w:hAnsi="Consolas"/>
-          <w:color w:val="333333"/>
-          <w:sz w:val="17"/>
-        </w:rPr>
-        <w:t>Query: academic stress anxiety</w:t>
-      </w:r>
-    </w:p>
-    <w:p>
-      <w:pPr>
-        <w:spacing w:after="20"/>
-        <w:ind w:left="259"/>
-        <w:shd w:fill="F3F6FA"/>
-      </w:pPr>
-      <w:r>
-        <w:rPr>
-          <w:rFonts w:ascii="Consolas" w:hAnsi="Consolas"/>
-          <w:color w:val="333333"/>
-          <w:sz w:val="17"/>
-        </w:rPr>
-        <w:t>Terms used: [academic_stress, anxiety]</w:t>
-      </w:r>
-    </w:p>
-    <w:p>
-      <w:pPr>
-        <w:spacing w:after="20"/>
-        <w:ind w:left="259"/>
-        <w:shd w:fill="F3F6FA"/>
-      </w:pPr>
-      <w:r>
-        <w:rPr>
-          <w:rFonts w:ascii="Consolas" w:hAnsi="Consolas"/>
-          <w:color w:val="333333"/>
-          <w:sz w:val="17"/>
-        </w:rPr>
-        <w:t>...</w:t>
-      </w:r>
-    </w:p>
-    <w:p>
-      <w:pPr>
-        <w:spacing w:after="20"/>
-        <w:ind w:left="259"/>
-        <w:shd w:fill="F3F6FA"/>
-      </w:pPr>
-      <w:r>
-        <w:rPr>
-          <w:rFonts w:ascii="Consolas" w:hAnsi="Consolas"/>
-          <w:color w:val="333333"/>
-          <w:sz w:val="17"/>
-        </w:rPr>
-        <w:t>Similarity function 2: Jaccard.</w:t>
-      </w:r>
-    </w:p>
-    <w:p>
-      <w:pPr>
-        <w:spacing w:after="20"/>
-        <w:ind w:left="259"/>
-        <w:shd w:fill="F3F6FA"/>
-      </w:pPr>
-      <w:r>
-        <w:rPr>
-          <w:rFonts w:ascii="Consolas" w:hAnsi="Consolas"/>
-          <w:color w:val="333333"/>
-          <w:sz w:val="17"/>
-        </w:rPr>
-        <w:t>Query: sleep wellbeing</w:t>
-      </w:r>
-    </w:p>
-    <w:p>
-      <w:pPr>
-        <w:spacing w:after="20"/>
-        <w:ind w:left="259"/>
-        <w:shd w:fill="F3F6FA"/>
-      </w:pPr>
-      <w:r>
-        <w:rPr>
-          <w:rFonts w:ascii="Consolas" w:hAnsi="Consolas"/>
-          <w:color w:val="333333"/>
-          <w:sz w:val="17"/>
-        </w:rPr>
-        <w:t>Terms used: [sleep, wellbe]</w:t>
-      </w:r>
-    </w:p>
-    <w:p>
-      <w:pPr>
-        <w:spacing w:after="20"/>
-        <w:ind w:left="259"/>
-        <w:shd w:fill="F3F6FA"/>
-      </w:pPr>
-      <w:r>
-        <w:rPr>
-          <w:rFonts w:ascii="Consolas" w:hAnsi="Consolas"/>
-          <w:color w:val="333333"/>
-          <w:sz w:val="17"/>
-        </w:rPr>
-        <w:t>...</w:t>
-      </w:r>
-    </w:p>
-    <w:p>
-      <w:pPr>
-        <w:spacing w:after="100"/>
-      </w:pPr>
-      <w:r>
-        <w:rPr>
-          <w:rFonts w:ascii="Arial" w:hAnsi="Arial"/>
-          <w:sz w:val="21"/>
-        </w:rPr>
-        <w:t>Cosine process:</w:t>
-      </w:r>
-    </w:p>
-    <w:p>
-      <w:pPr>
-        <w:pStyle w:val="ListNumber"/>
-      </w:pPr>
-      <w:r>
-        <w:rPr>
-          <w:rFonts w:ascii="Arial" w:hAnsi="Arial"/>
-          <w:sz w:val="21"/>
-        </w:rPr>
-        <w:t>The text query is normalized like the documents.</w:t>
-      </w:r>
-    </w:p>
-    <w:p>
-      <w:pPr>
-        <w:pStyle w:val="ListNumber"/>
-      </w:pPr>
-      <w:r>
-        <w:rPr>
-          <w:rFonts w:ascii="Arial" w:hAnsi="Arial"/>
-          <w:sz w:val="21"/>
-        </w:rPr>
-        <w:t>It is tokenized.</w:t>
-      </w:r>
-    </w:p>
-    <w:p>
-      <w:pPr>
-        <w:pStyle w:val="ListNumber"/>
-      </w:pPr>
-      <w:r>
-        <w:rPr>
-          <w:rFonts w:ascii="Arial" w:hAnsi="Arial"/>
-          <w:sz w:val="21"/>
-        </w:rPr>
-        <w:t>It is filtered with stopwords.</w:t>
-      </w:r>
-    </w:p>
-    <w:p>
-      <w:pPr>
-        <w:pStyle w:val="ListNumber"/>
-      </w:pPr>
-      <w:r>
-        <w:rPr>
-          <w:rFonts w:ascii="Arial" w:hAnsi="Arial"/>
-          <w:sz w:val="21"/>
-        </w:rPr>
-        <w:t>Stemming is applied.</w:t>
-      </w:r>
-    </w:p>
-    <w:p>
-      <w:pPr>
-        <w:pStyle w:val="ListNumber"/>
-      </w:pPr>
-      <w:r>
-        <w:rPr>
-          <w:rFonts w:ascii="Arial" w:hAnsi="Arial"/>
-          <w:sz w:val="21"/>
-        </w:rPr>
-        <w:t>Semantic rules are applied.</w:t>
-      </w:r>
-    </w:p>
-    <w:p>
-      <w:pPr>
-        <w:pStyle w:val="ListNumber"/>
-      </w:pPr>
-      <w:r>
-        <w:rPr>
-          <w:rFonts w:ascii="Arial" w:hAnsi="Arial"/>
-          <w:sz w:val="21"/>
-        </w:rPr>
-        <w:t>A query vector is built using the latent vectors of the found terms.</w:t>
-      </w:r>
-    </w:p>
-    <w:p>
-      <w:pPr>
-        <w:pStyle w:val="ListNumber"/>
-      </w:pPr>
-      <w:r>
-        <w:rPr>
-          <w:rFonts w:ascii="Consolas" w:hAnsi="Consolas"/>
-          <w:color w:val="2563EB"/>
-          <w:sz w:val="19"/>
-        </w:rPr>
-        <w:t>RankingService.rankByVector</w:t>
-      </w:r>
-      <w:r>
-        <w:rPr>
-          <w:rFonts w:ascii="Arial" w:hAnsi="Arial"/>
-          <w:sz w:val="21"/>
-        </w:rPr>
-        <w:t xml:space="preserve"> compares the query vector against each document.</w:t>
-      </w:r>
-    </w:p>
-    <w:p>
-      <w:pPr>
-        <w:pStyle w:val="ListNumber"/>
-      </w:pPr>
-      <w:r>
-        <w:rPr>
-          <w:rFonts w:ascii="Arial" w:hAnsi="Arial"/>
-          <w:sz w:val="21"/>
-        </w:rPr>
-        <w:t>Results are sorted from highest to lowest cosine score.</w:t>
-      </w:r>
-    </w:p>
-    <w:p>
-      <w:pPr>
-        <w:pStyle w:val="ListNumber"/>
-      </w:pPr>
-      <w:r>
-        <w:rPr>
-          <w:rFonts w:ascii="Arial" w:hAnsi="Arial"/>
-          <w:sz w:val="21"/>
-        </w:rPr>
-        <w:t xml:space="preserve">The first </w:t>
-      </w:r>
-      <w:r>
-        <w:rPr>
-          <w:rFonts w:ascii="Consolas" w:hAnsi="Consolas"/>
-          <w:color w:val="2563EB"/>
-          <w:sz w:val="19"/>
-        </w:rPr>
-        <w:t>top</w:t>
-      </w:r>
-      <w:r>
-        <w:rPr>
-          <w:rFonts w:ascii="Arial" w:hAnsi="Arial"/>
-          <w:sz w:val="21"/>
-        </w:rPr>
-        <w:t xml:space="preserve"> results are printed.</w:t>
-      </w:r>
-    </w:p>
-    <w:p>
-      <w:pPr>
-        <w:spacing w:after="100"/>
-      </w:pPr>
-      <w:r>
-        <w:rPr>
-          <w:rFonts w:ascii="Arial" w:hAnsi="Arial"/>
-          <w:sz w:val="21"/>
-        </w:rPr>
-        <w:t>Jaccard process:</w:t>
-      </w:r>
-    </w:p>
-    <w:p>
-      <w:pPr>
-        <w:pStyle w:val="ListNumber"/>
-      </w:pPr>
-      <w:r>
-        <w:rPr>
-          <w:rFonts w:ascii="Arial" w:hAnsi="Arial"/>
-          <w:sz w:val="21"/>
-        </w:rPr>
-        <w:t>The query is converted into a set of canonical terms.</w:t>
-      </w:r>
-    </w:p>
-    <w:p>
-      <w:pPr>
-        <w:pStyle w:val="ListNumber"/>
-      </w:pPr>
-      <w:r>
-        <w:rPr>
-          <w:rFonts w:ascii="Arial" w:hAnsi="Arial"/>
-          <w:sz w:val="21"/>
-        </w:rPr>
-        <w:t>Each document already has its own set of canonical terms.</w:t>
-      </w:r>
-    </w:p>
-    <w:p>
-      <w:pPr>
-        <w:pStyle w:val="ListNumber"/>
-      </w:pPr>
-      <w:r>
-        <w:rPr>
-          <w:rFonts w:ascii="Arial" w:hAnsi="Arial"/>
-          <w:sz w:val="21"/>
-        </w:rPr>
-        <w:t>Intersection over union is calculated.</w:t>
-      </w:r>
-    </w:p>
-    <w:p>
-      <w:pPr>
-        <w:pStyle w:val="ListNumber"/>
-      </w:pPr>
-      <w:r>
-        <w:rPr>
-          <w:rFonts w:ascii="Arial" w:hAnsi="Arial"/>
-          <w:sz w:val="21"/>
-        </w:rPr>
-        <w:t>Results are sorted from highest to lowest Jaccard score.</w:t>
-      </w:r>
-    </w:p>
-    <w:p>
-      <w:pPr>
-        <w:pStyle w:val="ListNumber"/>
-      </w:pPr>
-      <w:r>
-        <w:rPr>
-          <w:rFonts w:ascii="Arial" w:hAnsi="Arial"/>
-          <w:sz w:val="21"/>
-        </w:rPr>
-        <w:t xml:space="preserve">The first </w:t>
-      </w:r>
-      <w:r>
-        <w:rPr>
-          <w:rFonts w:ascii="Consolas" w:hAnsi="Consolas"/>
-          <w:color w:val="2563EB"/>
-          <w:sz w:val="19"/>
-        </w:rPr>
-        <w:t>top</w:t>
-      </w:r>
-      <w:r>
-        <w:rPr>
-          <w:rFonts w:ascii="Arial" w:hAnsi="Arial"/>
-          <w:sz w:val="21"/>
-        </w:rPr>
-        <w:t xml:space="preserve"> results are printed.</w:t>
-      </w:r>
-    </w:p>
-    <w:p>
-      <w:pPr>
-        <w:spacing w:after="100"/>
-      </w:pPr>
-      <w:r>
-        <w:rPr>
-          <w:rFonts w:ascii="Arial" w:hAnsi="Arial"/>
-          <w:sz w:val="21"/>
-        </w:rPr>
-        <w:t>Classes:</w:t>
-      </w:r>
-    </w:p>
-    <w:p>
-      <w:pPr>
-        <w:pStyle w:val="ListBullet"/>
-      </w:pPr>
-      <w:r>
-        <w:rPr>
-          <w:rFonts w:ascii="Consolas" w:hAnsi="Consolas"/>
-          <w:color w:val="2563EB"/>
-          <w:sz w:val="19"/>
-        </w:rPr>
-        <w:t>QueryProcessor</w:t>
-      </w:r>
-    </w:p>
-    <w:p>
-      <w:pPr>
-        <w:pStyle w:val="ListBullet"/>
-      </w:pPr>
-      <w:r>
-        <w:rPr>
-          <w:rFonts w:ascii="Consolas" w:hAnsi="Consolas"/>
-          <w:color w:val="2563EB"/>
-          <w:sz w:val="19"/>
-        </w:rPr>
-        <w:t>RankingService</w:t>
-      </w:r>
-    </w:p>
-    <w:p>
-      <w:pPr>
-        <w:pStyle w:val="ListBullet"/>
-      </w:pPr>
-      <w:r>
-        <w:rPr>
-          <w:rFonts w:ascii="Consolas" w:hAnsi="Consolas"/>
-          <w:color w:val="2563EB"/>
-          <w:sz w:val="19"/>
-        </w:rPr>
-        <w:t>SimilarityCalculator</w:t>
-      </w:r>
-    </w:p>
-    <w:p/>
-    <w:p>
-      <w:pPr>
-        <w:pStyle w:val="Heading1"/>
-      </w:pPr>
-      <w:r>
-        <w:t>21. Printed Step 7 - Top-N Retrieval by Dissimilarity</w:t>
-      </w:r>
-    </w:p>
-    <w:p>
-      <w:pPr>
-        <w:spacing w:after="100"/>
-      </w:pPr>
-      <w:r>
-        <w:rPr>
-          <w:rFonts w:ascii="Arial" w:hAnsi="Arial"/>
-          <w:sz w:val="21"/>
-        </w:rPr>
-        <w:t>Output:</w:t>
-      </w:r>
-    </w:p>
-    <w:p>
-      <w:pPr>
-        <w:spacing w:after="20"/>
-        <w:ind w:left="259"/>
-        <w:shd w:fill="F3F6FA"/>
-      </w:pPr>
-      <w:r>
-        <w:rPr>
-          <w:rFonts w:ascii="Consolas" w:hAnsi="Consolas"/>
-          <w:color w:val="333333"/>
-          <w:sz w:val="17"/>
-        </w:rPr>
-        <w:t>STEP 7. QUERY 3 - RETRIEVE TOP-N WITH A DISSIMILARITY FUNCTION</w:t>
-      </w:r>
-    </w:p>
-    <w:p>
-      <w:pPr>
-        <w:spacing w:after="20"/>
-        <w:ind w:left="259"/>
-        <w:shd w:fill="F3F6FA"/>
-      </w:pPr>
-      <w:r>
-        <w:rPr>
-          <w:rFonts w:ascii="Consolas" w:hAnsi="Consolas"/>
-          <w:color w:val="333333"/>
-          <w:sz w:val="17"/>
-        </w:rPr>
-        <w:t>Dissimilarity function: Euclidean distance.</w:t>
-      </w:r>
-    </w:p>
-    <w:p>
-      <w:pPr>
-        <w:spacing w:after="20"/>
-        <w:ind w:left="259"/>
-        <w:shd w:fill="F3F6FA"/>
-      </w:pPr>
-      <w:r>
-        <w:rPr>
-          <w:rFonts w:ascii="Consolas" w:hAnsi="Consolas"/>
-          <w:color w:val="333333"/>
-          <w:sz w:val="17"/>
-        </w:rPr>
-        <w:t>Query: academic stress</w:t>
-      </w:r>
-    </w:p>
-    <w:p>
-      <w:pPr>
-        <w:spacing w:after="20"/>
-        <w:ind w:left="259"/>
-        <w:shd w:fill="F3F6FA"/>
-      </w:pPr>
-      <w:r>
-        <w:rPr>
-          <w:rFonts w:ascii="Consolas" w:hAnsi="Consolas"/>
-          <w:color w:val="333333"/>
-          <w:sz w:val="17"/>
-        </w:rPr>
-        <w:t>Terms used: [academic_stress]</w:t>
-      </w:r>
-    </w:p>
-    <w:p>
-      <w:pPr>
-        <w:spacing w:after="20"/>
-        <w:ind w:left="259"/>
-        <w:shd w:fill="F3F6FA"/>
-      </w:pPr>
-      <w:r>
-        <w:rPr>
-          <w:rFonts w:ascii="Consolas" w:hAnsi="Consolas"/>
-          <w:color w:val="333333"/>
-          <w:sz w:val="17"/>
-        </w:rPr>
-        <w:t>For Euclidean distance, lower score means closer.</w:t>
-      </w:r>
-    </w:p>
-    <w:p>
-      <w:pPr>
-        <w:spacing w:after="100"/>
-      </w:pPr>
-      <w:r>
-        <w:rPr>
-          <w:rFonts w:ascii="Arial" w:hAnsi="Arial"/>
-          <w:sz w:val="21"/>
-        </w:rPr>
-        <w:t>Process:</w:t>
-      </w:r>
-    </w:p>
-    <w:p>
-      <w:pPr>
-        <w:pStyle w:val="ListNumber"/>
-      </w:pPr>
-      <w:r>
-        <w:rPr>
-          <w:rFonts w:ascii="Arial" w:hAnsi="Arial"/>
-          <w:sz w:val="21"/>
-        </w:rPr>
-        <w:t>The query is processed with the same pipeline.</w:t>
-      </w:r>
-    </w:p>
-    <w:p>
-      <w:pPr>
-        <w:pStyle w:val="ListNumber"/>
-      </w:pPr>
-      <w:r>
-        <w:rPr>
-          <w:rFonts w:ascii="Arial" w:hAnsi="Arial"/>
-          <w:sz w:val="21"/>
-        </w:rPr>
-        <w:t>A latent query vector is built.</w:t>
-      </w:r>
-    </w:p>
-    <w:p>
-      <w:pPr>
-        <w:pStyle w:val="ListNumber"/>
-      </w:pPr>
-      <w:r>
-        <w:rPr>
-          <w:rFonts w:ascii="Arial" w:hAnsi="Arial"/>
-          <w:sz w:val="21"/>
-        </w:rPr>
-        <w:t>Euclidean distance is calculated against each document.</w:t>
-      </w:r>
-    </w:p>
-    <w:p>
-      <w:pPr>
-        <w:pStyle w:val="ListNumber"/>
-      </w:pPr>
-      <w:r>
-        <w:rPr>
-          <w:rFonts w:ascii="Arial" w:hAnsi="Arial"/>
-          <w:sz w:val="21"/>
-        </w:rPr>
-        <w:t>A smaller distance means greater closeness.</w:t>
-      </w:r>
-    </w:p>
-    <w:p>
-      <w:pPr>
-        <w:pStyle w:val="ListNumber"/>
-      </w:pPr>
-      <w:r>
-        <w:rPr>
-          <w:rFonts w:ascii="Arial" w:hAnsi="Arial"/>
-          <w:sz w:val="21"/>
-        </w:rPr>
-        <w:t>Results are sorted from lowest to highest distance.</w:t>
-      </w:r>
-    </w:p>
-    <w:p>
-      <w:pPr>
-        <w:pStyle w:val="ListNumber"/>
-      </w:pPr>
-      <w:r>
-        <w:rPr>
-          <w:rFonts w:ascii="Arial" w:hAnsi="Arial"/>
-          <w:sz w:val="21"/>
-        </w:rPr>
-        <w:t xml:space="preserve">The first </w:t>
-      </w:r>
-      <w:r>
-        <w:rPr>
-          <w:rFonts w:ascii="Consolas" w:hAnsi="Consolas"/>
-          <w:color w:val="2563EB"/>
-          <w:sz w:val="19"/>
-        </w:rPr>
-        <w:t>top</w:t>
-      </w:r>
-      <w:r>
-        <w:rPr>
-          <w:rFonts w:ascii="Arial" w:hAnsi="Arial"/>
-          <w:sz w:val="21"/>
-        </w:rPr>
-        <w:t xml:space="preserve"> results are printed.</w:t>
-      </w:r>
-    </w:p>
-    <w:p>
-      <w:pPr>
-        <w:spacing w:after="100"/>
-      </w:pPr>
-      <w:r>
-        <w:rPr>
-          <w:rFonts w:ascii="Arial" w:hAnsi="Arial"/>
-          <w:sz w:val="21"/>
-        </w:rPr>
-        <w:t>Classes:</w:t>
-      </w:r>
-    </w:p>
-    <w:p>
-      <w:pPr>
-        <w:pStyle w:val="ListBullet"/>
-      </w:pPr>
-      <w:r>
-        <w:rPr>
-          <w:rFonts w:ascii="Consolas" w:hAnsi="Consolas"/>
-          <w:color w:val="2563EB"/>
-          <w:sz w:val="19"/>
-        </w:rPr>
-        <w:t>QueryProcessor</w:t>
-      </w:r>
-    </w:p>
-    <w:p>
-      <w:pPr>
-        <w:pStyle w:val="ListBullet"/>
-      </w:pPr>
-      <w:r>
-        <w:rPr>
-          <w:rFonts w:ascii="Consolas" w:hAnsi="Consolas"/>
-          <w:color w:val="2563EB"/>
-          <w:sz w:val="19"/>
-        </w:rPr>
-        <w:t>RankingService</w:t>
-      </w:r>
-    </w:p>
-    <w:p>
-      <w:pPr>
-        <w:pStyle w:val="ListBullet"/>
-      </w:pPr>
-      <w:r>
-        <w:rPr>
-          <w:rFonts w:ascii="Consolas" w:hAnsi="Consolas"/>
-          <w:color w:val="2563EB"/>
-          <w:sz w:val="19"/>
-        </w:rPr>
-        <w:t>DissimilarityCalculator</w:t>
-      </w:r>
-    </w:p>
-    <w:p/>
-    <w:p>
-      <w:pPr>
-        <w:pStyle w:val="Heading1"/>
-      </w:pPr>
-      <w:r>
-        <w:t>22. Printed Step 8 - SQL and Persistence</w:t>
-      </w:r>
-    </w:p>
-    <w:p>
-      <w:pPr>
-        <w:spacing w:after="100"/>
-      </w:pPr>
-      <w:r>
-        <w:rPr>
-          <w:rFonts w:ascii="Arial" w:hAnsi="Arial"/>
-          <w:sz w:val="21"/>
-        </w:rPr>
-        <w:t>Output:</w:t>
-      </w:r>
-    </w:p>
-    <w:p>
-      <w:pPr>
-        <w:spacing w:after="20"/>
-        <w:ind w:left="259"/>
-        <w:shd w:fill="F3F6FA"/>
-      </w:pPr>
-      <w:r>
-        <w:rPr>
-          <w:rFonts w:ascii="Consolas" w:hAnsi="Consolas"/>
-          <w:color w:val="333333"/>
-          <w:sz w:val="17"/>
-        </w:rPr>
-        <w:t>STEP 8. SQL VALIDATION AND PERSISTENCE</w:t>
-      </w:r>
-    </w:p>
-    <w:p>
-      <w:pPr>
-        <w:spacing w:after="20"/>
-        <w:ind w:left="259"/>
-        <w:shd w:fill="F3F6FA"/>
-      </w:pPr>
-      <w:r>
-        <w:rPr>
-          <w:rFonts w:ascii="Consolas" w:hAnsi="Consolas"/>
-          <w:color w:val="333333"/>
-          <w:sz w:val="17"/>
-        </w:rPr>
-        <w:t>sql/queries/11_compare_documents_similarity.sql</w:t>
-      </w:r>
-    </w:p>
-    <w:p>
-      <w:pPr>
-        <w:spacing w:after="20"/>
-        <w:ind w:left="259"/>
-        <w:shd w:fill="F3F6FA"/>
-      </w:pPr>
-      <w:r>
-        <w:rPr>
-          <w:rFonts w:ascii="Consolas" w:hAnsi="Consolas"/>
-          <w:color w:val="333333"/>
-          <w:sz w:val="17"/>
-        </w:rPr>
-        <w:t>sql/queries/12_rank_query_topn_cosine.sql</w:t>
-      </w:r>
-    </w:p>
-    <w:p>
-      <w:pPr>
-        <w:spacing w:after="20"/>
-        <w:ind w:left="259"/>
-        <w:shd w:fill="F3F6FA"/>
-      </w:pPr>
-      <w:r>
-        <w:rPr>
-          <w:rFonts w:ascii="Consolas" w:hAnsi="Consolas"/>
-          <w:color w:val="333333"/>
-          <w:sz w:val="17"/>
-        </w:rPr>
-        <w:t>sql/queries/13_rank_query_topn_jaccard.sql</w:t>
-      </w:r>
-    </w:p>
-    <w:p>
-      <w:pPr>
-        <w:spacing w:after="20"/>
-        <w:ind w:left="259"/>
-        <w:shd w:fill="F3F6FA"/>
-      </w:pPr>
-      <w:r>
-        <w:rPr>
-          <w:rFonts w:ascii="Consolas" w:hAnsi="Consolas"/>
-          <w:color w:val="333333"/>
-          <w:sz w:val="17"/>
-        </w:rPr>
-        <w:t>sql/queries/14_rank_query_topn_euclidean.sql</w:t>
-      </w:r>
-    </w:p>
-    <w:p>
-      <w:pPr>
-        <w:spacing w:after="20"/>
-        <w:ind w:left="259"/>
-        <w:shd w:fill="F3F6FA"/>
-      </w:pPr>
-      <w:r>
-        <w:rPr>
-          <w:rFonts w:ascii="Consolas" w:hAnsi="Consolas"/>
-          <w:color w:val="333333"/>
-          <w:sz w:val="17"/>
-        </w:rPr>
-        <w:t>Final report: docs/final-technical-report.docx</w:t>
-      </w:r>
-    </w:p>
-    <w:p>
-      <w:pPr>
-        <w:spacing w:after="100"/>
-      </w:pPr>
-      <w:r>
-        <w:rPr>
-          <w:rFonts w:ascii="Arial" w:hAnsi="Arial"/>
-          <w:sz w:val="21"/>
-        </w:rPr>
-        <w:t>Related files:</w:t>
-      </w:r>
-    </w:p>
-    <w:p>
-      <w:pPr>
-        <w:pStyle w:val="ListBullet"/>
-      </w:pPr>
-      <w:r>
-        <w:rPr>
-          <w:rFonts w:ascii="Consolas" w:hAnsi="Consolas"/>
-          <w:color w:val="2563EB"/>
-          <w:sz w:val="19"/>
-        </w:rPr>
-        <w:t>sql/migrations/V1__create_documents.sql</w:t>
-      </w:r>
-    </w:p>
-    <w:p>
-      <w:pPr>
-        <w:pStyle w:val="ListBullet"/>
-      </w:pPr>
-      <w:r>
-        <w:rPr>
-          <w:rFonts w:ascii="Consolas" w:hAnsi="Consolas"/>
-          <w:color w:val="2563EB"/>
-          <w:sz w:val="19"/>
-        </w:rPr>
-        <w:t>sql/migrations/V2__create_linguistic_tables.sql</w:t>
-      </w:r>
-    </w:p>
-    <w:p>
-      <w:pPr>
-        <w:pStyle w:val="ListBullet"/>
-      </w:pPr>
-      <w:r>
-        <w:rPr>
-          <w:rFonts w:ascii="Consolas" w:hAnsi="Consolas"/>
-          <w:color w:val="2563EB"/>
-          <w:sz w:val="19"/>
-        </w:rPr>
-        <w:t>sql/migrations/V3__create_terms_and_frequencies.sql</w:t>
-      </w:r>
-    </w:p>
-    <w:p>
-      <w:pPr>
-        <w:pStyle w:val="ListBullet"/>
-      </w:pPr>
-      <w:r>
-        <w:rPr>
-          <w:rFonts w:ascii="Consolas" w:hAnsi="Consolas"/>
-          <w:color w:val="2563EB"/>
-          <w:sz w:val="19"/>
-        </w:rPr>
-        <w:t>sql/migrations/V4__create_latent_space_tables.sql</w:t>
-      </w:r>
-    </w:p>
-    <w:p>
-      <w:pPr>
-        <w:pStyle w:val="ListBullet"/>
-      </w:pPr>
-      <w:r>
-        <w:rPr>
-          <w:rFonts w:ascii="Consolas" w:hAnsi="Consolas"/>
-          <w:color w:val="2563EB"/>
-          <w:sz w:val="19"/>
-        </w:rPr>
-        <w:t>sql/migrations/V5__create_query_logging_tables.sql</w:t>
-      </w:r>
-    </w:p>
-    <w:p>
-      <w:pPr>
-        <w:pStyle w:val="ListBullet"/>
-      </w:pPr>
-      <w:r>
-        <w:rPr>
-          <w:rFonts w:ascii="Consolas" w:hAnsi="Consolas"/>
-          <w:color w:val="2563EB"/>
-          <w:sz w:val="19"/>
-        </w:rPr>
-        <w:t>sql/demo/insert_demo_data.sql</w:t>
-      </w:r>
-    </w:p>
-    <w:p>
-      <w:pPr>
-        <w:pStyle w:val="ListBullet"/>
-      </w:pPr>
-      <w:r>
-        <w:rPr>
-          <w:rFonts w:ascii="Consolas" w:hAnsi="Consolas"/>
-          <w:color w:val="2563EB"/>
-          <w:sz w:val="19"/>
-        </w:rPr>
-        <w:t>sql/queries/11_compare_documents_similarity.sql</w:t>
-      </w:r>
-    </w:p>
-    <w:p>
-      <w:pPr>
-        <w:pStyle w:val="ListBullet"/>
-      </w:pPr>
-      <w:r>
-        <w:rPr>
-          <w:rFonts w:ascii="Consolas" w:hAnsi="Consolas"/>
-          <w:color w:val="2563EB"/>
-          <w:sz w:val="19"/>
-        </w:rPr>
-        <w:t>sql/queries/12_rank_query_topn_cosine.sql</w:t>
-      </w:r>
-    </w:p>
-    <w:p>
-      <w:pPr>
-        <w:pStyle w:val="ListBullet"/>
-      </w:pPr>
-      <w:r>
-        <w:rPr>
-          <w:rFonts w:ascii="Consolas" w:hAnsi="Consolas"/>
-          <w:color w:val="2563EB"/>
-          <w:sz w:val="19"/>
-        </w:rPr>
-        <w:t>sql/queries/13_rank_query_topn_jaccard.sql</w:t>
-      </w:r>
-    </w:p>
-    <w:p>
-      <w:pPr>
-        <w:pStyle w:val="ListBullet"/>
-      </w:pPr>
-      <w:r>
-        <w:rPr>
-          <w:rFonts w:ascii="Consolas" w:hAnsi="Consolas"/>
-          <w:color w:val="2563EB"/>
-          <w:sz w:val="19"/>
-        </w:rPr>
-        <w:t>sql/queries/14_rank_query_topn_euclidean.sql</w:t>
-      </w:r>
-    </w:p>
-    <w:p>
-      <w:pPr>
-        <w:spacing w:after="100"/>
-      </w:pPr>
-      <w:r>
-        <w:rPr>
-          <w:rFonts w:ascii="Arial" w:hAnsi="Arial"/>
-          <w:sz w:val="21"/>
-        </w:rPr>
-        <w:t>This demonstrates that the project does not depend only on local in-memory execution. It also includes a relational PostgreSQL representation and equivalent SQL queries to validate similarity, cosine ranking, Jaccard ranking, and Euclidean distance ranking.</w:t>
-      </w:r>
-    </w:p>
-    <w:p/>
-    <w:p>
-      <w:pPr>
-        <w:pStyle w:val="Heading1"/>
-      </w:pPr>
-      <w:r>
-        <w:t>23. Output Traceability Summary</w:t>
-      </w:r>
-    </w:p>
-    <w:p>
-      <w:pPr>
-        <w:spacing w:after="100"/>
-      </w:pPr>
-      <w:r>
-        <w:rPr>
-          <w:rFonts w:ascii="Arial" w:hAnsi="Arial"/>
-          <w:sz w:val="21"/>
-        </w:rPr>
-        <w:t>Documents and titles:</w:t>
-      </w:r>
-    </w:p>
-    <w:p>
-      <w:pPr>
-        <w:pStyle w:val="ListBullet"/>
-      </w:pPr>
-      <w:r>
-        <w:rPr>
-          <w:rFonts w:ascii="Arial" w:hAnsi="Arial"/>
-          <w:sz w:val="21"/>
-        </w:rPr>
-        <w:t xml:space="preserve">Source: </w:t>
-      </w:r>
-      <w:r>
-        <w:rPr>
-          <w:rFonts w:ascii="Consolas" w:hAnsi="Consolas"/>
-          <w:color w:val="2563EB"/>
-          <w:sz w:val="19"/>
-        </w:rPr>
-        <w:t>data/fixtures/query/document_terms.csv</w:t>
-      </w:r>
-    </w:p>
-    <w:p>
-      <w:pPr>
-        <w:pStyle w:val="ListBullet"/>
-      </w:pPr>
-      <w:r>
-        <w:rPr>
-          <w:rFonts w:ascii="Arial" w:hAnsi="Arial"/>
-          <w:sz w:val="21"/>
-        </w:rPr>
-        <w:t xml:space="preserve">Processed by: </w:t>
-      </w:r>
-      <w:r>
-        <w:rPr>
-          <w:rFonts w:ascii="Consolas" w:hAnsi="Consolas"/>
-          <w:color w:val="2563EB"/>
-          <w:sz w:val="19"/>
-        </w:rPr>
-        <w:t>IndexingService</w:t>
-      </w:r>
-    </w:p>
-    <w:p>
-      <w:pPr>
-        <w:pStyle w:val="ListBullet"/>
-      </w:pPr>
-      <w:r>
-        <w:rPr>
-          <w:rFonts w:ascii="Arial" w:hAnsi="Arial"/>
-          <w:sz w:val="21"/>
-        </w:rPr>
-        <w:t xml:space="preserve">Printed by: </w:t>
-      </w:r>
-      <w:r>
-        <w:rPr>
-          <w:rFonts w:ascii="Consolas" w:hAnsi="Consolas"/>
-          <w:color w:val="2563EB"/>
-          <w:sz w:val="19"/>
-        </w:rPr>
-        <w:t>CommandLineInterface</w:t>
-      </w:r>
-    </w:p>
-    <w:p>
-      <w:pPr>
-        <w:spacing w:after="100"/>
-      </w:pPr>
-      <w:r>
-        <w:rPr>
-          <w:rFonts w:ascii="Arial" w:hAnsi="Arial"/>
-          <w:sz w:val="21"/>
-        </w:rPr>
-        <w:t>Canonical terms:</w:t>
-      </w:r>
-    </w:p>
-    <w:p>
-      <w:pPr>
-        <w:pStyle w:val="ListBullet"/>
-      </w:pPr>
-      <w:r>
-        <w:rPr>
-          <w:rFonts w:ascii="Arial" w:hAnsi="Arial"/>
-          <w:sz w:val="21"/>
-        </w:rPr>
-        <w:t xml:space="preserve">Source: </w:t>
-      </w:r>
-      <w:r>
-        <w:rPr>
-          <w:rFonts w:ascii="Consolas" w:hAnsi="Consolas"/>
-          <w:color w:val="2563EB"/>
-          <w:sz w:val="19"/>
-        </w:rPr>
-        <w:t>document_terms.csv</w:t>
-      </w:r>
-      <w:r>
-        <w:rPr>
-          <w:rFonts w:ascii="Arial" w:hAnsi="Arial"/>
-          <w:sz w:val="21"/>
-        </w:rPr>
-        <w:t xml:space="preserve"> plus linguistic resources</w:t>
-      </w:r>
-    </w:p>
-    <w:p>
-      <w:pPr>
-        <w:pStyle w:val="ListBullet"/>
-      </w:pPr>
-      <w:r>
-        <w:rPr>
-          <w:rFonts w:ascii="Arial" w:hAnsi="Arial"/>
-          <w:sz w:val="21"/>
-        </w:rPr>
-        <w:t xml:space="preserve">Processed by: </w:t>
-      </w:r>
-      <w:r>
-        <w:rPr>
-          <w:rFonts w:ascii="Consolas" w:hAnsi="Consolas"/>
-          <w:color w:val="2563EB"/>
-          <w:sz w:val="19"/>
-        </w:rPr>
-        <w:t>PreprocessingPipeline</w:t>
-      </w:r>
-      <w:r>
-        <w:rPr>
-          <w:rFonts w:ascii="Arial" w:hAnsi="Arial"/>
-          <w:sz w:val="21"/>
-        </w:rPr>
-        <w:t xml:space="preserve"> and </w:t>
-      </w:r>
-      <w:r>
-        <w:rPr>
-          <w:rFonts w:ascii="Consolas" w:hAnsi="Consolas"/>
-          <w:color w:val="2563EB"/>
-          <w:sz w:val="19"/>
-        </w:rPr>
-        <w:t>SemanticPipeline</w:t>
-      </w:r>
-    </w:p>
-    <w:p>
-      <w:pPr>
-        <w:pStyle w:val="ListBullet"/>
-      </w:pPr>
-      <w:r>
-        <w:rPr>
-          <w:rFonts w:ascii="Arial" w:hAnsi="Arial"/>
-          <w:sz w:val="21"/>
-        </w:rPr>
-        <w:t xml:space="preserve">Printed by: </w:t>
-      </w:r>
-      <w:r>
-        <w:rPr>
-          <w:rFonts w:ascii="Consolas" w:hAnsi="Consolas"/>
-          <w:color w:val="2563EB"/>
-          <w:sz w:val="19"/>
-        </w:rPr>
-        <w:t>CommandLineInterface</w:t>
-      </w:r>
-    </w:p>
-    <w:p>
-      <w:pPr>
-        <w:spacing w:after="100"/>
-      </w:pPr>
-      <w:r>
-        <w:rPr>
-          <w:rFonts w:ascii="Arial" w:hAnsi="Arial"/>
-          <w:sz w:val="21"/>
-        </w:rPr>
-        <w:t>Stopwords:</w:t>
-      </w:r>
-    </w:p>
-    <w:p>
-      <w:pPr>
-        <w:pStyle w:val="ListBullet"/>
-      </w:pPr>
-      <w:r>
-        <w:rPr>
-          <w:rFonts w:ascii="Arial" w:hAnsi="Arial"/>
-          <w:sz w:val="21"/>
-        </w:rPr>
-        <w:t xml:space="preserve">Source: </w:t>
-      </w:r>
-      <w:r>
-        <w:rPr>
-          <w:rFonts w:ascii="Consolas" w:hAnsi="Consolas"/>
-          <w:color w:val="2563EB"/>
-          <w:sz w:val="19"/>
-        </w:rPr>
-        <w:t>src/main/resources/stopwords.txt</w:t>
-      </w:r>
-    </w:p>
-    <w:p>
-      <w:pPr>
-        <w:pStyle w:val="ListBullet"/>
-      </w:pPr>
-      <w:r>
-        <w:rPr>
-          <w:rFonts w:ascii="Arial" w:hAnsi="Arial"/>
-          <w:sz w:val="21"/>
-        </w:rPr>
-        <w:t xml:space="preserve">Processed by: </w:t>
-      </w:r>
-      <w:r>
-        <w:rPr>
-          <w:rFonts w:ascii="Consolas" w:hAnsi="Consolas"/>
-          <w:color w:val="2563EB"/>
-          <w:sz w:val="19"/>
-        </w:rPr>
-        <w:t>StopWordFilter</w:t>
-      </w:r>
-    </w:p>
-    <w:p>
-      <w:pPr>
-        <w:pStyle w:val="ListBullet"/>
-      </w:pPr>
-      <w:r>
-        <w:rPr>
-          <w:rFonts w:ascii="Arial" w:hAnsi="Arial"/>
-          <w:sz w:val="21"/>
-        </w:rPr>
-        <w:t>Effect: removes stop words before indexing</w:t>
-      </w:r>
-    </w:p>
-    <w:p>
-      <w:pPr>
-        <w:spacing w:after="100"/>
-      </w:pPr>
-      <w:r>
-        <w:rPr>
-          <w:rFonts w:ascii="Arial" w:hAnsi="Arial"/>
-          <w:sz w:val="21"/>
-        </w:rPr>
-        <w:t>Suffixes and stems:</w:t>
-      </w:r>
-    </w:p>
-    <w:p>
-      <w:pPr>
-        <w:pStyle w:val="ListBullet"/>
-      </w:pPr>
-      <w:r>
-        <w:rPr>
-          <w:rFonts w:ascii="Arial" w:hAnsi="Arial"/>
-          <w:sz w:val="21"/>
-        </w:rPr>
-        <w:t xml:space="preserve">Source: </w:t>
-      </w:r>
-      <w:r>
-        <w:rPr>
-          <w:rFonts w:ascii="Consolas" w:hAnsi="Consolas"/>
-          <w:color w:val="2563EB"/>
-          <w:sz w:val="19"/>
-        </w:rPr>
-        <w:t>src/main/resources/suffixes.txt</w:t>
-      </w:r>
-    </w:p>
-    <w:p>
-      <w:pPr>
-        <w:pStyle w:val="ListBullet"/>
-      </w:pPr>
-      <w:r>
-        <w:rPr>
-          <w:rFonts w:ascii="Arial" w:hAnsi="Arial"/>
-          <w:sz w:val="21"/>
-        </w:rPr>
-        <w:t xml:space="preserve">Processed by: </w:t>
-      </w:r>
-      <w:r>
-        <w:rPr>
-          <w:rFonts w:ascii="Consolas" w:hAnsi="Consolas"/>
-          <w:color w:val="2563EB"/>
-          <w:sz w:val="19"/>
-        </w:rPr>
-        <w:t>Stemmer</w:t>
-      </w:r>
-    </w:p>
-    <w:p>
-      <w:pPr>
-        <w:pStyle w:val="ListBullet"/>
-      </w:pPr>
-      <w:r>
-        <w:rPr>
-          <w:rFonts w:ascii="Arial" w:hAnsi="Arial"/>
-          <w:sz w:val="21"/>
-        </w:rPr>
-        <w:t>Effect: reduces words to stems by rules</w:t>
-      </w:r>
-    </w:p>
-    <w:p>
-      <w:pPr>
-        <w:spacing w:after="100"/>
-      </w:pPr>
-      <w:r>
-        <w:rPr>
-          <w:rFonts w:ascii="Arial" w:hAnsi="Arial"/>
-          <w:sz w:val="21"/>
-        </w:rPr>
-        <w:t>Synonyms:</w:t>
-      </w:r>
-    </w:p>
-    <w:p>
-      <w:pPr>
-        <w:pStyle w:val="ListBullet"/>
-      </w:pPr>
-      <w:r>
-        <w:rPr>
-          <w:rFonts w:ascii="Arial" w:hAnsi="Arial"/>
-          <w:sz w:val="21"/>
-        </w:rPr>
-        <w:t xml:space="preserve">Source: </w:t>
-      </w:r>
-      <w:r>
-        <w:rPr>
-          <w:rFonts w:ascii="Consolas" w:hAnsi="Consolas"/>
-          <w:color w:val="2563EB"/>
-          <w:sz w:val="19"/>
-        </w:rPr>
-        <w:t>src/main/resources/synonyms.csv</w:t>
-      </w:r>
-    </w:p>
-    <w:p>
-      <w:pPr>
-        <w:pStyle w:val="ListBullet"/>
-      </w:pPr>
-      <w:r>
-        <w:rPr>
-          <w:rFonts w:ascii="Arial" w:hAnsi="Arial"/>
-          <w:sz w:val="21"/>
-        </w:rPr>
-        <w:t xml:space="preserve">Processed by: </w:t>
-      </w:r>
-      <w:r>
-        <w:rPr>
-          <w:rFonts w:ascii="Consolas" w:hAnsi="Consolas"/>
-          <w:color w:val="2563EB"/>
-          <w:sz w:val="19"/>
-        </w:rPr>
-        <w:t>SynonymExpander</w:t>
-      </w:r>
-    </w:p>
-    <w:p>
-      <w:pPr>
-        <w:pStyle w:val="ListBullet"/>
-      </w:pPr>
-      <w:r>
-        <w:rPr>
-          <w:rFonts w:ascii="Arial" w:hAnsi="Arial"/>
-          <w:sz w:val="21"/>
-        </w:rPr>
-        <w:t>Effect: normalizes synonyms to canonical terms</w:t>
-      </w:r>
-    </w:p>
-    <w:p>
-      <w:pPr>
-        <w:spacing w:after="100"/>
-      </w:pPr>
-      <w:r>
-        <w:rPr>
-          <w:rFonts w:ascii="Arial" w:hAnsi="Arial"/>
-          <w:sz w:val="21"/>
-        </w:rPr>
-        <w:t>Polysemy and phrases:</w:t>
-      </w:r>
-    </w:p>
-    <w:p>
-      <w:pPr>
-        <w:pStyle w:val="ListBullet"/>
-      </w:pPr>
-      <w:r>
-        <w:rPr>
-          <w:rFonts w:ascii="Arial" w:hAnsi="Arial"/>
-          <w:sz w:val="21"/>
-        </w:rPr>
-        <w:t xml:space="preserve">Source: </w:t>
-      </w:r>
-      <w:r>
-        <w:rPr>
-          <w:rFonts w:ascii="Consolas" w:hAnsi="Consolas"/>
-          <w:color w:val="2563EB"/>
-          <w:sz w:val="19"/>
-        </w:rPr>
-        <w:t>src/main/resources/polysemy_rules.csv</w:t>
-      </w:r>
-    </w:p>
-    <w:p>
-      <w:pPr>
-        <w:pStyle w:val="ListBullet"/>
-      </w:pPr>
-      <w:r>
-        <w:rPr>
-          <w:rFonts w:ascii="Arial" w:hAnsi="Arial"/>
-          <w:sz w:val="21"/>
-        </w:rPr>
-        <w:t xml:space="preserve">Processed by: </w:t>
-      </w:r>
-      <w:r>
-        <w:rPr>
-          <w:rFonts w:ascii="Consolas" w:hAnsi="Consolas"/>
-          <w:color w:val="2563EB"/>
-          <w:sz w:val="19"/>
-        </w:rPr>
-        <w:t>PolysemyResolver</w:t>
-      </w:r>
-    </w:p>
-    <w:p>
-      <w:pPr>
-        <w:pStyle w:val="ListBullet"/>
-      </w:pPr>
-      <w:r>
-        <w:rPr>
-          <w:rFonts w:ascii="Arial" w:hAnsi="Arial"/>
-          <w:sz w:val="21"/>
-        </w:rPr>
-        <w:t>Effect: converts contextual pairs into canonical concepts</w:t>
-      </w:r>
-    </w:p>
-    <w:p>
-      <w:pPr>
-        <w:spacing w:after="100"/>
-      </w:pPr>
-      <w:r>
-        <w:rPr>
-          <w:rFonts w:ascii="Arial" w:hAnsi="Arial"/>
-          <w:sz w:val="21"/>
-        </w:rPr>
-        <w:t>FrecT:</w:t>
-      </w:r>
-    </w:p>
-    <w:p>
-      <w:pPr>
-        <w:pStyle w:val="ListBullet"/>
-      </w:pPr>
-      <w:r>
-        <w:rPr>
-          <w:rFonts w:ascii="Arial" w:hAnsi="Arial"/>
-          <w:sz w:val="21"/>
-        </w:rPr>
-        <w:t>Source: semantic documents</w:t>
-      </w:r>
-    </w:p>
-    <w:p>
-      <w:pPr>
-        <w:pStyle w:val="ListBullet"/>
-      </w:pPr>
-      <w:r>
-        <w:rPr>
-          <w:rFonts w:ascii="Arial" w:hAnsi="Arial"/>
-          <w:sz w:val="21"/>
-        </w:rPr>
-        <w:t xml:space="preserve">Processed by: </w:t>
-      </w:r>
-      <w:r>
-        <w:rPr>
-          <w:rFonts w:ascii="Consolas" w:hAnsi="Consolas"/>
-          <w:color w:val="2563EB"/>
-          <w:sz w:val="19"/>
-        </w:rPr>
-        <w:t>FrequencyMatrixBuilder</w:t>
-      </w:r>
-    </w:p>
-    <w:p>
-      <w:pPr>
-        <w:pStyle w:val="ListBullet"/>
-      </w:pPr>
-      <w:r>
-        <w:rPr>
-          <w:rFonts w:ascii="Arial" w:hAnsi="Arial"/>
-          <w:sz w:val="21"/>
-        </w:rPr>
-        <w:t xml:space="preserve">Printed by: </w:t>
-      </w:r>
-      <w:r>
-        <w:rPr>
-          <w:rFonts w:ascii="Consolas" w:hAnsi="Consolas"/>
-          <w:color w:val="2563EB"/>
-          <w:sz w:val="19"/>
-        </w:rPr>
-        <w:t>CommandLineInterface</w:t>
-      </w:r>
-    </w:p>
-    <w:p>
-      <w:pPr>
-        <w:spacing w:after="100"/>
-      </w:pPr>
-      <w:r>
-        <w:rPr>
-          <w:rFonts w:ascii="Arial" w:hAnsi="Arial"/>
-          <w:sz w:val="21"/>
-        </w:rPr>
-        <w:t>SVD/LSI:</w:t>
-      </w:r>
-    </w:p>
-    <w:p>
-      <w:pPr>
-        <w:pStyle w:val="ListBullet"/>
-      </w:pPr>
-      <w:r>
-        <w:rPr>
-          <w:rFonts w:ascii="Arial" w:hAnsi="Arial"/>
-          <w:sz w:val="21"/>
-        </w:rPr>
-        <w:t xml:space="preserve">Source: </w:t>
-      </w:r>
-      <w:r>
-        <w:rPr>
-          <w:rFonts w:ascii="Consolas" w:hAnsi="Consolas"/>
-          <w:color w:val="2563EB"/>
-          <w:sz w:val="19"/>
-        </w:rPr>
-        <w:t>FrequencyMatrix</w:t>
-      </w:r>
-    </w:p>
-    <w:p>
-      <w:pPr>
-        <w:pStyle w:val="ListBullet"/>
-      </w:pPr>
-      <w:r>
-        <w:rPr>
-          <w:rFonts w:ascii="Arial" w:hAnsi="Arial"/>
-          <w:sz w:val="21"/>
-        </w:rPr>
-        <w:t xml:space="preserve">Processed by: </w:t>
-      </w:r>
-      <w:r>
-        <w:rPr>
-          <w:rFonts w:ascii="Consolas" w:hAnsi="Consolas"/>
-          <w:color w:val="2563EB"/>
-          <w:sz w:val="19"/>
-        </w:rPr>
-        <w:t>LsiReducer</w:t>
-      </w:r>
-      <w:r>
-        <w:rPr>
-          <w:rFonts w:ascii="Arial" w:hAnsi="Arial"/>
-          <w:sz w:val="21"/>
-        </w:rPr>
-        <w:t xml:space="preserve"> and </w:t>
-      </w:r>
-      <w:r>
-        <w:rPr>
-          <w:rFonts w:ascii="Consolas" w:hAnsi="Consolas"/>
-          <w:color w:val="2563EB"/>
-          <w:sz w:val="19"/>
-        </w:rPr>
-        <w:t>SvdDecomposer</w:t>
-      </w:r>
-    </w:p>
-    <w:p>
-      <w:pPr>
-        <w:pStyle w:val="ListBullet"/>
-      </w:pPr>
-      <w:r>
-        <w:rPr>
-          <w:rFonts w:ascii="Arial" w:hAnsi="Arial"/>
-          <w:sz w:val="21"/>
-        </w:rPr>
-        <w:t xml:space="preserve">Printed by: </w:t>
-      </w:r>
-      <w:r>
-        <w:rPr>
-          <w:rFonts w:ascii="Consolas" w:hAnsi="Consolas"/>
-          <w:color w:val="2563EB"/>
-          <w:sz w:val="19"/>
-        </w:rPr>
-        <w:t>CommandLineInterface</w:t>
-      </w:r>
-    </w:p>
-    <w:p>
-      <w:pPr>
-        <w:spacing w:after="100"/>
-      </w:pPr>
-      <w:r>
-        <w:rPr>
-          <w:rFonts w:ascii="Arial" w:hAnsi="Arial"/>
-          <w:sz w:val="21"/>
-        </w:rPr>
-        <w:t>Significant terms:</w:t>
-      </w:r>
-    </w:p>
-    <w:p>
-      <w:pPr>
-        <w:pStyle w:val="ListBullet"/>
-      </w:pPr>
-      <w:r>
-        <w:rPr>
-          <w:rFonts w:ascii="Arial" w:hAnsi="Arial"/>
-          <w:sz w:val="21"/>
-        </w:rPr>
-        <w:t>Source: latent term vectors</w:t>
-      </w:r>
-    </w:p>
-    <w:p>
-      <w:pPr>
-        <w:pStyle w:val="ListBullet"/>
-      </w:pPr>
-      <w:r>
-        <w:rPr>
-          <w:rFonts w:ascii="Arial" w:hAnsi="Arial"/>
-          <w:sz w:val="21"/>
-        </w:rPr>
-        <w:t xml:space="preserve">Processed by: </w:t>
-      </w:r>
-      <w:r>
-        <w:rPr>
-          <w:rFonts w:ascii="Consolas" w:hAnsi="Consolas"/>
-          <w:color w:val="2563EB"/>
-          <w:sz w:val="19"/>
-        </w:rPr>
-        <w:t>TermSelectionService</w:t>
-      </w:r>
-    </w:p>
-    <w:p>
-      <w:pPr>
-        <w:pStyle w:val="ListBullet"/>
-      </w:pPr>
-      <w:r>
-        <w:rPr>
-          <w:rFonts w:ascii="Arial" w:hAnsi="Arial"/>
-          <w:sz w:val="21"/>
-        </w:rPr>
-        <w:t xml:space="preserve">Printed by: </w:t>
-      </w:r>
-      <w:r>
-        <w:rPr>
-          <w:rFonts w:ascii="Consolas" w:hAnsi="Consolas"/>
-          <w:color w:val="2563EB"/>
-          <w:sz w:val="19"/>
-        </w:rPr>
-        <w:t>CommandLineInterface</w:t>
-      </w:r>
-    </w:p>
-    <w:p>
-      <w:pPr>
-        <w:spacing w:after="100"/>
-      </w:pPr>
-      <w:r>
-        <w:rPr>
-          <w:rFonts w:ascii="Arial" w:hAnsi="Arial"/>
-          <w:sz w:val="21"/>
-        </w:rPr>
-        <w:t>D1-D3 comparison:</w:t>
-      </w:r>
-    </w:p>
-    <w:p>
-      <w:pPr>
-        <w:pStyle w:val="ListBullet"/>
-      </w:pPr>
-      <w:r>
-        <w:rPr>
-          <w:rFonts w:ascii="Arial" w:hAnsi="Arial"/>
-          <w:sz w:val="21"/>
-        </w:rPr>
-        <w:t>Source: document vectors and terms</w:t>
-      </w:r>
-    </w:p>
-    <w:p>
-      <w:pPr>
-        <w:pStyle w:val="ListBullet"/>
-      </w:pPr>
-      <w:r>
-        <w:rPr>
-          <w:rFonts w:ascii="Arial" w:hAnsi="Arial"/>
-          <w:sz w:val="21"/>
-        </w:rPr>
-        <w:t xml:space="preserve">Processed by: </w:t>
-      </w:r>
-      <w:r>
-        <w:rPr>
-          <w:rFonts w:ascii="Consolas" w:hAnsi="Consolas"/>
-          <w:color w:val="2563EB"/>
-          <w:sz w:val="19"/>
-        </w:rPr>
-        <w:t>DocumentSimilarityService</w:t>
-      </w:r>
-    </w:p>
-    <w:p>
-      <w:pPr>
-        <w:pStyle w:val="ListBullet"/>
-      </w:pPr>
-      <w:r>
-        <w:rPr>
-          <w:rFonts w:ascii="Arial" w:hAnsi="Arial"/>
-          <w:sz w:val="21"/>
-        </w:rPr>
-        <w:t xml:space="preserve">Printed by: </w:t>
-      </w:r>
-      <w:r>
-        <w:rPr>
-          <w:rFonts w:ascii="Consolas" w:hAnsi="Consolas"/>
-          <w:color w:val="2563EB"/>
-          <w:sz w:val="19"/>
-        </w:rPr>
-        <w:t>CommandLineInterface</w:t>
-      </w:r>
-    </w:p>
-    <w:p>
-      <w:pPr>
-        <w:spacing w:after="100"/>
-      </w:pPr>
-      <w:r>
-        <w:rPr>
-          <w:rFonts w:ascii="Arial" w:hAnsi="Arial"/>
-          <w:sz w:val="21"/>
-        </w:rPr>
-        <w:t>Top-n rankings:</w:t>
-      </w:r>
-    </w:p>
-    <w:p>
-      <w:pPr>
-        <w:pStyle w:val="ListBullet"/>
-      </w:pPr>
-      <w:r>
-        <w:rPr>
-          <w:rFonts w:ascii="Arial" w:hAnsi="Arial"/>
-          <w:sz w:val="21"/>
-        </w:rPr>
-        <w:t>Source: processed query and corpus document vectors/terms</w:t>
-      </w:r>
-    </w:p>
-    <w:p>
-      <w:pPr>
-        <w:pStyle w:val="ListBullet"/>
-      </w:pPr>
-      <w:r>
-        <w:rPr>
-          <w:rFonts w:ascii="Arial" w:hAnsi="Arial"/>
-          <w:sz w:val="21"/>
-        </w:rPr>
-        <w:t xml:space="preserve">Processed by: </w:t>
-      </w:r>
-      <w:r>
-        <w:rPr>
-          <w:rFonts w:ascii="Consolas" w:hAnsi="Consolas"/>
-          <w:color w:val="2563EB"/>
-          <w:sz w:val="19"/>
-        </w:rPr>
-        <w:t>QueryProcessor</w:t>
-      </w:r>
-      <w:r>
-        <w:rPr>
-          <w:rFonts w:ascii="Arial" w:hAnsi="Arial"/>
-          <w:sz w:val="21"/>
-        </w:rPr>
-        <w:t xml:space="preserve"> and </w:t>
-      </w:r>
-      <w:r>
-        <w:rPr>
-          <w:rFonts w:ascii="Consolas" w:hAnsi="Consolas"/>
-          <w:color w:val="2563EB"/>
-          <w:sz w:val="19"/>
-        </w:rPr>
-        <w:t>RankingService</w:t>
-      </w:r>
-    </w:p>
-    <w:p>
-      <w:pPr>
-        <w:pStyle w:val="ListBullet"/>
-      </w:pPr>
-      <w:r>
-        <w:rPr>
-          <w:rFonts w:ascii="Arial" w:hAnsi="Arial"/>
-          <w:sz w:val="21"/>
-        </w:rPr>
-        <w:t xml:space="preserve">Printed by: </w:t>
-      </w:r>
-      <w:r>
-        <w:rPr>
-          <w:rFonts w:ascii="Consolas" w:hAnsi="Consolas"/>
-          <w:color w:val="2563EB"/>
-          <w:sz w:val="19"/>
-        </w:rPr>
-        <w:t>CommandLineInterface</w:t>
-      </w:r>
-    </w:p>
-    <w:p>
-      <w:pPr>
-        <w:spacing w:after="100"/>
-      </w:pPr>
-      <w:r>
-        <w:rPr>
-          <w:rFonts w:ascii="Arial" w:hAnsi="Arial"/>
-          <w:sz w:val="21"/>
-        </w:rPr>
-        <w:t>SQL:</w:t>
-      </w:r>
-    </w:p>
-    <w:p>
-      <w:pPr>
-        <w:pStyle w:val="ListBullet"/>
-      </w:pPr>
-      <w:r>
-        <w:rPr>
-          <w:rFonts w:ascii="Arial" w:hAnsi="Arial"/>
-          <w:sz w:val="21"/>
-        </w:rPr>
-        <w:t xml:space="preserve">Source: </w:t>
-      </w:r>
-      <w:r>
-        <w:rPr>
-          <w:rFonts w:ascii="Consolas" w:hAnsi="Consolas"/>
-          <w:color w:val="2563EB"/>
-          <w:sz w:val="19"/>
-        </w:rPr>
-        <w:t>sql/queries/*.sql</w:t>
-      </w:r>
-    </w:p>
-    <w:p>
-      <w:pPr>
-        <w:pStyle w:val="ListBullet"/>
-      </w:pPr>
-      <w:r>
-        <w:rPr>
-          <w:rFonts w:ascii="Arial" w:hAnsi="Arial"/>
-          <w:sz w:val="21"/>
-        </w:rPr>
-        <w:t>Processed by: PostgreSQL</w:t>
-      </w:r>
-    </w:p>
-    <w:p>
-      <w:pPr>
-        <w:pStyle w:val="ListBullet"/>
-      </w:pPr>
-      <w:r>
-        <w:rPr>
-          <w:rFonts w:ascii="Arial" w:hAnsi="Arial"/>
-          <w:sz w:val="21"/>
-        </w:rPr>
-        <w:t xml:space="preserve">Printed by: </w:t>
-      </w:r>
-      <w:r>
-        <w:rPr>
-          <w:rFonts w:ascii="Consolas" w:hAnsi="Consolas"/>
-          <w:color w:val="2563EB"/>
-          <w:sz w:val="19"/>
-        </w:rPr>
-        <w:t>psql</w:t>
-      </w:r>
-    </w:p>
-    <w:p/>
-    <w:p>
-      <w:pPr>
-        <w:pStyle w:val="Heading1"/>
-      </w:pPr>
-      <w:r>
-        <w:t>24. Executed Verification</w:t>
-      </w:r>
-    </w:p>
-    <w:p>
-      <w:pPr>
-        <w:spacing w:after="100"/>
-      </w:pPr>
-      <w:r>
-        <w:rPr>
-          <w:rFonts w:ascii="Arial" w:hAnsi="Arial"/>
-          <w:sz w:val="21"/>
-        </w:rPr>
-        <w:t>Compilation:</w:t>
-      </w:r>
-    </w:p>
-    <w:p>
-      <w:pPr>
-        <w:spacing w:after="20"/>
-        <w:ind w:left="259"/>
-        <w:shd w:fill="F3F6FA"/>
-      </w:pPr>
-      <w:r>
-        <w:rPr>
-          <w:rFonts w:ascii="Consolas" w:hAnsi="Consolas"/>
-          <w:color w:val="333333"/>
-          <w:sz w:val="17"/>
-        </w:rPr>
-        <w:t>mvn -DskipTests compile</w:t>
-      </w:r>
-    </w:p>
-    <w:p>
-      <w:pPr>
-        <w:spacing w:after="100"/>
-      </w:pPr>
-      <w:r>
-        <w:rPr>
-          <w:rFonts w:ascii="Arial" w:hAnsi="Arial"/>
-          <w:sz w:val="21"/>
-        </w:rPr>
-        <w:t>Result:</w:t>
-      </w:r>
-    </w:p>
-    <w:p>
-      <w:pPr>
-        <w:spacing w:after="20"/>
-        <w:ind w:left="259"/>
-        <w:shd w:fill="F3F6FA"/>
-      </w:pPr>
-      <w:r>
-        <w:rPr>
-          <w:rFonts w:ascii="Consolas" w:hAnsi="Consolas"/>
-          <w:color w:val="333333"/>
-          <w:sz w:val="17"/>
-        </w:rPr>
-        <w:t>BUILD SUCCESS</w:t>
-      </w:r>
-    </w:p>
-    <w:p>
-      <w:pPr>
-        <w:spacing w:after="100"/>
-      </w:pPr>
-      <w:r>
-        <w:rPr>
-          <w:rFonts w:ascii="Arial" w:hAnsi="Arial"/>
-          <w:sz w:val="21"/>
-        </w:rPr>
-        <w:t>Main execution:</w:t>
-      </w:r>
-    </w:p>
-    <w:p>
-      <w:pPr>
-        <w:spacing w:after="20"/>
-        <w:ind w:left="259"/>
-        <w:shd w:fill="F3F6FA"/>
-      </w:pPr>
-      <w:r>
-        <w:rPr>
-          <w:rFonts w:ascii="Consolas" w:hAnsi="Consolas"/>
-          <w:color w:val="333333"/>
-          <w:sz w:val="17"/>
-        </w:rPr>
-        <w:t>mvn exec:java "-Dexec.mainClass=com.lsi.App"</w:t>
-      </w:r>
-    </w:p>
-    <w:p>
-      <w:pPr>
-        <w:spacing w:after="100"/>
-      </w:pPr>
-      <w:r>
-        <w:rPr>
-          <w:rFonts w:ascii="Arial" w:hAnsi="Arial"/>
-          <w:sz w:val="21"/>
-        </w:rPr>
-        <w:t>Result:</w:t>
-      </w:r>
-    </w:p>
-    <w:p>
-      <w:pPr>
-        <w:spacing w:after="20"/>
-        <w:ind w:left="259"/>
-        <w:shd w:fill="F3F6FA"/>
-      </w:pPr>
-      <w:r>
-        <w:rPr>
-          <w:rFonts w:ascii="Consolas" w:hAnsi="Consolas"/>
-          <w:color w:val="333333"/>
-          <w:sz w:val="17"/>
-        </w:rPr>
-        <w:t>FINAL PROJECT TECHNICAL DEMONSTRATION</w:t>
-      </w:r>
-    </w:p>
-    <w:p>
-      <w:pPr>
-        <w:spacing w:after="20"/>
-        <w:ind w:left="259"/>
-        <w:shd w:fill="F3F6FA"/>
-      </w:pPr>
-      <w:r>
-        <w:rPr>
-          <w:rFonts w:ascii="Consolas" w:hAnsi="Consolas"/>
-          <w:color w:val="333333"/>
-          <w:sz w:val="17"/>
-        </w:rPr>
-        <w:t>Indexed documents: 10</w:t>
-      </w:r>
-    </w:p>
-    <w:p>
-      <w:pPr>
-        <w:spacing w:after="20"/>
-        <w:ind w:left="259"/>
-        <w:shd w:fill="F3F6FA"/>
-      </w:pPr>
-      <w:r>
-        <w:rPr>
-          <w:rFonts w:ascii="Consolas" w:hAnsi="Consolas"/>
-          <w:color w:val="333333"/>
-          <w:sz w:val="17"/>
-        </w:rPr>
-        <w:t>FrecT dimensions: 33 terms x 10 documents.</w:t>
-      </w:r>
-    </w:p>
-    <w:p>
-      <w:pPr>
-        <w:spacing w:after="20"/>
-        <w:ind w:left="259"/>
-        <w:shd w:fill="F3F6FA"/>
-      </w:pPr>
-      <w:r>
-        <w:rPr>
-          <w:rFonts w:ascii="Consolas" w:hAnsi="Consolas"/>
-          <w:color w:val="333333"/>
-          <w:sz w:val="17"/>
-        </w:rPr>
-        <w:t>Actual k used by LSI: 3</w:t>
-      </w:r>
-    </w:p>
-    <w:p>
-      <w:pPr>
-        <w:spacing w:after="20"/>
-        <w:ind w:left="259"/>
-        <w:shd w:fill="F3F6FA"/>
-      </w:pPr>
-      <w:r>
-        <w:rPr>
-          <w:rFonts w:ascii="Consolas" w:hAnsi="Consolas"/>
-          <w:color w:val="333333"/>
-          <w:sz w:val="17"/>
-        </w:rPr>
-        <w:t>Top indexing terms for expert review:</w:t>
-      </w:r>
-    </w:p>
-    <w:p>
-      <w:pPr>
-        <w:spacing w:after="20"/>
-        <w:ind w:left="259"/>
-        <w:shd w:fill="F3F6FA"/>
-      </w:pPr>
-      <w:r>
-        <w:rPr>
-          <w:rFonts w:ascii="Consolas" w:hAnsi="Consolas"/>
-          <w:color w:val="333333"/>
-          <w:sz w:val="17"/>
-        </w:rPr>
-        <w:t>...</w:t>
-      </w:r>
-    </w:p>
-    <w:p>
-      <w:pPr>
-        <w:spacing w:after="20"/>
-        <w:ind w:left="259"/>
-        <w:shd w:fill="F3F6FA"/>
-      </w:pPr>
-      <w:r>
-        <w:rPr>
-          <w:rFonts w:ascii="Consolas" w:hAnsi="Consolas"/>
-          <w:color w:val="333333"/>
-          <w:sz w:val="17"/>
-        </w:rPr>
-        <w:t>BUILD SUCCESS</w:t>
-      </w:r>
-    </w:p>
-    <w:p>
-      <w:pPr>
-        <w:spacing w:after="100"/>
-      </w:pPr>
-      <w:r>
-        <w:rPr>
-          <w:rFonts w:ascii="Arial" w:hAnsi="Arial"/>
-          <w:sz w:val="21"/>
-        </w:rPr>
-        <w:t xml:space="preserve">The execution confirms that the system starts from </w:t>
-      </w:r>
-      <w:r>
-        <w:rPr>
-          <w:rFonts w:ascii="Consolas" w:hAnsi="Consolas"/>
-          <w:color w:val="2563EB"/>
-          <w:sz w:val="19"/>
-        </w:rPr>
-        <w:t>main</w:t>
-      </w:r>
-      <w:r>
-        <w:rPr>
-          <w:rFonts w:ascii="Arial" w:hAnsi="Arial"/>
-          <w:sz w:val="21"/>
-        </w:rPr>
-        <w:t>, loads the base, applies the pipeline, builds FrecT, reduces it with SVD/LSI, and executes the queries.</w:t>
-      </w:r>
-    </w:p>
-    <w:p/>
-    <w:p>
-      <w:pPr>
-        <w:pStyle w:val="Heading1"/>
-      </w:pPr>
-      <w:r>
-        <w:t>25. Conclusions</w:t>
-      </w:r>
-    </w:p>
-    <w:p>
-      <w:pPr>
-        <w:spacing w:after="100"/>
-      </w:pPr>
-      <w:r>
-        <w:rPr>
-          <w:rFonts w:ascii="Arial" w:hAnsi="Arial"/>
-          <w:sz w:val="21"/>
-        </w:rPr>
-        <w:t>The system uses a controlled corpus so the demonstration remains stable and reproducible, but term filtering and transformation are not simply hardcoded output. Documents go through normalization, tokenization, stop list filtering, stemming, polysemy resolution, synonym normalization, FrecT construction, SVD/LSI reduction, and rankings.</w:t>
-      </w:r>
-    </w:p>
-    <w:p>
-      <w:pPr>
-        <w:spacing w:after="100"/>
-      </w:pPr>
-      <w:r>
-        <w:rPr>
-          <w:rFonts w:ascii="Arial" w:hAnsi="Arial"/>
-          <w:sz w:val="21"/>
-        </w:rPr>
-        <w:t>The console shows high-level results for the professor, and this report documents the technical origin of each section. This makes it possible to defend that the output comes from a complete functional flow rather than manually written text meant to simulate results.</w:t>
-      </w:r>
-    </w:p>
-    <w:p/>
-    <w:p>
-      <w:pPr>
-        <w:pStyle w:val="Heading1"/>
-      </w:pPr>
-      <w:r>
-        <w:t>26. References</w:t>
-      </w:r>
-    </w:p>
-    <w:p>
-      <w:pPr>
-        <w:pStyle w:val="ListBullet"/>
-      </w:pPr>
-      <w:r>
-        <w:rPr>
-          <w:rFonts w:ascii="Arial" w:hAnsi="Arial"/>
-          <w:sz w:val="21"/>
-        </w:rPr>
         <w:t>ISO/IEC 12207:2008, Systems and software engineering - Software life cycle processes.</w:t>
       </w:r>
     </w:p>
@@ -8229,10 +908,14 @@
         <w:pStyle w:val="ListBullet"/>
       </w:pPr>
       <w:r>
-        <w:rPr>
-          <w:rFonts w:ascii="Arial" w:hAnsi="Arial"/>
-          <w:sz w:val="21"/>
-        </w:rPr>
+        <w:t>Deerwester et al., Indexing by Latent Semantic Analysis.</w:t>
+      </w:r>
+    </w:p>
+    <w:p>
+      <w:pPr>
+        <w:pStyle w:val="ListBullet"/>
+      </w:pPr>
+      <w:r>
         <w:t>Manning, Raghavan, and Schutze, Introduction to Information Retrieval.</w:t>
       </w:r>
     </w:p>
@@ -8241,22 +924,6 @@
         <w:pStyle w:val="ListBullet"/>
       </w:pPr>
       <w:r>
-        <w:rPr>
-          <w:rFonts w:ascii="Arial" w:hAnsi="Arial"/>
-          <w:sz w:val="21"/>
-        </w:rPr>
-        <w:t>Deerwester et al., Indexing by Latent Semantic Analysis.</w:t>
-      </w:r>
-    </w:p>
-    <w:p>
-      <w:pPr>
-        <w:pStyle w:val="ListBullet"/>
-      </w:pPr>
-      <w:r>
-        <w:rPr>
-          <w:rFonts w:ascii="Arial" w:hAnsi="Arial"/>
-          <w:sz w:val="21"/>
-        </w:rPr>
         <w:t>PostgreSQL documentation.</w:t>
       </w:r>
     </w:p>
@@ -8265,16 +932,12 @@
         <w:pStyle w:val="ListBullet"/>
       </w:pPr>
       <w:r>
-        <w:rPr>
-          <w:rFonts w:ascii="Arial" w:hAnsi="Arial"/>
-          <w:sz w:val="21"/>
-        </w:rPr>
         <w:t>EJML documentation.</w:t>
       </w:r>
     </w:p>
     <w:sectPr>
       <w:pgSz w:w="12240" w:h="15840"/>
-      <w:pgMar w:top="1008" w:right="1037" w:bottom="1008" w:left="1037" w:header="720" w:footer="720" w:gutter="0"/>
+      <w:pgMar w:top="792" w:right="893" w:bottom="792" w:left="893" w:header="720" w:footer="720" w:gutter="0"/>
       <w:cols w:space="720"/>
       <w:docGrid w:linePitch="360"/>
     </w:sectPr>
@@ -8646,8 +1309,8 @@
     <w:qFormat/>
     <w:rsid w:val="00FC693F"/>
     <w:rPr>
-      <w:rFonts w:ascii="Arial" w:hAnsi="Arial"/>
-      <w:sz w:val="21"/>
+      <w:rFonts w:ascii="Aptos" w:hAnsi="Aptos"/>
+      <w:sz w:val="17"/>
     </w:rPr>
   </w:style>
   <w:style w:type="paragraph" w:styleId="Header">
@@ -8709,10 +1372,10 @@
       <w:outlineLvl w:val="0"/>
     </w:pPr>
     <w:rPr>
-      <w:rFonts w:asciiTheme="majorHAnsi" w:eastAsiaTheme="majorEastAsia" w:hAnsiTheme="majorHAnsi" w:cstheme="majorBidi" w:ascii="Arial" w:hAnsi="Arial"/>
+      <w:rFonts w:asciiTheme="majorHAnsi" w:eastAsiaTheme="majorEastAsia" w:hAnsiTheme="majorHAnsi" w:cstheme="majorBidi" w:ascii="Aptos Display" w:hAnsi="Aptos Display"/>
       <w:b/>
       <w:bCs/>
-      <w:color w:val="1F4E79"/>
+      <w:color w:val="16324F"/>
       <w:sz w:val="30"/>
       <w:szCs w:val="28"/>
     </w:rPr>
@@ -8733,11 +1396,11 @@
       <w:outlineLvl w:val="1"/>
     </w:pPr>
     <w:rPr>
-      <w:rFonts w:asciiTheme="majorHAnsi" w:eastAsiaTheme="majorEastAsia" w:hAnsiTheme="majorHAnsi" w:cstheme="majorBidi" w:ascii="Arial" w:hAnsi="Arial"/>
+      <w:rFonts w:asciiTheme="majorHAnsi" w:eastAsiaTheme="majorEastAsia" w:hAnsiTheme="majorHAnsi" w:cstheme="majorBidi" w:ascii="Aptos" w:hAnsi="Aptos"/>
       <w:b/>
       <w:bCs/>
-      <w:color w:val="385723"/>
-      <w:sz w:val="25"/>
+      <w:color w:val="16324F"/>
+      <w:sz w:val="23"/>
       <w:szCs w:val="26"/>
     </w:rPr>
   </w:style>
@@ -8998,12 +1661,11 @@
       <w:contextualSpacing/>
     </w:pPr>
     <w:rPr>
-      <w:rFonts w:asciiTheme="majorHAnsi" w:eastAsiaTheme="majorEastAsia" w:hAnsiTheme="majorHAnsi" w:cstheme="majorBidi" w:ascii="Arial" w:hAnsi="Arial"/>
-      <w:b/>
-      <w:color w:val="1F4E79"/>
+      <w:rFonts w:asciiTheme="majorHAnsi" w:eastAsiaTheme="majorEastAsia" w:hAnsiTheme="majorHAnsi" w:cstheme="majorBidi"/>
+      <w:color w:val="17365D" w:themeColor="text2" w:themeShade="BF"/>
       <w:spacing w:val="5"/>
       <w:kern w:val="28"/>
-      <w:sz w:val="40"/>
+      <w:sz w:val="52"/>
       <w:szCs w:val="52"/>
     </w:rPr>
   </w:style>

--- a/docs/final-technical-report.docx
+++ b/docs/final-technical-report.docx
@@ -40,7 +40,7 @@
         <w:spacing w:after="80"/>
       </w:pPr>
       <w:r>
-        <w:t>This project implements a document retrieval system for a controlled document base about mental health and wellbeing among university students. The executable flow builds a 10-document corpus, applies linguistic preprocessing, resolves synonyms and polysemy/domain phrases, constructs the FrecT term-document matrix, applies SVD/LSI, executes similarity and dissimilarity queries, and attempts to persist the corpus, selected terms, LSI evidence, query runs, and ranked results in PostgreSQL.</w:t>
+        <w:t>This project implements a document retrieval system for a PDF document base about mental health and wellbeing among university students. The executable flow extracts text from the PDFs, applies linguistic preprocessing, resolves synonyms and polysemy/domain phrases, constructs the FrecT term-document matrix, applies SVD/LSI, lets expert-selected terms define the active filtered index, executes similarity and dissimilarity queries, and attempts to persist the corpus, selected terms, LSI evidence, query runs, and ranked results in PostgreSQL.</w:t>
       </w:r>
     </w:p>
     <w:p>
@@ -48,7 +48,7 @@
         <w:spacing w:after="80"/>
       </w:pPr>
       <w:r>
-        <w:t>The raw PDFs under `data/raw/` are reference source material. The final executable demo intentionally uses `data/fixtures/query/document_terms.csv` as a controlled corpus so every evaluator sees the same FrecT, SVD/LSI, and query output.</w:t>
+        <w:t>The PDFs under `data/raw/` are the source document base used by `main`. CSV fixtures remain only for legacy/unit-test support.</w:t>
       </w:r>
     </w:p>
     <w:p>
@@ -160,7 +160,7 @@
         <w:pStyle w:val="ListBullet"/>
       </w:pPr>
       <w:r>
-        <w:t>Corpus: `data/fixtures/query/document_terms.csv` with D1-D10.</w:t>
+        <w:t>Corpus: PDF files extracted from `data/raw/`.</w:t>
       </w:r>
     </w:p>
     <w:p>
@@ -280,7 +280,7 @@
         <w:spacing w:after="80"/>
       </w:pPr>
       <w:r>
-        <w:t>The relational demo data is loaded with:</w:t>
+        <w:t>The relational schema is created with:</w:t>
       </w:r>
     </w:p>
     <w:p>
@@ -294,19 +294,6 @@
           <w:sz w:val="16"/>
         </w:rPr>
         <w:t>mvn flyway:migrate "-Dflyway.password=your_password_here"</w:t>
-      </w:r>
-    </w:p>
-    <w:p>
-      <w:pPr>
-        <w:spacing w:after="20"/>
-        <w:ind w:left="259"/>
-      </w:pPr>
-      <w:r>
-        <w:rPr>
-          <w:rFonts w:ascii="Consolas" w:hAnsi="Consolas"/>
-          <w:sz w:val="16"/>
-        </w:rPr>
-        <w:t>psql -U postgres -h localhost -p 5433 -d lsi_documentbase -f sql/demo/insert_demo_data.sql</w:t>
       </w:r>
     </w:p>
     <w:p>
@@ -362,7 +349,7 @@
         <w:spacing w:after="80"/>
       </w:pPr>
       <w:r>
-        <w:t>3. `IndexingService` loads the controlled 10-document corpus.</w:t>
+        <w:t>3. `IndexingService` extracts text from the PDFs in `data/raw/`.</w:t>
       </w:r>
     </w:p>
     <w:p>
@@ -370,7 +357,7 @@
         <w:spacing w:after="80"/>
       </w:pPr>
       <w:r>
-        <w:t>4. `PreprocessingPipeline` normalizes, tokenizes, filters stop words, and stems terms.</w:t>
+        <w:t>4. `PreprocessingPipeline` normalizes, tokenizes, filters stop words, removes numeric/table noise, and stems terms.</w:t>
       </w:r>
     </w:p>
     <w:p>
@@ -410,7 +397,7 @@
         <w:spacing w:after="80"/>
       </w:pPr>
       <w:r>
-        <w:t>9. `CorpusPersistenceService` attempts to save documents, terms, FrecT rows, LSI vectors, and selected terms.</w:t>
+        <w:t>9. The system rebuilds FrecT/LSI using only the expert-selected indexing terms.</w:t>
       </w:r>
     </w:p>
     <w:p>
@@ -418,7 +405,7 @@
         <w:spacing w:after="80"/>
       </w:pPr>
       <w:r>
-        <w:t>10. `QueryProcessor` executes document comparison and top-n retrieval.</w:t>
+        <w:t>10. `CorpusPersistenceService` attempts to save documents, terms, FrecT rows, LSI vectors, and selected terms.</w:t>
       </w:r>
     </w:p>
     <w:p>
@@ -426,7 +413,7 @@
         <w:spacing w:after="80"/>
       </w:pPr>
       <w:r>
-        <w:t>11. `QueryResultPersistenceService` attempts to save query runs and ranked results.</w:t>
+        <w:t>11. `QueryProcessor` executes document comparison and top-n retrieval on the active filtered index.</w:t>
       </w:r>
     </w:p>
     <w:p>
@@ -434,7 +421,15 @@
         <w:spacing w:after="80"/>
       </w:pPr>
       <w:r>
-        <w:t>12. The CLI prints technical evidence for review.</w:t>
+        <w:t>12. `QueryResultPersistenceService` attempts to save query runs and ranked results.</w:t>
+      </w:r>
+    </w:p>
+    <w:p>
+      <w:pPr>
+        <w:spacing w:after="80"/>
+      </w:pPr>
+      <w:r>
+        <w:t>13. The CLI prints technical evidence for review.</w:t>
       </w:r>
     </w:p>
     <w:p>
@@ -490,7 +485,7 @@
         <w:pStyle w:val="ListBullet"/>
       </w:pPr>
       <w:r>
-        <w:t>D1-D10 are loaded from the controlled corpus.</w:t>
+        <w:t>PDF documents are extracted from `data/raw/`.</w:t>
       </w:r>
     </w:p>
     <w:p>
@@ -522,7 +517,7 @@
         <w:pStyle w:val="ListBullet"/>
       </w:pPr>
       <w:r>
-        <w:t>Expert-selected terms are printed and persisted when PostgreSQL is available.</w:t>
+        <w:t>Expert-selected terms are printed, used to rebuild the active index, and persisted when PostgreSQL is available.</w:t>
       </w:r>
     </w:p>
     <w:p>
@@ -661,57 +656,6 @@
     </w:p>
     <w:p>
       <w:pPr>
-        <w:jc w:val="center"/>
-      </w:pPr>
-      <w:r>
-        <w:drawing>
-          <wp:inline xmlns:a="http://schemas.openxmlformats.org/drawingml/2006/main" xmlns:pic="http://schemas.openxmlformats.org/drawingml/2006/picture">
-            <wp:extent cx="5257800" cy="3154680"/>
-            <wp:docPr id="3" name="Picture 3"/>
-            <wp:cNvGraphicFramePr>
-              <a:graphicFrameLocks noChangeAspect="1"/>
-            </wp:cNvGraphicFramePr>
-            <a:graphic>
-              <a:graphicData uri="http://schemas.openxmlformats.org/drawingml/2006/picture">
-                <pic:pic>
-                  <pic:nvPicPr>
-                    <pic:cNvPr id="0" name="sql-demo-d1-d10.png"/>
-                    <pic:cNvPicPr/>
-                  </pic:nvPicPr>
-                  <pic:blipFill>
-                    <a:blip r:embed="rId11"/>
-                    <a:stretch>
-                      <a:fillRect/>
-                    </a:stretch>
-                  </pic:blipFill>
-                  <pic:spPr>
-                    <a:xfrm>
-                      <a:off x="0" y="0"/>
-                      <a:ext cx="5257800" cy="3154680"/>
-                    </a:xfrm>
-                    <a:prstGeom prst="rect"/>
-                  </pic:spPr>
-                </pic:pic>
-              </a:graphicData>
-            </a:graphic>
-          </wp:inline>
-        </w:drawing>
-      </w:r>
-    </w:p>
-    <w:p>
-      <w:pPr>
-        <w:jc w:val="center"/>
-      </w:pPr>
-      <w:r>
-        <w:rPr>
-          <w:i/>
-          <w:sz w:val="17"/>
-        </w:rPr>
-        <w:t>SQL D1-D10 evidence</w:t>
-      </w:r>
-    </w:p>
-    <w:p>
-      <w:pPr>
         <w:pStyle w:val="Heading2"/>
       </w:pPr>
       <w:r>
@@ -763,7 +707,7 @@
         <w:spacing w:after="80"/>
       </w:pPr>
       <w:r>
-        <w:t>`sql/demo/insert_demo_data.sql` now aligns with the Java corpus by loading D1-D10, not only D1-D3.</w:t>
+        <w:t>When PostgreSQL is available, the Java runtime persists the extracted PDF corpus and the active expert-filtered index through `CorpusPersistenceService`, so the relational evidence comes from the same PDF-based execution path used by `main`.</w:t>
       </w:r>
     </w:p>
     <w:p>
@@ -876,7 +820,7 @@
         <w:spacing w:after="80"/>
       </w:pPr>
       <w:r>
-        <w:t>The system now satisfies the requested delivery points: controlled 10-document base, FrecT, stop list, suffix list, stems, synonyms, polysemy, SVD/LSI, expert indexing-term selection, SQL query files, two similarity functions, one dissimilarity function, DBMS-backed persistence path, console evidence, and a report structured around the project requirements.</w:t>
+        <w:t>The system now satisfies the requested delivery points: real PDF document base, FrecT, stop list, suffix list, stems, synonyms, polysemy, SVD/LSI, expert indexing-term selection that controls the active index, SQL query files, two similarity functions, one dissimilarity function, DBMS-backed persistence path, console evidence, and a report structured around the project requirements.</w:t>
       </w:r>
     </w:p>
     <w:p>

--- a/docs/final-technical-report.docx
+++ b/docs/final-technical-report.docx
@@ -216,7 +216,7 @@
         <w:pStyle w:val="ListBullet"/>
       </w:pPr>
       <w:r>
-        <w:t>Expert term selection: `TermSelectionService`, `final-demo --expert-terms ...`, and `select-terms --terms ...`.</w:t>
+        <w:t>Expert term selection: `TermSelectionService`, `final-demo --expert-terms ...`, `--index-terms 150`, and `select-terms --terms ...`.</w:t>
       </w:r>
     </w:p>
     <w:p>
@@ -397,7 +397,7 @@
         <w:spacing w:after="80"/>
       </w:pPr>
       <w:r>
-        <w:t>9. The system rebuilds FrecT/LSI using only the expert-selected indexing terms.</w:t>
+        <w:t>9. The system rebuilds FrecT/LSI using a broader expert-selected indexing vocabulary, 150 terms by default, while showing only the top terms needed for review.</w:t>
       </w:r>
     </w:p>
     <w:p>
@@ -517,7 +517,7 @@
         <w:pStyle w:val="ListBullet"/>
       </w:pPr>
       <w:r>
-        <w:t>Expert-selected terms are printed, used to rebuild the active index, and persisted when PostgreSQL is available.</w:t>
+        <w:t>Expert-selected terms are printed for review; a broader selected vocabulary is used to rebuild the active index and is persisted when PostgreSQL is available.</w:t>
       </w:r>
     </w:p>
     <w:p>

--- a/docs/final-technical-report.docx
+++ b/docs/final-technical-report.docx
@@ -40,7 +40,7 @@
         <w:spacing w:after="80"/>
       </w:pPr>
       <w:r>
-        <w:t>This project implements a document retrieval system for a PDF document base about mental health and wellbeing among university students. The executable flow extracts text from the PDFs, applies linguistic preprocessing, resolves synonyms and polysemy/domain phrases, constructs the FrecT term-document matrix, applies SVD/LSI, lets expert-selected terms define the active filtered index, executes similarity and dissimilarity queries, and attempts to persist the corpus, selected terms, LSI evidence, query runs, and ranked results in PostgreSQL.</w:t>
+        <w:t>This project implements a document retrieval system for a PDF document base about mental health and wellbeing among university students. The executable flow imports real PDFs into PostgreSQL, loads the document base from the `documents` table, applies linguistic preprocessing, resolves synonyms and polysemy/domain phrases, constructs the FrecT term-document matrix, applies SVD/LSI, lets expert-selected terms define the active filtered index, executes similarity and dissimilarity queries, and persists the corpus, selected terms, LSI evidence, query runs, and ranked results in PostgreSQL when the database-backed execution path is used.</w:t>
       </w:r>
     </w:p>
     <w:p>
@@ -48,7 +48,7 @@
         <w:spacing w:after="80"/>
       </w:pPr>
       <w:r>
-        <w:t>The PDFs under `data/raw/` are the source document base used by `main`. CSV fixtures remain only for legacy/unit-test support.</w:t>
+        <w:t>The PDFs under `data/raw/` are the real source document base. CSV fixtures remain only for legacy/unit-test support. The recommended final execution path is: `data/raw/*.pdf -&gt; import-pdfs-db -&gt; PostgreSQL -&gt; final-demo --source db --persist true -&gt; query --source db --persist true`.</w:t>
       </w:r>
     </w:p>
     <w:p>
@@ -305,6 +305,18 @@
       </w:r>
     </w:p>
     <w:p>
+      <w:pPr/>
+      <w:r>
+        <w:t>For the final integrated flow, the database is not only a secondary output. It is also used as the source of the runtime corpus after importing PDFs with: mvn exec:java "-Dexec.mainClass=com.lsi.App" "-Dexec.args=import-pdfs-db --reset true".</w:t>
+      </w:r>
+    </w:p>
+    <w:p>
+      <w:pPr/>
+      <w:r>
+        <w:t>The legacy script `sql/demo/insert_demo_data.sql` remains available for SQL-only manual experiments, but it is not the recommended final execution path.</w:t>
+      </w:r>
+    </w:p>
+    <w:p>
       <w:pPr>
         <w:pStyle w:val="Heading2"/>
       </w:pPr>
@@ -325,7 +337,7 @@
         <w:spacing w:after="80"/>
       </w:pPr>
       <w:r>
-        <w:t>Runtime flow from `main`:</w:t>
+        <w:t>Runtime flow for the database-backed execution:</w:t>
       </w:r>
     </w:p>
     <w:p>
@@ -341,7 +353,7 @@
         <w:spacing w:after="80"/>
       </w:pPr>
       <w:r>
-        <w:t>2. No arguments starts `final-demo`.</w:t>
+        <w:t>2. `import-pdfs-db --reset true` imports real PDFs from `data/raw/` into PostgreSQL.</w:t>
       </w:r>
     </w:p>
     <w:p>
@@ -349,7 +361,7 @@
         <w:spacing w:after="80"/>
       </w:pPr>
       <w:r>
-        <w:t>3. `IndexingService` extracts text from the PDFs in `data/raw/`.</w:t>
+        <w:t>3. `final-demo --source db --persist true` loads documents from the PostgreSQL `documents` table.</w:t>
       </w:r>
     </w:p>
     <w:p>
@@ -405,7 +417,7 @@
         <w:spacing w:after="80"/>
       </w:pPr>
       <w:r>
-        <w:t>10. `CorpusPersistenceService` attempts to save documents, terms, FrecT rows, LSI vectors, and selected terms.</w:t>
+        <w:t>10. `CorpusPersistenceService` saves documents, terms, FrecT rows, LSI vectors, and selected terms.</w:t>
       </w:r>
     </w:p>
     <w:p>
@@ -421,7 +433,7 @@
         <w:spacing w:after="80"/>
       </w:pPr>
       <w:r>
-        <w:t>12. `QueryResultPersistenceService` attempts to save query runs and ranked results.</w:t>
+        <w:t>12. `query --source db --persist true` saves query runs and ranked results in `query_runs` and `query_results`.</w:t>
       </w:r>
     </w:p>
     <w:p>
@@ -433,6 +445,12 @@
       </w:r>
     </w:p>
     <w:p>
+      <w:pPr/>
+      <w:r>
+        <w:t>The project can still execute a guided demo without explicit database flags, but the recommended reproducible path for the final integrated version is the database-backed path described above.</w:t>
+      </w:r>
+    </w:p>
+    <w:p>
       <w:pPr>
         <w:pStyle w:val="Heading2"/>
       </w:pPr>
@@ -465,6 +483,12 @@
       </w:r>
     </w:p>
     <w:p>
+      <w:pPr/>
+      <w:r>
+        <w:t>The final integration step connected the runtime pipeline to PostgreSQL in both directions: real PDFs are imported into `documents`, the LSI pipeline can use PostgreSQL as the document source, and the generated artifacts are persisted back into relational tables for SQL verification.</w:t>
+      </w:r>
+    </w:p>
+    <w:p>
       <w:pPr>
         <w:pStyle w:val="Heading2"/>
       </w:pPr>
@@ -477,7 +501,7 @@
         <w:spacing w:after="80"/>
       </w:pPr>
       <w:r>
-        <w:t>The current `main` execution prints the complete guided demonstration:</w:t>
+        <w:t>The current database-backed execution prints the complete guided demonstration:</w:t>
       </w:r>
     </w:p>
     <w:p>
@@ -485,7 +509,15 @@
         <w:pStyle w:val="ListBullet"/>
       </w:pPr>
       <w:r>
-        <w:t>PDF documents are extracted from `data/raw/`.</w:t>
+        <w:t>PDF documents are imported from `data/raw/` into PostgreSQL.</w:t>
+      </w:r>
+    </w:p>
+    <w:p>
+      <w:pPr>
+        <w:pStyle w:val="ListBullet"/>
+      </w:pPr>
+      <w:r>
+        <w:t>The final demo loads the document base from PostgreSQL using `--source db`.</w:t>
       </w:r>
     </w:p>
     <w:p>
@@ -550,6 +582,20 @@
       </w:pPr>
       <w:r>
         <w:t>`academic stress` is retrieved with Euclidean distance, where lower score means closer.</w:t>
+      </w:r>
+    </w:p>
+    <w:p>
+      <w:pPr>
+        <w:pStyle w:val="ListBullet"/>
+      </w:pPr>
+      <w:r>
+        <w:t>Query executions and ranked results are persisted when `query --source db --persist true` is used.</w:t>
+      </w:r>
+    </w:p>
+    <w:p>
+      <w:pPr/>
+      <w:r>
+        <w:t>The validated runtime evidence included execution over a real imported PDF corpus. In one successful run, the system built an LSI matrix with thousands of terms over the imported PDF documents and persisted ranked query results for cosine, Jaccard, and Euclidean executions.</w:t>
       </w:r>
     </w:p>
     <w:p>
@@ -703,11 +749,65 @@
       </w:r>
     </w:p>
     <w:p>
+      <w:pPr/>
+      <w:r>
+        <w:t>Additional SQL verification files confirm that the database-backed execution persisted the generated artifacts:</w:t>
+      </w:r>
+    </w:p>
+    <w:p>
+      <w:pPr>
+        <w:pStyle w:val="ListBullet"/>
+      </w:pPr>
+      <w:r>
+        <w:t>`sql/queries/02_list_documents.sql`: verifies documents imported from `data/raw/.`</w:t>
+      </w:r>
+    </w:p>
+    <w:p>
+      <w:pPr>
+        <w:pStyle w:val="ListBullet"/>
+      </w:pPr>
+      <w:r>
+        <w:t>`sql/queries/03_list_terms.sql`: verifies vocabulary terms generated by the pipeline.</w:t>
+      </w:r>
+    </w:p>
+    <w:p>
+      <w:pPr>
+        <w:pStyle w:val="ListBullet"/>
+      </w:pPr>
+      <w:r>
+        <w:t>`sql/queries/04_document_frequency_matrix.sql`: verifies FrecT rows in relational form.</w:t>
+      </w:r>
+    </w:p>
+    <w:p>
+      <w:pPr>
+        <w:pStyle w:val="ListBullet"/>
+      </w:pPr>
+      <w:r>
+        <w:t>`sql/queries/05_lsi_models.sql`: verifies persisted LSI model metadata.</w:t>
+      </w:r>
+    </w:p>
+    <w:p>
+      <w:pPr>
+        <w:pStyle w:val="ListBullet"/>
+      </w:pPr>
+      <w:r>
+        <w:t>`sql/queries/06_lsi_document_vectors.sql`: verifies latent document vectors.</w:t>
+      </w:r>
+    </w:p>
+    <w:p>
+      <w:pPr>
+        <w:pStyle w:val="ListBullet"/>
+      </w:pPr>
+      <w:r>
+        <w:t>`sql/queries/08_query_runs_and_results.sql`: verifies persisted query executions and ranked results.</w:t>
+      </w:r>
+    </w:p>
+    <w:p>
       <w:pPr>
         <w:spacing w:after="80"/>
       </w:pPr>
       <w:r>
-        <w:t>When PostgreSQL is available, the Java runtime persists the extracted PDF corpus and the active expert-filtered index through `CorpusPersistenceService`, so the relational evidence comes from the same PDF-based execution path used by `main`.</w:t>
+        <w:t>When PostgreSQL is available, the Java runtime persists the extracted PDF corpus and the active expert-filtered index through `CorpusPersistenceService`, so the relational evidence comes from the same PDF-based execution path used by the final demo.</w:t>
       </w:r>
     </w:p>
     <w:p>
@@ -732,10 +832,6 @@
         <w:ind w:left="259"/>
       </w:pPr>
       <w:r>
-        <w:rPr>
-          <w:rFonts w:ascii="Consolas" w:hAnsi="Consolas"/>
-          <w:sz w:val="16"/>
-        </w:rPr>
         <w:t>mvn test</w:t>
       </w:r>
     </w:p>
@@ -745,11 +841,7 @@
         <w:ind w:left="259"/>
       </w:pPr>
       <w:r>
-        <w:rPr>
-          <w:rFonts w:ascii="Consolas" w:hAnsi="Consolas"/>
-          <w:sz w:val="16"/>
-        </w:rPr>
-        <w:t>Tests run: 55, Failures: 0, Errors: 0, Skipped: 31</w:t>
+        <w:t>Tests run: 55, Failures: 0, Errors: 0</w:t>
       </w:r>
     </w:p>
     <w:p>
@@ -758,10 +850,6 @@
         <w:ind w:left="259"/>
       </w:pPr>
       <w:r>
-        <w:rPr>
-          <w:rFonts w:ascii="Consolas" w:hAnsi="Consolas"/>
-          <w:sz w:val="16"/>
-        </w:rPr>
         <w:t>BUILD SUCCESS</w:t>
       </w:r>
     </w:p>
@@ -770,7 +858,7 @@
         <w:spacing w:after="80"/>
       </w:pPr>
       <w:r>
-        <w:t>The skipped tests are PostgreSQL integration tests guarded by JUnit assumptions when the local DBMS is unavailable. Main execution verification:</w:t>
+        <w:t>Some PostgreSQL-related tests may be skipped or may depend on local DBMS availability depending on the environment. Since tests can clean and insert temporary data, the final demo state should be rebuilt after running tests.</w:t>
       </w:r>
     </w:p>
     <w:p>
@@ -779,11 +867,7 @@
         <w:ind w:left="259"/>
       </w:pPr>
       <w:r>
-        <w:rPr>
-          <w:rFonts w:ascii="Consolas" w:hAnsi="Consolas"/>
-          <w:sz w:val="16"/>
-        </w:rPr>
-        <w:t>mvn exec:java "-Dexec.mainClass=com.lsi.App"</w:t>
+        <w:t>Recommended execution verification:</w:t>
       </w:r>
     </w:p>
     <w:p>
@@ -792,11 +876,7 @@
         <w:ind w:left="259"/>
       </w:pPr>
       <w:r>
-        <w:rPr>
-          <w:rFonts w:ascii="Consolas" w:hAnsi="Consolas"/>
-          <w:sz w:val="16"/>
-        </w:rPr>
-        <w:t>BUILD SUCCESS</w:t>
+        <w:t>mvn flyway:migrate "-Dflyway.password=your_password_here"</w:t>
       </w:r>
     </w:p>
     <w:p>
@@ -804,7 +884,55 @@
         <w:spacing w:after="80"/>
       </w:pPr>
       <w:r>
-        <w:t>The successful run confirms that the project starts from `main`, loads the corpus, builds FrecT, applies SVD/LSI, performs the required queries, and attempts database persistence.</w:t>
+        <w:t>mvn exec:java "-Dexec.mainClass=com.lsi.App" "-Dexec.args=import-pdfs-db --reset true"</w:t>
+      </w:r>
+    </w:p>
+    <w:p>
+      <w:pPr/>
+      <w:r>
+        <w:t>mvn exec:java "-Dexec.mainClass=com.lsi.App" "-Dexec.args=final-demo --source db --persist true"</w:t>
+      </w:r>
+    </w:p>
+    <w:p>
+      <w:pPr/>
+      <w:r>
+        <w:t>Recommended query persistence verification from Git Bash:</w:t>
+      </w:r>
+    </w:p>
+    <w:p>
+      <w:pPr/>
+      <w:r>
+        <w:t>mvn exec:java -Dexec.mainClass=com.lsi.App -Dexec.args="query --source db --text \"academic stress anxiety\" --top 5 --metric cosine --persist true"</w:t>
+      </w:r>
+    </w:p>
+    <w:p>
+      <w:pPr/>
+      <w:r>
+        <w:t>mvn exec:java -Dexec.mainClass=com.lsi.App -Dexec.args="query --source db --text \"sleep wellbeing\" --top 5 --metric jaccard --persist true"</w:t>
+      </w:r>
+    </w:p>
+    <w:p>
+      <w:pPr/>
+      <w:r>
+        <w:t>mvn exec:java -Dexec.mainClass=com.lsi.App -Dexec.args="query --source db --text \"academic stress\" --top 5 --metric euclidean --persist true"</w:t>
+      </w:r>
+    </w:p>
+    <w:p>
+      <w:pPr/>
+      <w:r>
+        <w:t>SQL verification:</w:t>
+      </w:r>
+    </w:p>
+    <w:p>
+      <w:pPr/>
+      <w:r>
+        <w:t>psql -U postgres -h localhost -p 5433 -d lsi_documentbase -f sql/queries/08_query_runs_and_results.sql</w:t>
+      </w:r>
+    </w:p>
+    <w:p>
+      <w:pPr/>
+      <w:r>
+        <w:t>The successful run confirms that the project imports real PDFs, stores them in PostgreSQL, loads them as the runtime corpus, builds FrecT, applies SVD/LSI, performs the required queries, and persists the generated artifacts and ranked results.</w:t>
       </w:r>
     </w:p>
     <w:p>
@@ -828,7 +956,13 @@
         <w:spacing w:after="80"/>
       </w:pPr>
       <w:r>
-        <w:t>Operational condition: PostgreSQL must be running, migrated, and seeded for persistence to complete at runtime. Without the DBMS, the CLI still demonstrates the algorithmic flow and reports that persistence could not be completed.</w:t>
+        <w:t>The final integrated version does not only demonstrate the algorithmic LSI pipeline. It also provides a functional PostgreSQL-backed execution path where real PDFs are imported, indexed, transformed into FrecT/LSI artifacts, and persisted with query history and ranked results.</w:t>
+      </w:r>
+    </w:p>
+    <w:p>
+      <w:pPr/>
+      <w:r>
+        <w:t>Operational condition: PostgreSQL must be running, migrated, and configured for persistence to complete at runtime. Without the DBMS, the CLI can still demonstrate part of the algorithmic flow, but the recommended final verification requires the full database-backed path.</w:t>
       </w:r>
     </w:p>
     <w:p>
